--- a/Report3_Software Requirement Specification.docx
+++ b/Report3_Software Requirement Specification.docx
@@ -6,7 +6,7 @@
       <w:pPr>
         <w:spacing w:after="160" w:line="259" w:lineRule="auto"/>
         <w:rPr>
-          <w:rFonts w:ascii="Calibri" w:cs="Calibri" w:eastAsia="Calibri" w:hAnsi="Calibri"/>
+          <w:rFonts w:ascii="Tahoma" w:cs="Tahoma" w:eastAsia="Tahoma" w:hAnsi="Tahoma"/>
         </w:rPr>
       </w:pPr>
       <w:r>
@@ -20,23 +20,23 @@
         <w:spacing w:after="160" w:line="259" w:lineRule="auto"/>
         <w:jc w:val="center"/>
         <w:rPr>
-          <w:rFonts w:ascii="Calibri" w:cs="Calibri" w:eastAsia="Calibri" w:hAnsi="Calibri"/>
+          <w:rFonts w:ascii="Tahoma" w:cs="Tahoma" w:eastAsia="Tahoma" w:hAnsi="Tahoma"/>
         </w:rPr>
       </w:pPr>
       <w:r>
         <w:rPr>
-          <w:rFonts w:ascii="Calibri" w:cs="Calibri" w:eastAsia="Calibri" w:hAnsi="Calibri"/>
+          <w:rFonts w:ascii="Tahoma" w:cs="Tahoma" w:eastAsia="Tahoma" w:hAnsi="Tahoma"/>
         </w:rPr>
         <w:drawing>
           <wp:inline distB="0" distT="0" distL="0" distR="0">
             <wp:extent cx="2707537" cy="832092"/>
             <wp:effectExtent b="0" l="0" r="0" t="0"/>
-            <wp:docPr id="2116060813" name="image1.png"/>
+            <wp:docPr id="2116060814" name="image3.png"/>
             <a:graphic>
               <a:graphicData uri="http://schemas.openxmlformats.org/drawingml/2006/picture">
                 <pic:pic>
                   <pic:nvPicPr>
-                    <pic:cNvPr id="0" name="image1.png"/>
+                    <pic:cNvPr id="0" name="image3.png"/>
                     <pic:cNvPicPr preferRelativeResize="0"/>
                   </pic:nvPicPr>
                   <pic:blipFill>
@@ -70,7 +70,7 @@
       <w:pPr>
         <w:spacing w:after="160" w:line="259" w:lineRule="auto"/>
         <w:rPr>
-          <w:rFonts w:ascii="Calibri" w:cs="Calibri" w:eastAsia="Calibri" w:hAnsi="Calibri"/>
+          <w:rFonts w:ascii="Tahoma" w:cs="Tahoma" w:eastAsia="Tahoma" w:hAnsi="Tahoma"/>
         </w:rPr>
       </w:pPr>
       <w:r>
@@ -83,7 +83,7 @@
       <w:pPr>
         <w:spacing w:after="160" w:line="259" w:lineRule="auto"/>
         <w:rPr>
-          <w:rFonts w:ascii="Calibri" w:cs="Calibri" w:eastAsia="Calibri" w:hAnsi="Calibri"/>
+          <w:rFonts w:ascii="Tahoma" w:cs="Tahoma" w:eastAsia="Tahoma" w:hAnsi="Tahoma"/>
         </w:rPr>
       </w:pPr>
       <w:r>
@@ -96,7 +96,7 @@
       <w:pPr>
         <w:spacing w:after="160" w:line="259" w:lineRule="auto"/>
         <w:rPr>
-          <w:rFonts w:ascii="Calibri" w:cs="Calibri" w:eastAsia="Calibri" w:hAnsi="Calibri"/>
+          <w:rFonts w:ascii="Tahoma" w:cs="Tahoma" w:eastAsia="Tahoma" w:hAnsi="Tahoma"/>
         </w:rPr>
       </w:pPr>
       <w:r>
@@ -109,7 +109,7 @@
       <w:pPr>
         <w:spacing w:after="160" w:line="259" w:lineRule="auto"/>
         <w:rPr>
-          <w:rFonts w:ascii="Calibri" w:cs="Calibri" w:eastAsia="Calibri" w:hAnsi="Calibri"/>
+          <w:rFonts w:ascii="Tahoma" w:cs="Tahoma" w:eastAsia="Tahoma" w:hAnsi="Tahoma"/>
         </w:rPr>
       </w:pPr>
       <w:r>
@@ -122,7 +122,7 @@
       <w:pPr>
         <w:spacing w:after="160" w:line="259" w:lineRule="auto"/>
         <w:rPr>
-          <w:rFonts w:ascii="Calibri" w:cs="Calibri" w:eastAsia="Calibri" w:hAnsi="Calibri"/>
+          <w:rFonts w:ascii="Tahoma" w:cs="Tahoma" w:eastAsia="Tahoma" w:hAnsi="Tahoma"/>
         </w:rPr>
       </w:pPr>
       <w:r>
@@ -135,7 +135,7 @@
       <w:pPr>
         <w:spacing w:after="160" w:line="259" w:lineRule="auto"/>
         <w:rPr>
-          <w:rFonts w:ascii="Calibri" w:cs="Calibri" w:eastAsia="Calibri" w:hAnsi="Calibri"/>
+          <w:rFonts w:ascii="Tahoma" w:cs="Tahoma" w:eastAsia="Tahoma" w:hAnsi="Tahoma"/>
         </w:rPr>
       </w:pPr>
       <w:r>
@@ -148,7 +148,7 @@
       <w:pPr>
         <w:spacing w:after="160" w:line="259" w:lineRule="auto"/>
         <w:rPr>
-          <w:rFonts w:ascii="Calibri" w:cs="Calibri" w:eastAsia="Calibri" w:hAnsi="Calibri"/>
+          <w:rFonts w:ascii="Tahoma" w:cs="Tahoma" w:eastAsia="Tahoma" w:hAnsi="Tahoma"/>
         </w:rPr>
       </w:pPr>
       <w:r>
@@ -162,7 +162,7 @@
         <w:spacing w:after="160" w:line="259" w:lineRule="auto"/>
         <w:jc w:val="center"/>
         <w:rPr>
-          <w:rFonts w:ascii="Calibri" w:cs="Calibri" w:eastAsia="Calibri" w:hAnsi="Calibri"/>
+          <w:rFonts w:ascii="Tahoma" w:cs="Tahoma" w:eastAsia="Tahoma" w:hAnsi="Tahoma"/>
           <w:b w:val="1"/>
           <w:bCs w:val="1"/>
           <w:smallCaps w:val="1"/>
@@ -173,7 +173,7 @@
       </w:pPr>
       <w:r>
         <w:rPr>
-          <w:rFonts w:ascii="Calibri" w:cs="Calibri" w:eastAsia="Calibri" w:hAnsi="Calibri"/>
+          <w:rFonts w:ascii="Tahoma" w:cs="Tahoma" w:eastAsia="Tahoma" w:hAnsi="Tahoma"/>
           <w:b w:val="1"/>
           <w:bCs w:val="1"/>
           <w:smallCaps w:val="1"/>
@@ -190,7 +190,7 @@
         <w:spacing w:after="160" w:line="259" w:lineRule="auto"/>
         <w:jc w:val="center"/>
         <w:rPr>
-          <w:rFonts w:ascii="Calibri" w:cs="Calibri" w:eastAsia="Calibri" w:hAnsi="Calibri"/>
+          <w:rFonts w:ascii="Tahoma" w:cs="Tahoma" w:eastAsia="Tahoma" w:hAnsi="Tahoma"/>
           <w:b w:val="1"/>
           <w:bCs w:val="1"/>
           <w:color w:val="c00000"/>
@@ -200,7 +200,7 @@
       </w:pPr>
       <w:r>
         <w:rPr>
-          <w:rFonts w:ascii="Calibri" w:cs="Calibri" w:eastAsia="Calibri" w:hAnsi="Calibri"/>
+          <w:rFonts w:ascii="Tahoma" w:cs="Tahoma" w:eastAsia="Tahoma" w:hAnsi="Tahoma"/>
           <w:b w:val="1"/>
           <w:bCs w:val="1"/>
           <w:color w:val="c00000"/>
@@ -216,7 +216,7 @@
         <w:spacing w:after="160" w:line="259" w:lineRule="auto"/>
         <w:jc w:val="center"/>
         <w:rPr>
-          <w:rFonts w:ascii="Calibri" w:cs="Calibri" w:eastAsia="Calibri" w:hAnsi="Calibri"/>
+          <w:rFonts w:ascii="Tahoma" w:cs="Tahoma" w:eastAsia="Tahoma" w:hAnsi="Tahoma"/>
           <w:b w:val="1"/>
           <w:bCs w:val="1"/>
           <w:sz w:val="44"/>
@@ -234,7 +234,7 @@
         <w:spacing w:after="160" w:line="259" w:lineRule="auto"/>
         <w:jc w:val="center"/>
         <w:rPr>
-          <w:rFonts w:ascii="Calibri" w:cs="Calibri" w:eastAsia="Calibri" w:hAnsi="Calibri"/>
+          <w:rFonts w:ascii="Tahoma" w:cs="Tahoma" w:eastAsia="Tahoma" w:hAnsi="Tahoma"/>
           <w:b w:val="1"/>
           <w:bCs w:val="1"/>
           <w:sz w:val="44"/>
@@ -252,7 +252,7 @@
         <w:spacing w:after="160" w:line="259" w:lineRule="auto"/>
         <w:jc w:val="center"/>
         <w:rPr>
-          <w:rFonts w:ascii="Calibri" w:cs="Calibri" w:eastAsia="Calibri" w:hAnsi="Calibri"/>
+          <w:rFonts w:ascii="Tahoma" w:cs="Tahoma" w:eastAsia="Tahoma" w:hAnsi="Tahoma"/>
           <w:b w:val="1"/>
           <w:bCs w:val="1"/>
           <w:sz w:val="44"/>
@@ -270,7 +270,7 @@
         <w:spacing w:after="160" w:line="259" w:lineRule="auto"/>
         <w:jc w:val="center"/>
         <w:rPr>
-          <w:rFonts w:ascii="Calibri" w:cs="Calibri" w:eastAsia="Calibri" w:hAnsi="Calibri"/>
+          <w:rFonts w:ascii="Tahoma" w:cs="Tahoma" w:eastAsia="Tahoma" w:hAnsi="Tahoma"/>
           <w:b w:val="1"/>
           <w:bCs w:val="1"/>
           <w:sz w:val="44"/>
@@ -288,7 +288,7 @@
         <w:spacing w:after="160" w:line="259" w:lineRule="auto"/>
         <w:jc w:val="center"/>
         <w:rPr>
-          <w:rFonts w:ascii="Calibri" w:cs="Calibri" w:eastAsia="Calibri" w:hAnsi="Calibri"/>
+          <w:rFonts w:ascii="Tahoma" w:cs="Tahoma" w:eastAsia="Tahoma" w:hAnsi="Tahoma"/>
           <w:b w:val="1"/>
           <w:bCs w:val="1"/>
           <w:sz w:val="44"/>
@@ -306,7 +306,7 @@
         <w:spacing w:after="160" w:line="259" w:lineRule="auto"/>
         <w:jc w:val="center"/>
         <w:rPr>
-          <w:rFonts w:ascii="Calibri" w:cs="Calibri" w:eastAsia="Calibri" w:hAnsi="Calibri"/>
+          <w:rFonts w:ascii="Tahoma" w:cs="Tahoma" w:eastAsia="Tahoma" w:hAnsi="Tahoma"/>
           <w:b w:val="1"/>
           <w:bCs w:val="1"/>
           <w:sz w:val="44"/>
@@ -324,7 +324,7 @@
         <w:spacing w:after="160" w:line="259" w:lineRule="auto"/>
         <w:jc w:val="center"/>
         <w:rPr>
-          <w:rFonts w:ascii="Calibri" w:cs="Calibri" w:eastAsia="Calibri" w:hAnsi="Calibri"/>
+          <w:rFonts w:ascii="Tahoma" w:cs="Tahoma" w:eastAsia="Tahoma" w:hAnsi="Tahoma"/>
           <w:b w:val="1"/>
           <w:bCs w:val="1"/>
           <w:sz w:val="44"/>
@@ -342,7 +342,7 @@
         <w:spacing w:after="160" w:line="259" w:lineRule="auto"/>
         <w:jc w:val="center"/>
         <w:rPr>
-          <w:rFonts w:ascii="Calibri" w:cs="Calibri" w:eastAsia="Calibri" w:hAnsi="Calibri"/>
+          <w:rFonts w:ascii="Tahoma" w:cs="Tahoma" w:eastAsia="Tahoma" w:hAnsi="Tahoma"/>
           <w:b w:val="1"/>
           <w:bCs w:val="1"/>
           <w:sz w:val="44"/>
@@ -360,7 +360,7 @@
         <w:spacing w:after="160" w:line="259" w:lineRule="auto"/>
         <w:jc w:val="center"/>
         <w:rPr>
-          <w:rFonts w:ascii="Calibri" w:cs="Calibri" w:eastAsia="Calibri" w:hAnsi="Calibri"/>
+          <w:rFonts w:ascii="Tahoma" w:cs="Tahoma" w:eastAsia="Tahoma" w:hAnsi="Tahoma"/>
           <w:b w:val="1"/>
           <w:bCs w:val="1"/>
           <w:sz w:val="44"/>
@@ -379,14 +379,14 @@
         <w:ind w:left="2526" w:right="2171" w:firstLine="0"/>
         <w:jc w:val="center"/>
         <w:rPr>
-          <w:rFonts w:ascii="Calibri" w:cs="Calibri" w:eastAsia="Calibri" w:hAnsi="Calibri"/>
+          <w:rFonts w:ascii="Tahoma" w:cs="Tahoma" w:eastAsia="Tahoma" w:hAnsi="Tahoma"/>
           <w:sz w:val="28"/>
           <w:szCs w:val="28"/>
         </w:rPr>
       </w:pPr>
       <w:r>
         <w:rPr>
-          <w:rFonts w:ascii="Calibri" w:cs="Calibri" w:eastAsia="Calibri" w:hAnsi="Calibri"/>
+          <w:rFonts w:ascii="Tahoma" w:cs="Tahoma" w:eastAsia="Tahoma" w:hAnsi="Tahoma"/>
           <w:sz w:val="28"/>
           <w:szCs w:val="28"/>
           <w:rtl w:val="0"/>
@@ -400,7 +400,7 @@
         <w:keepLines w:val="1"/>
         <w:spacing w:before="240" w:line="259" w:lineRule="auto"/>
         <w:rPr>
-          <w:rFonts w:ascii="Calibri" w:cs="Calibri" w:eastAsia="Calibri" w:hAnsi="Calibri"/>
+          <w:rFonts w:ascii="Tahoma" w:cs="Tahoma" w:eastAsia="Tahoma" w:hAnsi="Tahoma"/>
           <w:b w:val="1"/>
           <w:bCs w:val="1"/>
           <w:color w:val="2e75b5"/>
@@ -410,7 +410,7 @@
       </w:pPr>
       <w:r>
         <w:rPr>
-          <w:rFonts w:ascii="Calibri" w:cs="Calibri" w:eastAsia="Calibri" w:hAnsi="Calibri"/>
+          <w:rFonts w:ascii="Tahoma" w:cs="Tahoma" w:eastAsia="Tahoma" w:hAnsi="Tahoma"/>
           <w:b w:val="1"/>
           <w:bCs w:val="1"/>
           <w:color w:val="2e75b5"/>
@@ -423,7 +423,7 @@
     </w:p>
     <w:sdt>
       <w:sdtPr>
-        <w:id w:val="-1213585046"/>
+        <w:id w:val="-1742286171"/>
         <w:docPartObj>
           <w:docPartGallery w:val="Table of Contents"/>
           <w:docPartUnique w:val="1"/>
@@ -438,7 +438,7 @@
             </w:tabs>
             <w:spacing w:before="60" w:line="240" w:lineRule="auto"/>
             <w:rPr>
-              <w:rFonts w:ascii="Arial" w:cs="Arial" w:eastAsia="Arial" w:hAnsi="Arial"/>
+              <w:rFonts w:ascii="Tahoma" w:cs="Tahoma" w:eastAsia="Tahoma" w:hAnsi="Tahoma"/>
               <w:b w:val="1"/>
               <w:bCs w:val="1"/>
               <w:i w:val="0"/>
@@ -461,7 +461,7 @@
           <w:hyperlink w:anchor="_heading=h.yb1jk1akl9d">
             <w:r>
               <w:rPr>
-                <w:rFonts w:ascii="Calibri" w:cs="Calibri" w:eastAsia="Calibri" w:hAnsi="Calibri"/>
+                <w:rFonts w:ascii="Tahoma" w:cs="Tahoma" w:eastAsia="Tahoma" w:hAnsi="Tahoma"/>
                 <w:b w:val="1"/>
                 <w:bCs w:val="1"/>
                 <w:i w:val="0"/>
@@ -495,7 +495,7 @@
             </w:tabs>
             <w:spacing w:before="60" w:line="240" w:lineRule="auto"/>
             <w:rPr>
-              <w:rFonts w:ascii="Arial" w:cs="Arial" w:eastAsia="Arial" w:hAnsi="Arial"/>
+              <w:rFonts w:ascii="Tahoma" w:cs="Tahoma" w:eastAsia="Tahoma" w:hAnsi="Tahoma"/>
               <w:b w:val="1"/>
               <w:bCs w:val="1"/>
               <w:i w:val="0"/>
@@ -513,7 +513,7 @@
           <w:hyperlink w:anchor="_heading=h.5vpd2kx85s47">
             <w:r>
               <w:rPr>
-                <w:rFonts w:ascii="Calibri" w:cs="Calibri" w:eastAsia="Calibri" w:hAnsi="Calibri"/>
+                <w:rFonts w:ascii="Tahoma" w:cs="Tahoma" w:eastAsia="Tahoma" w:hAnsi="Tahoma"/>
                 <w:b w:val="1"/>
                 <w:bCs w:val="1"/>
                 <w:i w:val="0"/>
@@ -548,9 +548,7 @@
             <w:spacing w:before="60" w:line="240" w:lineRule="auto"/>
             <w:ind w:left="360" w:firstLine="0"/>
             <w:rPr>
-              <w:rFonts w:ascii="Arial" w:cs="Arial" w:eastAsia="Arial" w:hAnsi="Arial"/>
-              <w:b w:val="0"/>
-              <w:bCs w:val="0"/>
+              <w:rFonts w:ascii="Tahoma" w:cs="Tahoma" w:eastAsia="Tahoma" w:hAnsi="Tahoma"/>
               <w:i w:val="0"/>
               <w:iCs w:val="0"/>
               <w:smallCaps w:val="0"/>
@@ -566,7 +564,7 @@
           <w:hyperlink w:anchor="_heading=h.tc84heno3u78">
             <w:r>
               <w:rPr>
-                <w:rFonts w:ascii="Calibri" w:cs="Calibri" w:eastAsia="Calibri" w:hAnsi="Calibri"/>
+                <w:rFonts w:ascii="Tahoma" w:cs="Tahoma" w:eastAsia="Tahoma" w:hAnsi="Tahoma"/>
                 <w:b w:val="1"/>
                 <w:bCs w:val="1"/>
                 <w:i w:val="0"/>
@@ -601,9 +599,7 @@
             <w:spacing w:before="60" w:line="240" w:lineRule="auto"/>
             <w:ind w:left="720" w:firstLine="0"/>
             <w:rPr>
-              <w:rFonts w:ascii="Arial" w:cs="Arial" w:eastAsia="Arial" w:hAnsi="Arial"/>
-              <w:b w:val="0"/>
-              <w:bCs w:val="0"/>
+              <w:rFonts w:ascii="Tahoma" w:cs="Tahoma" w:eastAsia="Tahoma" w:hAnsi="Tahoma"/>
               <w:i w:val="0"/>
               <w:iCs w:val="0"/>
               <w:smallCaps w:val="0"/>
@@ -619,7 +615,7 @@
           <w:hyperlink w:anchor="_heading=h.ysaylz8tjqin">
             <w:r>
               <w:rPr>
-                <w:rFonts w:ascii="Calibri" w:cs="Calibri" w:eastAsia="Calibri" w:hAnsi="Calibri"/>
+                <w:rFonts w:ascii="Tahoma" w:cs="Tahoma" w:eastAsia="Tahoma" w:hAnsi="Tahoma"/>
                 <w:b w:val="1"/>
                 <w:bCs w:val="1"/>
                 <w:i w:val="0"/>
@@ -654,9 +650,7 @@
             <w:spacing w:before="60" w:line="240" w:lineRule="auto"/>
             <w:ind w:left="720" w:firstLine="0"/>
             <w:rPr>
-              <w:rFonts w:ascii="Arial" w:cs="Arial" w:eastAsia="Arial" w:hAnsi="Arial"/>
-              <w:b w:val="0"/>
-              <w:bCs w:val="0"/>
+              <w:rFonts w:ascii="Tahoma" w:cs="Tahoma" w:eastAsia="Tahoma" w:hAnsi="Tahoma"/>
               <w:i w:val="0"/>
               <w:iCs w:val="0"/>
               <w:smallCaps w:val="0"/>
@@ -672,7 +666,7 @@
           <w:hyperlink w:anchor="_heading=h.5sm61z5ukay8">
             <w:r>
               <w:rPr>
-                <w:rFonts w:ascii="Calibri" w:cs="Calibri" w:eastAsia="Calibri" w:hAnsi="Calibri"/>
+                <w:rFonts w:ascii="Tahoma" w:cs="Tahoma" w:eastAsia="Tahoma" w:hAnsi="Tahoma"/>
                 <w:b w:val="1"/>
                 <w:bCs w:val="1"/>
                 <w:i w:val="0"/>
@@ -707,9 +701,7 @@
             <w:spacing w:before="60" w:line="240" w:lineRule="auto"/>
             <w:ind w:left="360" w:firstLine="0"/>
             <w:rPr>
-              <w:rFonts w:ascii="Arial" w:cs="Arial" w:eastAsia="Arial" w:hAnsi="Arial"/>
-              <w:b w:val="0"/>
-              <w:bCs w:val="0"/>
+              <w:rFonts w:ascii="Tahoma" w:cs="Tahoma" w:eastAsia="Tahoma" w:hAnsi="Tahoma"/>
               <w:i w:val="0"/>
               <w:iCs w:val="0"/>
               <w:smallCaps w:val="0"/>
@@ -725,7 +717,7 @@
           <w:hyperlink w:anchor="_heading=h.p8uw9sjbssx6">
             <w:r>
               <w:rPr>
-                <w:rFonts w:ascii="Calibri" w:cs="Calibri" w:eastAsia="Calibri" w:hAnsi="Calibri"/>
+                <w:rFonts w:ascii="Tahoma" w:cs="Tahoma" w:eastAsia="Tahoma" w:hAnsi="Tahoma"/>
                 <w:b w:val="1"/>
                 <w:bCs w:val="1"/>
                 <w:i w:val="0"/>
@@ -760,9 +752,7 @@
             <w:spacing w:before="60" w:line="240" w:lineRule="auto"/>
             <w:ind w:left="720" w:firstLine="0"/>
             <w:rPr>
-              <w:rFonts w:ascii="Arial" w:cs="Arial" w:eastAsia="Arial" w:hAnsi="Arial"/>
-              <w:b w:val="0"/>
-              <w:bCs w:val="0"/>
+              <w:rFonts w:ascii="Tahoma" w:cs="Tahoma" w:eastAsia="Tahoma" w:hAnsi="Tahoma"/>
               <w:i w:val="0"/>
               <w:iCs w:val="0"/>
               <w:smallCaps w:val="0"/>
@@ -778,7 +768,7 @@
           <w:hyperlink w:anchor="_heading=h.gn18shzh0u0l">
             <w:r>
               <w:rPr>
-                <w:rFonts w:ascii="Calibri" w:cs="Calibri" w:eastAsia="Calibri" w:hAnsi="Calibri"/>
+                <w:rFonts w:ascii="Tahoma" w:cs="Tahoma" w:eastAsia="Tahoma" w:hAnsi="Tahoma"/>
                 <w:b w:val="1"/>
                 <w:bCs w:val="1"/>
                 <w:i w:val="0"/>
@@ -813,9 +803,7 @@
             <w:spacing w:before="60" w:line="240" w:lineRule="auto"/>
             <w:ind w:left="720" w:firstLine="0"/>
             <w:rPr>
-              <w:rFonts w:ascii="Arial" w:cs="Arial" w:eastAsia="Arial" w:hAnsi="Arial"/>
-              <w:b w:val="0"/>
-              <w:bCs w:val="0"/>
+              <w:rFonts w:ascii="Tahoma" w:cs="Tahoma" w:eastAsia="Tahoma" w:hAnsi="Tahoma"/>
               <w:i w:val="0"/>
               <w:iCs w:val="0"/>
               <w:smallCaps w:val="0"/>
@@ -831,7 +819,7 @@
           <w:hyperlink w:anchor="_heading=h.6c2ue6mue1nl">
             <w:r>
               <w:rPr>
-                <w:rFonts w:ascii="Calibri" w:cs="Calibri" w:eastAsia="Calibri" w:hAnsi="Calibri"/>
+                <w:rFonts w:ascii="Tahoma" w:cs="Tahoma" w:eastAsia="Tahoma" w:hAnsi="Tahoma"/>
                 <w:b w:val="1"/>
                 <w:bCs w:val="1"/>
                 <w:i w:val="0"/>
@@ -866,9 +854,7 @@
             <w:spacing w:before="60" w:line="240" w:lineRule="auto"/>
             <w:ind w:left="360" w:firstLine="0"/>
             <w:rPr>
-              <w:rFonts w:ascii="Arial" w:cs="Arial" w:eastAsia="Arial" w:hAnsi="Arial"/>
-              <w:b w:val="0"/>
-              <w:bCs w:val="0"/>
+              <w:rFonts w:ascii="Tahoma" w:cs="Tahoma" w:eastAsia="Tahoma" w:hAnsi="Tahoma"/>
               <w:i w:val="0"/>
               <w:iCs w:val="0"/>
               <w:smallCaps w:val="0"/>
@@ -884,7 +870,7 @@
           <w:hyperlink w:anchor="_heading=h.gt0uubzgrztl">
             <w:r>
               <w:rPr>
-                <w:rFonts w:ascii="Calibri" w:cs="Calibri" w:eastAsia="Calibri" w:hAnsi="Calibri"/>
+                <w:rFonts w:ascii="Tahoma" w:cs="Tahoma" w:eastAsia="Tahoma" w:hAnsi="Tahoma"/>
                 <w:b w:val="1"/>
                 <w:bCs w:val="1"/>
                 <w:i w:val="0"/>
@@ -919,9 +905,7 @@
             <w:spacing w:before="60" w:line="240" w:lineRule="auto"/>
             <w:ind w:left="360" w:firstLine="0"/>
             <w:rPr>
-              <w:rFonts w:ascii="Arial" w:cs="Arial" w:eastAsia="Arial" w:hAnsi="Arial"/>
-              <w:b w:val="0"/>
-              <w:bCs w:val="0"/>
+              <w:rFonts w:ascii="Tahoma" w:cs="Tahoma" w:eastAsia="Tahoma" w:hAnsi="Tahoma"/>
               <w:i w:val="0"/>
               <w:iCs w:val="0"/>
               <w:smallCaps w:val="0"/>
@@ -937,7 +921,7 @@
           <w:hyperlink w:anchor="_heading=h.afthkmfp9vaf">
             <w:r>
               <w:rPr>
-                <w:rFonts w:ascii="Calibri" w:cs="Calibri" w:eastAsia="Calibri" w:hAnsi="Calibri"/>
+                <w:rFonts w:ascii="Tahoma" w:cs="Tahoma" w:eastAsia="Tahoma" w:hAnsi="Tahoma"/>
                 <w:b w:val="1"/>
                 <w:bCs w:val="1"/>
                 <w:i w:val="0"/>
@@ -972,9 +956,7 @@
             <w:spacing w:before="60" w:line="240" w:lineRule="auto"/>
             <w:ind w:left="720" w:firstLine="0"/>
             <w:rPr>
-              <w:rFonts w:ascii="Arial" w:cs="Arial" w:eastAsia="Arial" w:hAnsi="Arial"/>
-              <w:b w:val="0"/>
-              <w:bCs w:val="0"/>
+              <w:rFonts w:ascii="Tahoma" w:cs="Tahoma" w:eastAsia="Tahoma" w:hAnsi="Tahoma"/>
               <w:i w:val="0"/>
               <w:iCs w:val="0"/>
               <w:smallCaps w:val="0"/>
@@ -990,7 +972,7 @@
           <w:hyperlink w:anchor="_heading=h.5waxmn672ktr">
             <w:r>
               <w:rPr>
-                <w:rFonts w:ascii="Calibri" w:cs="Calibri" w:eastAsia="Calibri" w:hAnsi="Calibri"/>
+                <w:rFonts w:ascii="Tahoma" w:cs="Tahoma" w:eastAsia="Tahoma" w:hAnsi="Tahoma"/>
                 <w:b w:val="1"/>
                 <w:bCs w:val="1"/>
                 <w:i w:val="0"/>
@@ -1025,9 +1007,7 @@
             <w:spacing w:before="60" w:line="240" w:lineRule="auto"/>
             <w:ind w:left="720" w:firstLine="0"/>
             <w:rPr>
-              <w:rFonts w:ascii="Arial" w:cs="Arial" w:eastAsia="Arial" w:hAnsi="Arial"/>
-              <w:b w:val="0"/>
-              <w:bCs w:val="0"/>
+              <w:rFonts w:ascii="Tahoma" w:cs="Tahoma" w:eastAsia="Tahoma" w:hAnsi="Tahoma"/>
               <w:i w:val="0"/>
               <w:iCs w:val="0"/>
               <w:smallCaps w:val="0"/>
@@ -1043,7 +1023,7 @@
           <w:hyperlink w:anchor="_heading=h.uw4ng1wvqwug">
             <w:r>
               <w:rPr>
-                <w:rFonts w:ascii="Calibri" w:cs="Calibri" w:eastAsia="Calibri" w:hAnsi="Calibri"/>
+                <w:rFonts w:ascii="Tahoma" w:cs="Tahoma" w:eastAsia="Tahoma" w:hAnsi="Tahoma"/>
                 <w:b w:val="1"/>
                 <w:bCs w:val="1"/>
                 <w:i w:val="0"/>
@@ -1078,9 +1058,7 @@
             <w:spacing w:before="60" w:line="240" w:lineRule="auto"/>
             <w:ind w:left="720" w:firstLine="0"/>
             <w:rPr>
-              <w:rFonts w:ascii="Arial" w:cs="Arial" w:eastAsia="Arial" w:hAnsi="Arial"/>
-              <w:b w:val="0"/>
-              <w:bCs w:val="0"/>
+              <w:rFonts w:ascii="Tahoma" w:cs="Tahoma" w:eastAsia="Tahoma" w:hAnsi="Tahoma"/>
               <w:i w:val="0"/>
               <w:iCs w:val="0"/>
               <w:smallCaps w:val="0"/>
@@ -1096,7 +1074,7 @@
           <w:hyperlink w:anchor="_heading=h.nqj2984iye6z">
             <w:r>
               <w:rPr>
-                <w:rFonts w:ascii="Calibri" w:cs="Calibri" w:eastAsia="Calibri" w:hAnsi="Calibri"/>
+                <w:rFonts w:ascii="Tahoma" w:cs="Tahoma" w:eastAsia="Tahoma" w:hAnsi="Tahoma"/>
                 <w:b w:val="1"/>
                 <w:bCs w:val="1"/>
                 <w:i w:val="0"/>
@@ -1131,9 +1109,7 @@
             <w:spacing w:before="60" w:line="240" w:lineRule="auto"/>
             <w:ind w:left="720" w:firstLine="0"/>
             <w:rPr>
-              <w:rFonts w:ascii="Arial" w:cs="Arial" w:eastAsia="Arial" w:hAnsi="Arial"/>
-              <w:b w:val="0"/>
-              <w:bCs w:val="0"/>
+              <w:rFonts w:ascii="Tahoma" w:cs="Tahoma" w:eastAsia="Tahoma" w:hAnsi="Tahoma"/>
               <w:i w:val="0"/>
               <w:iCs w:val="0"/>
               <w:smallCaps w:val="0"/>
@@ -1149,7 +1125,7 @@
           <w:hyperlink w:anchor="_heading=h.1jop3f1okr3p">
             <w:r>
               <w:rPr>
-                <w:rFonts w:ascii="Calibri" w:cs="Calibri" w:eastAsia="Calibri" w:hAnsi="Calibri"/>
+                <w:rFonts w:ascii="Tahoma" w:cs="Tahoma" w:eastAsia="Tahoma" w:hAnsi="Tahoma"/>
                 <w:b w:val="1"/>
                 <w:bCs w:val="1"/>
                 <w:i w:val="0"/>
@@ -1184,9 +1160,7 @@
             <w:spacing w:before="60" w:line="240" w:lineRule="auto"/>
             <w:ind w:left="720" w:firstLine="0"/>
             <w:rPr>
-              <w:rFonts w:ascii="Arial" w:cs="Arial" w:eastAsia="Arial" w:hAnsi="Arial"/>
-              <w:b w:val="0"/>
-              <w:bCs w:val="0"/>
+              <w:rFonts w:ascii="Tahoma" w:cs="Tahoma" w:eastAsia="Tahoma" w:hAnsi="Tahoma"/>
               <w:i w:val="0"/>
               <w:iCs w:val="0"/>
               <w:smallCaps w:val="0"/>
@@ -1202,7 +1176,7 @@
           <w:hyperlink w:anchor="_heading=h.ageu7jar7uv3">
             <w:r>
               <w:rPr>
-                <w:rFonts w:ascii="Calibri" w:cs="Calibri" w:eastAsia="Calibri" w:hAnsi="Calibri"/>
+                <w:rFonts w:ascii="Tahoma" w:cs="Tahoma" w:eastAsia="Tahoma" w:hAnsi="Tahoma"/>
                 <w:b w:val="1"/>
                 <w:bCs w:val="1"/>
                 <w:i w:val="0"/>
@@ -1237,9 +1211,7 @@
             <w:spacing w:before="60" w:line="240" w:lineRule="auto"/>
             <w:ind w:left="720" w:firstLine="0"/>
             <w:rPr>
-              <w:rFonts w:ascii="Arial" w:cs="Arial" w:eastAsia="Arial" w:hAnsi="Arial"/>
-              <w:b w:val="0"/>
-              <w:bCs w:val="0"/>
+              <w:rFonts w:ascii="Tahoma" w:cs="Tahoma" w:eastAsia="Tahoma" w:hAnsi="Tahoma"/>
               <w:i w:val="0"/>
               <w:iCs w:val="0"/>
               <w:smallCaps w:val="0"/>
@@ -1255,7 +1227,7 @@
           <w:hyperlink w:anchor="_heading=h.w7u4q4j0gemt">
             <w:r>
               <w:rPr>
-                <w:rFonts w:ascii="Calibri" w:cs="Calibri" w:eastAsia="Calibri" w:hAnsi="Calibri"/>
+                <w:rFonts w:ascii="Tahoma" w:cs="Tahoma" w:eastAsia="Tahoma" w:hAnsi="Tahoma"/>
                 <w:b w:val="1"/>
                 <w:bCs w:val="1"/>
                 <w:i w:val="0"/>
@@ -1290,9 +1262,7 @@
             <w:spacing w:before="60" w:line="240" w:lineRule="auto"/>
             <w:ind w:left="360" w:firstLine="0"/>
             <w:rPr>
-              <w:rFonts w:ascii="Arial" w:cs="Arial" w:eastAsia="Arial" w:hAnsi="Arial"/>
-              <w:b w:val="0"/>
-              <w:bCs w:val="0"/>
+              <w:rFonts w:ascii="Tahoma" w:cs="Tahoma" w:eastAsia="Tahoma" w:hAnsi="Tahoma"/>
               <w:i w:val="0"/>
               <w:iCs w:val="0"/>
               <w:smallCaps w:val="0"/>
@@ -1308,7 +1278,7 @@
           <w:hyperlink w:anchor="_heading=h.6erkhrtulsly">
             <w:r>
               <w:rPr>
-                <w:rFonts w:ascii="Calibri" w:cs="Calibri" w:eastAsia="Calibri" w:hAnsi="Calibri"/>
+                <w:rFonts w:ascii="Tahoma" w:cs="Tahoma" w:eastAsia="Tahoma" w:hAnsi="Tahoma"/>
                 <w:b w:val="1"/>
                 <w:bCs w:val="1"/>
                 <w:i w:val="0"/>
@@ -1343,9 +1313,7 @@
             <w:spacing w:before="60" w:line="240" w:lineRule="auto"/>
             <w:ind w:left="360" w:firstLine="0"/>
             <w:rPr>
-              <w:rFonts w:ascii="Arial" w:cs="Arial" w:eastAsia="Arial" w:hAnsi="Arial"/>
-              <w:b w:val="0"/>
-              <w:bCs w:val="0"/>
+              <w:rFonts w:ascii="Tahoma" w:cs="Tahoma" w:eastAsia="Tahoma" w:hAnsi="Tahoma"/>
               <w:i w:val="0"/>
               <w:iCs w:val="0"/>
               <w:smallCaps w:val="0"/>
@@ -1361,7 +1329,7 @@
           <w:hyperlink w:anchor="_heading=h.m1yg87vyk3o5">
             <w:r>
               <w:rPr>
-                <w:rFonts w:ascii="Calibri" w:cs="Calibri" w:eastAsia="Calibri" w:hAnsi="Calibri"/>
+                <w:rFonts w:ascii="Tahoma" w:cs="Tahoma" w:eastAsia="Tahoma" w:hAnsi="Tahoma"/>
                 <w:b w:val="1"/>
                 <w:bCs w:val="1"/>
                 <w:i w:val="0"/>
@@ -1396,9 +1364,7 @@
             <w:spacing w:before="60" w:line="240" w:lineRule="auto"/>
             <w:ind w:left="720" w:firstLine="0"/>
             <w:rPr>
-              <w:rFonts w:ascii="Arial" w:cs="Arial" w:eastAsia="Arial" w:hAnsi="Arial"/>
-              <w:b w:val="0"/>
-              <w:bCs w:val="0"/>
+              <w:rFonts w:ascii="Tahoma" w:cs="Tahoma" w:eastAsia="Tahoma" w:hAnsi="Tahoma"/>
               <w:i w:val="0"/>
               <w:iCs w:val="0"/>
               <w:smallCaps w:val="0"/>
@@ -1414,7 +1380,7 @@
           <w:hyperlink w:anchor="_heading=h.dp6m5tb0ydgq">
             <w:r>
               <w:rPr>
-                <w:rFonts w:ascii="Calibri" w:cs="Calibri" w:eastAsia="Calibri" w:hAnsi="Calibri"/>
+                <w:rFonts w:ascii="Tahoma" w:cs="Tahoma" w:eastAsia="Tahoma" w:hAnsi="Tahoma"/>
                 <w:b w:val="1"/>
                 <w:bCs w:val="1"/>
                 <w:i w:val="0"/>
@@ -1449,9 +1415,7 @@
             <w:spacing w:before="60" w:line="240" w:lineRule="auto"/>
             <w:ind w:left="720" w:firstLine="0"/>
             <w:rPr>
-              <w:rFonts w:ascii="Arial" w:cs="Arial" w:eastAsia="Arial" w:hAnsi="Arial"/>
-              <w:b w:val="0"/>
-              <w:bCs w:val="0"/>
+              <w:rFonts w:ascii="Tahoma" w:cs="Tahoma" w:eastAsia="Tahoma" w:hAnsi="Tahoma"/>
               <w:i w:val="0"/>
               <w:iCs w:val="0"/>
               <w:smallCaps w:val="0"/>
@@ -1467,7 +1431,7 @@
           <w:hyperlink w:anchor="_heading=h.vm8x9vwbjmzh">
             <w:r>
               <w:rPr>
-                <w:rFonts w:ascii="Calibri" w:cs="Calibri" w:eastAsia="Calibri" w:hAnsi="Calibri"/>
+                <w:rFonts w:ascii="Tahoma" w:cs="Tahoma" w:eastAsia="Tahoma" w:hAnsi="Tahoma"/>
                 <w:b w:val="1"/>
                 <w:bCs w:val="1"/>
                 <w:i w:val="0"/>
@@ -1502,9 +1466,7 @@
             <w:spacing w:before="60" w:line="240" w:lineRule="auto"/>
             <w:ind w:left="720" w:firstLine="0"/>
             <w:rPr>
-              <w:rFonts w:ascii="Arial" w:cs="Arial" w:eastAsia="Arial" w:hAnsi="Arial"/>
-              <w:b w:val="0"/>
-              <w:bCs w:val="0"/>
+              <w:rFonts w:ascii="Tahoma" w:cs="Tahoma" w:eastAsia="Tahoma" w:hAnsi="Tahoma"/>
               <w:i w:val="0"/>
               <w:iCs w:val="0"/>
               <w:smallCaps w:val="0"/>
@@ -1520,7 +1482,7 @@
           <w:hyperlink w:anchor="_heading=h.agre33gatjaw">
             <w:r>
               <w:rPr>
-                <w:rFonts w:ascii="Calibri" w:cs="Calibri" w:eastAsia="Calibri" w:hAnsi="Calibri"/>
+                <w:rFonts w:ascii="Tahoma" w:cs="Tahoma" w:eastAsia="Tahoma" w:hAnsi="Tahoma"/>
                 <w:b w:val="1"/>
                 <w:bCs w:val="1"/>
                 <w:i w:val="0"/>
@@ -1555,9 +1517,7 @@
             <w:spacing w:before="60" w:line="240" w:lineRule="auto"/>
             <w:ind w:left="720" w:firstLine="0"/>
             <w:rPr>
-              <w:rFonts w:ascii="Arial" w:cs="Arial" w:eastAsia="Arial" w:hAnsi="Arial"/>
-              <w:b w:val="0"/>
-              <w:bCs w:val="0"/>
+              <w:rFonts w:ascii="Tahoma" w:cs="Tahoma" w:eastAsia="Tahoma" w:hAnsi="Tahoma"/>
               <w:i w:val="0"/>
               <w:iCs w:val="0"/>
               <w:smallCaps w:val="0"/>
@@ -1573,7 +1533,7 @@
           <w:hyperlink w:anchor="_heading=h.6nokivyv4oco">
             <w:r>
               <w:rPr>
-                <w:rFonts w:ascii="Calibri" w:cs="Calibri" w:eastAsia="Calibri" w:hAnsi="Calibri"/>
+                <w:rFonts w:ascii="Tahoma" w:cs="Tahoma" w:eastAsia="Tahoma" w:hAnsi="Tahoma"/>
                 <w:b w:val="1"/>
                 <w:bCs w:val="1"/>
                 <w:i w:val="0"/>
@@ -1608,9 +1568,7 @@
             <w:spacing w:before="60" w:line="240" w:lineRule="auto"/>
             <w:ind w:left="720" w:firstLine="0"/>
             <w:rPr>
-              <w:rFonts w:ascii="Arial" w:cs="Arial" w:eastAsia="Arial" w:hAnsi="Arial"/>
-              <w:b w:val="0"/>
-              <w:bCs w:val="0"/>
+              <w:rFonts w:ascii="Tahoma" w:cs="Tahoma" w:eastAsia="Tahoma" w:hAnsi="Tahoma"/>
               <w:i w:val="0"/>
               <w:iCs w:val="0"/>
               <w:smallCaps w:val="0"/>
@@ -1626,7 +1584,7 @@
           <w:hyperlink w:anchor="_heading=h.h7l869tbkifv">
             <w:r>
               <w:rPr>
-                <w:rFonts w:ascii="Calibri" w:cs="Calibri" w:eastAsia="Calibri" w:hAnsi="Calibri"/>
+                <w:rFonts w:ascii="Tahoma" w:cs="Tahoma" w:eastAsia="Tahoma" w:hAnsi="Tahoma"/>
                 <w:b w:val="1"/>
                 <w:bCs w:val="1"/>
                 <w:i w:val="0"/>
@@ -1661,9 +1619,7 @@
             <w:spacing w:before="60" w:line="240" w:lineRule="auto"/>
             <w:ind w:left="720" w:firstLine="0"/>
             <w:rPr>
-              <w:rFonts w:ascii="Arial" w:cs="Arial" w:eastAsia="Arial" w:hAnsi="Arial"/>
-              <w:b w:val="0"/>
-              <w:bCs w:val="0"/>
+              <w:rFonts w:ascii="Tahoma" w:cs="Tahoma" w:eastAsia="Tahoma" w:hAnsi="Tahoma"/>
               <w:i w:val="0"/>
               <w:iCs w:val="0"/>
               <w:smallCaps w:val="0"/>
@@ -1679,7 +1635,7 @@
           <w:hyperlink w:anchor="_heading=h.iai7crivl3uu">
             <w:r>
               <w:rPr>
-                <w:rFonts w:ascii="Calibri" w:cs="Calibri" w:eastAsia="Calibri" w:hAnsi="Calibri"/>
+                <w:rFonts w:ascii="Tahoma" w:cs="Tahoma" w:eastAsia="Tahoma" w:hAnsi="Tahoma"/>
                 <w:b w:val="1"/>
                 <w:bCs w:val="1"/>
                 <w:i w:val="0"/>
@@ -1714,7 +1670,7 @@
       <w:pPr>
         <w:spacing w:after="160" w:line="259" w:lineRule="auto"/>
         <w:rPr>
-          <w:rFonts w:ascii="Calibri" w:cs="Calibri" w:eastAsia="Calibri" w:hAnsi="Calibri"/>
+          <w:rFonts w:ascii="Tahoma" w:cs="Tahoma" w:eastAsia="Tahoma" w:hAnsi="Tahoma"/>
           <w:b w:val="1"/>
           <w:bCs w:val="1"/>
           <w:color w:val="c00000"/>
@@ -1736,7 +1692,7 @@
         <w:pStyle w:val="Heading1"/>
         <w:spacing w:after="0" w:before="240" w:line="259" w:lineRule="auto"/>
         <w:rPr>
-          <w:rFonts w:ascii="Calibri" w:cs="Calibri" w:eastAsia="Calibri" w:hAnsi="Calibri"/>
+          <w:rFonts w:ascii="Tahoma" w:cs="Tahoma" w:eastAsia="Tahoma" w:hAnsi="Tahoma"/>
           <w:b w:val="1"/>
           <w:bCs w:val="1"/>
           <w:color w:val="c00000"/>
@@ -1748,7 +1704,7 @@
       <w:bookmarkEnd w:id="0"/>
       <w:r>
         <w:rPr>
-          <w:rFonts w:ascii="Calibri" w:cs="Calibri" w:eastAsia="Calibri" w:hAnsi="Calibri"/>
+          <w:rFonts w:ascii="Tahoma" w:cs="Tahoma" w:eastAsia="Tahoma" w:hAnsi="Tahoma"/>
           <w:b w:val="1"/>
           <w:bCs w:val="1"/>
           <w:color w:val="c00000"/>
@@ -2945,14 +2901,14 @@
       <w:pPr>
         <w:spacing w:after="160" w:line="259" w:lineRule="auto"/>
         <w:rPr>
-          <w:rFonts w:ascii="Calibri" w:cs="Calibri" w:eastAsia="Calibri" w:hAnsi="Calibri"/>
+          <w:rFonts w:ascii="Tahoma" w:cs="Tahoma" w:eastAsia="Tahoma" w:hAnsi="Tahoma"/>
           <w:sz w:val="28"/>
           <w:szCs w:val="28"/>
         </w:rPr>
       </w:pPr>
       <w:r>
         <w:rPr>
-          <w:rFonts w:ascii="Calibri" w:cs="Calibri" w:eastAsia="Calibri" w:hAnsi="Calibri"/>
+          <w:rFonts w:ascii="Tahoma" w:cs="Tahoma" w:eastAsia="Tahoma" w:hAnsi="Tahoma"/>
           <w:rtl w:val="0"/>
         </w:rPr>
         <w:t xml:space="preserve">*A - Added M - Modified D - Deleted</w:t>
@@ -2967,7 +2923,7 @@
       <w:pPr>
         <w:spacing w:after="160" w:line="259" w:lineRule="auto"/>
         <w:rPr>
-          <w:rFonts w:ascii="Calibri" w:cs="Calibri" w:eastAsia="Calibri" w:hAnsi="Calibri"/>
+          <w:rFonts w:ascii="Tahoma" w:cs="Tahoma" w:eastAsia="Tahoma" w:hAnsi="Tahoma"/>
         </w:rPr>
       </w:pPr>
       <w:r>
@@ -2980,7 +2936,7 @@
       <w:pPr>
         <w:spacing w:after="160" w:line="259" w:lineRule="auto"/>
         <w:rPr>
-          <w:rFonts w:ascii="Calibri" w:cs="Calibri" w:eastAsia="Calibri" w:hAnsi="Calibri"/>
+          <w:rFonts w:ascii="Tahoma" w:cs="Tahoma" w:eastAsia="Tahoma" w:hAnsi="Tahoma"/>
         </w:rPr>
       </w:pPr>
       <w:r>
@@ -2997,7 +2953,7 @@
         <w:pStyle w:val="Heading1"/>
         <w:spacing w:after="0" w:before="240" w:line="259" w:lineRule="auto"/>
         <w:rPr>
-          <w:rFonts w:ascii="Calibri" w:cs="Calibri" w:eastAsia="Calibri" w:hAnsi="Calibri"/>
+          <w:rFonts w:ascii="Tahoma" w:cs="Tahoma" w:eastAsia="Tahoma" w:hAnsi="Tahoma"/>
           <w:b w:val="1"/>
           <w:bCs w:val="1"/>
           <w:color w:val="c00000"/>
@@ -3009,7 +2965,7 @@
       <w:bookmarkEnd w:id="1"/>
       <w:r>
         <w:rPr>
-          <w:rFonts w:ascii="Calibri" w:cs="Calibri" w:eastAsia="Calibri" w:hAnsi="Calibri"/>
+          <w:rFonts w:ascii="Tahoma" w:cs="Tahoma" w:eastAsia="Tahoma" w:hAnsi="Tahoma"/>
           <w:b w:val="1"/>
           <w:bCs w:val="1"/>
           <w:color w:val="c00000"/>
@@ -3025,7 +2981,7 @@
         <w:pStyle w:val="Heading2"/>
         <w:spacing w:after="0" w:before="40" w:line="259" w:lineRule="auto"/>
         <w:rPr>
-          <w:rFonts w:ascii="Calibri" w:cs="Calibri" w:eastAsia="Calibri" w:hAnsi="Calibri"/>
+          <w:rFonts w:ascii="Tahoma" w:cs="Tahoma" w:eastAsia="Tahoma" w:hAnsi="Tahoma"/>
           <w:b w:val="1"/>
           <w:bCs w:val="1"/>
           <w:sz w:val="26"/>
@@ -3036,7 +2992,7 @@
       <w:bookmarkEnd w:id="2"/>
       <w:r>
         <w:rPr>
-          <w:rFonts w:ascii="Calibri" w:cs="Calibri" w:eastAsia="Calibri" w:hAnsi="Calibri"/>
+          <w:rFonts w:ascii="Tahoma" w:cs="Tahoma" w:eastAsia="Tahoma" w:hAnsi="Tahoma"/>
           <w:b w:val="1"/>
           <w:bCs w:val="1"/>
           <w:sz w:val="26"/>
@@ -3051,7 +3007,7 @@
         <w:pStyle w:val="Heading3"/>
         <w:spacing w:after="0" w:before="40" w:line="259" w:lineRule="auto"/>
         <w:rPr>
-          <w:rFonts w:ascii="Calibri" w:cs="Calibri" w:eastAsia="Calibri" w:hAnsi="Calibri"/>
+          <w:rFonts w:ascii="Tahoma" w:cs="Tahoma" w:eastAsia="Tahoma" w:hAnsi="Tahoma"/>
           <w:b w:val="1"/>
           <w:bCs w:val="1"/>
           <w:color w:val="000000"/>
@@ -3063,7 +3019,7 @@
       <w:bookmarkEnd w:id="3"/>
       <w:r>
         <w:rPr>
-          <w:rFonts w:ascii="Calibri" w:cs="Calibri" w:eastAsia="Calibri" w:hAnsi="Calibri"/>
+          <w:rFonts w:ascii="Tahoma" w:cs="Tahoma" w:eastAsia="Tahoma" w:hAnsi="Tahoma"/>
           <w:b w:val="1"/>
           <w:bCs w:val="1"/>
           <w:color w:val="000000"/>
@@ -3083,20 +3039,15 @@
         <w:spacing w:line="259" w:lineRule="auto"/>
         <w:ind w:left="709" w:hanging="360"/>
         <w:rPr>
-          <w:rFonts w:ascii="Calibri" w:cs="Calibri" w:eastAsia="Calibri" w:hAnsi="Calibri"/>
+          <w:rFonts w:ascii="Tahoma" w:cs="Tahoma" w:eastAsia="Tahoma" w:hAnsi="Tahoma"/>
         </w:rPr>
       </w:pPr>
       <w:r>
         <w:rPr>
-          <w:rFonts w:ascii="Times New Roman" w:cs="Times New Roman" w:eastAsia="Times New Roman" w:hAnsi="Times New Roman"/>
+          <w:rFonts w:ascii="Tahoma" w:cs="Tahoma" w:eastAsia="Tahoma" w:hAnsi="Tahoma"/>
           <w:rtl w:val="0"/>
         </w:rPr>
         <w:t xml:space="preserve">Project name: Building a Smart Mushroom Cultivation Management System with Rental and Remote Monitoring Features. </w:t>
-      </w:r>
-      <w:r>
-        <w:rPr>
-          <w:rtl w:val="0"/>
-        </w:rPr>
       </w:r>
     </w:p>
     <w:p>
@@ -3108,20 +3059,15 @@
         <w:spacing w:line="259" w:lineRule="auto"/>
         <w:ind w:left="709" w:hanging="360"/>
         <w:rPr>
-          <w:rFonts w:ascii="Calibri" w:cs="Calibri" w:eastAsia="Calibri" w:hAnsi="Calibri"/>
+          <w:rFonts w:ascii="Tahoma" w:cs="Tahoma" w:eastAsia="Tahoma" w:hAnsi="Tahoma"/>
         </w:rPr>
       </w:pPr>
       <w:r>
         <w:rPr>
-          <w:rFonts w:ascii="Times New Roman" w:cs="Times New Roman" w:eastAsia="Times New Roman" w:hAnsi="Times New Roman"/>
+          <w:rFonts w:ascii="Tahoma" w:cs="Tahoma" w:eastAsia="Tahoma" w:hAnsi="Tahoma"/>
           <w:rtl w:val="0"/>
         </w:rPr>
         <w:t xml:space="preserve">Group Code: GFA26SE30</w:t>
-      </w:r>
-      <w:r>
-        <w:rPr>
-          <w:rtl w:val="0"/>
-        </w:rPr>
       </w:r>
     </w:p>
     <w:p>
@@ -3133,20 +3079,15 @@
         <w:spacing w:line="259" w:lineRule="auto"/>
         <w:ind w:left="709" w:hanging="360"/>
         <w:rPr>
-          <w:rFonts w:ascii="Calibri" w:cs="Calibri" w:eastAsia="Calibri" w:hAnsi="Calibri"/>
+          <w:rFonts w:ascii="Tahoma" w:cs="Tahoma" w:eastAsia="Tahoma" w:hAnsi="Tahoma"/>
         </w:rPr>
       </w:pPr>
       <w:r>
         <w:rPr>
-          <w:rFonts w:ascii="Times New Roman" w:cs="Times New Roman" w:eastAsia="Times New Roman" w:hAnsi="Times New Roman"/>
+          <w:rFonts w:ascii="Tahoma" w:cs="Tahoma" w:eastAsia="Tahoma" w:hAnsi="Tahoma"/>
           <w:rtl w:val="0"/>
         </w:rPr>
         <w:t xml:space="preserve">Project code:  FA26SE123 </w:t>
-      </w:r>
-      <w:r>
-        <w:rPr>
-          <w:rtl w:val="0"/>
-        </w:rPr>
       </w:r>
     </w:p>
     <w:p>
@@ -3158,12 +3099,12 @@
         <w:spacing w:line="259" w:lineRule="auto"/>
         <w:ind w:left="709" w:hanging="360"/>
         <w:rPr>
-          <w:rFonts w:ascii="Times New Roman" w:cs="Times New Roman" w:eastAsia="Times New Roman" w:hAnsi="Times New Roman"/>
+          <w:rFonts w:ascii="Tahoma" w:cs="Tahoma" w:eastAsia="Tahoma" w:hAnsi="Tahoma"/>
         </w:rPr>
       </w:pPr>
       <w:r>
         <w:rPr>
-          <w:rFonts w:ascii="Times New Roman" w:cs="Times New Roman" w:eastAsia="Times New Roman" w:hAnsi="Times New Roman"/>
+          <w:rFonts w:ascii="Tahoma" w:cs="Tahoma" w:eastAsia="Tahoma" w:hAnsi="Tahoma"/>
           <w:rtl w:val="0"/>
         </w:rPr>
         <w:t xml:space="preserve">Group name: SEP490_GFA26SE30</w:t>
@@ -3178,20 +3119,15 @@
         <w:spacing w:after="160" w:line="259" w:lineRule="auto"/>
         <w:ind w:left="709" w:hanging="360"/>
         <w:rPr>
-          <w:rFonts w:ascii="Calibri" w:cs="Calibri" w:eastAsia="Calibri" w:hAnsi="Calibri"/>
+          <w:rFonts w:ascii="Tahoma" w:cs="Tahoma" w:eastAsia="Tahoma" w:hAnsi="Tahoma"/>
         </w:rPr>
       </w:pPr>
       <w:r>
         <w:rPr>
-          <w:rFonts w:ascii="Times New Roman" w:cs="Times New Roman" w:eastAsia="Times New Roman" w:hAnsi="Times New Roman"/>
+          <w:rFonts w:ascii="Tahoma" w:cs="Tahoma" w:eastAsia="Tahoma" w:hAnsi="Tahoma"/>
           <w:rtl w:val="0"/>
         </w:rPr>
         <w:t xml:space="preserve">Software type: Web Application,  Mobile Application, IoT System. </w:t>
-      </w:r>
-      <w:r>
-        <w:rPr>
-          <w:rtl w:val="0"/>
-        </w:rPr>
       </w:r>
     </w:p>
     <w:p>
@@ -3208,14 +3144,14 @@
       </w:pPr>
       <w:r>
         <w:rPr>
-          <w:rFonts w:ascii="Times New Roman" w:cs="Times New Roman" w:eastAsia="Times New Roman" w:hAnsi="Times New Roman"/>
+          <w:rFonts w:ascii="Tahoma" w:cs="Tahoma" w:eastAsia="Tahoma" w:hAnsi="Tahoma"/>
           <w:rtl w:val="0"/>
         </w:rPr>
         <w:t xml:space="preserve">Main technologies</w:t>
       </w:r>
       <w:r>
         <w:rPr>
-          <w:rFonts w:ascii="Times New Roman" w:cs="Times New Roman" w:eastAsia="Times New Roman" w:hAnsi="Times New Roman"/>
+          <w:rFonts w:ascii="Tahoma" w:cs="Tahoma" w:eastAsia="Tahoma" w:hAnsi="Tahoma"/>
           <w:b w:val="1"/>
           <w:bCs w:val="1"/>
           <w:rtl w:val="0"/>
@@ -3224,15 +3160,10 @@
       </w:r>
       <w:r>
         <w:rPr>
-          <w:rFonts w:ascii="Times New Roman" w:cs="Times New Roman" w:eastAsia="Times New Roman" w:hAnsi="Times New Roman"/>
+          <w:rFonts w:ascii="Tahoma" w:cs="Tahoma" w:eastAsia="Tahoma" w:hAnsi="Tahoma"/>
           <w:rtl w:val="0"/>
         </w:rPr>
         <w:t xml:space="preserve"> Node.js (ExpressJS), PostgreSQL, RESTful API, React (TypeScript, Vite, Ant Design, Zustand), ESP32-S3 (Gateway Master), STM32 (RS485 Slave Nodes), environmental sensors, and camera devices. </w:t>
-      </w:r>
-      <w:r>
-        <w:rPr>
-          <w:rtl w:val="0"/>
-        </w:rPr>
       </w:r>
     </w:p>
     <w:p>
@@ -3240,7 +3171,7 @@
         <w:pStyle w:val="Heading3"/>
         <w:spacing w:after="0" w:before="40" w:line="259" w:lineRule="auto"/>
         <w:rPr>
-          <w:rFonts w:ascii="Calibri" w:cs="Calibri" w:eastAsia="Calibri" w:hAnsi="Calibri"/>
+          <w:rFonts w:ascii="Tahoma" w:cs="Tahoma" w:eastAsia="Tahoma" w:hAnsi="Tahoma"/>
           <w:b w:val="1"/>
           <w:bCs w:val="1"/>
           <w:color w:val="000000"/>
@@ -3252,7 +3183,7 @@
       <w:bookmarkEnd w:id="4"/>
       <w:r>
         <w:rPr>
-          <w:rFonts w:ascii="Calibri" w:cs="Calibri" w:eastAsia="Calibri" w:hAnsi="Calibri"/>
+          <w:rFonts w:ascii="Tahoma" w:cs="Tahoma" w:eastAsia="Tahoma" w:hAnsi="Tahoma"/>
           <w:b w:val="1"/>
           <w:bCs w:val="1"/>
           <w:color w:val="000000"/>
@@ -3309,7 +3240,7 @@
               <w:spacing w:line="273" w:lineRule="auto"/>
               <w:ind w:left="107" w:firstLine="0"/>
               <w:rPr>
-                <w:rFonts w:ascii="Calibri" w:cs="Calibri" w:eastAsia="Calibri" w:hAnsi="Calibri"/>
+                <w:rFonts w:ascii="Tahoma" w:cs="Tahoma" w:eastAsia="Tahoma" w:hAnsi="Tahoma"/>
                 <w:b w:val="1"/>
                 <w:bCs w:val="1"/>
                 <w:sz w:val="22"/>
@@ -3318,7 +3249,7 @@
             </w:pPr>
             <w:r>
               <w:rPr>
-                <w:rFonts w:ascii="Calibri" w:cs="Calibri" w:eastAsia="Calibri" w:hAnsi="Calibri"/>
+                <w:rFonts w:ascii="Tahoma" w:cs="Tahoma" w:eastAsia="Tahoma" w:hAnsi="Tahoma"/>
                 <w:b w:val="1"/>
                 <w:bCs w:val="1"/>
                 <w:sz w:val="22"/>
@@ -3338,13 +3269,14 @@
               <w:spacing w:line="273" w:lineRule="auto"/>
               <w:ind w:left="107" w:firstLine="0"/>
               <w:rPr>
-                <w:b w:val="1"/>
-                <w:bCs w:val="1"/>
-              </w:rPr>
-            </w:pPr>
-            <w:r>
-              <w:rPr>
-                <w:rFonts w:ascii="Calibri" w:cs="Calibri" w:eastAsia="Calibri" w:hAnsi="Calibri"/>
+                <w:rFonts w:ascii="Tahoma" w:cs="Tahoma" w:eastAsia="Tahoma" w:hAnsi="Tahoma"/>
+                <w:b w:val="1"/>
+                <w:bCs w:val="1"/>
+              </w:rPr>
+            </w:pPr>
+            <w:r>
+              <w:rPr>
+                <w:rFonts w:ascii="Tahoma" w:cs="Tahoma" w:eastAsia="Tahoma" w:hAnsi="Tahoma"/>
                 <w:b w:val="1"/>
                 <w:bCs w:val="1"/>
                 <w:sz w:val="22"/>
@@ -3369,7 +3301,7 @@
               <w:spacing w:line="273" w:lineRule="auto"/>
               <w:ind w:left="107" w:firstLine="0"/>
               <w:rPr>
-                <w:rFonts w:ascii="Calibri" w:cs="Calibri" w:eastAsia="Calibri" w:hAnsi="Calibri"/>
+                <w:rFonts w:ascii="Tahoma" w:cs="Tahoma" w:eastAsia="Tahoma" w:hAnsi="Tahoma"/>
                 <w:b w:val="1"/>
                 <w:bCs w:val="1"/>
                 <w:sz w:val="22"/>
@@ -3378,7 +3310,7 @@
             </w:pPr>
             <w:r>
               <w:rPr>
-                <w:rFonts w:ascii="Calibri" w:cs="Calibri" w:eastAsia="Calibri" w:hAnsi="Calibri"/>
+                <w:rFonts w:ascii="Tahoma" w:cs="Tahoma" w:eastAsia="Tahoma" w:hAnsi="Tahoma"/>
                 <w:b w:val="1"/>
                 <w:bCs w:val="1"/>
                 <w:sz w:val="22"/>
@@ -3398,7 +3330,7 @@
               <w:spacing w:before="2" w:lineRule="auto"/>
               <w:ind w:left="107" w:right="-108" w:firstLine="0"/>
               <w:rPr>
-                <w:rFonts w:ascii="Calibri" w:cs="Calibri" w:eastAsia="Calibri" w:hAnsi="Calibri"/>
+                <w:rFonts w:ascii="Tahoma" w:cs="Tahoma" w:eastAsia="Tahoma" w:hAnsi="Tahoma"/>
                 <w:b w:val="1"/>
                 <w:bCs w:val="1"/>
                 <w:sz w:val="22"/>
@@ -3407,7 +3339,7 @@
             </w:pPr>
             <w:r>
               <w:rPr>
-                <w:rFonts w:ascii="Calibri" w:cs="Calibri" w:eastAsia="Calibri" w:hAnsi="Calibri"/>
+                <w:rFonts w:ascii="Tahoma" w:cs="Tahoma" w:eastAsia="Tahoma" w:hAnsi="Tahoma"/>
                 <w:b w:val="1"/>
                 <w:bCs w:val="1"/>
                 <w:sz w:val="22"/>
@@ -3431,14 +3363,14 @@
             <w:pPr>
               <w:spacing w:line="254" w:lineRule="auto"/>
               <w:rPr>
-                <w:rFonts w:ascii="Calibri" w:cs="Calibri" w:eastAsia="Calibri" w:hAnsi="Calibri"/>
+                <w:rFonts w:ascii="Tahoma" w:cs="Tahoma" w:eastAsia="Tahoma" w:hAnsi="Tahoma"/>
                 <w:sz w:val="22"/>
                 <w:szCs w:val="22"/>
               </w:rPr>
             </w:pPr>
             <w:r>
               <w:rPr>
-                <w:rFonts w:ascii="Calibri" w:cs="Calibri" w:eastAsia="Calibri" w:hAnsi="Calibri"/>
+                <w:rFonts w:ascii="Tahoma" w:cs="Tahoma" w:eastAsia="Tahoma" w:hAnsi="Tahoma"/>
                 <w:sz w:val="22"/>
                 <w:szCs w:val="22"/>
                 <w:rtl w:val="0"/>
@@ -3453,14 +3385,14 @@
             <w:pPr>
               <w:spacing w:line="254" w:lineRule="auto"/>
               <w:rPr>
-                <w:rFonts w:ascii="Calibri" w:cs="Calibri" w:eastAsia="Calibri" w:hAnsi="Calibri"/>
+                <w:rFonts w:ascii="Tahoma" w:cs="Tahoma" w:eastAsia="Tahoma" w:hAnsi="Tahoma"/>
                 <w:sz w:val="22"/>
                 <w:szCs w:val="22"/>
               </w:rPr>
             </w:pPr>
             <w:r>
               <w:rPr>
-                <w:rFonts w:ascii="Calibri" w:cs="Calibri" w:eastAsia="Calibri" w:hAnsi="Calibri"/>
+                <w:rFonts w:ascii="Tahoma" w:cs="Tahoma" w:eastAsia="Tahoma" w:hAnsi="Tahoma"/>
                 <w:sz w:val="22"/>
                 <w:szCs w:val="22"/>
                 <w:rtl w:val="0"/>
@@ -3486,14 +3418,14 @@
             <w:pPr>
               <w:spacing w:after="40" w:before="40" w:line="276" w:lineRule="auto"/>
               <w:rPr>
-                <w:rFonts w:ascii="Calibri" w:cs="Calibri" w:eastAsia="Calibri" w:hAnsi="Calibri"/>
+                <w:rFonts w:ascii="Tahoma" w:cs="Tahoma" w:eastAsia="Tahoma" w:hAnsi="Tahoma"/>
                 <w:sz w:val="22"/>
                 <w:szCs w:val="22"/>
               </w:rPr>
             </w:pPr>
             <w:r>
               <w:rPr>
-                <w:rFonts w:ascii="Calibri" w:cs="Calibri" w:eastAsia="Calibri" w:hAnsi="Calibri"/>
+                <w:rFonts w:ascii="Tahoma" w:cs="Tahoma" w:eastAsia="Tahoma" w:hAnsi="Tahoma"/>
                 <w:sz w:val="22"/>
                 <w:szCs w:val="22"/>
                 <w:highlight w:val="white"/>
@@ -3503,7 +3435,7 @@
             </w:r>
             <w:r>
               <w:rPr>
-                <w:rFonts w:ascii="Calibri" w:cs="Calibri" w:eastAsia="Calibri" w:hAnsi="Calibri"/>
+                <w:rFonts w:ascii="Tahoma" w:cs="Tahoma" w:eastAsia="Tahoma" w:hAnsi="Tahoma"/>
                 <w:sz w:val="22"/>
                 <w:szCs w:val="22"/>
                 <w:rtl w:val="0"/>
@@ -3518,14 +3450,14 @@
             <w:pPr>
               <w:spacing w:line="254" w:lineRule="auto"/>
               <w:rPr>
-                <w:rFonts w:ascii="Calibri" w:cs="Calibri" w:eastAsia="Calibri" w:hAnsi="Calibri"/>
+                <w:rFonts w:ascii="Tahoma" w:cs="Tahoma" w:eastAsia="Tahoma" w:hAnsi="Tahoma"/>
                 <w:sz w:val="22"/>
                 <w:szCs w:val="22"/>
               </w:rPr>
             </w:pPr>
             <w:r>
               <w:rPr>
-                <w:rFonts w:ascii="Calibri" w:cs="Calibri" w:eastAsia="Calibri" w:hAnsi="Calibri"/>
+                <w:rFonts w:ascii="Tahoma" w:cs="Tahoma" w:eastAsia="Tahoma" w:hAnsi="Tahoma"/>
                 <w:sz w:val="22"/>
                 <w:szCs w:val="22"/>
                 <w:rtl w:val="0"/>
@@ -3547,14 +3479,14 @@
             <w:pPr>
               <w:spacing w:line="252.00000000000003" w:lineRule="auto"/>
               <w:rPr>
-                <w:rFonts w:ascii="Calibri" w:cs="Calibri" w:eastAsia="Calibri" w:hAnsi="Calibri"/>
+                <w:rFonts w:ascii="Tahoma" w:cs="Tahoma" w:eastAsia="Tahoma" w:hAnsi="Tahoma"/>
                 <w:sz w:val="22"/>
                 <w:szCs w:val="22"/>
               </w:rPr>
             </w:pPr>
             <w:r>
               <w:rPr>
-                <w:rFonts w:ascii="Calibri" w:cs="Calibri" w:eastAsia="Calibri" w:hAnsi="Calibri"/>
+                <w:rFonts w:ascii="Tahoma" w:cs="Tahoma" w:eastAsia="Tahoma" w:hAnsi="Tahoma"/>
                 <w:sz w:val="22"/>
                 <w:szCs w:val="22"/>
                 <w:highlight w:val="white"/>
@@ -3564,7 +3496,7 @@
             </w:r>
             <w:r>
               <w:rPr>
-                <w:rFonts w:ascii="Calibri" w:cs="Calibri" w:eastAsia="Calibri" w:hAnsi="Calibri"/>
+                <w:rFonts w:ascii="Tahoma" w:cs="Tahoma" w:eastAsia="Tahoma" w:hAnsi="Tahoma"/>
                 <w:sz w:val="22"/>
                 <w:szCs w:val="22"/>
                 <w:rtl w:val="0"/>
@@ -3579,14 +3511,14 @@
             <w:pPr>
               <w:spacing w:line="252.00000000000003" w:lineRule="auto"/>
               <w:rPr>
-                <w:rFonts w:ascii="Calibri" w:cs="Calibri" w:eastAsia="Calibri" w:hAnsi="Calibri"/>
+                <w:rFonts w:ascii="Tahoma" w:cs="Tahoma" w:eastAsia="Tahoma" w:hAnsi="Tahoma"/>
                 <w:sz w:val="22"/>
                 <w:szCs w:val="22"/>
               </w:rPr>
             </w:pPr>
             <w:r>
               <w:rPr>
-                <w:rFonts w:ascii="Calibri" w:cs="Calibri" w:eastAsia="Calibri" w:hAnsi="Calibri"/>
+                <w:rFonts w:ascii="Tahoma" w:cs="Tahoma" w:eastAsia="Tahoma" w:hAnsi="Tahoma"/>
                 <w:sz w:val="22"/>
                 <w:szCs w:val="22"/>
                 <w:rtl w:val="0"/>
@@ -3612,14 +3544,14 @@
             <w:pPr>
               <w:spacing w:after="40" w:before="40" w:line="276" w:lineRule="auto"/>
               <w:rPr>
-                <w:rFonts w:ascii="Calibri" w:cs="Calibri" w:eastAsia="Calibri" w:hAnsi="Calibri"/>
+                <w:rFonts w:ascii="Tahoma" w:cs="Tahoma" w:eastAsia="Tahoma" w:hAnsi="Tahoma"/>
                 <w:sz w:val="22"/>
                 <w:szCs w:val="22"/>
               </w:rPr>
             </w:pPr>
             <w:r>
               <w:rPr>
-                <w:rFonts w:ascii="Calibri" w:cs="Calibri" w:eastAsia="Calibri" w:hAnsi="Calibri"/>
+                <w:rFonts w:ascii="Tahoma" w:cs="Tahoma" w:eastAsia="Tahoma" w:hAnsi="Tahoma"/>
                 <w:sz w:val="22"/>
                 <w:szCs w:val="22"/>
                 <w:highlight w:val="white"/>
@@ -3629,7 +3561,7 @@
             </w:r>
             <w:r>
               <w:rPr>
-                <w:rFonts w:ascii="Calibri" w:cs="Calibri" w:eastAsia="Calibri" w:hAnsi="Calibri"/>
+                <w:rFonts w:ascii="Tahoma" w:cs="Tahoma" w:eastAsia="Tahoma" w:hAnsi="Tahoma"/>
                 <w:sz w:val="22"/>
                 <w:szCs w:val="22"/>
                 <w:rtl w:val="0"/>
@@ -3644,14 +3576,14 @@
             <w:pPr>
               <w:spacing w:line="252.00000000000003" w:lineRule="auto"/>
               <w:rPr>
-                <w:rFonts w:ascii="Calibri" w:cs="Calibri" w:eastAsia="Calibri" w:hAnsi="Calibri"/>
+                <w:rFonts w:ascii="Tahoma" w:cs="Tahoma" w:eastAsia="Tahoma" w:hAnsi="Tahoma"/>
                 <w:sz w:val="22"/>
                 <w:szCs w:val="22"/>
               </w:rPr>
             </w:pPr>
             <w:r>
               <w:rPr>
-                <w:rFonts w:ascii="Calibri" w:cs="Calibri" w:eastAsia="Calibri" w:hAnsi="Calibri"/>
+                <w:rFonts w:ascii="Tahoma" w:cs="Tahoma" w:eastAsia="Tahoma" w:hAnsi="Tahoma"/>
                 <w:sz w:val="22"/>
                 <w:szCs w:val="22"/>
                 <w:rtl w:val="0"/>
@@ -3673,14 +3605,14 @@
             <w:pPr>
               <w:spacing w:line="254" w:lineRule="auto"/>
               <w:rPr>
-                <w:rFonts w:ascii="Calibri" w:cs="Calibri" w:eastAsia="Calibri" w:hAnsi="Calibri"/>
+                <w:rFonts w:ascii="Tahoma" w:cs="Tahoma" w:eastAsia="Tahoma" w:hAnsi="Tahoma"/>
                 <w:sz w:val="22"/>
                 <w:szCs w:val="22"/>
               </w:rPr>
             </w:pPr>
             <w:r>
               <w:rPr>
-                <w:rFonts w:ascii="Calibri" w:cs="Calibri" w:eastAsia="Calibri" w:hAnsi="Calibri"/>
+                <w:rFonts w:ascii="Tahoma" w:cs="Tahoma" w:eastAsia="Tahoma" w:hAnsi="Tahoma"/>
                 <w:sz w:val="22"/>
                 <w:szCs w:val="22"/>
                 <w:highlight w:val="white"/>
@@ -3690,7 +3622,7 @@
             </w:r>
             <w:r>
               <w:rPr>
-                <w:rFonts w:ascii="Calibri" w:cs="Calibri" w:eastAsia="Calibri" w:hAnsi="Calibri"/>
+                <w:rFonts w:ascii="Tahoma" w:cs="Tahoma" w:eastAsia="Tahoma" w:hAnsi="Tahoma"/>
                 <w:sz w:val="22"/>
                 <w:szCs w:val="22"/>
                 <w:rtl w:val="0"/>
@@ -3706,14 +3638,14 @@
               <w:spacing w:line="254" w:lineRule="auto"/>
               <w:ind w:left="107" w:firstLine="0"/>
               <w:rPr>
-                <w:rFonts w:ascii="Calibri" w:cs="Calibri" w:eastAsia="Calibri" w:hAnsi="Calibri"/>
+                <w:rFonts w:ascii="Tahoma" w:cs="Tahoma" w:eastAsia="Tahoma" w:hAnsi="Tahoma"/>
                 <w:sz w:val="22"/>
                 <w:szCs w:val="22"/>
               </w:rPr>
             </w:pPr>
             <w:r>
               <w:rPr>
-                <w:rFonts w:ascii="Calibri" w:cs="Calibri" w:eastAsia="Calibri" w:hAnsi="Calibri"/>
+                <w:rFonts w:ascii="Tahoma" w:cs="Tahoma" w:eastAsia="Tahoma" w:hAnsi="Tahoma"/>
                 <w:sz w:val="22"/>
                 <w:szCs w:val="22"/>
                 <w:rtl w:val="0"/>
@@ -3739,14 +3671,14 @@
             <w:pPr>
               <w:spacing w:after="40" w:before="40" w:line="276" w:lineRule="auto"/>
               <w:rPr>
-                <w:rFonts w:ascii="Calibri" w:cs="Calibri" w:eastAsia="Calibri" w:hAnsi="Calibri"/>
+                <w:rFonts w:ascii="Tahoma" w:cs="Tahoma" w:eastAsia="Tahoma" w:hAnsi="Tahoma"/>
                 <w:sz w:val="22"/>
                 <w:szCs w:val="22"/>
               </w:rPr>
             </w:pPr>
             <w:r>
               <w:rPr>
-                <w:rFonts w:ascii="Calibri" w:cs="Calibri" w:eastAsia="Calibri" w:hAnsi="Calibri"/>
+                <w:rFonts w:ascii="Tahoma" w:cs="Tahoma" w:eastAsia="Tahoma" w:hAnsi="Tahoma"/>
                 <w:sz w:val="22"/>
                 <w:szCs w:val="22"/>
                 <w:highlight w:val="white"/>
@@ -3756,7 +3688,7 @@
             </w:r>
             <w:r>
               <w:rPr>
-                <w:rFonts w:ascii="Calibri" w:cs="Calibri" w:eastAsia="Calibri" w:hAnsi="Calibri"/>
+                <w:rFonts w:ascii="Tahoma" w:cs="Tahoma" w:eastAsia="Tahoma" w:hAnsi="Tahoma"/>
                 <w:sz w:val="22"/>
                 <w:szCs w:val="22"/>
                 <w:rtl w:val="0"/>
@@ -3771,14 +3703,14 @@
             <w:pPr>
               <w:spacing w:after="40" w:before="40" w:line="276" w:lineRule="auto"/>
               <w:rPr>
-                <w:rFonts w:ascii="Calibri" w:cs="Calibri" w:eastAsia="Calibri" w:hAnsi="Calibri"/>
+                <w:rFonts w:ascii="Tahoma" w:cs="Tahoma" w:eastAsia="Tahoma" w:hAnsi="Tahoma"/>
                 <w:sz w:val="22"/>
                 <w:szCs w:val="22"/>
               </w:rPr>
             </w:pPr>
             <w:r>
               <w:rPr>
-                <w:rFonts w:ascii="Calibri" w:cs="Calibri" w:eastAsia="Calibri" w:hAnsi="Calibri"/>
+                <w:rFonts w:ascii="Tahoma" w:cs="Tahoma" w:eastAsia="Tahoma" w:hAnsi="Tahoma"/>
                 <w:sz w:val="22"/>
                 <w:szCs w:val="22"/>
                 <w:rtl w:val="0"/>
@@ -3800,14 +3732,14 @@
             <w:pPr>
               <w:spacing w:line="254" w:lineRule="auto"/>
               <w:rPr>
-                <w:rFonts w:ascii="Calibri" w:cs="Calibri" w:eastAsia="Calibri" w:hAnsi="Calibri"/>
+                <w:rFonts w:ascii="Tahoma" w:cs="Tahoma" w:eastAsia="Tahoma" w:hAnsi="Tahoma"/>
                 <w:sz w:val="22"/>
                 <w:szCs w:val="22"/>
               </w:rPr>
             </w:pPr>
             <w:r>
               <w:rPr>
-                <w:rFonts w:ascii="Calibri" w:cs="Calibri" w:eastAsia="Calibri" w:hAnsi="Calibri"/>
+                <w:rFonts w:ascii="Tahoma" w:cs="Tahoma" w:eastAsia="Tahoma" w:hAnsi="Tahoma"/>
                 <w:sz w:val="22"/>
                 <w:szCs w:val="22"/>
                 <w:highlight w:val="white"/>
@@ -3817,7 +3749,7 @@
             </w:r>
             <w:r>
               <w:rPr>
-                <w:rFonts w:ascii="Calibri" w:cs="Calibri" w:eastAsia="Calibri" w:hAnsi="Calibri"/>
+                <w:rFonts w:ascii="Tahoma" w:cs="Tahoma" w:eastAsia="Tahoma" w:hAnsi="Tahoma"/>
                 <w:sz w:val="22"/>
                 <w:szCs w:val="22"/>
                 <w:rtl w:val="0"/>
@@ -3833,14 +3765,14 @@
               <w:spacing w:line="254" w:lineRule="auto"/>
               <w:ind w:left="107" w:firstLine="0"/>
               <w:rPr>
-                <w:rFonts w:ascii="Calibri" w:cs="Calibri" w:eastAsia="Calibri" w:hAnsi="Calibri"/>
+                <w:rFonts w:ascii="Tahoma" w:cs="Tahoma" w:eastAsia="Tahoma" w:hAnsi="Tahoma"/>
                 <w:sz w:val="22"/>
                 <w:szCs w:val="22"/>
               </w:rPr>
             </w:pPr>
             <w:r>
               <w:rPr>
-                <w:rFonts w:ascii="Calibri" w:cs="Calibri" w:eastAsia="Calibri" w:hAnsi="Calibri"/>
+                <w:rFonts w:ascii="Tahoma" w:cs="Tahoma" w:eastAsia="Tahoma" w:hAnsi="Tahoma"/>
                 <w:sz w:val="22"/>
                 <w:szCs w:val="22"/>
                 <w:rtl w:val="0"/>
@@ -3866,14 +3798,14 @@
             <w:pPr>
               <w:spacing w:after="40" w:before="40" w:line="276" w:lineRule="auto"/>
               <w:rPr>
-                <w:rFonts w:ascii="Calibri" w:cs="Calibri" w:eastAsia="Calibri" w:hAnsi="Calibri"/>
+                <w:rFonts w:ascii="Tahoma" w:cs="Tahoma" w:eastAsia="Tahoma" w:hAnsi="Tahoma"/>
                 <w:sz w:val="22"/>
                 <w:szCs w:val="22"/>
               </w:rPr>
             </w:pPr>
             <w:r>
               <w:rPr>
-                <w:rFonts w:ascii="Calibri" w:cs="Calibri" w:eastAsia="Calibri" w:hAnsi="Calibri"/>
+                <w:rFonts w:ascii="Tahoma" w:cs="Tahoma" w:eastAsia="Tahoma" w:hAnsi="Tahoma"/>
                 <w:sz w:val="22"/>
                 <w:szCs w:val="22"/>
                 <w:highlight w:val="white"/>
@@ -3883,7 +3815,7 @@
             </w:r>
             <w:r>
               <w:rPr>
-                <w:rFonts w:ascii="Calibri" w:cs="Calibri" w:eastAsia="Calibri" w:hAnsi="Calibri"/>
+                <w:rFonts w:ascii="Tahoma" w:cs="Tahoma" w:eastAsia="Tahoma" w:hAnsi="Tahoma"/>
                 <w:sz w:val="22"/>
                 <w:szCs w:val="22"/>
                 <w:rtl w:val="0"/>
@@ -3898,14 +3830,14 @@
             <w:pPr>
               <w:spacing w:after="40" w:before="40" w:line="276" w:lineRule="auto"/>
               <w:rPr>
-                <w:rFonts w:ascii="Calibri" w:cs="Calibri" w:eastAsia="Calibri" w:hAnsi="Calibri"/>
+                <w:rFonts w:ascii="Tahoma" w:cs="Tahoma" w:eastAsia="Tahoma" w:hAnsi="Tahoma"/>
                 <w:sz w:val="22"/>
                 <w:szCs w:val="22"/>
               </w:rPr>
             </w:pPr>
             <w:r>
               <w:rPr>
-                <w:rFonts w:ascii="Calibri" w:cs="Calibri" w:eastAsia="Calibri" w:hAnsi="Calibri"/>
+                <w:rFonts w:ascii="Tahoma" w:cs="Tahoma" w:eastAsia="Tahoma" w:hAnsi="Tahoma"/>
                 <w:sz w:val="22"/>
                 <w:szCs w:val="22"/>
                 <w:rtl w:val="0"/>
@@ -3927,14 +3859,14 @@
             <w:pPr>
               <w:spacing w:line="254" w:lineRule="auto"/>
               <w:rPr>
-                <w:rFonts w:ascii="Calibri" w:cs="Calibri" w:eastAsia="Calibri" w:hAnsi="Calibri"/>
+                <w:rFonts w:ascii="Tahoma" w:cs="Tahoma" w:eastAsia="Tahoma" w:hAnsi="Tahoma"/>
                 <w:sz w:val="22"/>
                 <w:szCs w:val="22"/>
               </w:rPr>
             </w:pPr>
             <w:r>
               <w:rPr>
-                <w:rFonts w:ascii="Calibri" w:cs="Calibri" w:eastAsia="Calibri" w:hAnsi="Calibri"/>
+                <w:rFonts w:ascii="Tahoma" w:cs="Tahoma" w:eastAsia="Tahoma" w:hAnsi="Tahoma"/>
                 <w:sz w:val="22"/>
                 <w:szCs w:val="22"/>
                 <w:highlight w:val="white"/>
@@ -3944,7 +3876,7 @@
             </w:r>
             <w:r>
               <w:rPr>
-                <w:rFonts w:ascii="Calibri" w:cs="Calibri" w:eastAsia="Calibri" w:hAnsi="Calibri"/>
+                <w:rFonts w:ascii="Tahoma" w:cs="Tahoma" w:eastAsia="Tahoma" w:hAnsi="Tahoma"/>
                 <w:sz w:val="22"/>
                 <w:szCs w:val="22"/>
                 <w:rtl w:val="0"/>
@@ -3960,14 +3892,14 @@
               <w:spacing w:line="254" w:lineRule="auto"/>
               <w:ind w:left="107" w:firstLine="0"/>
               <w:rPr>
-                <w:rFonts w:ascii="Calibri" w:cs="Calibri" w:eastAsia="Calibri" w:hAnsi="Calibri"/>
+                <w:rFonts w:ascii="Tahoma" w:cs="Tahoma" w:eastAsia="Tahoma" w:hAnsi="Tahoma"/>
                 <w:sz w:val="22"/>
                 <w:szCs w:val="22"/>
               </w:rPr>
             </w:pPr>
             <w:r>
               <w:rPr>
-                <w:rFonts w:ascii="Calibri" w:cs="Calibri" w:eastAsia="Calibri" w:hAnsi="Calibri"/>
+                <w:rFonts w:ascii="Tahoma" w:cs="Tahoma" w:eastAsia="Tahoma" w:hAnsi="Tahoma"/>
                 <w:sz w:val="22"/>
                 <w:szCs w:val="22"/>
                 <w:rtl w:val="0"/>
@@ -3993,14 +3925,14 @@
             <w:pPr>
               <w:spacing w:after="40" w:before="40" w:line="276" w:lineRule="auto"/>
               <w:rPr>
-                <w:rFonts w:ascii="Calibri" w:cs="Calibri" w:eastAsia="Calibri" w:hAnsi="Calibri"/>
+                <w:rFonts w:ascii="Tahoma" w:cs="Tahoma" w:eastAsia="Tahoma" w:hAnsi="Tahoma"/>
                 <w:sz w:val="22"/>
                 <w:szCs w:val="22"/>
               </w:rPr>
             </w:pPr>
             <w:r>
               <w:rPr>
-                <w:rFonts w:ascii="Calibri" w:cs="Calibri" w:eastAsia="Calibri" w:hAnsi="Calibri"/>
+                <w:rFonts w:ascii="Tahoma" w:cs="Tahoma" w:eastAsia="Tahoma" w:hAnsi="Tahoma"/>
                 <w:sz w:val="22"/>
                 <w:szCs w:val="22"/>
                 <w:highlight w:val="white"/>
@@ -4010,7 +3942,7 @@
             </w:r>
             <w:r>
               <w:rPr>
-                <w:rFonts w:ascii="Calibri" w:cs="Calibri" w:eastAsia="Calibri" w:hAnsi="Calibri"/>
+                <w:rFonts w:ascii="Tahoma" w:cs="Tahoma" w:eastAsia="Tahoma" w:hAnsi="Tahoma"/>
                 <w:sz w:val="22"/>
                 <w:szCs w:val="22"/>
                 <w:rtl w:val="0"/>
@@ -4025,14 +3957,14 @@
             <w:pPr>
               <w:spacing w:after="40" w:before="40" w:line="276" w:lineRule="auto"/>
               <w:rPr>
-                <w:rFonts w:ascii="Calibri" w:cs="Calibri" w:eastAsia="Calibri" w:hAnsi="Calibri"/>
+                <w:rFonts w:ascii="Tahoma" w:cs="Tahoma" w:eastAsia="Tahoma" w:hAnsi="Tahoma"/>
                 <w:sz w:val="22"/>
                 <w:szCs w:val="22"/>
               </w:rPr>
             </w:pPr>
             <w:r>
               <w:rPr>
-                <w:rFonts w:ascii="Calibri" w:cs="Calibri" w:eastAsia="Calibri" w:hAnsi="Calibri"/>
+                <w:rFonts w:ascii="Tahoma" w:cs="Tahoma" w:eastAsia="Tahoma" w:hAnsi="Tahoma"/>
                 <w:sz w:val="22"/>
                 <w:szCs w:val="22"/>
                 <w:rtl w:val="0"/>
@@ -4047,7 +3979,7 @@
       <w:pPr>
         <w:spacing w:after="160" w:line="259" w:lineRule="auto"/>
         <w:rPr>
-          <w:rFonts w:ascii="Calibri" w:cs="Calibri" w:eastAsia="Calibri" w:hAnsi="Calibri"/>
+          <w:rFonts w:ascii="Tahoma" w:cs="Tahoma" w:eastAsia="Tahoma" w:hAnsi="Tahoma"/>
         </w:rPr>
       </w:pPr>
       <w:r>
@@ -4061,7 +3993,7 @@
         <w:pStyle w:val="Heading2"/>
         <w:spacing w:after="0" w:before="40" w:line="259" w:lineRule="auto"/>
         <w:rPr>
-          <w:rFonts w:ascii="Calibri" w:cs="Calibri" w:eastAsia="Calibri" w:hAnsi="Calibri"/>
+          <w:rFonts w:ascii="Tahoma" w:cs="Tahoma" w:eastAsia="Tahoma" w:hAnsi="Tahoma"/>
           <w:b w:val="1"/>
           <w:bCs w:val="1"/>
           <w:sz w:val="26"/>
@@ -4072,7 +4004,7 @@
       <w:bookmarkEnd w:id="5"/>
       <w:r>
         <w:rPr>
-          <w:rFonts w:ascii="Calibri" w:cs="Calibri" w:eastAsia="Calibri" w:hAnsi="Calibri"/>
+          <w:rFonts w:ascii="Tahoma" w:cs="Tahoma" w:eastAsia="Tahoma" w:hAnsi="Tahoma"/>
           <w:b w:val="1"/>
           <w:bCs w:val="1"/>
           <w:sz w:val="26"/>
@@ -4094,7 +4026,7 @@
         </w:pBdr>
         <w:spacing w:after="0" w:before="40" w:line="259" w:lineRule="auto"/>
         <w:rPr>
-          <w:rFonts w:ascii="Calibri" w:cs="Calibri" w:eastAsia="Calibri" w:hAnsi="Calibri"/>
+          <w:rFonts w:ascii="Tahoma" w:cs="Tahoma" w:eastAsia="Tahoma" w:hAnsi="Tahoma"/>
           <w:b w:val="1"/>
           <w:bCs w:val="1"/>
           <w:color w:val="000000"/>
@@ -4106,7 +4038,7 @@
       <w:bookmarkEnd w:id="6"/>
       <w:r>
         <w:rPr>
-          <w:rFonts w:ascii="Calibri" w:cs="Calibri" w:eastAsia="Calibri" w:hAnsi="Calibri"/>
+          <w:rFonts w:ascii="Tahoma" w:cs="Tahoma" w:eastAsia="Tahoma" w:hAnsi="Tahoma"/>
           <w:b w:val="1"/>
           <w:bCs w:val="1"/>
           <w:color w:val="000000"/>
@@ -4127,12 +4059,12 @@
         <w:spacing w:after="120" w:lineRule="auto"/>
         <w:ind w:left="720" w:hanging="360"/>
         <w:rPr>
-          <w:rFonts w:ascii="Times New Roman" w:cs="Times New Roman" w:eastAsia="Times New Roman" w:hAnsi="Times New Roman"/>
+          <w:rFonts w:ascii="Tahoma" w:cs="Tahoma" w:eastAsia="Tahoma" w:hAnsi="Tahoma"/>
         </w:rPr>
       </w:pPr>
       <w:r>
         <w:rPr>
-          <w:rFonts w:ascii="Times New Roman" w:cs="Times New Roman" w:eastAsia="Times New Roman" w:hAnsi="Times New Roman"/>
+          <w:rFonts w:ascii="Tahoma" w:cs="Tahoma" w:eastAsia="Tahoma" w:hAnsi="Tahoma"/>
           <w:rtl w:val="0"/>
         </w:rPr>
         <w:t xml:space="preserve">MCMS is a smart mushroom cultivation management system that integrates tray rental, remote monitoring, IoT environmental sensing, automated environmental control, camera monitoring, notifications, and harvest management. The system serves four roles: Administrator, Farm Operator, Customer, and Shipper. The goal is to provide a transparent and interactive cultivation experience for customers while improving operational efficiency and environmental monitoring for farm operators.</w:t>
@@ -4150,7 +4082,7 @@
         </w:pBdr>
         <w:spacing w:after="0" w:before="40" w:line="259" w:lineRule="auto"/>
         <w:rPr>
-          <w:rFonts w:ascii="Calibri" w:cs="Calibri" w:eastAsia="Calibri" w:hAnsi="Calibri"/>
+          <w:rFonts w:ascii="Tahoma" w:cs="Tahoma" w:eastAsia="Tahoma" w:hAnsi="Tahoma"/>
           <w:b w:val="1"/>
           <w:bCs w:val="1"/>
           <w:color w:val="000000"/>
@@ -4162,7 +4094,7 @@
       <w:bookmarkEnd w:id="7"/>
       <w:r>
         <w:rPr>
-          <w:rFonts w:ascii="Calibri" w:cs="Calibri" w:eastAsia="Calibri" w:hAnsi="Calibri"/>
+          <w:rFonts w:ascii="Tahoma" w:cs="Tahoma" w:eastAsia="Tahoma" w:hAnsi="Tahoma"/>
           <w:b w:val="1"/>
           <w:bCs w:val="1"/>
           <w:color w:val="000000"/>
@@ -4187,7 +4119,7 @@
       </w:pPr>
       <w:r>
         <w:rPr>
-          <w:rFonts w:ascii="Times New Roman" w:cs="Times New Roman" w:eastAsia="Times New Roman" w:hAnsi="Times New Roman"/>
+          <w:rFonts w:ascii="Tahoma" w:cs="Tahoma" w:eastAsia="Tahoma" w:hAnsi="Tahoma"/>
           <w:b w:val="1"/>
           <w:bCs w:val="1"/>
           <w:rtl w:val="0"/>
@@ -4196,10 +4128,10 @@
       </w:r>
       <w:r>
         <w:rPr>
-          <w:rFonts w:ascii="Times New Roman" w:cs="Times New Roman" w:eastAsia="Times New Roman" w:hAnsi="Times New Roman"/>
+          <w:rFonts w:ascii="Tahoma" w:cs="Tahoma" w:eastAsia="Tahoma" w:hAnsi="Tahoma"/>
           <w:rtl w:val="0"/>
         </w:rPr>
-        <w:t xml:space="preserve"> Mobile app for Customers (tray rental, remote monitoring); Web app for Admin &amp; Farm Operator (user, room, tray, package, environment, camera, and harvest management); IoT sensors (temperature, humidity, CO₂); control devices (mist sprayers, fans, LED lights, heaters); camera monitoring; notifications; historical data storage; Shipper delivery workflow.</w:t>
+        <w:t xml:space="preserve"> Mobile app for Customers (tray rental, remote monitoring); Web app for Admin &amp; Farm Operator (user, room, tray, package, environment, camera, and harvest management); IoT sensors (temperature, humidity); control devices (mist sprayers, fans, LED lights, heaters); camera monitoring; notifications; historical data storage; Shipper delivery workflow.</w:t>
       </w:r>
     </w:p>
     <w:p>
@@ -4217,7 +4149,7 @@
       </w:pPr>
       <w:r>
         <w:rPr>
-          <w:rFonts w:ascii="Times New Roman" w:cs="Times New Roman" w:eastAsia="Times New Roman" w:hAnsi="Times New Roman"/>
+          <w:rFonts w:ascii="Tahoma" w:cs="Tahoma" w:eastAsia="Tahoma" w:hAnsi="Tahoma"/>
           <w:b w:val="1"/>
           <w:bCs w:val="1"/>
           <w:rtl w:val="0"/>
@@ -4226,7 +4158,7 @@
       </w:r>
       <w:r>
         <w:rPr>
-          <w:rFonts w:ascii="Times New Roman" w:cs="Times New Roman" w:eastAsia="Times New Roman" w:hAnsi="Times New Roman"/>
+          <w:rFonts w:ascii="Tahoma" w:cs="Tahoma" w:eastAsia="Tahoma" w:hAnsi="Tahoma"/>
           <w:rtl w:val="0"/>
         </w:rPr>
         <w:t xml:space="preserve"> Third-party logistics integration; advanced route optimization; fleet management; multiple distributed farms; non-mushroom crops; agricultural marketplace; enterprise accounting; external agricultural system integration; advanced AI (disease detection, production forecasting).</w:t>
@@ -4237,7 +4169,7 @@
         <w:shd w:fill="ffffff" w:val="clear"/>
         <w:spacing w:after="120" w:lineRule="auto"/>
         <w:rPr>
-          <w:rFonts w:ascii="Times New Roman" w:cs="Times New Roman" w:eastAsia="Times New Roman" w:hAnsi="Times New Roman"/>
+          <w:rFonts w:ascii="Tahoma" w:cs="Tahoma" w:eastAsia="Tahoma" w:hAnsi="Tahoma"/>
           <w:b w:val="1"/>
           <w:bCs w:val="1"/>
           <w:color w:val="c00000"/>
@@ -4247,7 +4179,7 @@
       </w:pPr>
       <w:r>
         <w:rPr>
-          <w:rFonts w:ascii="Calibri" w:cs="Calibri" w:eastAsia="Calibri" w:hAnsi="Calibri"/>
+          <w:rFonts w:ascii="Tahoma" w:cs="Tahoma" w:eastAsia="Tahoma" w:hAnsi="Tahoma"/>
           <w:b w:val="1"/>
           <w:bCs w:val="1"/>
           <w:sz w:val="24"/>
@@ -4317,7 +4249,7 @@
               <w:spacing w:after="60" w:before="120" w:lineRule="auto"/>
               <w:ind w:left="80" w:firstLine="0"/>
               <w:rPr>
-                <w:rFonts w:ascii="Times New Roman" w:cs="Times New Roman" w:eastAsia="Times New Roman" w:hAnsi="Times New Roman"/>
+                <w:rFonts w:ascii="Tahoma" w:cs="Tahoma" w:eastAsia="Tahoma" w:hAnsi="Tahoma"/>
                 <w:b w:val="1"/>
                 <w:bCs w:val="1"/>
                 <w:sz w:val="20"/>
@@ -4326,7 +4258,7 @@
             </w:pPr>
             <w:r>
               <w:rPr>
-                <w:rFonts w:ascii="Times New Roman" w:cs="Times New Roman" w:eastAsia="Times New Roman" w:hAnsi="Times New Roman"/>
+                <w:rFonts w:ascii="Tahoma" w:cs="Tahoma" w:eastAsia="Tahoma" w:hAnsi="Tahoma"/>
                 <w:b w:val="1"/>
                 <w:bCs w:val="1"/>
                 <w:sz w:val="20"/>
@@ -4358,7 +4290,7 @@
               <w:spacing w:after="60" w:before="120" w:lineRule="auto"/>
               <w:ind w:left="80" w:firstLine="0"/>
               <w:rPr>
-                <w:rFonts w:ascii="Times New Roman" w:cs="Times New Roman" w:eastAsia="Times New Roman" w:hAnsi="Times New Roman"/>
+                <w:rFonts w:ascii="Tahoma" w:cs="Tahoma" w:eastAsia="Tahoma" w:hAnsi="Tahoma"/>
                 <w:b w:val="1"/>
                 <w:bCs w:val="1"/>
                 <w:sz w:val="20"/>
@@ -4367,7 +4299,7 @@
             </w:pPr>
             <w:r>
               <w:rPr>
-                <w:rFonts w:ascii="Times New Roman" w:cs="Times New Roman" w:eastAsia="Times New Roman" w:hAnsi="Times New Roman"/>
+                <w:rFonts w:ascii="Tahoma" w:cs="Tahoma" w:eastAsia="Tahoma" w:hAnsi="Tahoma"/>
                 <w:b w:val="1"/>
                 <w:bCs w:val="1"/>
                 <w:sz w:val="20"/>
@@ -4399,7 +4331,7 @@
               <w:spacing w:after="60" w:before="120" w:lineRule="auto"/>
               <w:ind w:left="80" w:firstLine="0"/>
               <w:rPr>
-                <w:rFonts w:ascii="Times New Roman" w:cs="Times New Roman" w:eastAsia="Times New Roman" w:hAnsi="Times New Roman"/>
+                <w:rFonts w:ascii="Tahoma" w:cs="Tahoma" w:eastAsia="Tahoma" w:hAnsi="Tahoma"/>
                 <w:b w:val="1"/>
                 <w:bCs w:val="1"/>
                 <w:sz w:val="20"/>
@@ -4408,7 +4340,7 @@
             </w:pPr>
             <w:r>
               <w:rPr>
-                <w:rFonts w:ascii="Times New Roman" w:cs="Times New Roman" w:eastAsia="Times New Roman" w:hAnsi="Times New Roman"/>
+                <w:rFonts w:ascii="Tahoma" w:cs="Tahoma" w:eastAsia="Tahoma" w:hAnsi="Tahoma"/>
                 <w:b w:val="1"/>
                 <w:bCs w:val="1"/>
                 <w:sz w:val="20"/>
@@ -4446,14 +4378,14 @@
               <w:spacing w:after="80" w:before="80" w:lineRule="auto"/>
               <w:ind w:left="80" w:firstLine="0"/>
               <w:rPr>
-                <w:rFonts w:ascii="Times New Roman" w:cs="Times New Roman" w:eastAsia="Times New Roman" w:hAnsi="Times New Roman"/>
-                <w:b w:val="1"/>
-                <w:bCs w:val="1"/>
-              </w:rPr>
-            </w:pPr>
-            <w:r>
-              <w:rPr>
-                <w:rFonts w:ascii="Times New Roman" w:cs="Times New Roman" w:eastAsia="Times New Roman" w:hAnsi="Times New Roman"/>
+                <w:rFonts w:ascii="Tahoma" w:cs="Tahoma" w:eastAsia="Tahoma" w:hAnsi="Tahoma"/>
+                <w:b w:val="1"/>
+                <w:bCs w:val="1"/>
+              </w:rPr>
+            </w:pPr>
+            <w:r>
+              <w:rPr>
+                <w:rFonts w:ascii="Tahoma" w:cs="Tahoma" w:eastAsia="Tahoma" w:hAnsi="Tahoma"/>
                 <w:b w:val="1"/>
                 <w:bCs w:val="1"/>
                 <w:rtl w:val="0"/>
@@ -4482,12 +4414,12 @@
               <w:spacing w:after="80" w:before="80" w:lineRule="auto"/>
               <w:ind w:left="80" w:firstLine="0"/>
               <w:rPr>
-                <w:rFonts w:ascii="Times New Roman" w:cs="Times New Roman" w:eastAsia="Times New Roman" w:hAnsi="Times New Roman"/>
-              </w:rPr>
-            </w:pPr>
-            <w:r>
-              <w:rPr>
-                <w:rFonts w:ascii="Times New Roman" w:cs="Times New Roman" w:eastAsia="Times New Roman" w:hAnsi="Times New Roman"/>
+                <w:rFonts w:ascii="Tahoma" w:cs="Tahoma" w:eastAsia="Tahoma" w:hAnsi="Tahoma"/>
+              </w:rPr>
+            </w:pPr>
+            <w:r>
+              <w:rPr>
+                <w:rFonts w:ascii="Tahoma" w:cs="Tahoma" w:eastAsia="Tahoma" w:hAnsi="Tahoma"/>
                 <w:rtl w:val="0"/>
               </w:rPr>
               <w:t xml:space="preserve">IoT Hardware &amp; Environmental Automation </w:t>
@@ -4514,15 +4446,15 @@
               <w:spacing w:after="80" w:before="80" w:lineRule="auto"/>
               <w:ind w:left="80" w:firstLine="0"/>
               <w:rPr>
-                <w:rFonts w:ascii="Times New Roman" w:cs="Times New Roman" w:eastAsia="Times New Roman" w:hAnsi="Times New Roman"/>
-              </w:rPr>
-            </w:pPr>
-            <w:r>
-              <w:rPr>
-                <w:rFonts w:ascii="Times New Roman" w:cs="Times New Roman" w:eastAsia="Times New Roman" w:hAnsi="Times New Roman"/>
-                <w:rtl w:val="0"/>
-              </w:rPr>
-              <w:t xml:space="preserve">ESP32-S3 Gateway Master + STM32 RS485 Sub-nodes + sensors (temp, humidity, CO₂) + actuators (mist, fan, LED, heater) </w:t>
+                <w:rFonts w:ascii="Tahoma" w:cs="Tahoma" w:eastAsia="Tahoma" w:hAnsi="Tahoma"/>
+              </w:rPr>
+            </w:pPr>
+            <w:r>
+              <w:rPr>
+                <w:rFonts w:ascii="Tahoma" w:cs="Tahoma" w:eastAsia="Tahoma" w:hAnsi="Tahoma"/>
+                <w:rtl w:val="0"/>
+              </w:rPr>
+              <w:t xml:space="preserve">ESP32-S3 Gateway Master + STM32 RS485 Sub-nodes + sensors (temp, humidity) + actuators (mist, fan, LED, heater) </w:t>
             </w:r>
           </w:p>
         </w:tc>
@@ -4553,14 +4485,14 @@
               <w:spacing w:after="80" w:before="80" w:lineRule="auto"/>
               <w:ind w:left="80" w:firstLine="0"/>
               <w:rPr>
-                <w:rFonts w:ascii="Times New Roman" w:cs="Times New Roman" w:eastAsia="Times New Roman" w:hAnsi="Times New Roman"/>
-                <w:b w:val="1"/>
-                <w:bCs w:val="1"/>
-              </w:rPr>
-            </w:pPr>
-            <w:r>
-              <w:rPr>
-                <w:rFonts w:ascii="Times New Roman" w:cs="Times New Roman" w:eastAsia="Times New Roman" w:hAnsi="Times New Roman"/>
+                <w:rFonts w:ascii="Tahoma" w:cs="Tahoma" w:eastAsia="Tahoma" w:hAnsi="Tahoma"/>
+                <w:b w:val="1"/>
+                <w:bCs w:val="1"/>
+              </w:rPr>
+            </w:pPr>
+            <w:r>
+              <w:rPr>
+                <w:rFonts w:ascii="Tahoma" w:cs="Tahoma" w:eastAsia="Tahoma" w:hAnsi="Tahoma"/>
                 <w:b w:val="1"/>
                 <w:bCs w:val="1"/>
                 <w:rtl w:val="0"/>
@@ -4589,12 +4521,12 @@
               <w:spacing w:after="80" w:before="80" w:lineRule="auto"/>
               <w:ind w:left="80" w:firstLine="0"/>
               <w:rPr>
-                <w:rFonts w:ascii="Times New Roman" w:cs="Times New Roman" w:eastAsia="Times New Roman" w:hAnsi="Times New Roman"/>
-              </w:rPr>
-            </w:pPr>
-            <w:r>
-              <w:rPr>
-                <w:rFonts w:ascii="Times New Roman" w:cs="Times New Roman" w:eastAsia="Times New Roman" w:hAnsi="Times New Roman"/>
+                <w:rFonts w:ascii="Tahoma" w:cs="Tahoma" w:eastAsia="Tahoma" w:hAnsi="Tahoma"/>
+              </w:rPr>
+            </w:pPr>
+            <w:r>
+              <w:rPr>
+                <w:rFonts w:ascii="Tahoma" w:cs="Tahoma" w:eastAsia="Tahoma" w:hAnsi="Tahoma"/>
                 <w:rtl w:val="0"/>
               </w:rPr>
               <w:t xml:space="preserve">Backend RESTful API &amp; Database</w:t>
@@ -4621,12 +4553,12 @@
               <w:spacing w:after="80" w:before="80" w:lineRule="auto"/>
               <w:ind w:left="80" w:firstLine="0"/>
               <w:rPr>
-                <w:rFonts w:ascii="Times New Roman" w:cs="Times New Roman" w:eastAsia="Times New Roman" w:hAnsi="Times New Roman"/>
-              </w:rPr>
-            </w:pPr>
-            <w:r>
-              <w:rPr>
-                <w:rFonts w:ascii="Times New Roman" w:cs="Times New Roman" w:eastAsia="Times New Roman" w:hAnsi="Times New Roman"/>
+                <w:rFonts w:ascii="Tahoma" w:cs="Tahoma" w:eastAsia="Tahoma" w:hAnsi="Tahoma"/>
+              </w:rPr>
+            </w:pPr>
+            <w:r>
+              <w:rPr>
+                <w:rFonts w:ascii="Tahoma" w:cs="Tahoma" w:eastAsia="Tahoma" w:hAnsi="Tahoma"/>
                 <w:rtl w:val="0"/>
               </w:rPr>
               <w:t xml:space="preserve">Node.js (ExpressJS) + PostgreSQL + RBAC for 4 roles</w:t>
@@ -4660,14 +4592,14 @@
               <w:spacing w:after="80" w:before="80" w:lineRule="auto"/>
               <w:ind w:left="80" w:firstLine="0"/>
               <w:rPr>
-                <w:rFonts w:ascii="Times New Roman" w:cs="Times New Roman" w:eastAsia="Times New Roman" w:hAnsi="Times New Roman"/>
-                <w:b w:val="1"/>
-                <w:bCs w:val="1"/>
-              </w:rPr>
-            </w:pPr>
-            <w:r>
-              <w:rPr>
-                <w:rFonts w:ascii="Times New Roman" w:cs="Times New Roman" w:eastAsia="Times New Roman" w:hAnsi="Times New Roman"/>
+                <w:rFonts w:ascii="Tahoma" w:cs="Tahoma" w:eastAsia="Tahoma" w:hAnsi="Tahoma"/>
+                <w:b w:val="1"/>
+                <w:bCs w:val="1"/>
+              </w:rPr>
+            </w:pPr>
+            <w:r>
+              <w:rPr>
+                <w:rFonts w:ascii="Tahoma" w:cs="Tahoma" w:eastAsia="Tahoma" w:hAnsi="Tahoma"/>
                 <w:b w:val="1"/>
                 <w:bCs w:val="1"/>
                 <w:rtl w:val="0"/>
@@ -4696,12 +4628,12 @@
               <w:spacing w:after="80" w:before="80" w:lineRule="auto"/>
               <w:ind w:left="80" w:firstLine="0"/>
               <w:rPr>
-                <w:rFonts w:ascii="Times New Roman" w:cs="Times New Roman" w:eastAsia="Times New Roman" w:hAnsi="Times New Roman"/>
-              </w:rPr>
-            </w:pPr>
-            <w:r>
-              <w:rPr>
-                <w:rFonts w:ascii="Times New Roman" w:cs="Times New Roman" w:eastAsia="Times New Roman" w:hAnsi="Times New Roman"/>
+                <w:rFonts w:ascii="Tahoma" w:cs="Tahoma" w:eastAsia="Tahoma" w:hAnsi="Tahoma"/>
+              </w:rPr>
+            </w:pPr>
+            <w:r>
+              <w:rPr>
+                <w:rFonts w:ascii="Tahoma" w:cs="Tahoma" w:eastAsia="Tahoma" w:hAnsi="Tahoma"/>
                 <w:rtl w:val="0"/>
               </w:rPr>
               <w:t xml:space="preserve">Web Management Portal</w:t>
@@ -4728,12 +4660,12 @@
             <w:pPr>
               <w:spacing w:after="80" w:before="80" w:lineRule="auto"/>
               <w:rPr>
-                <w:rFonts w:ascii="Times New Roman" w:cs="Times New Roman" w:eastAsia="Times New Roman" w:hAnsi="Times New Roman"/>
-              </w:rPr>
-            </w:pPr>
-            <w:r>
-              <w:rPr>
-                <w:rFonts w:ascii="Times New Roman" w:cs="Times New Roman" w:eastAsia="Times New Roman" w:hAnsi="Times New Roman"/>
+                <w:rFonts w:ascii="Tahoma" w:cs="Tahoma" w:eastAsia="Tahoma" w:hAnsi="Tahoma"/>
+              </w:rPr>
+            </w:pPr>
+            <w:r>
+              <w:rPr>
+                <w:rFonts w:ascii="Tahoma" w:cs="Tahoma" w:eastAsia="Tahoma" w:hAnsi="Tahoma"/>
                 <w:rtl w:val="0"/>
               </w:rPr>
               <w:t xml:space="preserve"> React (TypeScript, Vite, Ant Design, Zustand) for Administrator &amp; Farm Operator </w:t>
@@ -4767,14 +4699,14 @@
               <w:spacing w:after="80" w:before="80" w:lineRule="auto"/>
               <w:ind w:left="80" w:firstLine="0"/>
               <w:rPr>
-                <w:rFonts w:ascii="Times New Roman" w:cs="Times New Roman" w:eastAsia="Times New Roman" w:hAnsi="Times New Roman"/>
-                <w:b w:val="1"/>
-                <w:bCs w:val="1"/>
-              </w:rPr>
-            </w:pPr>
-            <w:r>
-              <w:rPr>
-                <w:rFonts w:ascii="Times New Roman" w:cs="Times New Roman" w:eastAsia="Times New Roman" w:hAnsi="Times New Roman"/>
+                <w:rFonts w:ascii="Tahoma" w:cs="Tahoma" w:eastAsia="Tahoma" w:hAnsi="Tahoma"/>
+                <w:b w:val="1"/>
+                <w:bCs w:val="1"/>
+              </w:rPr>
+            </w:pPr>
+            <w:r>
+              <w:rPr>
+                <w:rFonts w:ascii="Tahoma" w:cs="Tahoma" w:eastAsia="Tahoma" w:hAnsi="Tahoma"/>
                 <w:b w:val="1"/>
                 <w:bCs w:val="1"/>
                 <w:rtl w:val="0"/>
@@ -4803,12 +4735,12 @@
               <w:spacing w:after="80" w:before="80" w:lineRule="auto"/>
               <w:ind w:left="80" w:firstLine="0"/>
               <w:rPr>
-                <w:rFonts w:ascii="Times New Roman" w:cs="Times New Roman" w:eastAsia="Times New Roman" w:hAnsi="Times New Roman"/>
-              </w:rPr>
-            </w:pPr>
-            <w:r>
-              <w:rPr>
-                <w:rFonts w:ascii="Times New Roman" w:cs="Times New Roman" w:eastAsia="Times New Roman" w:hAnsi="Times New Roman"/>
+                <w:rFonts w:ascii="Tahoma" w:cs="Tahoma" w:eastAsia="Tahoma" w:hAnsi="Tahoma"/>
+              </w:rPr>
+            </w:pPr>
+            <w:r>
+              <w:rPr>
+                <w:rFonts w:ascii="Tahoma" w:cs="Tahoma" w:eastAsia="Tahoma" w:hAnsi="Tahoma"/>
                 <w:rtl w:val="0"/>
               </w:rPr>
               <w:t xml:space="preserve">Customer &amp; Shipper Mobile App</w:t>
@@ -4836,12 +4768,12 @@
               <w:spacing w:after="80" w:before="80" w:lineRule="auto"/>
               <w:ind w:left="80" w:firstLine="0"/>
               <w:rPr>
-                <w:rFonts w:ascii="Times New Roman" w:cs="Times New Roman" w:eastAsia="Times New Roman" w:hAnsi="Times New Roman"/>
-              </w:rPr>
-            </w:pPr>
-            <w:r>
-              <w:rPr>
-                <w:rFonts w:ascii="Times New Roman" w:cs="Times New Roman" w:eastAsia="Times New Roman" w:hAnsi="Times New Roman"/>
+                <w:rFonts w:ascii="Tahoma" w:cs="Tahoma" w:eastAsia="Tahoma" w:hAnsi="Tahoma"/>
+              </w:rPr>
+            </w:pPr>
+            <w:r>
+              <w:rPr>
+                <w:rFonts w:ascii="Tahoma" w:cs="Tahoma" w:eastAsia="Tahoma" w:hAnsi="Tahoma"/>
                 <w:rtl w:val="0"/>
               </w:rPr>
               <w:t xml:space="preserve">Flutter for Customer &amp; Shipper</w:t>
@@ -4854,7 +4786,7 @@
       <w:pPr>
         <w:spacing w:after="160" w:line="256" w:lineRule="auto"/>
         <w:rPr>
-          <w:rFonts w:ascii="Calibri" w:cs="Calibri" w:eastAsia="Calibri" w:hAnsi="Calibri"/>
+          <w:rFonts w:ascii="Tahoma" w:cs="Tahoma" w:eastAsia="Tahoma" w:hAnsi="Tahoma"/>
           <w:b w:val="1"/>
           <w:bCs w:val="1"/>
           <w:sz w:val="24"/>
@@ -4872,7 +4804,7 @@
         <w:shd w:fill="ffffff" w:val="clear"/>
         <w:spacing w:after="120" w:lineRule="auto"/>
         <w:rPr>
-          <w:rFonts w:ascii="Times New Roman" w:cs="Times New Roman" w:eastAsia="Times New Roman" w:hAnsi="Times New Roman"/>
+          <w:rFonts w:ascii="Tahoma" w:cs="Tahoma" w:eastAsia="Tahoma" w:hAnsi="Tahoma"/>
           <w:b w:val="1"/>
           <w:bCs w:val="1"/>
           <w:color w:val="c00000"/>
@@ -4882,7 +4814,7 @@
       </w:pPr>
       <w:r>
         <w:rPr>
-          <w:rFonts w:ascii="Calibri" w:cs="Calibri" w:eastAsia="Calibri" w:hAnsi="Calibri"/>
+          <w:rFonts w:ascii="Tahoma" w:cs="Tahoma" w:eastAsia="Tahoma" w:hAnsi="Tahoma"/>
           <w:b w:val="1"/>
           <w:bCs w:val="1"/>
           <w:sz w:val="24"/>
@@ -4950,7 +4882,7 @@
               <w:spacing w:after="60" w:before="120" w:lineRule="auto"/>
               <w:ind w:left="80" w:firstLine="0"/>
               <w:rPr>
-                <w:rFonts w:ascii="Times New Roman" w:cs="Times New Roman" w:eastAsia="Times New Roman" w:hAnsi="Times New Roman"/>
+                <w:rFonts w:ascii="Tahoma" w:cs="Tahoma" w:eastAsia="Tahoma" w:hAnsi="Tahoma"/>
                 <w:b w:val="1"/>
                 <w:bCs w:val="1"/>
                 <w:sz w:val="20"/>
@@ -4959,7 +4891,7 @@
             </w:pPr>
             <w:r>
               <w:rPr>
-                <w:rFonts w:ascii="Times New Roman" w:cs="Times New Roman" w:eastAsia="Times New Roman" w:hAnsi="Times New Roman"/>
+                <w:rFonts w:ascii="Tahoma" w:cs="Tahoma" w:eastAsia="Tahoma" w:hAnsi="Tahoma"/>
                 <w:b w:val="1"/>
                 <w:bCs w:val="1"/>
                 <w:sz w:val="20"/>
@@ -4991,7 +4923,7 @@
               <w:spacing w:after="60" w:before="120" w:lineRule="auto"/>
               <w:ind w:left="80" w:firstLine="0"/>
               <w:rPr>
-                <w:rFonts w:ascii="Times New Roman" w:cs="Times New Roman" w:eastAsia="Times New Roman" w:hAnsi="Times New Roman"/>
+                <w:rFonts w:ascii="Tahoma" w:cs="Tahoma" w:eastAsia="Tahoma" w:hAnsi="Tahoma"/>
                 <w:b w:val="1"/>
                 <w:bCs w:val="1"/>
                 <w:sz w:val="20"/>
@@ -5000,7 +4932,7 @@
             </w:pPr>
             <w:r>
               <w:rPr>
-                <w:rFonts w:ascii="Times New Roman" w:cs="Times New Roman" w:eastAsia="Times New Roman" w:hAnsi="Times New Roman"/>
+                <w:rFonts w:ascii="Tahoma" w:cs="Tahoma" w:eastAsia="Tahoma" w:hAnsi="Tahoma"/>
                 <w:b w:val="1"/>
                 <w:bCs w:val="1"/>
                 <w:sz w:val="20"/>
@@ -5038,14 +4970,14 @@
               <w:spacing w:after="80" w:before="80" w:lineRule="auto"/>
               <w:ind w:left="80" w:firstLine="0"/>
               <w:rPr>
-                <w:rFonts w:ascii="Times New Roman" w:cs="Times New Roman" w:eastAsia="Times New Roman" w:hAnsi="Times New Roman"/>
-                <w:b w:val="1"/>
-                <w:bCs w:val="1"/>
-              </w:rPr>
-            </w:pPr>
-            <w:r>
-              <w:rPr>
-                <w:rFonts w:ascii="Times New Roman" w:cs="Times New Roman" w:eastAsia="Times New Roman" w:hAnsi="Times New Roman"/>
+                <w:rFonts w:ascii="Tahoma" w:cs="Tahoma" w:eastAsia="Tahoma" w:hAnsi="Tahoma"/>
+                <w:b w:val="1"/>
+                <w:bCs w:val="1"/>
+              </w:rPr>
+            </w:pPr>
+            <w:r>
+              <w:rPr>
+                <w:rFonts w:ascii="Tahoma" w:cs="Tahoma" w:eastAsia="Tahoma" w:hAnsi="Tahoma"/>
                 <w:b w:val="1"/>
                 <w:bCs w:val="1"/>
                 <w:rtl w:val="0"/>
@@ -5074,12 +5006,12 @@
               <w:spacing w:after="80" w:before="80" w:lineRule="auto"/>
               <w:ind w:left="80" w:firstLine="0"/>
               <w:rPr>
-                <w:rFonts w:ascii="Times New Roman" w:cs="Times New Roman" w:eastAsia="Times New Roman" w:hAnsi="Times New Roman"/>
-              </w:rPr>
-            </w:pPr>
-            <w:r>
-              <w:rPr>
-                <w:rFonts w:ascii="Times New Roman" w:cs="Times New Roman" w:eastAsia="Times New Roman" w:hAnsi="Times New Roman"/>
+                <w:rFonts w:ascii="Tahoma" w:cs="Tahoma" w:eastAsia="Tahoma" w:hAnsi="Tahoma"/>
+              </w:rPr>
+            </w:pPr>
+            <w:r>
+              <w:rPr>
+                <w:rFonts w:ascii="Tahoma" w:cs="Tahoma" w:eastAsia="Tahoma" w:hAnsi="Tahoma"/>
                 <w:rtl w:val="0"/>
               </w:rPr>
               <w:t xml:space="preserve">Manage users, rooms, trays, packages, IoT devices, cameras; view statistics/reports; configure thresholds &amp; notifications; export data</w:t>
@@ -5113,14 +5045,14 @@
               <w:spacing w:after="80" w:before="80" w:lineRule="auto"/>
               <w:ind w:left="80" w:firstLine="0"/>
               <w:rPr>
-                <w:rFonts w:ascii="Times New Roman" w:cs="Times New Roman" w:eastAsia="Times New Roman" w:hAnsi="Times New Roman"/>
-                <w:b w:val="1"/>
-                <w:bCs w:val="1"/>
-              </w:rPr>
-            </w:pPr>
-            <w:r>
-              <w:rPr>
-                <w:rFonts w:ascii="Times New Roman" w:cs="Times New Roman" w:eastAsia="Times New Roman" w:hAnsi="Times New Roman"/>
+                <w:rFonts w:ascii="Tahoma" w:cs="Tahoma" w:eastAsia="Tahoma" w:hAnsi="Tahoma"/>
+                <w:b w:val="1"/>
+                <w:bCs w:val="1"/>
+              </w:rPr>
+            </w:pPr>
+            <w:r>
+              <w:rPr>
+                <w:rFonts w:ascii="Tahoma" w:cs="Tahoma" w:eastAsia="Tahoma" w:hAnsi="Tahoma"/>
                 <w:b w:val="1"/>
                 <w:bCs w:val="1"/>
                 <w:rtl w:val="0"/>
@@ -5149,15 +5081,15 @@
               <w:spacing w:after="80" w:before="80" w:lineRule="auto"/>
               <w:ind w:left="80" w:firstLine="0"/>
               <w:rPr>
-                <w:rFonts w:ascii="Times New Roman" w:cs="Times New Roman" w:eastAsia="Times New Roman" w:hAnsi="Times New Roman"/>
-              </w:rPr>
-            </w:pPr>
-            <w:r>
-              <w:rPr>
-                <w:rFonts w:ascii="Times New Roman" w:cs="Times New Roman" w:eastAsia="Times New Roman" w:hAnsi="Times New Roman"/>
-                <w:rtl w:val="0"/>
-              </w:rPr>
-              <w:t xml:space="preserve">Manage rooms/trays; assign trays to customers; monitor temp/humidity/CO₂; control devices; manage cameras; update progress; manage harvests; receive alerts</w:t>
+                <w:rFonts w:ascii="Tahoma" w:cs="Tahoma" w:eastAsia="Tahoma" w:hAnsi="Tahoma"/>
+              </w:rPr>
+            </w:pPr>
+            <w:r>
+              <w:rPr>
+                <w:rFonts w:ascii="Tahoma" w:cs="Tahoma" w:eastAsia="Tahoma" w:hAnsi="Tahoma"/>
+                <w:rtl w:val="0"/>
+              </w:rPr>
+              <w:t xml:space="preserve">Manage rooms/trays; assign trays to customers; monitor temp/humidity; control devices; manage cameras; update progress; manage harvests; receive alerts</w:t>
             </w:r>
           </w:p>
         </w:tc>
@@ -5188,14 +5120,14 @@
               <w:spacing w:after="80" w:before="80" w:lineRule="auto"/>
               <w:ind w:left="80" w:firstLine="0"/>
               <w:rPr>
-                <w:rFonts w:ascii="Times New Roman" w:cs="Times New Roman" w:eastAsia="Times New Roman" w:hAnsi="Times New Roman"/>
-                <w:b w:val="1"/>
-                <w:bCs w:val="1"/>
-              </w:rPr>
-            </w:pPr>
-            <w:r>
-              <w:rPr>
-                <w:rFonts w:ascii="Times New Roman" w:cs="Times New Roman" w:eastAsia="Times New Roman" w:hAnsi="Times New Roman"/>
+                <w:rFonts w:ascii="Tahoma" w:cs="Tahoma" w:eastAsia="Tahoma" w:hAnsi="Tahoma"/>
+                <w:b w:val="1"/>
+                <w:bCs w:val="1"/>
+              </w:rPr>
+            </w:pPr>
+            <w:r>
+              <w:rPr>
+                <w:rFonts w:ascii="Tahoma" w:cs="Tahoma" w:eastAsia="Tahoma" w:hAnsi="Tahoma"/>
                 <w:b w:val="1"/>
                 <w:bCs w:val="1"/>
                 <w:rtl w:val="0"/>
@@ -5224,12 +5156,12 @@
               <w:spacing w:after="80" w:before="80" w:lineRule="auto"/>
               <w:ind w:left="80" w:firstLine="0"/>
               <w:rPr>
-                <w:rFonts w:ascii="Times New Roman" w:cs="Times New Roman" w:eastAsia="Times New Roman" w:hAnsi="Times New Roman"/>
-              </w:rPr>
-            </w:pPr>
-            <w:r>
-              <w:rPr>
-                <w:rFonts w:ascii="Times New Roman" w:cs="Times New Roman" w:eastAsia="Times New Roman" w:hAnsi="Times New Roman"/>
+                <w:rFonts w:ascii="Tahoma" w:cs="Tahoma" w:eastAsia="Tahoma" w:hAnsi="Tahoma"/>
+              </w:rPr>
+            </w:pPr>
+            <w:r>
+              <w:rPr>
+                <w:rFonts w:ascii="Tahoma" w:cs="Tahoma" w:eastAsia="Tahoma" w:hAnsi="Tahoma"/>
                 <w:rtl w:val="0"/>
               </w:rPr>
               <w:t xml:space="preserve">Register/sign in; view/update profile; browse &amp; rent trays/packages; register tray via code; view tray details; monitor environment; view camera; receive notifications; view history; request harvest/delivery</w:t>
@@ -5262,14 +5194,14 @@
               <w:spacing w:after="80" w:before="80" w:lineRule="auto"/>
               <w:ind w:left="80" w:firstLine="0"/>
               <w:rPr>
-                <w:rFonts w:ascii="Times New Roman" w:cs="Times New Roman" w:eastAsia="Times New Roman" w:hAnsi="Times New Roman"/>
-                <w:b w:val="1"/>
-                <w:bCs w:val="1"/>
-              </w:rPr>
-            </w:pPr>
-            <w:r>
-              <w:rPr>
-                <w:rFonts w:ascii="Times New Roman" w:cs="Times New Roman" w:eastAsia="Times New Roman" w:hAnsi="Times New Roman"/>
+                <w:rFonts w:ascii="Tahoma" w:cs="Tahoma" w:eastAsia="Tahoma" w:hAnsi="Tahoma"/>
+                <w:b w:val="1"/>
+                <w:bCs w:val="1"/>
+              </w:rPr>
+            </w:pPr>
+            <w:r>
+              <w:rPr>
+                <w:rFonts w:ascii="Tahoma" w:cs="Tahoma" w:eastAsia="Tahoma" w:hAnsi="Tahoma"/>
                 <w:b w:val="1"/>
                 <w:bCs w:val="1"/>
                 <w:rtl w:val="0"/>
@@ -5298,12 +5230,12 @@
             <w:pPr>
               <w:spacing w:after="80" w:before="80" w:lineRule="auto"/>
               <w:rPr>
-                <w:rFonts w:ascii="Times New Roman" w:cs="Times New Roman" w:eastAsia="Times New Roman" w:hAnsi="Times New Roman"/>
-              </w:rPr>
-            </w:pPr>
-            <w:r>
-              <w:rPr>
-                <w:rFonts w:ascii="Times New Roman" w:cs="Times New Roman" w:eastAsia="Times New Roman" w:hAnsi="Times New Roman"/>
+                <w:rFonts w:ascii="Tahoma" w:cs="Tahoma" w:eastAsia="Tahoma" w:hAnsi="Tahoma"/>
+              </w:rPr>
+            </w:pPr>
+            <w:r>
+              <w:rPr>
+                <w:rFonts w:ascii="Tahoma" w:cs="Tahoma" w:eastAsia="Tahoma" w:hAnsi="Tahoma"/>
                 <w:rtl w:val="0"/>
               </w:rPr>
               <w:t xml:space="preserve">Sign in; view assigned orders; view customer/delivery info; confirm pickup; update delivery status; confirm successful delivery</w:t>
@@ -5336,14 +5268,14 @@
               <w:spacing w:after="80" w:before="80" w:lineRule="auto"/>
               <w:ind w:left="80" w:firstLine="0"/>
               <w:rPr>
-                <w:rFonts w:ascii="Times New Roman" w:cs="Times New Roman" w:eastAsia="Times New Roman" w:hAnsi="Times New Roman"/>
-                <w:b w:val="1"/>
-                <w:bCs w:val="1"/>
-              </w:rPr>
-            </w:pPr>
-            <w:r>
-              <w:rPr>
-                <w:rFonts w:ascii="Times New Roman" w:cs="Times New Roman" w:eastAsia="Times New Roman" w:hAnsi="Times New Roman"/>
+                <w:rFonts w:ascii="Tahoma" w:cs="Tahoma" w:eastAsia="Tahoma" w:hAnsi="Tahoma"/>
+                <w:b w:val="1"/>
+                <w:bCs w:val="1"/>
+              </w:rPr>
+            </w:pPr>
+            <w:r>
+              <w:rPr>
+                <w:rFonts w:ascii="Tahoma" w:cs="Tahoma" w:eastAsia="Tahoma" w:hAnsi="Tahoma"/>
                 <w:b w:val="1"/>
                 <w:bCs w:val="1"/>
                 <w:rtl w:val="0"/>
@@ -5371,12 +5303,12 @@
             <w:pPr>
               <w:spacing w:after="80" w:before="80" w:lineRule="auto"/>
               <w:rPr>
-                <w:rFonts w:ascii="Times New Roman" w:cs="Times New Roman" w:eastAsia="Times New Roman" w:hAnsi="Times New Roman"/>
-              </w:rPr>
-            </w:pPr>
-            <w:r>
-              <w:rPr>
-                <w:rFonts w:ascii="Times New Roman" w:cs="Times New Roman" w:eastAsia="Times New Roman" w:hAnsi="Times New Roman"/>
+                <w:rFonts w:ascii="Tahoma" w:cs="Tahoma" w:eastAsia="Tahoma" w:hAnsi="Tahoma"/>
+              </w:rPr>
+            </w:pPr>
+            <w:r>
+              <w:rPr>
+                <w:rFonts w:ascii="Tahoma" w:cs="Tahoma" w:eastAsia="Tahoma" w:hAnsi="Tahoma"/>
                 <w:rtl w:val="0"/>
               </w:rPr>
               <w:t xml:space="preserve">Collect sensor data, automate control, send notifications, store historical records, and provide RESTful APIs.</w:t>
@@ -5390,7 +5322,7 @@
         <w:shd w:fill="ffffff" w:val="clear"/>
         <w:spacing w:after="120" w:lineRule="auto"/>
         <w:rPr>
-          <w:rFonts w:ascii="Times New Roman" w:cs="Times New Roman" w:eastAsia="Times New Roman" w:hAnsi="Times New Roman"/>
+          <w:rFonts w:ascii="Tahoma" w:cs="Tahoma" w:eastAsia="Tahoma" w:hAnsi="Tahoma"/>
         </w:rPr>
       </w:pPr>
       <w:r>
@@ -5404,7 +5336,7 @@
         <w:pStyle w:val="Heading2"/>
         <w:spacing w:after="0" w:before="40" w:line="259" w:lineRule="auto"/>
         <w:rPr>
-          <w:rFonts w:ascii="Calibri" w:cs="Calibri" w:eastAsia="Calibri" w:hAnsi="Calibri"/>
+          <w:rFonts w:ascii="Tahoma" w:cs="Tahoma" w:eastAsia="Tahoma" w:hAnsi="Tahoma"/>
           <w:b w:val="1"/>
           <w:bCs w:val="1"/>
           <w:sz w:val="26"/>
@@ -5415,7 +5347,7 @@
       <w:bookmarkEnd w:id="8"/>
       <w:r>
         <w:rPr>
-          <w:rFonts w:ascii="Calibri" w:cs="Calibri" w:eastAsia="Calibri" w:hAnsi="Calibri"/>
+          <w:rFonts w:ascii="Tahoma" w:cs="Tahoma" w:eastAsia="Tahoma" w:hAnsi="Tahoma"/>
           <w:b w:val="1"/>
           <w:bCs w:val="1"/>
           <w:sz w:val="26"/>
@@ -5427,10 +5359,13 @@
     </w:p>
     <w:p>
       <w:pPr>
-        <w:rPr/>
+        <w:rPr>
+          <w:rFonts w:ascii="Tahoma" w:cs="Tahoma" w:eastAsia="Tahoma" w:hAnsi="Tahoma"/>
+        </w:rPr>
       </w:pPr>
       <w:r>
         <w:rPr>
+          <w:rFonts w:ascii="Tahoma" w:cs="Tahoma" w:eastAsia="Tahoma" w:hAnsi="Tahoma"/>
           <w:rtl w:val="0"/>
         </w:rPr>
         <w:t xml:space="preserve">The high-level interactions and data flows between the Smart Mushroom Cultivation Management System (MCMS) and external actors/entities are illustrated in Figure 1 below.</w:t>
@@ -5438,15 +5373,19 @@
     </w:p>
     <w:p>
       <w:pPr>
-        <w:rPr/>
+        <w:rPr>
+          <w:rFonts w:ascii="Tahoma" w:cs="Tahoma" w:eastAsia="Tahoma" w:hAnsi="Tahoma"/>
+        </w:rPr>
       </w:pPr>
       <w:r>
-        <w:rPr/>
+        <w:rPr>
+          <w:rFonts w:ascii="Tahoma" w:cs="Tahoma" w:eastAsia="Tahoma" w:hAnsi="Tahoma"/>
+        </w:rPr>
         <w:drawing>
           <wp:inline distB="0" distT="0" distL="0" distR="0">
             <wp:extent cx="5733415" cy="2621280"/>
             <wp:effectExtent b="0" l="0" r="0" t="0"/>
-            <wp:docPr id="2116060815" name="image2.png"/>
+            <wp:docPr id="2116060816" name="image2.png"/>
             <a:graphic>
               <a:graphicData uri="http://schemas.openxmlformats.org/drawingml/2006/picture">
                 <pic:pic>
@@ -5483,10 +5422,13 @@
     </w:p>
     <w:p>
       <w:pPr>
-        <w:rPr/>
+        <w:rPr>
+          <w:rFonts w:ascii="Tahoma" w:cs="Tahoma" w:eastAsia="Tahoma" w:hAnsi="Tahoma"/>
+        </w:rPr>
       </w:pPr>
       <w:r>
         <w:rPr>
+          <w:rFonts w:ascii="Tahoma" w:cs="Tahoma" w:eastAsia="Tahoma" w:hAnsi="Tahoma"/>
           <w:b w:val="1"/>
           <w:bCs w:val="1"/>
           <w:rtl w:val="0"/>
@@ -5495,6 +5437,7 @@
       </w:r>
       <w:r>
         <w:rPr>
+          <w:rFonts w:ascii="Tahoma" w:cs="Tahoma" w:eastAsia="Tahoma" w:hAnsi="Tahoma"/>
           <w:rtl w:val="0"/>
         </w:rPr>
         <w:t xml:space="preserve"> System Context Diagram for MCMS.</w:t>
@@ -5502,10 +5445,13 @@
     </w:p>
     <w:p>
       <w:pPr>
-        <w:rPr/>
+        <w:rPr>
+          <w:rFonts w:ascii="Tahoma" w:cs="Tahoma" w:eastAsia="Tahoma" w:hAnsi="Tahoma"/>
+        </w:rPr>
       </w:pPr>
       <w:r>
         <w:rPr>
+          <w:rFonts w:ascii="Tahoma" w:cs="Tahoma" w:eastAsia="Tahoma" w:hAnsi="Tahoma"/>
           <w:rtl w:val="0"/>
         </w:rPr>
         <w:t xml:space="preserve">As shown in the figure, the central system interacts with five primary external entities:</w:t>
@@ -5522,6 +5468,7 @@
       </w:pPr>
       <w:r>
         <w:rPr>
+          <w:rFonts w:ascii="Tahoma" w:cs="Tahoma" w:eastAsia="Tahoma" w:hAnsi="Tahoma"/>
           <w:b w:val="1"/>
           <w:bCs w:val="1"/>
           <w:rtl w:val="0"/>
@@ -5530,6 +5477,7 @@
       </w:r>
       <w:r>
         <w:rPr>
+          <w:rFonts w:ascii="Tahoma" w:cs="Tahoma" w:eastAsia="Tahoma" w:hAnsi="Tahoma"/>
           <w:rtl w:val="0"/>
         </w:rPr>
         <w:t xml:space="preserve"> Issue system configuration, room/tray assignments, and manual device overrides while receiving real-time telemetry, system alerts, and analytics reports.</w:t>
@@ -5546,6 +5494,7 @@
       </w:pPr>
       <w:r>
         <w:rPr>
+          <w:rFonts w:ascii="Tahoma" w:cs="Tahoma" w:eastAsia="Tahoma" w:hAnsi="Tahoma"/>
           <w:b w:val="1"/>
           <w:bCs w:val="1"/>
           <w:rtl w:val="0"/>
@@ -5554,6 +5503,7 @@
       </w:r>
       <w:r>
         <w:rPr>
+          <w:rFonts w:ascii="Tahoma" w:cs="Tahoma" w:eastAsia="Tahoma" w:hAnsi="Tahoma"/>
           <w:rtl w:val="0"/>
         </w:rPr>
         <w:t xml:space="preserve"> Submits tray rental requests, tracks cultivation progress, views real-time telemetry/live camera streams, and requests harvests.</w:t>
@@ -5570,6 +5520,7 @@
       </w:pPr>
       <w:r>
         <w:rPr>
+          <w:rFonts w:ascii="Tahoma" w:cs="Tahoma" w:eastAsia="Tahoma" w:hAnsi="Tahoma"/>
           <w:b w:val="1"/>
           <w:bCs w:val="1"/>
           <w:rtl w:val="0"/>
@@ -5578,6 +5529,7 @@
       </w:r>
       <w:r>
         <w:rPr>
+          <w:rFonts w:ascii="Tahoma" w:cs="Tahoma" w:eastAsia="Tahoma" w:hAnsi="Tahoma"/>
           <w:rtl w:val="0"/>
         </w:rPr>
         <w:t xml:space="preserve"> Receives assigned delivery orders and updates delivery execution statuses.</w:t>
@@ -5594,6 +5546,7 @@
       </w:pPr>
       <w:r>
         <w:rPr>
+          <w:rFonts w:ascii="Tahoma" w:cs="Tahoma" w:eastAsia="Tahoma" w:hAnsi="Tahoma"/>
           <w:b w:val="1"/>
           <w:bCs w:val="1"/>
           <w:rtl w:val="0"/>
@@ -5602,22 +5555,10 @@
       </w:r>
       <w:r>
         <w:rPr>
+          <w:rFonts w:ascii="Tahoma" w:cs="Tahoma" w:eastAsia="Tahoma" w:hAnsi="Tahoma"/>
           <w:rtl w:val="0"/>
         </w:rPr>
-        <w:t xml:space="preserve"> Transmit environmental sensor data (temperature, humidity, CO</w:t>
-      </w:r>
-      <w:r>
-        <w:rPr>
-          <w:rFonts w:ascii="Cambria Math" w:cs="Cambria Math" w:eastAsia="Cambria Math" w:hAnsi="Cambria Math"/>
-          <w:rtl w:val="0"/>
-        </w:rPr>
-        <w:t xml:space="preserve">₂</w:t>
-      </w:r>
-      <w:r>
-        <w:rPr>
-          <w:rtl w:val="0"/>
-        </w:rPr>
-        <w:t xml:space="preserve">) to the backend and receive actuator execution commands (SSR misting, lighting, heating).</w:t>
+        <w:t xml:space="preserve"> Transmit environmental sensor data (temperature, humidity) to the backend and receive actuator execution commands (SSR misting, lighting, heating).</w:t>
       </w:r>
     </w:p>
     <w:p>
@@ -5631,6 +5572,7 @@
       </w:pPr>
       <w:r>
         <w:rPr>
+          <w:rFonts w:ascii="Tahoma" w:cs="Tahoma" w:eastAsia="Tahoma" w:hAnsi="Tahoma"/>
           <w:b w:val="1"/>
           <w:bCs w:val="1"/>
           <w:rtl w:val="0"/>
@@ -5639,6 +5581,7 @@
       </w:r>
       <w:r>
         <w:rPr>
+          <w:rFonts w:ascii="Tahoma" w:cs="Tahoma" w:eastAsia="Tahoma" w:hAnsi="Tahoma"/>
           <w:rtl w:val="0"/>
         </w:rPr>
         <w:t xml:space="preserve"> Provide live video streaming feeds directly to the client interfaces.</w:t>
@@ -5646,7 +5589,9 @@
     </w:p>
     <w:p>
       <w:pPr>
-        <w:rPr/>
+        <w:rPr>
+          <w:rFonts w:ascii="Tahoma" w:cs="Tahoma" w:eastAsia="Tahoma" w:hAnsi="Tahoma"/>
+        </w:rPr>
       </w:pPr>
       <w:r>
         <w:rPr>
@@ -5659,7 +5604,7 @@
         <w:pStyle w:val="Heading2"/>
         <w:spacing w:after="0" w:before="40" w:line="259" w:lineRule="auto"/>
         <w:rPr>
-          <w:rFonts w:ascii="Calibri" w:cs="Calibri" w:eastAsia="Calibri" w:hAnsi="Calibri"/>
+          <w:rFonts w:ascii="Tahoma" w:cs="Tahoma" w:eastAsia="Tahoma" w:hAnsi="Tahoma"/>
           <w:b w:val="1"/>
           <w:bCs w:val="1"/>
           <w:sz w:val="26"/>
@@ -5670,7 +5615,7 @@
       <w:bookmarkEnd w:id="9"/>
       <w:r>
         <w:rPr>
-          <w:rFonts w:ascii="Calibri" w:cs="Calibri" w:eastAsia="Calibri" w:hAnsi="Calibri"/>
+          <w:rFonts w:ascii="Tahoma" w:cs="Tahoma" w:eastAsia="Tahoma" w:hAnsi="Tahoma"/>
           <w:b w:val="1"/>
           <w:bCs w:val="1"/>
           <w:sz w:val="26"/>
@@ -5685,7 +5630,7 @@
         <w:pStyle w:val="Heading3"/>
         <w:spacing w:after="0" w:before="40" w:line="259" w:lineRule="auto"/>
         <w:rPr>
-          <w:rFonts w:ascii="Times New Roman" w:cs="Times New Roman" w:eastAsia="Times New Roman" w:hAnsi="Times New Roman"/>
+          <w:rFonts w:ascii="Tahoma" w:cs="Tahoma" w:eastAsia="Tahoma" w:hAnsi="Tahoma"/>
           <w:b w:val="1"/>
           <w:bCs w:val="1"/>
           <w:color w:val="c00000"/>
@@ -5697,7 +5642,7 @@
       <w:bookmarkEnd w:id="10"/>
       <w:r>
         <w:rPr>
-          <w:rFonts w:ascii="Calibri" w:cs="Calibri" w:eastAsia="Calibri" w:hAnsi="Calibri"/>
+          <w:rFonts w:ascii="Tahoma" w:cs="Tahoma" w:eastAsia="Tahoma" w:hAnsi="Tahoma"/>
           <w:b w:val="1"/>
           <w:bCs w:val="1"/>
           <w:color w:val="000000"/>
@@ -5768,7 +5713,7 @@
               <w:spacing w:after="60" w:before="120" w:lineRule="auto"/>
               <w:ind w:left="80" w:firstLine="0"/>
               <w:rPr>
-                <w:rFonts w:ascii="Times New Roman" w:cs="Times New Roman" w:eastAsia="Times New Roman" w:hAnsi="Times New Roman"/>
+                <w:rFonts w:ascii="Tahoma" w:cs="Tahoma" w:eastAsia="Tahoma" w:hAnsi="Tahoma"/>
                 <w:b w:val="1"/>
                 <w:bCs w:val="1"/>
                 <w:sz w:val="20"/>
@@ -5777,7 +5722,7 @@
             </w:pPr>
             <w:r>
               <w:rPr>
-                <w:rFonts w:ascii="Times New Roman" w:cs="Times New Roman" w:eastAsia="Times New Roman" w:hAnsi="Times New Roman"/>
+                <w:rFonts w:ascii="Tahoma" w:cs="Tahoma" w:eastAsia="Tahoma" w:hAnsi="Tahoma"/>
                 <w:b w:val="1"/>
                 <w:bCs w:val="1"/>
                 <w:sz w:val="20"/>
@@ -5809,7 +5754,7 @@
               <w:spacing w:after="60" w:before="120" w:lineRule="auto"/>
               <w:ind w:left="80" w:firstLine="0"/>
               <w:rPr>
-                <w:rFonts w:ascii="Times New Roman" w:cs="Times New Roman" w:eastAsia="Times New Roman" w:hAnsi="Times New Roman"/>
+                <w:rFonts w:ascii="Tahoma" w:cs="Tahoma" w:eastAsia="Tahoma" w:hAnsi="Tahoma"/>
                 <w:b w:val="1"/>
                 <w:bCs w:val="1"/>
                 <w:sz w:val="20"/>
@@ -5818,7 +5763,7 @@
             </w:pPr>
             <w:r>
               <w:rPr>
-                <w:rFonts w:ascii="Times New Roman" w:cs="Times New Roman" w:eastAsia="Times New Roman" w:hAnsi="Times New Roman"/>
+                <w:rFonts w:ascii="Tahoma" w:cs="Tahoma" w:eastAsia="Tahoma" w:hAnsi="Tahoma"/>
                 <w:b w:val="1"/>
                 <w:bCs w:val="1"/>
                 <w:sz w:val="20"/>
@@ -5850,7 +5795,7 @@
               <w:spacing w:after="60" w:before="120" w:lineRule="auto"/>
               <w:ind w:left="80" w:firstLine="0"/>
               <w:rPr>
-                <w:rFonts w:ascii="Times New Roman" w:cs="Times New Roman" w:eastAsia="Times New Roman" w:hAnsi="Times New Roman"/>
+                <w:rFonts w:ascii="Tahoma" w:cs="Tahoma" w:eastAsia="Tahoma" w:hAnsi="Tahoma"/>
                 <w:b w:val="1"/>
                 <w:bCs w:val="1"/>
                 <w:sz w:val="20"/>
@@ -5859,7 +5804,7 @@
             </w:pPr>
             <w:r>
               <w:rPr>
-                <w:rFonts w:ascii="Times New Roman" w:cs="Times New Roman" w:eastAsia="Times New Roman" w:hAnsi="Times New Roman"/>
+                <w:rFonts w:ascii="Tahoma" w:cs="Tahoma" w:eastAsia="Tahoma" w:hAnsi="Tahoma"/>
                 <w:b w:val="1"/>
                 <w:bCs w:val="1"/>
                 <w:sz w:val="20"/>
@@ -5896,14 +5841,14 @@
             <w:pPr>
               <w:spacing w:after="80" w:before="80" w:lineRule="auto"/>
               <w:rPr>
-                <w:rFonts w:ascii="Times New Roman" w:cs="Times New Roman" w:eastAsia="Times New Roman" w:hAnsi="Times New Roman"/>
-                <w:b w:val="1"/>
-                <w:bCs w:val="1"/>
-              </w:rPr>
-            </w:pPr>
-            <w:r>
-              <w:rPr>
-                <w:rFonts w:ascii="Times New Roman" w:cs="Times New Roman" w:eastAsia="Times New Roman" w:hAnsi="Times New Roman"/>
+                <w:rFonts w:ascii="Tahoma" w:cs="Tahoma" w:eastAsia="Tahoma" w:hAnsi="Tahoma"/>
+                <w:b w:val="1"/>
+                <w:bCs w:val="1"/>
+              </w:rPr>
+            </w:pPr>
+            <w:r>
+              <w:rPr>
+                <w:rFonts w:ascii="Tahoma" w:cs="Tahoma" w:eastAsia="Tahoma" w:hAnsi="Tahoma"/>
                 <w:b w:val="1"/>
                 <w:bCs w:val="1"/>
                 <w:rtl w:val="0"/>
@@ -5932,12 +5877,12 @@
               <w:spacing w:after="80" w:before="80" w:lineRule="auto"/>
               <w:ind w:left="80" w:firstLine="0"/>
               <w:rPr>
-                <w:rFonts w:ascii="Times New Roman" w:cs="Times New Roman" w:eastAsia="Times New Roman" w:hAnsi="Times New Roman"/>
-              </w:rPr>
-            </w:pPr>
-            <w:r>
-              <w:rPr>
-                <w:rFonts w:ascii="Times New Roman" w:cs="Times New Roman" w:eastAsia="Times New Roman" w:hAnsi="Times New Roman"/>
+                <w:rFonts w:ascii="Tahoma" w:cs="Tahoma" w:eastAsia="Tahoma" w:hAnsi="Tahoma"/>
+              </w:rPr>
+            </w:pPr>
+            <w:r>
+              <w:rPr>
+                <w:rFonts w:ascii="Tahoma" w:cs="Tahoma" w:eastAsia="Tahoma" w:hAnsi="Tahoma"/>
                 <w:rtl w:val="0"/>
               </w:rPr>
               <w:t xml:space="preserve">System administrator with full access</w:t>
@@ -5964,12 +5909,12 @@
               <w:spacing w:after="80" w:before="80" w:lineRule="auto"/>
               <w:ind w:left="80" w:firstLine="0"/>
               <w:rPr>
-                <w:rFonts w:ascii="Times New Roman" w:cs="Times New Roman" w:eastAsia="Times New Roman" w:hAnsi="Times New Roman"/>
-              </w:rPr>
-            </w:pPr>
-            <w:r>
-              <w:rPr>
-                <w:rFonts w:ascii="Times New Roman" w:cs="Times New Roman" w:eastAsia="Times New Roman" w:hAnsi="Times New Roman"/>
+                <w:rFonts w:ascii="Tahoma" w:cs="Tahoma" w:eastAsia="Tahoma" w:hAnsi="Tahoma"/>
+              </w:rPr>
+            </w:pPr>
+            <w:r>
+              <w:rPr>
+                <w:rFonts w:ascii="Tahoma" w:cs="Tahoma" w:eastAsia="Tahoma" w:hAnsi="Tahoma"/>
                 <w:rtl w:val="0"/>
               </w:rPr>
               <w:t xml:space="preserve">Web</w:t>
@@ -6002,14 +5947,14 @@
             <w:pPr>
               <w:spacing w:after="80" w:before="80" w:lineRule="auto"/>
               <w:rPr>
-                <w:rFonts w:ascii="Times New Roman" w:cs="Times New Roman" w:eastAsia="Times New Roman" w:hAnsi="Times New Roman"/>
-                <w:b w:val="1"/>
-                <w:bCs w:val="1"/>
-              </w:rPr>
-            </w:pPr>
-            <w:r>
-              <w:rPr>
-                <w:rFonts w:ascii="Times New Roman" w:cs="Times New Roman" w:eastAsia="Times New Roman" w:hAnsi="Times New Roman"/>
+                <w:rFonts w:ascii="Tahoma" w:cs="Tahoma" w:eastAsia="Tahoma" w:hAnsi="Tahoma"/>
+                <w:b w:val="1"/>
+                <w:bCs w:val="1"/>
+              </w:rPr>
+            </w:pPr>
+            <w:r>
+              <w:rPr>
+                <w:rFonts w:ascii="Tahoma" w:cs="Tahoma" w:eastAsia="Tahoma" w:hAnsi="Tahoma"/>
                 <w:b w:val="1"/>
                 <w:bCs w:val="1"/>
                 <w:rtl w:val="0"/>
@@ -6038,12 +5983,12 @@
               <w:spacing w:after="80" w:before="80" w:lineRule="auto"/>
               <w:ind w:left="80" w:firstLine="0"/>
               <w:rPr>
-                <w:rFonts w:ascii="Times New Roman" w:cs="Times New Roman" w:eastAsia="Times New Roman" w:hAnsi="Times New Roman"/>
-              </w:rPr>
-            </w:pPr>
-            <w:r>
-              <w:rPr>
-                <w:rFonts w:ascii="Times New Roman" w:cs="Times New Roman" w:eastAsia="Times New Roman" w:hAnsi="Times New Roman"/>
+                <w:rFonts w:ascii="Tahoma" w:cs="Tahoma" w:eastAsia="Tahoma" w:hAnsi="Tahoma"/>
+              </w:rPr>
+            </w:pPr>
+            <w:r>
+              <w:rPr>
+                <w:rFonts w:ascii="Tahoma" w:cs="Tahoma" w:eastAsia="Tahoma" w:hAnsi="Tahoma"/>
                 <w:rtl w:val="0"/>
               </w:rPr>
               <w:t xml:space="preserve">Daily farm operations staff</w:t>
@@ -6070,12 +6015,12 @@
               <w:spacing w:after="80" w:before="80" w:lineRule="auto"/>
               <w:ind w:left="80" w:firstLine="0"/>
               <w:rPr>
-                <w:rFonts w:ascii="Times New Roman" w:cs="Times New Roman" w:eastAsia="Times New Roman" w:hAnsi="Times New Roman"/>
-              </w:rPr>
-            </w:pPr>
-            <w:r>
-              <w:rPr>
-                <w:rFonts w:ascii="Times New Roman" w:cs="Times New Roman" w:eastAsia="Times New Roman" w:hAnsi="Times New Roman"/>
+                <w:rFonts w:ascii="Tahoma" w:cs="Tahoma" w:eastAsia="Tahoma" w:hAnsi="Tahoma"/>
+              </w:rPr>
+            </w:pPr>
+            <w:r>
+              <w:rPr>
+                <w:rFonts w:ascii="Tahoma" w:cs="Tahoma" w:eastAsia="Tahoma" w:hAnsi="Tahoma"/>
                 <w:rtl w:val="0"/>
               </w:rPr>
               <w:t xml:space="preserve">Web</w:t>
@@ -6109,14 +6054,14 @@
               <w:spacing w:after="80" w:before="80" w:lineRule="auto"/>
               <w:ind w:left="80" w:firstLine="0"/>
               <w:rPr>
-                <w:rFonts w:ascii="Times New Roman" w:cs="Times New Roman" w:eastAsia="Times New Roman" w:hAnsi="Times New Roman"/>
-                <w:b w:val="1"/>
-                <w:bCs w:val="1"/>
-              </w:rPr>
-            </w:pPr>
-            <w:r>
-              <w:rPr>
-                <w:rFonts w:ascii="Times New Roman" w:cs="Times New Roman" w:eastAsia="Times New Roman" w:hAnsi="Times New Roman"/>
+                <w:rFonts w:ascii="Tahoma" w:cs="Tahoma" w:eastAsia="Tahoma" w:hAnsi="Tahoma"/>
+                <w:b w:val="1"/>
+                <w:bCs w:val="1"/>
+              </w:rPr>
+            </w:pPr>
+            <w:r>
+              <w:rPr>
+                <w:rFonts w:ascii="Tahoma" w:cs="Tahoma" w:eastAsia="Tahoma" w:hAnsi="Tahoma"/>
                 <w:b w:val="1"/>
                 <w:bCs w:val="1"/>
                 <w:rtl w:val="0"/>
@@ -6145,12 +6090,12 @@
               <w:spacing w:after="80" w:before="80" w:lineRule="auto"/>
               <w:ind w:left="80" w:firstLine="0"/>
               <w:rPr>
-                <w:rFonts w:ascii="Times New Roman" w:cs="Times New Roman" w:eastAsia="Times New Roman" w:hAnsi="Times New Roman"/>
-              </w:rPr>
-            </w:pPr>
-            <w:r>
-              <w:rPr>
-                <w:rFonts w:ascii="Times New Roman" w:cs="Times New Roman" w:eastAsia="Times New Roman" w:hAnsi="Times New Roman"/>
+                <w:rFonts w:ascii="Tahoma" w:cs="Tahoma" w:eastAsia="Tahoma" w:hAnsi="Tahoma"/>
+              </w:rPr>
+            </w:pPr>
+            <w:r>
+              <w:rPr>
+                <w:rFonts w:ascii="Tahoma" w:cs="Tahoma" w:eastAsia="Tahoma" w:hAnsi="Tahoma"/>
                 <w:rtl w:val="0"/>
               </w:rPr>
               <w:t xml:space="preserve">Rent trays and monitor remotely.</w:t>
@@ -6176,12 +6121,12 @@
             <w:pPr>
               <w:spacing w:after="80" w:before="80" w:lineRule="auto"/>
               <w:rPr>
-                <w:rFonts w:ascii="Times New Roman" w:cs="Times New Roman" w:eastAsia="Times New Roman" w:hAnsi="Times New Roman"/>
-              </w:rPr>
-            </w:pPr>
-            <w:r>
-              <w:rPr>
-                <w:rFonts w:ascii="Times New Roman" w:cs="Times New Roman" w:eastAsia="Times New Roman" w:hAnsi="Times New Roman"/>
+                <w:rFonts w:ascii="Tahoma" w:cs="Tahoma" w:eastAsia="Tahoma" w:hAnsi="Tahoma"/>
+              </w:rPr>
+            </w:pPr>
+            <w:r>
+              <w:rPr>
+                <w:rFonts w:ascii="Tahoma" w:cs="Tahoma" w:eastAsia="Tahoma" w:hAnsi="Tahoma"/>
                 <w:rtl w:val="0"/>
               </w:rPr>
               <w:t xml:space="preserve"> Mobile</w:t>
@@ -6215,14 +6160,14 @@
               <w:spacing w:after="80" w:before="80" w:lineRule="auto"/>
               <w:ind w:left="80" w:firstLine="0"/>
               <w:rPr>
-                <w:rFonts w:ascii="Times New Roman" w:cs="Times New Roman" w:eastAsia="Times New Roman" w:hAnsi="Times New Roman"/>
-                <w:b w:val="1"/>
-                <w:bCs w:val="1"/>
-              </w:rPr>
-            </w:pPr>
-            <w:r>
-              <w:rPr>
-                <w:rFonts w:ascii="Times New Roman" w:cs="Times New Roman" w:eastAsia="Times New Roman" w:hAnsi="Times New Roman"/>
+                <w:rFonts w:ascii="Tahoma" w:cs="Tahoma" w:eastAsia="Tahoma" w:hAnsi="Tahoma"/>
+                <w:b w:val="1"/>
+                <w:bCs w:val="1"/>
+              </w:rPr>
+            </w:pPr>
+            <w:r>
+              <w:rPr>
+                <w:rFonts w:ascii="Tahoma" w:cs="Tahoma" w:eastAsia="Tahoma" w:hAnsi="Tahoma"/>
                 <w:b w:val="1"/>
                 <w:bCs w:val="1"/>
                 <w:rtl w:val="0"/>
@@ -6251,12 +6196,12 @@
               <w:spacing w:after="80" w:before="80" w:lineRule="auto"/>
               <w:ind w:left="80" w:firstLine="0"/>
               <w:rPr>
-                <w:rFonts w:ascii="Times New Roman" w:cs="Times New Roman" w:eastAsia="Times New Roman" w:hAnsi="Times New Roman"/>
-              </w:rPr>
-            </w:pPr>
-            <w:r>
-              <w:rPr>
-                <w:rFonts w:ascii="Times New Roman" w:cs="Times New Roman" w:eastAsia="Times New Roman" w:hAnsi="Times New Roman"/>
+                <w:rFonts w:ascii="Tahoma" w:cs="Tahoma" w:eastAsia="Tahoma" w:hAnsi="Tahoma"/>
+              </w:rPr>
+            </w:pPr>
+            <w:r>
+              <w:rPr>
+                <w:rFonts w:ascii="Tahoma" w:cs="Tahoma" w:eastAsia="Tahoma" w:hAnsi="Tahoma"/>
                 <w:rtl w:val="0"/>
               </w:rPr>
               <w:t xml:space="preserve">Delivery personnel</w:t>
@@ -6283,12 +6228,12 @@
               <w:spacing w:after="80" w:before="80" w:lineRule="auto"/>
               <w:ind w:left="80" w:firstLine="0"/>
               <w:rPr>
-                <w:rFonts w:ascii="Times New Roman" w:cs="Times New Roman" w:eastAsia="Times New Roman" w:hAnsi="Times New Roman"/>
-              </w:rPr>
-            </w:pPr>
-            <w:r>
-              <w:rPr>
-                <w:rFonts w:ascii="Times New Roman" w:cs="Times New Roman" w:eastAsia="Times New Roman" w:hAnsi="Times New Roman"/>
+                <w:rFonts w:ascii="Tahoma" w:cs="Tahoma" w:eastAsia="Tahoma" w:hAnsi="Tahoma"/>
+              </w:rPr>
+            </w:pPr>
+            <w:r>
+              <w:rPr>
+                <w:rFonts w:ascii="Tahoma" w:cs="Tahoma" w:eastAsia="Tahoma" w:hAnsi="Tahoma"/>
                 <w:rtl w:val="0"/>
               </w:rPr>
               <w:t xml:space="preserve">Mobile</w:t>
@@ -6322,14 +6267,14 @@
               <w:spacing w:after="80" w:before="80" w:lineRule="auto"/>
               <w:ind w:left="80" w:firstLine="0"/>
               <w:rPr>
-                <w:rFonts w:ascii="Times New Roman" w:cs="Times New Roman" w:eastAsia="Times New Roman" w:hAnsi="Times New Roman"/>
-                <w:b w:val="1"/>
-                <w:bCs w:val="1"/>
-              </w:rPr>
-            </w:pPr>
-            <w:r>
-              <w:rPr>
-                <w:rFonts w:ascii="Times New Roman" w:cs="Times New Roman" w:eastAsia="Times New Roman" w:hAnsi="Times New Roman"/>
+                <w:rFonts w:ascii="Tahoma" w:cs="Tahoma" w:eastAsia="Tahoma" w:hAnsi="Tahoma"/>
+                <w:b w:val="1"/>
+                <w:bCs w:val="1"/>
+              </w:rPr>
+            </w:pPr>
+            <w:r>
+              <w:rPr>
+                <w:rFonts w:ascii="Tahoma" w:cs="Tahoma" w:eastAsia="Tahoma" w:hAnsi="Tahoma"/>
                 <w:b w:val="1"/>
                 <w:bCs w:val="1"/>
                 <w:rtl w:val="0"/>
@@ -6358,12 +6303,12 @@
               <w:spacing w:after="80" w:before="80" w:lineRule="auto"/>
               <w:ind w:left="80" w:firstLine="0"/>
               <w:rPr>
-                <w:rFonts w:ascii="Times New Roman" w:cs="Times New Roman" w:eastAsia="Times New Roman" w:hAnsi="Times New Roman"/>
-              </w:rPr>
-            </w:pPr>
-            <w:r>
-              <w:rPr>
-                <w:rFonts w:ascii="Times New Roman" w:cs="Times New Roman" w:eastAsia="Times New Roman" w:hAnsi="Times New Roman"/>
+                <w:rFonts w:ascii="Tahoma" w:cs="Tahoma" w:eastAsia="Tahoma" w:hAnsi="Tahoma"/>
+              </w:rPr>
+            </w:pPr>
+            <w:r>
+              <w:rPr>
+                <w:rFonts w:ascii="Tahoma" w:cs="Tahoma" w:eastAsia="Tahoma" w:hAnsi="Tahoma"/>
                 <w:rtl w:val="0"/>
               </w:rPr>
               <w:t xml:space="preserve">Automated actor (data collection, control, notifications)</w:t>
@@ -6390,7 +6335,7 @@
               <w:spacing w:after="80" w:before="80" w:lineRule="auto"/>
               <w:ind w:left="80" w:firstLine="0"/>
               <w:rPr>
-                <w:rFonts w:ascii="Times New Roman" w:cs="Times New Roman" w:eastAsia="Times New Roman" w:hAnsi="Times New Roman"/>
+                <w:rFonts w:ascii="Tahoma" w:cs="Tahoma" w:eastAsia="Tahoma" w:hAnsi="Tahoma"/>
               </w:rPr>
             </w:pPr>
             <w:r>
@@ -6406,7 +6351,7 @@
       <w:pPr>
         <w:spacing w:after="160" w:line="256" w:lineRule="auto"/>
         <w:rPr>
-          <w:rFonts w:ascii="Calibri" w:cs="Calibri" w:eastAsia="Calibri" w:hAnsi="Calibri"/>
+          <w:rFonts w:ascii="Tahoma" w:cs="Tahoma" w:eastAsia="Tahoma" w:hAnsi="Tahoma"/>
         </w:rPr>
       </w:pPr>
       <w:r>
@@ -6420,7 +6365,7 @@
         <w:pStyle w:val="Heading3"/>
         <w:spacing w:after="0" w:before="40" w:line="259" w:lineRule="auto"/>
         <w:rPr>
-          <w:rFonts w:ascii="Times New Roman" w:cs="Times New Roman" w:eastAsia="Times New Roman" w:hAnsi="Times New Roman"/>
+          <w:rFonts w:ascii="Tahoma" w:cs="Tahoma" w:eastAsia="Tahoma" w:hAnsi="Tahoma"/>
           <w:b w:val="1"/>
           <w:bCs w:val="1"/>
           <w:color w:val="c00000"/>
@@ -6432,7 +6377,7 @@
       <w:bookmarkEnd w:id="11"/>
       <w:r>
         <w:rPr>
-          <w:rFonts w:ascii="Calibri" w:cs="Calibri" w:eastAsia="Calibri" w:hAnsi="Calibri"/>
+          <w:rFonts w:ascii="Tahoma" w:cs="Tahoma" w:eastAsia="Tahoma" w:hAnsi="Tahoma"/>
           <w:b w:val="1"/>
           <w:bCs w:val="1"/>
           <w:color w:val="000000"/>
@@ -6503,7 +6448,7 @@
               <w:spacing w:after="60" w:before="120" w:lineRule="auto"/>
               <w:ind w:left="80" w:firstLine="0"/>
               <w:rPr>
-                <w:rFonts w:ascii="Times New Roman" w:cs="Times New Roman" w:eastAsia="Times New Roman" w:hAnsi="Times New Roman"/>
+                <w:rFonts w:ascii="Tahoma" w:cs="Tahoma" w:eastAsia="Tahoma" w:hAnsi="Tahoma"/>
                 <w:b w:val="1"/>
                 <w:bCs w:val="1"/>
                 <w:sz w:val="20"/>
@@ -6512,7 +6457,7 @@
             </w:pPr>
             <w:r>
               <w:rPr>
-                <w:rFonts w:ascii="Times New Roman" w:cs="Times New Roman" w:eastAsia="Times New Roman" w:hAnsi="Times New Roman"/>
+                <w:rFonts w:ascii="Tahoma" w:cs="Tahoma" w:eastAsia="Tahoma" w:hAnsi="Tahoma"/>
                 <w:b w:val="1"/>
                 <w:bCs w:val="1"/>
                 <w:sz w:val="20"/>
@@ -6544,7 +6489,7 @@
               <w:spacing w:after="60" w:before="120" w:lineRule="auto"/>
               <w:ind w:left="80" w:firstLine="0"/>
               <w:rPr>
-                <w:rFonts w:ascii="Times New Roman" w:cs="Times New Roman" w:eastAsia="Times New Roman" w:hAnsi="Times New Roman"/>
+                <w:rFonts w:ascii="Tahoma" w:cs="Tahoma" w:eastAsia="Tahoma" w:hAnsi="Tahoma"/>
                 <w:b w:val="1"/>
                 <w:bCs w:val="1"/>
                 <w:sz w:val="20"/>
@@ -6553,7 +6498,7 @@
             </w:pPr>
             <w:r>
               <w:rPr>
-                <w:rFonts w:ascii="Times New Roman" w:cs="Times New Roman" w:eastAsia="Times New Roman" w:hAnsi="Times New Roman"/>
+                <w:rFonts w:ascii="Tahoma" w:cs="Tahoma" w:eastAsia="Tahoma" w:hAnsi="Tahoma"/>
                 <w:b w:val="1"/>
                 <w:bCs w:val="1"/>
                 <w:sz w:val="20"/>
@@ -6585,7 +6530,7 @@
               <w:spacing w:after="60" w:before="120" w:lineRule="auto"/>
               <w:ind w:left="80" w:firstLine="0"/>
               <w:rPr>
-                <w:rFonts w:ascii="Times New Roman" w:cs="Times New Roman" w:eastAsia="Times New Roman" w:hAnsi="Times New Roman"/>
+                <w:rFonts w:ascii="Tahoma" w:cs="Tahoma" w:eastAsia="Tahoma" w:hAnsi="Tahoma"/>
                 <w:b w:val="1"/>
                 <w:bCs w:val="1"/>
                 <w:sz w:val="20"/>
@@ -6594,7 +6539,7 @@
             </w:pPr>
             <w:r>
               <w:rPr>
-                <w:rFonts w:ascii="Times New Roman" w:cs="Times New Roman" w:eastAsia="Times New Roman" w:hAnsi="Times New Roman"/>
+                <w:rFonts w:ascii="Tahoma" w:cs="Tahoma" w:eastAsia="Tahoma" w:hAnsi="Tahoma"/>
                 <w:b w:val="1"/>
                 <w:bCs w:val="1"/>
                 <w:sz w:val="20"/>
@@ -6631,14 +6576,14 @@
             <w:pPr>
               <w:spacing w:after="80" w:before="80" w:lineRule="auto"/>
               <w:rPr>
-                <w:rFonts w:ascii="Times New Roman" w:cs="Times New Roman" w:eastAsia="Times New Roman" w:hAnsi="Times New Roman"/>
-                <w:b w:val="1"/>
-                <w:bCs w:val="1"/>
-              </w:rPr>
-            </w:pPr>
-            <w:r>
-              <w:rPr>
-                <w:rFonts w:ascii="Times New Roman" w:cs="Times New Roman" w:eastAsia="Times New Roman" w:hAnsi="Times New Roman"/>
+                <w:rFonts w:ascii="Tahoma" w:cs="Tahoma" w:eastAsia="Tahoma" w:hAnsi="Tahoma"/>
+                <w:b w:val="1"/>
+                <w:bCs w:val="1"/>
+              </w:rPr>
+            </w:pPr>
+            <w:r>
+              <w:rPr>
+                <w:rFonts w:ascii="Tahoma" w:cs="Tahoma" w:eastAsia="Tahoma" w:hAnsi="Tahoma"/>
                 <w:b w:val="1"/>
                 <w:bCs w:val="1"/>
                 <w:rtl w:val="0"/>
@@ -6667,12 +6612,12 @@
               <w:spacing w:after="80" w:before="80" w:lineRule="auto"/>
               <w:ind w:left="80" w:firstLine="0"/>
               <w:rPr>
-                <w:rFonts w:ascii="Times New Roman" w:cs="Times New Roman" w:eastAsia="Times New Roman" w:hAnsi="Times New Roman"/>
-              </w:rPr>
-            </w:pPr>
-            <w:r>
-              <w:rPr>
-                <w:rFonts w:ascii="Times New Roman" w:cs="Times New Roman" w:eastAsia="Times New Roman" w:hAnsi="Times New Roman"/>
+                <w:rFonts w:ascii="Tahoma" w:cs="Tahoma" w:eastAsia="Tahoma" w:hAnsi="Tahoma"/>
+              </w:rPr>
+            </w:pPr>
+            <w:r>
+              <w:rPr>
+                <w:rFonts w:ascii="Tahoma" w:cs="Tahoma" w:eastAsia="Tahoma" w:hAnsi="Tahoma"/>
                 <w:rtl w:val="0"/>
               </w:rPr>
               <w:t xml:space="preserve">Sign up and sign in securely.</w:t>
@@ -6699,12 +6644,12 @@
               <w:spacing w:after="80" w:before="80" w:lineRule="auto"/>
               <w:ind w:left="80" w:firstLine="0"/>
               <w:rPr>
-                <w:rFonts w:ascii="Times New Roman" w:cs="Times New Roman" w:eastAsia="Times New Roman" w:hAnsi="Times New Roman"/>
-              </w:rPr>
-            </w:pPr>
-            <w:r>
-              <w:rPr>
-                <w:rFonts w:ascii="Times New Roman" w:cs="Times New Roman" w:eastAsia="Times New Roman" w:hAnsi="Times New Roman"/>
+                <w:rFonts w:ascii="Tahoma" w:cs="Tahoma" w:eastAsia="Tahoma" w:hAnsi="Tahoma"/>
+              </w:rPr>
+            </w:pPr>
+            <w:r>
+              <w:rPr>
+                <w:rFonts w:ascii="Tahoma" w:cs="Tahoma" w:eastAsia="Tahoma" w:hAnsi="Tahoma"/>
                 <w:rtl w:val="0"/>
               </w:rPr>
               <w:t xml:space="preserve">High</w:t>
@@ -6737,14 +6682,14 @@
             <w:pPr>
               <w:spacing w:after="80" w:before="80" w:lineRule="auto"/>
               <w:rPr>
-                <w:rFonts w:ascii="Times New Roman" w:cs="Times New Roman" w:eastAsia="Times New Roman" w:hAnsi="Times New Roman"/>
-                <w:b w:val="1"/>
-                <w:bCs w:val="1"/>
-              </w:rPr>
-            </w:pPr>
-            <w:r>
-              <w:rPr>
-                <w:rFonts w:ascii="Times New Roman" w:cs="Times New Roman" w:eastAsia="Times New Roman" w:hAnsi="Times New Roman"/>
+                <w:rFonts w:ascii="Tahoma" w:cs="Tahoma" w:eastAsia="Tahoma" w:hAnsi="Tahoma"/>
+                <w:b w:val="1"/>
+                <w:bCs w:val="1"/>
+              </w:rPr>
+            </w:pPr>
+            <w:r>
+              <w:rPr>
+                <w:rFonts w:ascii="Tahoma" w:cs="Tahoma" w:eastAsia="Tahoma" w:hAnsi="Tahoma"/>
                 <w:b w:val="1"/>
                 <w:bCs w:val="1"/>
                 <w:rtl w:val="0"/>
@@ -6773,12 +6718,12 @@
               <w:spacing w:after="80" w:before="80" w:lineRule="auto"/>
               <w:ind w:left="80" w:firstLine="0"/>
               <w:rPr>
-                <w:rFonts w:ascii="Times New Roman" w:cs="Times New Roman" w:eastAsia="Times New Roman" w:hAnsi="Times New Roman"/>
-              </w:rPr>
-            </w:pPr>
-            <w:r>
-              <w:rPr>
-                <w:rFonts w:ascii="Times New Roman" w:cs="Times New Roman" w:eastAsia="Times New Roman" w:hAnsi="Times New Roman"/>
+                <w:rFonts w:ascii="Tahoma" w:cs="Tahoma" w:eastAsia="Tahoma" w:hAnsi="Tahoma"/>
+              </w:rPr>
+            </w:pPr>
+            <w:r>
+              <w:rPr>
+                <w:rFonts w:ascii="Tahoma" w:cs="Tahoma" w:eastAsia="Tahoma" w:hAnsi="Tahoma"/>
                 <w:rtl w:val="0"/>
               </w:rPr>
               <w:t xml:space="preserve">CRUD user accounts (all roles)</w:t>
@@ -6805,12 +6750,12 @@
               <w:spacing w:after="80" w:before="80" w:lineRule="auto"/>
               <w:ind w:left="80" w:firstLine="0"/>
               <w:rPr>
-                <w:rFonts w:ascii="Times New Roman" w:cs="Times New Roman" w:eastAsia="Times New Roman" w:hAnsi="Times New Roman"/>
-              </w:rPr>
-            </w:pPr>
-            <w:r>
-              <w:rPr>
-                <w:rFonts w:ascii="Times New Roman" w:cs="Times New Roman" w:eastAsia="Times New Roman" w:hAnsi="Times New Roman"/>
+                <w:rFonts w:ascii="Tahoma" w:cs="Tahoma" w:eastAsia="Tahoma" w:hAnsi="Tahoma"/>
+              </w:rPr>
+            </w:pPr>
+            <w:r>
+              <w:rPr>
+                <w:rFonts w:ascii="Tahoma" w:cs="Tahoma" w:eastAsia="Tahoma" w:hAnsi="Tahoma"/>
                 <w:rtl w:val="0"/>
               </w:rPr>
               <w:t xml:space="preserve">High</w:t>
@@ -6844,14 +6789,14 @@
               <w:spacing w:after="80" w:before="80" w:lineRule="auto"/>
               <w:ind w:left="80" w:firstLine="0"/>
               <w:rPr>
-                <w:rFonts w:ascii="Times New Roman" w:cs="Times New Roman" w:eastAsia="Times New Roman" w:hAnsi="Times New Roman"/>
-                <w:b w:val="1"/>
-                <w:bCs w:val="1"/>
-              </w:rPr>
-            </w:pPr>
-            <w:r>
-              <w:rPr>
-                <w:rFonts w:ascii="Times New Roman" w:cs="Times New Roman" w:eastAsia="Times New Roman" w:hAnsi="Times New Roman"/>
+                <w:rFonts w:ascii="Tahoma" w:cs="Tahoma" w:eastAsia="Tahoma" w:hAnsi="Tahoma"/>
+                <w:b w:val="1"/>
+                <w:bCs w:val="1"/>
+              </w:rPr>
+            </w:pPr>
+            <w:r>
+              <w:rPr>
+                <w:rFonts w:ascii="Tahoma" w:cs="Tahoma" w:eastAsia="Tahoma" w:hAnsi="Tahoma"/>
                 <w:b w:val="1"/>
                 <w:bCs w:val="1"/>
                 <w:rtl w:val="0"/>
@@ -6880,12 +6825,12 @@
               <w:spacing w:after="80" w:before="80" w:lineRule="auto"/>
               <w:ind w:left="80" w:firstLine="0"/>
               <w:rPr>
-                <w:rFonts w:ascii="Times New Roman" w:cs="Times New Roman" w:eastAsia="Times New Roman" w:hAnsi="Times New Roman"/>
-              </w:rPr>
-            </w:pPr>
-            <w:r>
-              <w:rPr>
-                <w:rFonts w:ascii="Times New Roman" w:cs="Times New Roman" w:eastAsia="Times New Roman" w:hAnsi="Times New Roman"/>
+                <w:rFonts w:ascii="Tahoma" w:cs="Tahoma" w:eastAsia="Tahoma" w:hAnsi="Tahoma"/>
+              </w:rPr>
+            </w:pPr>
+            <w:r>
+              <w:rPr>
+                <w:rFonts w:ascii="Tahoma" w:cs="Tahoma" w:eastAsia="Tahoma" w:hAnsi="Tahoma"/>
                 <w:rtl w:val="0"/>
               </w:rPr>
               <w:t xml:space="preserve">CRUD cultivation rooms</w:t>
@@ -6911,12 +6856,12 @@
             <w:pPr>
               <w:spacing w:after="80" w:before="80" w:lineRule="auto"/>
               <w:rPr>
-                <w:rFonts w:ascii="Times New Roman" w:cs="Times New Roman" w:eastAsia="Times New Roman" w:hAnsi="Times New Roman"/>
-              </w:rPr>
-            </w:pPr>
-            <w:r>
-              <w:rPr>
-                <w:rFonts w:ascii="Times New Roman" w:cs="Times New Roman" w:eastAsia="Times New Roman" w:hAnsi="Times New Roman"/>
+                <w:rFonts w:ascii="Tahoma" w:cs="Tahoma" w:eastAsia="Tahoma" w:hAnsi="Tahoma"/>
+              </w:rPr>
+            </w:pPr>
+            <w:r>
+              <w:rPr>
+                <w:rFonts w:ascii="Tahoma" w:cs="Tahoma" w:eastAsia="Tahoma" w:hAnsi="Tahoma"/>
                 <w:rtl w:val="0"/>
               </w:rPr>
               <w:t xml:space="preserve"> High</w:t>
@@ -6950,14 +6895,14 @@
               <w:spacing w:after="80" w:before="80" w:lineRule="auto"/>
               <w:ind w:left="80" w:firstLine="0"/>
               <w:rPr>
-                <w:rFonts w:ascii="Times New Roman" w:cs="Times New Roman" w:eastAsia="Times New Roman" w:hAnsi="Times New Roman"/>
-                <w:b w:val="1"/>
-                <w:bCs w:val="1"/>
-              </w:rPr>
-            </w:pPr>
-            <w:r>
-              <w:rPr>
-                <w:rFonts w:ascii="Times New Roman" w:cs="Times New Roman" w:eastAsia="Times New Roman" w:hAnsi="Times New Roman"/>
+                <w:rFonts w:ascii="Tahoma" w:cs="Tahoma" w:eastAsia="Tahoma" w:hAnsi="Tahoma"/>
+                <w:b w:val="1"/>
+                <w:bCs w:val="1"/>
+              </w:rPr>
+            </w:pPr>
+            <w:r>
+              <w:rPr>
+                <w:rFonts w:ascii="Tahoma" w:cs="Tahoma" w:eastAsia="Tahoma" w:hAnsi="Tahoma"/>
                 <w:b w:val="1"/>
                 <w:bCs w:val="1"/>
                 <w:rtl w:val="0"/>
@@ -6986,12 +6931,12 @@
               <w:spacing w:after="80" w:before="80" w:lineRule="auto"/>
               <w:ind w:left="80" w:firstLine="0"/>
               <w:rPr>
-                <w:rFonts w:ascii="Times New Roman" w:cs="Times New Roman" w:eastAsia="Times New Roman" w:hAnsi="Times New Roman"/>
-              </w:rPr>
-            </w:pPr>
-            <w:r>
-              <w:rPr>
-                <w:rFonts w:ascii="Times New Roman" w:cs="Times New Roman" w:eastAsia="Times New Roman" w:hAnsi="Times New Roman"/>
+                <w:rFonts w:ascii="Tahoma" w:cs="Tahoma" w:eastAsia="Tahoma" w:hAnsi="Tahoma"/>
+              </w:rPr>
+            </w:pPr>
+            <w:r>
+              <w:rPr>
+                <w:rFonts w:ascii="Tahoma" w:cs="Tahoma" w:eastAsia="Tahoma" w:hAnsi="Tahoma"/>
                 <w:rtl w:val="0"/>
               </w:rPr>
               <w:t xml:space="preserve">CRUD cultivation trays &amp; assign to rooms</w:t>
@@ -7018,12 +6963,12 @@
               <w:spacing w:after="80" w:before="80" w:lineRule="auto"/>
               <w:ind w:left="80" w:firstLine="0"/>
               <w:rPr>
-                <w:rFonts w:ascii="Times New Roman" w:cs="Times New Roman" w:eastAsia="Times New Roman" w:hAnsi="Times New Roman"/>
-              </w:rPr>
-            </w:pPr>
-            <w:r>
-              <w:rPr>
-                <w:rFonts w:ascii="Times New Roman" w:cs="Times New Roman" w:eastAsia="Times New Roman" w:hAnsi="Times New Roman"/>
+                <w:rFonts w:ascii="Tahoma" w:cs="Tahoma" w:eastAsia="Tahoma" w:hAnsi="Tahoma"/>
+              </w:rPr>
+            </w:pPr>
+            <w:r>
+              <w:rPr>
+                <w:rFonts w:ascii="Tahoma" w:cs="Tahoma" w:eastAsia="Tahoma" w:hAnsi="Tahoma"/>
                 <w:rtl w:val="0"/>
               </w:rPr>
               <w:t xml:space="preserve">High</w:t>
@@ -7057,14 +7002,14 @@
               <w:spacing w:after="80" w:before="80" w:lineRule="auto"/>
               <w:ind w:left="80" w:firstLine="0"/>
               <w:rPr>
-                <w:rFonts w:ascii="Times New Roman" w:cs="Times New Roman" w:eastAsia="Times New Roman" w:hAnsi="Times New Roman"/>
-                <w:b w:val="1"/>
-                <w:bCs w:val="1"/>
-              </w:rPr>
-            </w:pPr>
-            <w:r>
-              <w:rPr>
-                <w:rFonts w:ascii="Times New Roman" w:cs="Times New Roman" w:eastAsia="Times New Roman" w:hAnsi="Times New Roman"/>
+                <w:rFonts w:ascii="Tahoma" w:cs="Tahoma" w:eastAsia="Tahoma" w:hAnsi="Tahoma"/>
+                <w:b w:val="1"/>
+                <w:bCs w:val="1"/>
+              </w:rPr>
+            </w:pPr>
+            <w:r>
+              <w:rPr>
+                <w:rFonts w:ascii="Tahoma" w:cs="Tahoma" w:eastAsia="Tahoma" w:hAnsi="Tahoma"/>
                 <w:b w:val="1"/>
                 <w:bCs w:val="1"/>
                 <w:rtl w:val="0"/>
@@ -7093,12 +7038,12 @@
               <w:spacing w:after="80" w:before="80" w:lineRule="auto"/>
               <w:ind w:left="80" w:firstLine="0"/>
               <w:rPr>
-                <w:rFonts w:ascii="Times New Roman" w:cs="Times New Roman" w:eastAsia="Times New Roman" w:hAnsi="Times New Roman"/>
-              </w:rPr>
-            </w:pPr>
-            <w:r>
-              <w:rPr>
-                <w:rFonts w:ascii="Times New Roman" w:cs="Times New Roman" w:eastAsia="Times New Roman" w:hAnsi="Times New Roman"/>
+                <w:rFonts w:ascii="Tahoma" w:cs="Tahoma" w:eastAsia="Tahoma" w:hAnsi="Tahoma"/>
+              </w:rPr>
+            </w:pPr>
+            <w:r>
+              <w:rPr>
+                <w:rFonts w:ascii="Tahoma" w:cs="Tahoma" w:eastAsia="Tahoma" w:hAnsi="Tahoma"/>
                 <w:rtl w:val="0"/>
               </w:rPr>
               <w:t xml:space="preserve">CRUD rental packages &amp; pricing</w:t>
@@ -7125,12 +7070,12 @@
               <w:spacing w:after="80" w:before="80" w:lineRule="auto"/>
               <w:ind w:left="80" w:firstLine="0"/>
               <w:rPr>
-                <w:rFonts w:ascii="Times New Roman" w:cs="Times New Roman" w:eastAsia="Times New Roman" w:hAnsi="Times New Roman"/>
-              </w:rPr>
-            </w:pPr>
-            <w:r>
-              <w:rPr>
-                <w:rFonts w:ascii="Times New Roman" w:cs="Times New Roman" w:eastAsia="Times New Roman" w:hAnsi="Times New Roman"/>
+                <w:rFonts w:ascii="Tahoma" w:cs="Tahoma" w:eastAsia="Tahoma" w:hAnsi="Tahoma"/>
+              </w:rPr>
+            </w:pPr>
+            <w:r>
+              <w:rPr>
+                <w:rFonts w:ascii="Tahoma" w:cs="Tahoma" w:eastAsia="Tahoma" w:hAnsi="Tahoma"/>
                 <w:rtl w:val="0"/>
               </w:rPr>
               <w:t xml:space="preserve">High</w:t>
@@ -7164,14 +7109,14 @@
               <w:spacing w:after="80" w:before="80" w:lineRule="auto"/>
               <w:ind w:left="80" w:firstLine="0"/>
               <w:rPr>
-                <w:rFonts w:ascii="Times New Roman" w:cs="Times New Roman" w:eastAsia="Times New Roman" w:hAnsi="Times New Roman"/>
-                <w:b w:val="1"/>
-                <w:bCs w:val="1"/>
-              </w:rPr>
-            </w:pPr>
-            <w:r>
-              <w:rPr>
-                <w:rFonts w:ascii="Times New Roman" w:cs="Times New Roman" w:eastAsia="Times New Roman" w:hAnsi="Times New Roman"/>
+                <w:rFonts w:ascii="Tahoma" w:cs="Tahoma" w:eastAsia="Tahoma" w:hAnsi="Tahoma"/>
+                <w:b w:val="1"/>
+                <w:bCs w:val="1"/>
+              </w:rPr>
+            </w:pPr>
+            <w:r>
+              <w:rPr>
+                <w:rFonts w:ascii="Tahoma" w:cs="Tahoma" w:eastAsia="Tahoma" w:hAnsi="Tahoma"/>
                 <w:b w:val="1"/>
                 <w:bCs w:val="1"/>
                 <w:rtl w:val="0"/>
@@ -7200,12 +7145,12 @@
               <w:spacing w:after="80" w:before="80" w:lineRule="auto"/>
               <w:ind w:left="80" w:firstLine="0"/>
               <w:rPr>
-                <w:rFonts w:ascii="Times New Roman" w:cs="Times New Roman" w:eastAsia="Times New Roman" w:hAnsi="Times New Roman"/>
-              </w:rPr>
-            </w:pPr>
-            <w:r>
-              <w:rPr>
-                <w:rFonts w:ascii="Times New Roman" w:cs="Times New Roman" w:eastAsia="Times New Roman" w:hAnsi="Times New Roman"/>
+                <w:rFonts w:ascii="Tahoma" w:cs="Tahoma" w:eastAsia="Tahoma" w:hAnsi="Tahoma"/>
+              </w:rPr>
+            </w:pPr>
+            <w:r>
+              <w:rPr>
+                <w:rFonts w:ascii="Tahoma" w:cs="Tahoma" w:eastAsia="Tahoma" w:hAnsi="Tahoma"/>
                 <w:rtl w:val="0"/>
               </w:rPr>
               <w:t xml:space="preserve">Register, configure, and monitor IoT devices, sensors, cameras</w:t>
@@ -7232,12 +7177,12 @@
               <w:spacing w:after="80" w:before="80" w:lineRule="auto"/>
               <w:ind w:left="80" w:firstLine="0"/>
               <w:rPr>
-                <w:rFonts w:ascii="Times New Roman" w:cs="Times New Roman" w:eastAsia="Times New Roman" w:hAnsi="Times New Roman"/>
-              </w:rPr>
-            </w:pPr>
-            <w:r>
-              <w:rPr>
-                <w:rFonts w:ascii="Times New Roman" w:cs="Times New Roman" w:eastAsia="Times New Roman" w:hAnsi="Times New Roman"/>
+                <w:rFonts w:ascii="Tahoma" w:cs="Tahoma" w:eastAsia="Tahoma" w:hAnsi="Tahoma"/>
+              </w:rPr>
+            </w:pPr>
+            <w:r>
+              <w:rPr>
+                <w:rFonts w:ascii="Tahoma" w:cs="Tahoma" w:eastAsia="Tahoma" w:hAnsi="Tahoma"/>
                 <w:rtl w:val="0"/>
               </w:rPr>
               <w:t xml:space="preserve">High</w:t>
@@ -7271,14 +7216,14 @@
               <w:spacing w:after="80" w:before="80" w:lineRule="auto"/>
               <w:ind w:left="80" w:firstLine="0"/>
               <w:rPr>
-                <w:rFonts w:ascii="Times New Roman" w:cs="Times New Roman" w:eastAsia="Times New Roman" w:hAnsi="Times New Roman"/>
-                <w:b w:val="1"/>
-                <w:bCs w:val="1"/>
-              </w:rPr>
-            </w:pPr>
-            <w:r>
-              <w:rPr>
-                <w:rFonts w:ascii="Times New Roman" w:cs="Times New Roman" w:eastAsia="Times New Roman" w:hAnsi="Times New Roman"/>
+                <w:rFonts w:ascii="Tahoma" w:cs="Tahoma" w:eastAsia="Tahoma" w:hAnsi="Tahoma"/>
+                <w:b w:val="1"/>
+                <w:bCs w:val="1"/>
+              </w:rPr>
+            </w:pPr>
+            <w:r>
+              <w:rPr>
+                <w:rFonts w:ascii="Tahoma" w:cs="Tahoma" w:eastAsia="Tahoma" w:hAnsi="Tahoma"/>
                 <w:b w:val="1"/>
                 <w:bCs w:val="1"/>
                 <w:rtl w:val="0"/>
@@ -7307,12 +7252,12 @@
               <w:spacing w:after="80" w:before="80" w:lineRule="auto"/>
               <w:ind w:left="80" w:firstLine="0"/>
               <w:rPr>
-                <w:rFonts w:ascii="Times New Roman" w:cs="Times New Roman" w:eastAsia="Times New Roman" w:hAnsi="Times New Roman"/>
-              </w:rPr>
-            </w:pPr>
-            <w:r>
-              <w:rPr>
-                <w:rFonts w:ascii="Times New Roman" w:cs="Times New Roman" w:eastAsia="Times New Roman" w:hAnsi="Times New Roman"/>
+                <w:rFonts w:ascii="Tahoma" w:cs="Tahoma" w:eastAsia="Tahoma" w:hAnsi="Tahoma"/>
+              </w:rPr>
+            </w:pPr>
+            <w:r>
+              <w:rPr>
+                <w:rFonts w:ascii="Tahoma" w:cs="Tahoma" w:eastAsia="Tahoma" w:hAnsi="Tahoma"/>
                 <w:rtl w:val="0"/>
               </w:rPr>
               <w:t xml:space="preserve">View statistics &amp; reports (environment, rental, harvest).</w:t>
@@ -7339,12 +7284,12 @@
               <w:spacing w:after="80" w:before="80" w:lineRule="auto"/>
               <w:ind w:left="80" w:firstLine="0"/>
               <w:rPr>
-                <w:rFonts w:ascii="Times New Roman" w:cs="Times New Roman" w:eastAsia="Times New Roman" w:hAnsi="Times New Roman"/>
-              </w:rPr>
-            </w:pPr>
-            <w:r>
-              <w:rPr>
-                <w:rFonts w:ascii="Times New Roman" w:cs="Times New Roman" w:eastAsia="Times New Roman" w:hAnsi="Times New Roman"/>
+                <w:rFonts w:ascii="Tahoma" w:cs="Tahoma" w:eastAsia="Tahoma" w:hAnsi="Tahoma"/>
+              </w:rPr>
+            </w:pPr>
+            <w:r>
+              <w:rPr>
+                <w:rFonts w:ascii="Tahoma" w:cs="Tahoma" w:eastAsia="Tahoma" w:hAnsi="Tahoma"/>
                 <w:rtl w:val="0"/>
               </w:rPr>
               <w:t xml:space="preserve">Medium</w:t>
@@ -7378,14 +7323,14 @@
               <w:spacing w:after="80" w:before="80" w:lineRule="auto"/>
               <w:ind w:left="80" w:firstLine="0"/>
               <w:rPr>
-                <w:rFonts w:ascii="Times New Roman" w:cs="Times New Roman" w:eastAsia="Times New Roman" w:hAnsi="Times New Roman"/>
-                <w:b w:val="1"/>
-                <w:bCs w:val="1"/>
-              </w:rPr>
-            </w:pPr>
-            <w:r>
-              <w:rPr>
-                <w:rFonts w:ascii="Times New Roman" w:cs="Times New Roman" w:eastAsia="Times New Roman" w:hAnsi="Times New Roman"/>
+                <w:rFonts w:ascii="Tahoma" w:cs="Tahoma" w:eastAsia="Tahoma" w:hAnsi="Tahoma"/>
+                <w:b w:val="1"/>
+                <w:bCs w:val="1"/>
+              </w:rPr>
+            </w:pPr>
+            <w:r>
+              <w:rPr>
+                <w:rFonts w:ascii="Tahoma" w:cs="Tahoma" w:eastAsia="Tahoma" w:hAnsi="Tahoma"/>
                 <w:b w:val="1"/>
                 <w:bCs w:val="1"/>
                 <w:rtl w:val="0"/>
@@ -7414,12 +7359,12 @@
               <w:spacing w:after="80" w:before="80" w:lineRule="auto"/>
               <w:ind w:left="80" w:firstLine="0"/>
               <w:rPr>
-                <w:rFonts w:ascii="Times New Roman" w:cs="Times New Roman" w:eastAsia="Times New Roman" w:hAnsi="Times New Roman"/>
-              </w:rPr>
-            </w:pPr>
-            <w:r>
-              <w:rPr>
-                <w:rFonts w:ascii="Times New Roman" w:cs="Times New Roman" w:eastAsia="Times New Roman" w:hAnsi="Times New Roman"/>
+                <w:rFonts w:ascii="Tahoma" w:cs="Tahoma" w:eastAsia="Tahoma" w:hAnsi="Tahoma"/>
+              </w:rPr>
+            </w:pPr>
+            <w:r>
+              <w:rPr>
+                <w:rFonts w:ascii="Tahoma" w:cs="Tahoma" w:eastAsia="Tahoma" w:hAnsi="Tahoma"/>
                 <w:rtl w:val="0"/>
               </w:rPr>
               <w:t xml:space="preserve">Export data &amp; reports</w:t>
@@ -7446,12 +7391,12 @@
               <w:spacing w:after="80" w:before="80" w:lineRule="auto"/>
               <w:ind w:left="80" w:firstLine="0"/>
               <w:rPr>
-                <w:rFonts w:ascii="Times New Roman" w:cs="Times New Roman" w:eastAsia="Times New Roman" w:hAnsi="Times New Roman"/>
-              </w:rPr>
-            </w:pPr>
-            <w:r>
-              <w:rPr>
-                <w:rFonts w:ascii="Times New Roman" w:cs="Times New Roman" w:eastAsia="Times New Roman" w:hAnsi="Times New Roman"/>
+                <w:rFonts w:ascii="Tahoma" w:cs="Tahoma" w:eastAsia="Tahoma" w:hAnsi="Tahoma"/>
+              </w:rPr>
+            </w:pPr>
+            <w:r>
+              <w:rPr>
+                <w:rFonts w:ascii="Tahoma" w:cs="Tahoma" w:eastAsia="Tahoma" w:hAnsi="Tahoma"/>
                 <w:rtl w:val="0"/>
               </w:rPr>
               <w:t xml:space="preserve">Medium</w:t>
@@ -7485,14 +7430,14 @@
               <w:spacing w:after="80" w:before="80" w:lineRule="auto"/>
               <w:ind w:left="80" w:firstLine="0"/>
               <w:rPr>
-                <w:rFonts w:ascii="Times New Roman" w:cs="Times New Roman" w:eastAsia="Times New Roman" w:hAnsi="Times New Roman"/>
-                <w:b w:val="1"/>
-                <w:bCs w:val="1"/>
-              </w:rPr>
-            </w:pPr>
-            <w:r>
-              <w:rPr>
-                <w:rFonts w:ascii="Times New Roman" w:cs="Times New Roman" w:eastAsia="Times New Roman" w:hAnsi="Times New Roman"/>
+                <w:rFonts w:ascii="Tahoma" w:cs="Tahoma" w:eastAsia="Tahoma" w:hAnsi="Tahoma"/>
+                <w:b w:val="1"/>
+                <w:bCs w:val="1"/>
+              </w:rPr>
+            </w:pPr>
+            <w:r>
+              <w:rPr>
+                <w:rFonts w:ascii="Tahoma" w:cs="Tahoma" w:eastAsia="Tahoma" w:hAnsi="Tahoma"/>
                 <w:b w:val="1"/>
                 <w:bCs w:val="1"/>
                 <w:rtl w:val="0"/>
@@ -7521,12 +7466,12 @@
               <w:spacing w:after="80" w:before="80" w:lineRule="auto"/>
               <w:ind w:left="80" w:firstLine="0"/>
               <w:rPr>
-                <w:rFonts w:ascii="Times New Roman" w:cs="Times New Roman" w:eastAsia="Times New Roman" w:hAnsi="Times New Roman"/>
-              </w:rPr>
-            </w:pPr>
-            <w:r>
-              <w:rPr>
-                <w:rFonts w:ascii="Times New Roman" w:cs="Times New Roman" w:eastAsia="Times New Roman" w:hAnsi="Times New Roman"/>
+                <w:rFonts w:ascii="Tahoma" w:cs="Tahoma" w:eastAsia="Tahoma" w:hAnsi="Tahoma"/>
+              </w:rPr>
+            </w:pPr>
+            <w:r>
+              <w:rPr>
+                <w:rFonts w:ascii="Tahoma" w:cs="Tahoma" w:eastAsia="Tahoma" w:hAnsi="Tahoma"/>
                 <w:rtl w:val="0"/>
               </w:rPr>
               <w:t xml:space="preserve">Configure notifications &amp; environmental thresholds.</w:t>
@@ -7553,12 +7498,12 @@
               <w:spacing w:after="80" w:before="80" w:lineRule="auto"/>
               <w:ind w:left="80" w:firstLine="0"/>
               <w:rPr>
-                <w:rFonts w:ascii="Times New Roman" w:cs="Times New Roman" w:eastAsia="Times New Roman" w:hAnsi="Times New Roman"/>
-              </w:rPr>
-            </w:pPr>
-            <w:r>
-              <w:rPr>
-                <w:rFonts w:ascii="Times New Roman" w:cs="Times New Roman" w:eastAsia="Times New Roman" w:hAnsi="Times New Roman"/>
+                <w:rFonts w:ascii="Tahoma" w:cs="Tahoma" w:eastAsia="Tahoma" w:hAnsi="Tahoma"/>
+              </w:rPr>
+            </w:pPr>
+            <w:r>
+              <w:rPr>
+                <w:rFonts w:ascii="Tahoma" w:cs="Tahoma" w:eastAsia="Tahoma" w:hAnsi="Tahoma"/>
                 <w:rtl w:val="0"/>
               </w:rPr>
               <w:t xml:space="preserve">High</w:t>
@@ -7571,7 +7516,7 @@
       <w:pPr>
         <w:spacing w:after="160" w:line="256" w:lineRule="auto"/>
         <w:rPr>
-          <w:rFonts w:ascii="Calibri" w:cs="Calibri" w:eastAsia="Calibri" w:hAnsi="Calibri"/>
+          <w:rFonts w:ascii="Tahoma" w:cs="Tahoma" w:eastAsia="Tahoma" w:hAnsi="Tahoma"/>
         </w:rPr>
       </w:pPr>
       <w:r>
@@ -7585,7 +7530,7 @@
         <w:pStyle w:val="Heading3"/>
         <w:spacing w:after="0" w:before="40" w:line="259" w:lineRule="auto"/>
         <w:rPr>
-          <w:rFonts w:ascii="Times New Roman" w:cs="Times New Roman" w:eastAsia="Times New Roman" w:hAnsi="Times New Roman"/>
+          <w:rFonts w:ascii="Tahoma" w:cs="Tahoma" w:eastAsia="Tahoma" w:hAnsi="Tahoma"/>
           <w:b w:val="1"/>
           <w:bCs w:val="1"/>
           <w:color w:val="c00000"/>
@@ -7597,7 +7542,7 @@
       <w:bookmarkEnd w:id="12"/>
       <w:r>
         <w:rPr>
-          <w:rFonts w:ascii="Calibri" w:cs="Calibri" w:eastAsia="Calibri" w:hAnsi="Calibri"/>
+          <w:rFonts w:ascii="Tahoma" w:cs="Tahoma" w:eastAsia="Tahoma" w:hAnsi="Tahoma"/>
           <w:b w:val="1"/>
           <w:bCs w:val="1"/>
           <w:color w:val="000000"/>
@@ -7668,7 +7613,7 @@
               <w:spacing w:after="60" w:before="120" w:lineRule="auto"/>
               <w:ind w:left="80" w:firstLine="0"/>
               <w:rPr>
-                <w:rFonts w:ascii="Times New Roman" w:cs="Times New Roman" w:eastAsia="Times New Roman" w:hAnsi="Times New Roman"/>
+                <w:rFonts w:ascii="Tahoma" w:cs="Tahoma" w:eastAsia="Tahoma" w:hAnsi="Tahoma"/>
                 <w:b w:val="1"/>
                 <w:bCs w:val="1"/>
                 <w:sz w:val="20"/>
@@ -7677,7 +7622,7 @@
             </w:pPr>
             <w:r>
               <w:rPr>
-                <w:rFonts w:ascii="Times New Roman" w:cs="Times New Roman" w:eastAsia="Times New Roman" w:hAnsi="Times New Roman"/>
+                <w:rFonts w:ascii="Tahoma" w:cs="Tahoma" w:eastAsia="Tahoma" w:hAnsi="Tahoma"/>
                 <w:b w:val="1"/>
                 <w:bCs w:val="1"/>
                 <w:sz w:val="20"/>
@@ -7709,7 +7654,7 @@
               <w:spacing w:after="60" w:before="120" w:lineRule="auto"/>
               <w:ind w:left="80" w:firstLine="0"/>
               <w:rPr>
-                <w:rFonts w:ascii="Times New Roman" w:cs="Times New Roman" w:eastAsia="Times New Roman" w:hAnsi="Times New Roman"/>
+                <w:rFonts w:ascii="Tahoma" w:cs="Tahoma" w:eastAsia="Tahoma" w:hAnsi="Tahoma"/>
                 <w:b w:val="1"/>
                 <w:bCs w:val="1"/>
                 <w:sz w:val="20"/>
@@ -7718,7 +7663,7 @@
             </w:pPr>
             <w:r>
               <w:rPr>
-                <w:rFonts w:ascii="Times New Roman" w:cs="Times New Roman" w:eastAsia="Times New Roman" w:hAnsi="Times New Roman"/>
+                <w:rFonts w:ascii="Tahoma" w:cs="Tahoma" w:eastAsia="Tahoma" w:hAnsi="Tahoma"/>
                 <w:b w:val="1"/>
                 <w:bCs w:val="1"/>
                 <w:sz w:val="20"/>
@@ -7750,7 +7695,7 @@
               <w:spacing w:after="60" w:before="120" w:lineRule="auto"/>
               <w:ind w:left="80" w:firstLine="0"/>
               <w:rPr>
-                <w:rFonts w:ascii="Times New Roman" w:cs="Times New Roman" w:eastAsia="Times New Roman" w:hAnsi="Times New Roman"/>
+                <w:rFonts w:ascii="Tahoma" w:cs="Tahoma" w:eastAsia="Tahoma" w:hAnsi="Tahoma"/>
                 <w:b w:val="1"/>
                 <w:bCs w:val="1"/>
                 <w:sz w:val="20"/>
@@ -7759,7 +7704,7 @@
             </w:pPr>
             <w:r>
               <w:rPr>
-                <w:rFonts w:ascii="Times New Roman" w:cs="Times New Roman" w:eastAsia="Times New Roman" w:hAnsi="Times New Roman"/>
+                <w:rFonts w:ascii="Tahoma" w:cs="Tahoma" w:eastAsia="Tahoma" w:hAnsi="Tahoma"/>
                 <w:b w:val="1"/>
                 <w:bCs w:val="1"/>
                 <w:sz w:val="20"/>
@@ -7796,14 +7741,14 @@
             <w:pPr>
               <w:spacing w:after="80" w:before="80" w:lineRule="auto"/>
               <w:rPr>
-                <w:rFonts w:ascii="Times New Roman" w:cs="Times New Roman" w:eastAsia="Times New Roman" w:hAnsi="Times New Roman"/>
-                <w:b w:val="1"/>
-                <w:bCs w:val="1"/>
-              </w:rPr>
-            </w:pPr>
-            <w:r>
-              <w:rPr>
-                <w:rFonts w:ascii="Times New Roman" w:cs="Times New Roman" w:eastAsia="Times New Roman" w:hAnsi="Times New Roman"/>
+                <w:rFonts w:ascii="Tahoma" w:cs="Tahoma" w:eastAsia="Tahoma" w:hAnsi="Tahoma"/>
+                <w:b w:val="1"/>
+                <w:bCs w:val="1"/>
+              </w:rPr>
+            </w:pPr>
+            <w:r>
+              <w:rPr>
+                <w:rFonts w:ascii="Tahoma" w:cs="Tahoma" w:eastAsia="Tahoma" w:hAnsi="Tahoma"/>
                 <w:b w:val="1"/>
                 <w:bCs w:val="1"/>
                 <w:rtl w:val="0"/>
@@ -7832,12 +7777,12 @@
               <w:spacing w:after="80" w:before="80" w:lineRule="auto"/>
               <w:ind w:left="80" w:firstLine="0"/>
               <w:rPr>
-                <w:rFonts w:ascii="Times New Roman" w:cs="Times New Roman" w:eastAsia="Times New Roman" w:hAnsi="Times New Roman"/>
-              </w:rPr>
-            </w:pPr>
-            <w:r>
-              <w:rPr>
-                <w:rFonts w:ascii="Times New Roman" w:cs="Times New Roman" w:eastAsia="Times New Roman" w:hAnsi="Times New Roman"/>
+                <w:rFonts w:ascii="Tahoma" w:cs="Tahoma" w:eastAsia="Tahoma" w:hAnsi="Tahoma"/>
+              </w:rPr>
+            </w:pPr>
+            <w:r>
+              <w:rPr>
+                <w:rFonts w:ascii="Tahoma" w:cs="Tahoma" w:eastAsia="Tahoma" w:hAnsi="Tahoma"/>
                 <w:rtl w:val="0"/>
               </w:rPr>
               <w:t xml:space="preserve">Sign in securely.</w:t>
@@ -7864,12 +7809,12 @@
               <w:spacing w:after="80" w:before="80" w:lineRule="auto"/>
               <w:ind w:left="80" w:firstLine="0"/>
               <w:rPr>
-                <w:rFonts w:ascii="Times New Roman" w:cs="Times New Roman" w:eastAsia="Times New Roman" w:hAnsi="Times New Roman"/>
-              </w:rPr>
-            </w:pPr>
-            <w:r>
-              <w:rPr>
-                <w:rFonts w:ascii="Times New Roman" w:cs="Times New Roman" w:eastAsia="Times New Roman" w:hAnsi="Times New Roman"/>
+                <w:rFonts w:ascii="Tahoma" w:cs="Tahoma" w:eastAsia="Tahoma" w:hAnsi="Tahoma"/>
+              </w:rPr>
+            </w:pPr>
+            <w:r>
+              <w:rPr>
+                <w:rFonts w:ascii="Tahoma" w:cs="Tahoma" w:eastAsia="Tahoma" w:hAnsi="Tahoma"/>
                 <w:rtl w:val="0"/>
               </w:rPr>
               <w:t xml:space="preserve">High</w:t>
@@ -7902,14 +7847,14 @@
             <w:pPr>
               <w:spacing w:after="80" w:before="80" w:lineRule="auto"/>
               <w:rPr>
-                <w:rFonts w:ascii="Times New Roman" w:cs="Times New Roman" w:eastAsia="Times New Roman" w:hAnsi="Times New Roman"/>
-                <w:b w:val="1"/>
-                <w:bCs w:val="1"/>
-              </w:rPr>
-            </w:pPr>
-            <w:r>
-              <w:rPr>
-                <w:rFonts w:ascii="Times New Roman" w:cs="Times New Roman" w:eastAsia="Times New Roman" w:hAnsi="Times New Roman"/>
+                <w:rFonts w:ascii="Tahoma" w:cs="Tahoma" w:eastAsia="Tahoma" w:hAnsi="Tahoma"/>
+                <w:b w:val="1"/>
+                <w:bCs w:val="1"/>
+              </w:rPr>
+            </w:pPr>
+            <w:r>
+              <w:rPr>
+                <w:rFonts w:ascii="Tahoma" w:cs="Tahoma" w:eastAsia="Tahoma" w:hAnsi="Tahoma"/>
                 <w:b w:val="1"/>
                 <w:bCs w:val="1"/>
                 <w:rtl w:val="0"/>
@@ -7938,12 +7883,12 @@
               <w:spacing w:after="80" w:before="80" w:lineRule="auto"/>
               <w:ind w:left="80" w:firstLine="0"/>
               <w:rPr>
-                <w:rFonts w:ascii="Times New Roman" w:cs="Times New Roman" w:eastAsia="Times New Roman" w:hAnsi="Times New Roman"/>
-              </w:rPr>
-            </w:pPr>
-            <w:r>
-              <w:rPr>
-                <w:rFonts w:ascii="Times New Roman" w:cs="Times New Roman" w:eastAsia="Times New Roman" w:hAnsi="Times New Roman"/>
+                <w:rFonts w:ascii="Tahoma" w:cs="Tahoma" w:eastAsia="Tahoma" w:hAnsi="Tahoma"/>
+              </w:rPr>
+            </w:pPr>
+            <w:r>
+              <w:rPr>
+                <w:rFonts w:ascii="Tahoma" w:cs="Tahoma" w:eastAsia="Tahoma" w:hAnsi="Tahoma"/>
                 <w:rtl w:val="0"/>
               </w:rPr>
               <w:t xml:space="preserve">Manage rooms &amp; trays.</w:t>
@@ -7970,12 +7915,12 @@
               <w:spacing w:after="80" w:before="80" w:lineRule="auto"/>
               <w:ind w:left="80" w:firstLine="0"/>
               <w:rPr>
-                <w:rFonts w:ascii="Times New Roman" w:cs="Times New Roman" w:eastAsia="Times New Roman" w:hAnsi="Times New Roman"/>
-              </w:rPr>
-            </w:pPr>
-            <w:r>
-              <w:rPr>
-                <w:rFonts w:ascii="Times New Roman" w:cs="Times New Roman" w:eastAsia="Times New Roman" w:hAnsi="Times New Roman"/>
+                <w:rFonts w:ascii="Tahoma" w:cs="Tahoma" w:eastAsia="Tahoma" w:hAnsi="Tahoma"/>
+              </w:rPr>
+            </w:pPr>
+            <w:r>
+              <w:rPr>
+                <w:rFonts w:ascii="Tahoma" w:cs="Tahoma" w:eastAsia="Tahoma" w:hAnsi="Tahoma"/>
                 <w:rtl w:val="0"/>
               </w:rPr>
               <w:t xml:space="preserve">High</w:t>
@@ -8009,14 +7954,14 @@
               <w:spacing w:after="80" w:before="80" w:lineRule="auto"/>
               <w:ind w:left="80" w:firstLine="0"/>
               <w:rPr>
-                <w:rFonts w:ascii="Times New Roman" w:cs="Times New Roman" w:eastAsia="Times New Roman" w:hAnsi="Times New Roman"/>
-                <w:b w:val="1"/>
-                <w:bCs w:val="1"/>
-              </w:rPr>
-            </w:pPr>
-            <w:r>
-              <w:rPr>
-                <w:rFonts w:ascii="Times New Roman" w:cs="Times New Roman" w:eastAsia="Times New Roman" w:hAnsi="Times New Roman"/>
+                <w:rFonts w:ascii="Tahoma" w:cs="Tahoma" w:eastAsia="Tahoma" w:hAnsi="Tahoma"/>
+                <w:b w:val="1"/>
+                <w:bCs w:val="1"/>
+              </w:rPr>
+            </w:pPr>
+            <w:r>
+              <w:rPr>
+                <w:rFonts w:ascii="Tahoma" w:cs="Tahoma" w:eastAsia="Tahoma" w:hAnsi="Tahoma"/>
                 <w:b w:val="1"/>
                 <w:bCs w:val="1"/>
                 <w:rtl w:val="0"/>
@@ -8045,12 +7990,12 @@
               <w:spacing w:after="80" w:before="80" w:lineRule="auto"/>
               <w:ind w:left="80" w:firstLine="0"/>
               <w:rPr>
-                <w:rFonts w:ascii="Times New Roman" w:cs="Times New Roman" w:eastAsia="Times New Roman" w:hAnsi="Times New Roman"/>
-              </w:rPr>
-            </w:pPr>
-            <w:r>
-              <w:rPr>
-                <w:rFonts w:ascii="Times New Roman" w:cs="Times New Roman" w:eastAsia="Times New Roman" w:hAnsi="Times New Roman"/>
+                <w:rFonts w:ascii="Tahoma" w:cs="Tahoma" w:eastAsia="Tahoma" w:hAnsi="Tahoma"/>
+              </w:rPr>
+            </w:pPr>
+            <w:r>
+              <w:rPr>
+                <w:rFonts w:ascii="Tahoma" w:cs="Tahoma" w:eastAsia="Tahoma" w:hAnsi="Tahoma"/>
                 <w:rtl w:val="0"/>
               </w:rPr>
               <w:t xml:space="preserve">Assign trays to customers.</w:t>
@@ -8076,12 +8021,12 @@
             <w:pPr>
               <w:spacing w:after="80" w:before="80" w:lineRule="auto"/>
               <w:rPr>
-                <w:rFonts w:ascii="Times New Roman" w:cs="Times New Roman" w:eastAsia="Times New Roman" w:hAnsi="Times New Roman"/>
-              </w:rPr>
-            </w:pPr>
-            <w:r>
-              <w:rPr>
-                <w:rFonts w:ascii="Times New Roman" w:cs="Times New Roman" w:eastAsia="Times New Roman" w:hAnsi="Times New Roman"/>
+                <w:rFonts w:ascii="Tahoma" w:cs="Tahoma" w:eastAsia="Tahoma" w:hAnsi="Tahoma"/>
+              </w:rPr>
+            </w:pPr>
+            <w:r>
+              <w:rPr>
+                <w:rFonts w:ascii="Tahoma" w:cs="Tahoma" w:eastAsia="Tahoma" w:hAnsi="Tahoma"/>
                 <w:rtl w:val="0"/>
               </w:rPr>
               <w:t xml:space="preserve"> High</w:t>
@@ -8115,14 +8060,14 @@
               <w:spacing w:after="80" w:before="80" w:lineRule="auto"/>
               <w:ind w:left="80" w:firstLine="0"/>
               <w:rPr>
-                <w:rFonts w:ascii="Times New Roman" w:cs="Times New Roman" w:eastAsia="Times New Roman" w:hAnsi="Times New Roman"/>
-                <w:b w:val="1"/>
-                <w:bCs w:val="1"/>
-              </w:rPr>
-            </w:pPr>
-            <w:r>
-              <w:rPr>
-                <w:rFonts w:ascii="Times New Roman" w:cs="Times New Roman" w:eastAsia="Times New Roman" w:hAnsi="Times New Roman"/>
+                <w:rFonts w:ascii="Tahoma" w:cs="Tahoma" w:eastAsia="Tahoma" w:hAnsi="Tahoma"/>
+                <w:b w:val="1"/>
+                <w:bCs w:val="1"/>
+              </w:rPr>
+            </w:pPr>
+            <w:r>
+              <w:rPr>
+                <w:rFonts w:ascii="Tahoma" w:cs="Tahoma" w:eastAsia="Tahoma" w:hAnsi="Tahoma"/>
                 <w:b w:val="1"/>
                 <w:bCs w:val="1"/>
                 <w:rtl w:val="0"/>
@@ -8151,15 +8096,15 @@
               <w:spacing w:after="80" w:before="80" w:lineRule="auto"/>
               <w:ind w:left="80" w:firstLine="0"/>
               <w:rPr>
-                <w:rFonts w:ascii="Times New Roman" w:cs="Times New Roman" w:eastAsia="Times New Roman" w:hAnsi="Times New Roman"/>
-              </w:rPr>
-            </w:pPr>
-            <w:r>
-              <w:rPr>
-                <w:rFonts w:ascii="Times New Roman" w:cs="Times New Roman" w:eastAsia="Times New Roman" w:hAnsi="Times New Roman"/>
-                <w:rtl w:val="0"/>
-              </w:rPr>
-              <w:t xml:space="preserve">Monitor temp, humidity, and CO₂ in real time.</w:t>
+                <w:rFonts w:ascii="Tahoma" w:cs="Tahoma" w:eastAsia="Tahoma" w:hAnsi="Tahoma"/>
+              </w:rPr>
+            </w:pPr>
+            <w:r>
+              <w:rPr>
+                <w:rFonts w:ascii="Tahoma" w:cs="Tahoma" w:eastAsia="Tahoma" w:hAnsi="Tahoma"/>
+                <w:rtl w:val="0"/>
+              </w:rPr>
+              <w:t xml:space="preserve">Monitor temp, humidity in real time.</w:t>
             </w:r>
           </w:p>
         </w:tc>
@@ -8183,12 +8128,12 @@
               <w:spacing w:after="80" w:before="80" w:lineRule="auto"/>
               <w:ind w:left="80" w:firstLine="0"/>
               <w:rPr>
-                <w:rFonts w:ascii="Times New Roman" w:cs="Times New Roman" w:eastAsia="Times New Roman" w:hAnsi="Times New Roman"/>
-              </w:rPr>
-            </w:pPr>
-            <w:r>
-              <w:rPr>
-                <w:rFonts w:ascii="Times New Roman" w:cs="Times New Roman" w:eastAsia="Times New Roman" w:hAnsi="Times New Roman"/>
+                <w:rFonts w:ascii="Tahoma" w:cs="Tahoma" w:eastAsia="Tahoma" w:hAnsi="Tahoma"/>
+              </w:rPr>
+            </w:pPr>
+            <w:r>
+              <w:rPr>
+                <w:rFonts w:ascii="Tahoma" w:cs="Tahoma" w:eastAsia="Tahoma" w:hAnsi="Tahoma"/>
                 <w:rtl w:val="0"/>
               </w:rPr>
               <w:t xml:space="preserve">High</w:t>
@@ -8222,14 +8167,14 @@
               <w:spacing w:after="80" w:before="80" w:lineRule="auto"/>
               <w:ind w:left="80" w:firstLine="0"/>
               <w:rPr>
-                <w:rFonts w:ascii="Times New Roman" w:cs="Times New Roman" w:eastAsia="Times New Roman" w:hAnsi="Times New Roman"/>
-                <w:b w:val="1"/>
-                <w:bCs w:val="1"/>
-              </w:rPr>
-            </w:pPr>
-            <w:r>
-              <w:rPr>
-                <w:rFonts w:ascii="Times New Roman" w:cs="Times New Roman" w:eastAsia="Times New Roman" w:hAnsi="Times New Roman"/>
+                <w:rFonts w:ascii="Tahoma" w:cs="Tahoma" w:eastAsia="Tahoma" w:hAnsi="Tahoma"/>
+                <w:b w:val="1"/>
+                <w:bCs w:val="1"/>
+              </w:rPr>
+            </w:pPr>
+            <w:r>
+              <w:rPr>
+                <w:rFonts w:ascii="Tahoma" w:cs="Tahoma" w:eastAsia="Tahoma" w:hAnsi="Tahoma"/>
                 <w:b w:val="1"/>
                 <w:bCs w:val="1"/>
                 <w:rtl w:val="0"/>
@@ -8258,12 +8203,12 @@
               <w:spacing w:after="80" w:before="80" w:lineRule="auto"/>
               <w:ind w:left="80" w:firstLine="0"/>
               <w:rPr>
-                <w:rFonts w:ascii="Times New Roman" w:cs="Times New Roman" w:eastAsia="Times New Roman" w:hAnsi="Times New Roman"/>
-              </w:rPr>
-            </w:pPr>
-            <w:r>
-              <w:rPr>
-                <w:rFonts w:ascii="Times New Roman" w:cs="Times New Roman" w:eastAsia="Times New Roman" w:hAnsi="Times New Roman"/>
+                <w:rFonts w:ascii="Tahoma" w:cs="Tahoma" w:eastAsia="Tahoma" w:hAnsi="Tahoma"/>
+              </w:rPr>
+            </w:pPr>
+            <w:r>
+              <w:rPr>
+                <w:rFonts w:ascii="Tahoma" w:cs="Tahoma" w:eastAsia="Tahoma" w:hAnsi="Tahoma"/>
                 <w:rtl w:val="0"/>
               </w:rPr>
               <w:t xml:space="preserve">Control misting, ventilation, and environmental devices.</w:t>
@@ -8290,12 +8235,12 @@
               <w:spacing w:after="80" w:before="80" w:lineRule="auto"/>
               <w:ind w:left="80" w:firstLine="0"/>
               <w:rPr>
-                <w:rFonts w:ascii="Times New Roman" w:cs="Times New Roman" w:eastAsia="Times New Roman" w:hAnsi="Times New Roman"/>
-              </w:rPr>
-            </w:pPr>
-            <w:r>
-              <w:rPr>
-                <w:rFonts w:ascii="Times New Roman" w:cs="Times New Roman" w:eastAsia="Times New Roman" w:hAnsi="Times New Roman"/>
+                <w:rFonts w:ascii="Tahoma" w:cs="Tahoma" w:eastAsia="Tahoma" w:hAnsi="Tahoma"/>
+              </w:rPr>
+            </w:pPr>
+            <w:r>
+              <w:rPr>
+                <w:rFonts w:ascii="Tahoma" w:cs="Tahoma" w:eastAsia="Tahoma" w:hAnsi="Tahoma"/>
                 <w:rtl w:val="0"/>
               </w:rPr>
               <w:t xml:space="preserve">High</w:t>
@@ -8329,14 +8274,14 @@
               <w:spacing w:after="80" w:before="80" w:lineRule="auto"/>
               <w:ind w:left="80" w:firstLine="0"/>
               <w:rPr>
-                <w:rFonts w:ascii="Times New Roman" w:cs="Times New Roman" w:eastAsia="Times New Roman" w:hAnsi="Times New Roman"/>
-                <w:b w:val="1"/>
-                <w:bCs w:val="1"/>
-              </w:rPr>
-            </w:pPr>
-            <w:r>
-              <w:rPr>
-                <w:rFonts w:ascii="Times New Roman" w:cs="Times New Roman" w:eastAsia="Times New Roman" w:hAnsi="Times New Roman"/>
+                <w:rFonts w:ascii="Tahoma" w:cs="Tahoma" w:eastAsia="Tahoma" w:hAnsi="Tahoma"/>
+                <w:b w:val="1"/>
+                <w:bCs w:val="1"/>
+              </w:rPr>
+            </w:pPr>
+            <w:r>
+              <w:rPr>
+                <w:rFonts w:ascii="Tahoma" w:cs="Tahoma" w:eastAsia="Tahoma" w:hAnsi="Tahoma"/>
                 <w:b w:val="1"/>
                 <w:bCs w:val="1"/>
                 <w:rtl w:val="0"/>
@@ -8365,12 +8310,12 @@
               <w:spacing w:after="80" w:before="80" w:lineRule="auto"/>
               <w:ind w:left="80" w:firstLine="0"/>
               <w:rPr>
-                <w:rFonts w:ascii="Times New Roman" w:cs="Times New Roman" w:eastAsia="Times New Roman" w:hAnsi="Times New Roman"/>
-              </w:rPr>
-            </w:pPr>
-            <w:r>
-              <w:rPr>
-                <w:rFonts w:ascii="Times New Roman" w:cs="Times New Roman" w:eastAsia="Times New Roman" w:hAnsi="Times New Roman"/>
+                <w:rFonts w:ascii="Tahoma" w:cs="Tahoma" w:eastAsia="Tahoma" w:hAnsi="Tahoma"/>
+              </w:rPr>
+            </w:pPr>
+            <w:r>
+              <w:rPr>
+                <w:rFonts w:ascii="Tahoma" w:cs="Tahoma" w:eastAsia="Tahoma" w:hAnsi="Tahoma"/>
                 <w:rtl w:val="0"/>
               </w:rPr>
               <w:t xml:space="preserve">Manage cameras &amp; streams.</w:t>
@@ -8397,12 +8342,12 @@
               <w:spacing w:after="80" w:before="80" w:lineRule="auto"/>
               <w:ind w:left="80" w:firstLine="0"/>
               <w:rPr>
-                <w:rFonts w:ascii="Times New Roman" w:cs="Times New Roman" w:eastAsia="Times New Roman" w:hAnsi="Times New Roman"/>
-              </w:rPr>
-            </w:pPr>
-            <w:r>
-              <w:rPr>
-                <w:rFonts w:ascii="Times New Roman" w:cs="Times New Roman" w:eastAsia="Times New Roman" w:hAnsi="Times New Roman"/>
+                <w:rFonts w:ascii="Tahoma" w:cs="Tahoma" w:eastAsia="Tahoma" w:hAnsi="Tahoma"/>
+              </w:rPr>
+            </w:pPr>
+            <w:r>
+              <w:rPr>
+                <w:rFonts w:ascii="Tahoma" w:cs="Tahoma" w:eastAsia="Tahoma" w:hAnsi="Tahoma"/>
                 <w:rtl w:val="0"/>
               </w:rPr>
               <w:t xml:space="preserve">Medium</w:t>
@@ -8436,14 +8381,14 @@
               <w:spacing w:after="80" w:before="80" w:lineRule="auto"/>
               <w:ind w:left="80" w:firstLine="0"/>
               <w:rPr>
-                <w:rFonts w:ascii="Times New Roman" w:cs="Times New Roman" w:eastAsia="Times New Roman" w:hAnsi="Times New Roman"/>
-                <w:b w:val="1"/>
-                <w:bCs w:val="1"/>
-              </w:rPr>
-            </w:pPr>
-            <w:r>
-              <w:rPr>
-                <w:rFonts w:ascii="Times New Roman" w:cs="Times New Roman" w:eastAsia="Times New Roman" w:hAnsi="Times New Roman"/>
+                <w:rFonts w:ascii="Tahoma" w:cs="Tahoma" w:eastAsia="Tahoma" w:hAnsi="Tahoma"/>
+                <w:b w:val="1"/>
+                <w:bCs w:val="1"/>
+              </w:rPr>
+            </w:pPr>
+            <w:r>
+              <w:rPr>
+                <w:rFonts w:ascii="Tahoma" w:cs="Tahoma" w:eastAsia="Tahoma" w:hAnsi="Tahoma"/>
                 <w:b w:val="1"/>
                 <w:bCs w:val="1"/>
                 <w:rtl w:val="0"/>
@@ -8472,12 +8417,12 @@
               <w:spacing w:after="80" w:before="80" w:lineRule="auto"/>
               <w:ind w:left="80" w:firstLine="0"/>
               <w:rPr>
-                <w:rFonts w:ascii="Times New Roman" w:cs="Times New Roman" w:eastAsia="Times New Roman" w:hAnsi="Times New Roman"/>
-              </w:rPr>
-            </w:pPr>
-            <w:r>
-              <w:rPr>
-                <w:rFonts w:ascii="Times New Roman" w:cs="Times New Roman" w:eastAsia="Times New Roman" w:hAnsi="Times New Roman"/>
+                <w:rFonts w:ascii="Tahoma" w:cs="Tahoma" w:eastAsia="Tahoma" w:hAnsi="Tahoma"/>
+              </w:rPr>
+            </w:pPr>
+            <w:r>
+              <w:rPr>
+                <w:rFonts w:ascii="Tahoma" w:cs="Tahoma" w:eastAsia="Tahoma" w:hAnsi="Tahoma"/>
                 <w:rtl w:val="0"/>
               </w:rPr>
               <w:t xml:space="preserve">Update cultivation progress &amp; tray status.</w:t>
@@ -8504,12 +8449,12 @@
               <w:spacing w:after="80" w:before="80" w:lineRule="auto"/>
               <w:ind w:left="80" w:firstLine="0"/>
               <w:rPr>
-                <w:rFonts w:ascii="Times New Roman" w:cs="Times New Roman" w:eastAsia="Times New Roman" w:hAnsi="Times New Roman"/>
-              </w:rPr>
-            </w:pPr>
-            <w:r>
-              <w:rPr>
-                <w:rFonts w:ascii="Times New Roman" w:cs="Times New Roman" w:eastAsia="Times New Roman" w:hAnsi="Times New Roman"/>
+                <w:rFonts w:ascii="Tahoma" w:cs="Tahoma" w:eastAsia="Tahoma" w:hAnsi="Tahoma"/>
+              </w:rPr>
+            </w:pPr>
+            <w:r>
+              <w:rPr>
+                <w:rFonts w:ascii="Tahoma" w:cs="Tahoma" w:eastAsia="Tahoma" w:hAnsi="Tahoma"/>
                 <w:rtl w:val="0"/>
               </w:rPr>
               <w:t xml:space="preserve">High</w:t>
@@ -8543,14 +8488,14 @@
               <w:spacing w:after="80" w:before="80" w:lineRule="auto"/>
               <w:ind w:left="80" w:firstLine="0"/>
               <w:rPr>
-                <w:rFonts w:ascii="Times New Roman" w:cs="Times New Roman" w:eastAsia="Times New Roman" w:hAnsi="Times New Roman"/>
-                <w:b w:val="1"/>
-                <w:bCs w:val="1"/>
-              </w:rPr>
-            </w:pPr>
-            <w:r>
-              <w:rPr>
-                <w:rFonts w:ascii="Times New Roman" w:cs="Times New Roman" w:eastAsia="Times New Roman" w:hAnsi="Times New Roman"/>
+                <w:rFonts w:ascii="Tahoma" w:cs="Tahoma" w:eastAsia="Tahoma" w:hAnsi="Tahoma"/>
+                <w:b w:val="1"/>
+                <w:bCs w:val="1"/>
+              </w:rPr>
+            </w:pPr>
+            <w:r>
+              <w:rPr>
+                <w:rFonts w:ascii="Tahoma" w:cs="Tahoma" w:eastAsia="Tahoma" w:hAnsi="Tahoma"/>
                 <w:b w:val="1"/>
                 <w:bCs w:val="1"/>
                 <w:rtl w:val="0"/>
@@ -8579,12 +8524,12 @@
               <w:spacing w:after="80" w:before="80" w:lineRule="auto"/>
               <w:ind w:left="80" w:firstLine="0"/>
               <w:rPr>
-                <w:rFonts w:ascii="Times New Roman" w:cs="Times New Roman" w:eastAsia="Times New Roman" w:hAnsi="Times New Roman"/>
-              </w:rPr>
-            </w:pPr>
-            <w:r>
-              <w:rPr>
-                <w:rFonts w:ascii="Times New Roman" w:cs="Times New Roman" w:eastAsia="Times New Roman" w:hAnsi="Times New Roman"/>
+                <w:rFonts w:ascii="Tahoma" w:cs="Tahoma" w:eastAsia="Tahoma" w:hAnsi="Tahoma"/>
+              </w:rPr>
+            </w:pPr>
+            <w:r>
+              <w:rPr>
+                <w:rFonts w:ascii="Tahoma" w:cs="Tahoma" w:eastAsia="Tahoma" w:hAnsi="Tahoma"/>
                 <w:rtl w:val="0"/>
               </w:rPr>
               <w:t xml:space="preserve">Manage harvest schedules &amp; records.</w:t>
@@ -8611,12 +8556,12 @@
               <w:spacing w:after="80" w:before="80" w:lineRule="auto"/>
               <w:ind w:left="80" w:firstLine="0"/>
               <w:rPr>
-                <w:rFonts w:ascii="Times New Roman" w:cs="Times New Roman" w:eastAsia="Times New Roman" w:hAnsi="Times New Roman"/>
-              </w:rPr>
-            </w:pPr>
-            <w:r>
-              <w:rPr>
-                <w:rFonts w:ascii="Times New Roman" w:cs="Times New Roman" w:eastAsia="Times New Roman" w:hAnsi="Times New Roman"/>
+                <w:rFonts w:ascii="Tahoma" w:cs="Tahoma" w:eastAsia="Tahoma" w:hAnsi="Tahoma"/>
+              </w:rPr>
+            </w:pPr>
+            <w:r>
+              <w:rPr>
+                <w:rFonts w:ascii="Tahoma" w:cs="Tahoma" w:eastAsia="Tahoma" w:hAnsi="Tahoma"/>
                 <w:rtl w:val="0"/>
               </w:rPr>
               <w:t xml:space="preserve">High</w:t>
@@ -8650,14 +8595,14 @@
               <w:spacing w:after="80" w:before="80" w:lineRule="auto"/>
               <w:ind w:left="80" w:firstLine="0"/>
               <w:rPr>
-                <w:rFonts w:ascii="Times New Roman" w:cs="Times New Roman" w:eastAsia="Times New Roman" w:hAnsi="Times New Roman"/>
-                <w:b w:val="1"/>
-                <w:bCs w:val="1"/>
-              </w:rPr>
-            </w:pPr>
-            <w:r>
-              <w:rPr>
-                <w:rFonts w:ascii="Times New Roman" w:cs="Times New Roman" w:eastAsia="Times New Roman" w:hAnsi="Times New Roman"/>
+                <w:rFonts w:ascii="Tahoma" w:cs="Tahoma" w:eastAsia="Tahoma" w:hAnsi="Tahoma"/>
+                <w:b w:val="1"/>
+                <w:bCs w:val="1"/>
+              </w:rPr>
+            </w:pPr>
+            <w:r>
+              <w:rPr>
+                <w:rFonts w:ascii="Tahoma" w:cs="Tahoma" w:eastAsia="Tahoma" w:hAnsi="Tahoma"/>
                 <w:b w:val="1"/>
                 <w:bCs w:val="1"/>
                 <w:rtl w:val="0"/>
@@ -8686,12 +8631,12 @@
               <w:spacing w:after="80" w:before="80" w:lineRule="auto"/>
               <w:ind w:left="80" w:firstLine="0"/>
               <w:rPr>
-                <w:rFonts w:ascii="Times New Roman" w:cs="Times New Roman" w:eastAsia="Times New Roman" w:hAnsi="Times New Roman"/>
-              </w:rPr>
-            </w:pPr>
-            <w:r>
-              <w:rPr>
-                <w:rFonts w:ascii="Times New Roman" w:cs="Times New Roman" w:eastAsia="Times New Roman" w:hAnsi="Times New Roman"/>
+                <w:rFonts w:ascii="Tahoma" w:cs="Tahoma" w:eastAsia="Tahoma" w:hAnsi="Tahoma"/>
+              </w:rPr>
+            </w:pPr>
+            <w:r>
+              <w:rPr>
+                <w:rFonts w:ascii="Tahoma" w:cs="Tahoma" w:eastAsia="Tahoma" w:hAnsi="Tahoma"/>
                 <w:rtl w:val="0"/>
               </w:rPr>
               <w:t xml:space="preserve">Receive environmental alerts.</w:t>
@@ -8718,12 +8663,12 @@
               <w:spacing w:after="80" w:before="80" w:lineRule="auto"/>
               <w:ind w:left="80" w:firstLine="0"/>
               <w:rPr>
-                <w:rFonts w:ascii="Times New Roman" w:cs="Times New Roman" w:eastAsia="Times New Roman" w:hAnsi="Times New Roman"/>
-              </w:rPr>
-            </w:pPr>
-            <w:r>
-              <w:rPr>
-                <w:rFonts w:ascii="Times New Roman" w:cs="Times New Roman" w:eastAsia="Times New Roman" w:hAnsi="Times New Roman"/>
+                <w:rFonts w:ascii="Tahoma" w:cs="Tahoma" w:eastAsia="Tahoma" w:hAnsi="Tahoma"/>
+              </w:rPr>
+            </w:pPr>
+            <w:r>
+              <w:rPr>
+                <w:rFonts w:ascii="Tahoma" w:cs="Tahoma" w:eastAsia="Tahoma" w:hAnsi="Tahoma"/>
                 <w:rtl w:val="0"/>
               </w:rPr>
               <w:t xml:space="preserve">High</w:t>
@@ -8757,14 +8702,14 @@
               <w:spacing w:after="80" w:before="80" w:lineRule="auto"/>
               <w:ind w:left="80" w:firstLine="0"/>
               <w:rPr>
-                <w:rFonts w:ascii="Times New Roman" w:cs="Times New Roman" w:eastAsia="Times New Roman" w:hAnsi="Times New Roman"/>
-                <w:b w:val="1"/>
-                <w:bCs w:val="1"/>
-              </w:rPr>
-            </w:pPr>
-            <w:r>
-              <w:rPr>
-                <w:rFonts w:ascii="Times New Roman" w:cs="Times New Roman" w:eastAsia="Times New Roman" w:hAnsi="Times New Roman"/>
+                <w:rFonts w:ascii="Tahoma" w:cs="Tahoma" w:eastAsia="Tahoma" w:hAnsi="Tahoma"/>
+                <w:b w:val="1"/>
+                <w:bCs w:val="1"/>
+              </w:rPr>
+            </w:pPr>
+            <w:r>
+              <w:rPr>
+                <w:rFonts w:ascii="Tahoma" w:cs="Tahoma" w:eastAsia="Tahoma" w:hAnsi="Tahoma"/>
                 <w:b w:val="1"/>
                 <w:bCs w:val="1"/>
                 <w:rtl w:val="0"/>
@@ -8793,12 +8738,12 @@
               <w:spacing w:after="80" w:before="80" w:lineRule="auto"/>
               <w:ind w:left="80" w:firstLine="0"/>
               <w:rPr>
-                <w:rFonts w:ascii="Times New Roman" w:cs="Times New Roman" w:eastAsia="Times New Roman" w:hAnsi="Times New Roman"/>
-              </w:rPr>
-            </w:pPr>
-            <w:r>
-              <w:rPr>
-                <w:rFonts w:ascii="Times New Roman" w:cs="Times New Roman" w:eastAsia="Times New Roman" w:hAnsi="Times New Roman"/>
+                <w:rFonts w:ascii="Tahoma" w:cs="Tahoma" w:eastAsia="Tahoma" w:hAnsi="Tahoma"/>
+              </w:rPr>
+            </w:pPr>
+            <w:r>
+              <w:rPr>
+                <w:rFonts w:ascii="Tahoma" w:cs="Tahoma" w:eastAsia="Tahoma" w:hAnsi="Tahoma"/>
                 <w:rtl w:val="0"/>
               </w:rPr>
               <w:t xml:space="preserve">View sensor history &amp; device status</w:t>
@@ -8825,12 +8770,12 @@
               <w:spacing w:after="80" w:before="80" w:lineRule="auto"/>
               <w:ind w:left="80" w:firstLine="0"/>
               <w:rPr>
-                <w:rFonts w:ascii="Times New Roman" w:cs="Times New Roman" w:eastAsia="Times New Roman" w:hAnsi="Times New Roman"/>
-              </w:rPr>
-            </w:pPr>
-            <w:r>
-              <w:rPr>
-                <w:rFonts w:ascii="Times New Roman" w:cs="Times New Roman" w:eastAsia="Times New Roman" w:hAnsi="Times New Roman"/>
+                <w:rFonts w:ascii="Tahoma" w:cs="Tahoma" w:eastAsia="Tahoma" w:hAnsi="Tahoma"/>
+              </w:rPr>
+            </w:pPr>
+            <w:r>
+              <w:rPr>
+                <w:rFonts w:ascii="Tahoma" w:cs="Tahoma" w:eastAsia="Tahoma" w:hAnsi="Tahoma"/>
                 <w:rtl w:val="0"/>
               </w:rPr>
               <w:t xml:space="preserve">Medium</w:t>
@@ -8843,7 +8788,7 @@
       <w:pPr>
         <w:spacing w:after="160" w:line="256" w:lineRule="auto"/>
         <w:rPr>
-          <w:rFonts w:ascii="Calibri" w:cs="Calibri" w:eastAsia="Calibri" w:hAnsi="Calibri"/>
+          <w:rFonts w:ascii="Tahoma" w:cs="Tahoma" w:eastAsia="Tahoma" w:hAnsi="Tahoma"/>
         </w:rPr>
       </w:pPr>
       <w:r>
@@ -8857,7 +8802,7 @@
         <w:pStyle w:val="Heading3"/>
         <w:spacing w:after="0" w:before="40" w:line="259" w:lineRule="auto"/>
         <w:rPr>
-          <w:rFonts w:ascii="Times New Roman" w:cs="Times New Roman" w:eastAsia="Times New Roman" w:hAnsi="Times New Roman"/>
+          <w:rFonts w:ascii="Tahoma" w:cs="Tahoma" w:eastAsia="Tahoma" w:hAnsi="Tahoma"/>
           <w:b w:val="1"/>
           <w:bCs w:val="1"/>
           <w:color w:val="c00000"/>
@@ -8869,7 +8814,7 @@
       <w:bookmarkEnd w:id="13"/>
       <w:r>
         <w:rPr>
-          <w:rFonts w:ascii="Calibri" w:cs="Calibri" w:eastAsia="Calibri" w:hAnsi="Calibri"/>
+          <w:rFonts w:ascii="Tahoma" w:cs="Tahoma" w:eastAsia="Tahoma" w:hAnsi="Tahoma"/>
           <w:b w:val="1"/>
           <w:bCs w:val="1"/>
           <w:color w:val="000000"/>
@@ -8940,7 +8885,7 @@
               <w:spacing w:after="60" w:before="120" w:lineRule="auto"/>
               <w:ind w:left="80" w:firstLine="0"/>
               <w:rPr>
-                <w:rFonts w:ascii="Times New Roman" w:cs="Times New Roman" w:eastAsia="Times New Roman" w:hAnsi="Times New Roman"/>
+                <w:rFonts w:ascii="Tahoma" w:cs="Tahoma" w:eastAsia="Tahoma" w:hAnsi="Tahoma"/>
                 <w:b w:val="1"/>
                 <w:bCs w:val="1"/>
                 <w:sz w:val="20"/>
@@ -8949,7 +8894,7 @@
             </w:pPr>
             <w:r>
               <w:rPr>
-                <w:rFonts w:ascii="Times New Roman" w:cs="Times New Roman" w:eastAsia="Times New Roman" w:hAnsi="Times New Roman"/>
+                <w:rFonts w:ascii="Tahoma" w:cs="Tahoma" w:eastAsia="Tahoma" w:hAnsi="Tahoma"/>
                 <w:b w:val="1"/>
                 <w:bCs w:val="1"/>
                 <w:sz w:val="20"/>
@@ -8981,7 +8926,7 @@
               <w:spacing w:after="60" w:before="120" w:lineRule="auto"/>
               <w:ind w:left="80" w:firstLine="0"/>
               <w:rPr>
-                <w:rFonts w:ascii="Times New Roman" w:cs="Times New Roman" w:eastAsia="Times New Roman" w:hAnsi="Times New Roman"/>
+                <w:rFonts w:ascii="Tahoma" w:cs="Tahoma" w:eastAsia="Tahoma" w:hAnsi="Tahoma"/>
                 <w:b w:val="1"/>
                 <w:bCs w:val="1"/>
                 <w:sz w:val="20"/>
@@ -8990,7 +8935,7 @@
             </w:pPr>
             <w:r>
               <w:rPr>
-                <w:rFonts w:ascii="Times New Roman" w:cs="Times New Roman" w:eastAsia="Times New Roman" w:hAnsi="Times New Roman"/>
+                <w:rFonts w:ascii="Tahoma" w:cs="Tahoma" w:eastAsia="Tahoma" w:hAnsi="Tahoma"/>
                 <w:b w:val="1"/>
                 <w:bCs w:val="1"/>
                 <w:sz w:val="20"/>
@@ -9022,7 +8967,7 @@
               <w:spacing w:after="60" w:before="120" w:lineRule="auto"/>
               <w:ind w:left="80" w:firstLine="0"/>
               <w:rPr>
-                <w:rFonts w:ascii="Times New Roman" w:cs="Times New Roman" w:eastAsia="Times New Roman" w:hAnsi="Times New Roman"/>
+                <w:rFonts w:ascii="Tahoma" w:cs="Tahoma" w:eastAsia="Tahoma" w:hAnsi="Tahoma"/>
                 <w:b w:val="1"/>
                 <w:bCs w:val="1"/>
                 <w:sz w:val="20"/>
@@ -9031,7 +8976,7 @@
             </w:pPr>
             <w:r>
               <w:rPr>
-                <w:rFonts w:ascii="Times New Roman" w:cs="Times New Roman" w:eastAsia="Times New Roman" w:hAnsi="Times New Roman"/>
+                <w:rFonts w:ascii="Tahoma" w:cs="Tahoma" w:eastAsia="Tahoma" w:hAnsi="Tahoma"/>
                 <w:b w:val="1"/>
                 <w:bCs w:val="1"/>
                 <w:sz w:val="20"/>
@@ -9068,14 +9013,14 @@
             <w:pPr>
               <w:spacing w:after="80" w:before="80" w:lineRule="auto"/>
               <w:rPr>
-                <w:rFonts w:ascii="Times New Roman" w:cs="Times New Roman" w:eastAsia="Times New Roman" w:hAnsi="Times New Roman"/>
-                <w:b w:val="1"/>
-                <w:bCs w:val="1"/>
-              </w:rPr>
-            </w:pPr>
-            <w:r>
-              <w:rPr>
-                <w:rFonts w:ascii="Times New Roman" w:cs="Times New Roman" w:eastAsia="Times New Roman" w:hAnsi="Times New Roman"/>
+                <w:rFonts w:ascii="Tahoma" w:cs="Tahoma" w:eastAsia="Tahoma" w:hAnsi="Tahoma"/>
+                <w:b w:val="1"/>
+                <w:bCs w:val="1"/>
+              </w:rPr>
+            </w:pPr>
+            <w:r>
+              <w:rPr>
+                <w:rFonts w:ascii="Tahoma" w:cs="Tahoma" w:eastAsia="Tahoma" w:hAnsi="Tahoma"/>
                 <w:b w:val="1"/>
                 <w:bCs w:val="1"/>
                 <w:rtl w:val="0"/>
@@ -9104,12 +9049,12 @@
               <w:spacing w:after="80" w:before="80" w:lineRule="auto"/>
               <w:ind w:left="80" w:firstLine="0"/>
               <w:rPr>
-                <w:rFonts w:ascii="Times New Roman" w:cs="Times New Roman" w:eastAsia="Times New Roman" w:hAnsi="Times New Roman"/>
-              </w:rPr>
-            </w:pPr>
-            <w:r>
-              <w:rPr>
-                <w:rFonts w:ascii="Times New Roman" w:cs="Times New Roman" w:eastAsia="Times New Roman" w:hAnsi="Times New Roman"/>
+                <w:rFonts w:ascii="Tahoma" w:cs="Tahoma" w:eastAsia="Tahoma" w:hAnsi="Tahoma"/>
+              </w:rPr>
+            </w:pPr>
+            <w:r>
+              <w:rPr>
+                <w:rFonts w:ascii="Tahoma" w:cs="Tahoma" w:eastAsia="Tahoma" w:hAnsi="Tahoma"/>
                 <w:rtl w:val="0"/>
               </w:rPr>
               <w:t xml:space="preserve">Register a new account.</w:t>
@@ -9136,12 +9081,12 @@
               <w:spacing w:after="80" w:before="80" w:lineRule="auto"/>
               <w:ind w:left="80" w:firstLine="0"/>
               <w:rPr>
-                <w:rFonts w:ascii="Times New Roman" w:cs="Times New Roman" w:eastAsia="Times New Roman" w:hAnsi="Times New Roman"/>
-              </w:rPr>
-            </w:pPr>
-            <w:r>
-              <w:rPr>
-                <w:rFonts w:ascii="Times New Roman" w:cs="Times New Roman" w:eastAsia="Times New Roman" w:hAnsi="Times New Roman"/>
+                <w:rFonts w:ascii="Tahoma" w:cs="Tahoma" w:eastAsia="Tahoma" w:hAnsi="Tahoma"/>
+              </w:rPr>
+            </w:pPr>
+            <w:r>
+              <w:rPr>
+                <w:rFonts w:ascii="Tahoma" w:cs="Tahoma" w:eastAsia="Tahoma" w:hAnsi="Tahoma"/>
                 <w:rtl w:val="0"/>
               </w:rPr>
               <w:t xml:space="preserve">High</w:t>
@@ -9174,14 +9119,14 @@
             <w:pPr>
               <w:spacing w:after="80" w:before="80" w:lineRule="auto"/>
               <w:rPr>
-                <w:rFonts w:ascii="Times New Roman" w:cs="Times New Roman" w:eastAsia="Times New Roman" w:hAnsi="Times New Roman"/>
-                <w:b w:val="1"/>
-                <w:bCs w:val="1"/>
-              </w:rPr>
-            </w:pPr>
-            <w:r>
-              <w:rPr>
-                <w:rFonts w:ascii="Times New Roman" w:cs="Times New Roman" w:eastAsia="Times New Roman" w:hAnsi="Times New Roman"/>
+                <w:rFonts w:ascii="Tahoma" w:cs="Tahoma" w:eastAsia="Tahoma" w:hAnsi="Tahoma"/>
+                <w:b w:val="1"/>
+                <w:bCs w:val="1"/>
+              </w:rPr>
+            </w:pPr>
+            <w:r>
+              <w:rPr>
+                <w:rFonts w:ascii="Tahoma" w:cs="Tahoma" w:eastAsia="Tahoma" w:hAnsi="Tahoma"/>
                 <w:b w:val="1"/>
                 <w:bCs w:val="1"/>
                 <w:rtl w:val="0"/>
@@ -9210,12 +9155,12 @@
               <w:spacing w:after="80" w:before="80" w:lineRule="auto"/>
               <w:ind w:left="80" w:firstLine="0"/>
               <w:rPr>
-                <w:rFonts w:ascii="Times New Roman" w:cs="Times New Roman" w:eastAsia="Times New Roman" w:hAnsi="Times New Roman"/>
-              </w:rPr>
-            </w:pPr>
-            <w:r>
-              <w:rPr>
-                <w:rFonts w:ascii="Times New Roman" w:cs="Times New Roman" w:eastAsia="Times New Roman" w:hAnsi="Times New Roman"/>
+                <w:rFonts w:ascii="Tahoma" w:cs="Tahoma" w:eastAsia="Tahoma" w:hAnsi="Tahoma"/>
+              </w:rPr>
+            </w:pPr>
+            <w:r>
+              <w:rPr>
+                <w:rFonts w:ascii="Tahoma" w:cs="Tahoma" w:eastAsia="Tahoma" w:hAnsi="Tahoma"/>
                 <w:rtl w:val="0"/>
               </w:rPr>
               <w:t xml:space="preserve">Sign in securely.</w:t>
@@ -9242,12 +9187,12 @@
               <w:spacing w:after="80" w:before="80" w:lineRule="auto"/>
               <w:ind w:left="80" w:firstLine="0"/>
               <w:rPr>
-                <w:rFonts w:ascii="Times New Roman" w:cs="Times New Roman" w:eastAsia="Times New Roman" w:hAnsi="Times New Roman"/>
-              </w:rPr>
-            </w:pPr>
-            <w:r>
-              <w:rPr>
-                <w:rFonts w:ascii="Times New Roman" w:cs="Times New Roman" w:eastAsia="Times New Roman" w:hAnsi="Times New Roman"/>
+                <w:rFonts w:ascii="Tahoma" w:cs="Tahoma" w:eastAsia="Tahoma" w:hAnsi="Tahoma"/>
+              </w:rPr>
+            </w:pPr>
+            <w:r>
+              <w:rPr>
+                <w:rFonts w:ascii="Tahoma" w:cs="Tahoma" w:eastAsia="Tahoma" w:hAnsi="Tahoma"/>
                 <w:rtl w:val="0"/>
               </w:rPr>
               <w:t xml:space="preserve">High</w:t>
@@ -9281,14 +9226,14 @@
               <w:spacing w:after="80" w:before="80" w:lineRule="auto"/>
               <w:ind w:left="80" w:firstLine="0"/>
               <w:rPr>
-                <w:rFonts w:ascii="Times New Roman" w:cs="Times New Roman" w:eastAsia="Times New Roman" w:hAnsi="Times New Roman"/>
-                <w:b w:val="1"/>
-                <w:bCs w:val="1"/>
-              </w:rPr>
-            </w:pPr>
-            <w:r>
-              <w:rPr>
-                <w:rFonts w:ascii="Times New Roman" w:cs="Times New Roman" w:eastAsia="Times New Roman" w:hAnsi="Times New Roman"/>
+                <w:rFonts w:ascii="Tahoma" w:cs="Tahoma" w:eastAsia="Tahoma" w:hAnsi="Tahoma"/>
+                <w:b w:val="1"/>
+                <w:bCs w:val="1"/>
+              </w:rPr>
+            </w:pPr>
+            <w:r>
+              <w:rPr>
+                <w:rFonts w:ascii="Tahoma" w:cs="Tahoma" w:eastAsia="Tahoma" w:hAnsi="Tahoma"/>
                 <w:b w:val="1"/>
                 <w:bCs w:val="1"/>
                 <w:rtl w:val="0"/>
@@ -9317,12 +9262,12 @@
               <w:spacing w:after="80" w:before="80" w:lineRule="auto"/>
               <w:ind w:left="80" w:firstLine="0"/>
               <w:rPr>
-                <w:rFonts w:ascii="Times New Roman" w:cs="Times New Roman" w:eastAsia="Times New Roman" w:hAnsi="Times New Roman"/>
-              </w:rPr>
-            </w:pPr>
-            <w:r>
-              <w:rPr>
-                <w:rFonts w:ascii="Times New Roman" w:cs="Times New Roman" w:eastAsia="Times New Roman" w:hAnsi="Times New Roman"/>
+                <w:rFonts w:ascii="Tahoma" w:cs="Tahoma" w:eastAsia="Tahoma" w:hAnsi="Tahoma"/>
+              </w:rPr>
+            </w:pPr>
+            <w:r>
+              <w:rPr>
+                <w:rFonts w:ascii="Tahoma" w:cs="Tahoma" w:eastAsia="Tahoma" w:hAnsi="Tahoma"/>
                 <w:rtl w:val="0"/>
               </w:rPr>
               <w:t xml:space="preserve">View/update profile</w:t>
@@ -9348,12 +9293,12 @@
             <w:pPr>
               <w:spacing w:after="80" w:before="80" w:lineRule="auto"/>
               <w:rPr>
-                <w:rFonts w:ascii="Times New Roman" w:cs="Times New Roman" w:eastAsia="Times New Roman" w:hAnsi="Times New Roman"/>
-              </w:rPr>
-            </w:pPr>
-            <w:r>
-              <w:rPr>
-                <w:rFonts w:ascii="Times New Roman" w:cs="Times New Roman" w:eastAsia="Times New Roman" w:hAnsi="Times New Roman"/>
+                <w:rFonts w:ascii="Tahoma" w:cs="Tahoma" w:eastAsia="Tahoma" w:hAnsi="Tahoma"/>
+              </w:rPr>
+            </w:pPr>
+            <w:r>
+              <w:rPr>
+                <w:rFonts w:ascii="Tahoma" w:cs="Tahoma" w:eastAsia="Tahoma" w:hAnsi="Tahoma"/>
                 <w:rtl w:val="0"/>
               </w:rPr>
               <w:t xml:space="preserve"> Medium</w:t>
@@ -9387,14 +9332,14 @@
               <w:spacing w:after="80" w:before="80" w:lineRule="auto"/>
               <w:ind w:left="80" w:firstLine="0"/>
               <w:rPr>
-                <w:rFonts w:ascii="Times New Roman" w:cs="Times New Roman" w:eastAsia="Times New Roman" w:hAnsi="Times New Roman"/>
-                <w:b w:val="1"/>
-                <w:bCs w:val="1"/>
-              </w:rPr>
-            </w:pPr>
-            <w:r>
-              <w:rPr>
-                <w:rFonts w:ascii="Times New Roman" w:cs="Times New Roman" w:eastAsia="Times New Roman" w:hAnsi="Times New Roman"/>
+                <w:rFonts w:ascii="Tahoma" w:cs="Tahoma" w:eastAsia="Tahoma" w:hAnsi="Tahoma"/>
+                <w:b w:val="1"/>
+                <w:bCs w:val="1"/>
+              </w:rPr>
+            </w:pPr>
+            <w:r>
+              <w:rPr>
+                <w:rFonts w:ascii="Tahoma" w:cs="Tahoma" w:eastAsia="Tahoma" w:hAnsi="Tahoma"/>
                 <w:b w:val="1"/>
                 <w:bCs w:val="1"/>
                 <w:rtl w:val="0"/>
@@ -9423,12 +9368,12 @@
               <w:spacing w:after="80" w:before="80" w:lineRule="auto"/>
               <w:ind w:left="80" w:firstLine="0"/>
               <w:rPr>
-                <w:rFonts w:ascii="Times New Roman" w:cs="Times New Roman" w:eastAsia="Times New Roman" w:hAnsi="Times New Roman"/>
-              </w:rPr>
-            </w:pPr>
-            <w:r>
-              <w:rPr>
-                <w:rFonts w:ascii="Times New Roman" w:cs="Times New Roman" w:eastAsia="Times New Roman" w:hAnsi="Times New Roman"/>
+                <w:rFonts w:ascii="Tahoma" w:cs="Tahoma" w:eastAsia="Tahoma" w:hAnsi="Tahoma"/>
+              </w:rPr>
+            </w:pPr>
+            <w:r>
+              <w:rPr>
+                <w:rFonts w:ascii="Tahoma" w:cs="Tahoma" w:eastAsia="Tahoma" w:hAnsi="Tahoma"/>
                 <w:rtl w:val="0"/>
               </w:rPr>
               <w:t xml:space="preserve">Browse trays &amp; rental packages.</w:t>
@@ -9455,12 +9400,12 @@
               <w:spacing w:after="80" w:before="80" w:lineRule="auto"/>
               <w:ind w:left="80" w:firstLine="0"/>
               <w:rPr>
-                <w:rFonts w:ascii="Times New Roman" w:cs="Times New Roman" w:eastAsia="Times New Roman" w:hAnsi="Times New Roman"/>
-              </w:rPr>
-            </w:pPr>
-            <w:r>
-              <w:rPr>
-                <w:rFonts w:ascii="Times New Roman" w:cs="Times New Roman" w:eastAsia="Times New Roman" w:hAnsi="Times New Roman"/>
+                <w:rFonts w:ascii="Tahoma" w:cs="Tahoma" w:eastAsia="Tahoma" w:hAnsi="Tahoma"/>
+              </w:rPr>
+            </w:pPr>
+            <w:r>
+              <w:rPr>
+                <w:rFonts w:ascii="Tahoma" w:cs="Tahoma" w:eastAsia="Tahoma" w:hAnsi="Tahoma"/>
                 <w:rtl w:val="0"/>
               </w:rPr>
               <w:t xml:space="preserve">High</w:t>
@@ -9494,14 +9439,14 @@
               <w:spacing w:after="80" w:before="80" w:lineRule="auto"/>
               <w:ind w:left="80" w:firstLine="0"/>
               <w:rPr>
-                <w:rFonts w:ascii="Times New Roman" w:cs="Times New Roman" w:eastAsia="Times New Roman" w:hAnsi="Times New Roman"/>
-                <w:b w:val="1"/>
-                <w:bCs w:val="1"/>
-              </w:rPr>
-            </w:pPr>
-            <w:r>
-              <w:rPr>
-                <w:rFonts w:ascii="Times New Roman" w:cs="Times New Roman" w:eastAsia="Times New Roman" w:hAnsi="Times New Roman"/>
+                <w:rFonts w:ascii="Tahoma" w:cs="Tahoma" w:eastAsia="Tahoma" w:hAnsi="Tahoma"/>
+                <w:b w:val="1"/>
+                <w:bCs w:val="1"/>
+              </w:rPr>
+            </w:pPr>
+            <w:r>
+              <w:rPr>
+                <w:rFonts w:ascii="Tahoma" w:cs="Tahoma" w:eastAsia="Tahoma" w:hAnsi="Tahoma"/>
                 <w:b w:val="1"/>
                 <w:bCs w:val="1"/>
                 <w:rtl w:val="0"/>
@@ -9530,12 +9475,12 @@
               <w:spacing w:after="80" w:before="80" w:lineRule="auto"/>
               <w:ind w:left="80" w:firstLine="0"/>
               <w:rPr>
-                <w:rFonts w:ascii="Times New Roman" w:cs="Times New Roman" w:eastAsia="Times New Roman" w:hAnsi="Times New Roman"/>
-              </w:rPr>
-            </w:pPr>
-            <w:r>
-              <w:rPr>
-                <w:rFonts w:ascii="Times New Roman" w:cs="Times New Roman" w:eastAsia="Times New Roman" w:hAnsi="Times New Roman"/>
+                <w:rFonts w:ascii="Tahoma" w:cs="Tahoma" w:eastAsia="Tahoma" w:hAnsi="Tahoma"/>
+              </w:rPr>
+            </w:pPr>
+            <w:r>
+              <w:rPr>
+                <w:rFonts w:ascii="Tahoma" w:cs="Tahoma" w:eastAsia="Tahoma" w:hAnsi="Tahoma"/>
                 <w:rtl w:val="0"/>
               </w:rPr>
               <w:t xml:space="preserve">Rent one or multiple trays.</w:t>
@@ -9562,12 +9507,12 @@
               <w:spacing w:after="80" w:before="80" w:lineRule="auto"/>
               <w:ind w:left="80" w:firstLine="0"/>
               <w:rPr>
-                <w:rFonts w:ascii="Times New Roman" w:cs="Times New Roman" w:eastAsia="Times New Roman" w:hAnsi="Times New Roman"/>
-              </w:rPr>
-            </w:pPr>
-            <w:r>
-              <w:rPr>
-                <w:rFonts w:ascii="Times New Roman" w:cs="Times New Roman" w:eastAsia="Times New Roman" w:hAnsi="Times New Roman"/>
+                <w:rFonts w:ascii="Tahoma" w:cs="Tahoma" w:eastAsia="Tahoma" w:hAnsi="Tahoma"/>
+              </w:rPr>
+            </w:pPr>
+            <w:r>
+              <w:rPr>
+                <w:rFonts w:ascii="Tahoma" w:cs="Tahoma" w:eastAsia="Tahoma" w:hAnsi="Tahoma"/>
                 <w:rtl w:val="0"/>
               </w:rPr>
               <w:t xml:space="preserve">High</w:t>
@@ -9601,14 +9546,14 @@
               <w:spacing w:after="80" w:before="80" w:lineRule="auto"/>
               <w:ind w:left="80" w:firstLine="0"/>
               <w:rPr>
-                <w:rFonts w:ascii="Times New Roman" w:cs="Times New Roman" w:eastAsia="Times New Roman" w:hAnsi="Times New Roman"/>
-                <w:b w:val="1"/>
-                <w:bCs w:val="1"/>
-              </w:rPr>
-            </w:pPr>
-            <w:r>
-              <w:rPr>
-                <w:rFonts w:ascii="Times New Roman" w:cs="Times New Roman" w:eastAsia="Times New Roman" w:hAnsi="Times New Roman"/>
+                <w:rFonts w:ascii="Tahoma" w:cs="Tahoma" w:eastAsia="Tahoma" w:hAnsi="Tahoma"/>
+                <w:b w:val="1"/>
+                <w:bCs w:val="1"/>
+              </w:rPr>
+            </w:pPr>
+            <w:r>
+              <w:rPr>
+                <w:rFonts w:ascii="Tahoma" w:cs="Tahoma" w:eastAsia="Tahoma" w:hAnsi="Tahoma"/>
                 <w:b w:val="1"/>
                 <w:bCs w:val="1"/>
                 <w:rtl w:val="0"/>
@@ -9637,12 +9582,12 @@
               <w:spacing w:after="80" w:before="80" w:lineRule="auto"/>
               <w:ind w:left="80" w:firstLine="0"/>
               <w:rPr>
-                <w:rFonts w:ascii="Times New Roman" w:cs="Times New Roman" w:eastAsia="Times New Roman" w:hAnsi="Times New Roman"/>
-              </w:rPr>
-            </w:pPr>
-            <w:r>
-              <w:rPr>
-                <w:rFonts w:ascii="Times New Roman" w:cs="Times New Roman" w:eastAsia="Times New Roman" w:hAnsi="Times New Roman"/>
+                <w:rFonts w:ascii="Tahoma" w:cs="Tahoma" w:eastAsia="Tahoma" w:hAnsi="Tahoma"/>
+              </w:rPr>
+            </w:pPr>
+            <w:r>
+              <w:rPr>
+                <w:rFonts w:ascii="Tahoma" w:cs="Tahoma" w:eastAsia="Tahoma" w:hAnsi="Tahoma"/>
                 <w:rtl w:val="0"/>
               </w:rPr>
               <w:t xml:space="preserve">Register the tray using a unique tray code.</w:t>
@@ -9669,12 +9614,12 @@
               <w:spacing w:after="80" w:before="80" w:lineRule="auto"/>
               <w:ind w:left="80" w:firstLine="0"/>
               <w:rPr>
-                <w:rFonts w:ascii="Times New Roman" w:cs="Times New Roman" w:eastAsia="Times New Roman" w:hAnsi="Times New Roman"/>
-              </w:rPr>
-            </w:pPr>
-            <w:r>
-              <w:rPr>
-                <w:rFonts w:ascii="Times New Roman" w:cs="Times New Roman" w:eastAsia="Times New Roman" w:hAnsi="Times New Roman"/>
+                <w:rFonts w:ascii="Tahoma" w:cs="Tahoma" w:eastAsia="Tahoma" w:hAnsi="Tahoma"/>
+              </w:rPr>
+            </w:pPr>
+            <w:r>
+              <w:rPr>
+                <w:rFonts w:ascii="Tahoma" w:cs="Tahoma" w:eastAsia="Tahoma" w:hAnsi="Tahoma"/>
                 <w:rtl w:val="0"/>
               </w:rPr>
               <w:t xml:space="preserve">High</w:t>
@@ -9708,14 +9653,14 @@
               <w:spacing w:after="80" w:before="80" w:lineRule="auto"/>
               <w:ind w:left="80" w:firstLine="0"/>
               <w:rPr>
-                <w:rFonts w:ascii="Times New Roman" w:cs="Times New Roman" w:eastAsia="Times New Roman" w:hAnsi="Times New Roman"/>
-                <w:b w:val="1"/>
-                <w:bCs w:val="1"/>
-              </w:rPr>
-            </w:pPr>
-            <w:r>
-              <w:rPr>
-                <w:rFonts w:ascii="Times New Roman" w:cs="Times New Roman" w:eastAsia="Times New Roman" w:hAnsi="Times New Roman"/>
+                <w:rFonts w:ascii="Tahoma" w:cs="Tahoma" w:eastAsia="Tahoma" w:hAnsi="Tahoma"/>
+                <w:b w:val="1"/>
+                <w:bCs w:val="1"/>
+              </w:rPr>
+            </w:pPr>
+            <w:r>
+              <w:rPr>
+                <w:rFonts w:ascii="Tahoma" w:cs="Tahoma" w:eastAsia="Tahoma" w:hAnsi="Tahoma"/>
                 <w:b w:val="1"/>
                 <w:bCs w:val="1"/>
                 <w:rtl w:val="0"/>
@@ -9744,12 +9689,12 @@
               <w:spacing w:after="80" w:before="80" w:lineRule="auto"/>
               <w:ind w:left="80" w:firstLine="0"/>
               <w:rPr>
-                <w:rFonts w:ascii="Times New Roman" w:cs="Times New Roman" w:eastAsia="Times New Roman" w:hAnsi="Times New Roman"/>
-              </w:rPr>
-            </w:pPr>
-            <w:r>
-              <w:rPr>
-                <w:rFonts w:ascii="Times New Roman" w:cs="Times New Roman" w:eastAsia="Times New Roman" w:hAnsi="Times New Roman"/>
+                <w:rFonts w:ascii="Tahoma" w:cs="Tahoma" w:eastAsia="Tahoma" w:hAnsi="Tahoma"/>
+              </w:rPr>
+            </w:pPr>
+            <w:r>
+              <w:rPr>
+                <w:rFonts w:ascii="Tahoma" w:cs="Tahoma" w:eastAsia="Tahoma" w:hAnsi="Tahoma"/>
                 <w:rtl w:val="0"/>
               </w:rPr>
               <w:t xml:space="preserve">View tray details, stage, status, and expected harvest date.</w:t>
@@ -9776,12 +9721,12 @@
               <w:spacing w:after="80" w:before="80" w:lineRule="auto"/>
               <w:ind w:left="80" w:firstLine="0"/>
               <w:rPr>
-                <w:rFonts w:ascii="Times New Roman" w:cs="Times New Roman" w:eastAsia="Times New Roman" w:hAnsi="Times New Roman"/>
-              </w:rPr>
-            </w:pPr>
-            <w:r>
-              <w:rPr>
-                <w:rFonts w:ascii="Times New Roman" w:cs="Times New Roman" w:eastAsia="Times New Roman" w:hAnsi="Times New Roman"/>
+                <w:rFonts w:ascii="Tahoma" w:cs="Tahoma" w:eastAsia="Tahoma" w:hAnsi="Tahoma"/>
+              </w:rPr>
+            </w:pPr>
+            <w:r>
+              <w:rPr>
+                <w:rFonts w:ascii="Tahoma" w:cs="Tahoma" w:eastAsia="Tahoma" w:hAnsi="Tahoma"/>
                 <w:rtl w:val="0"/>
               </w:rPr>
               <w:t xml:space="preserve">High</w:t>
@@ -9815,14 +9760,14 @@
               <w:spacing w:after="80" w:before="80" w:lineRule="auto"/>
               <w:ind w:left="80" w:firstLine="0"/>
               <w:rPr>
-                <w:rFonts w:ascii="Times New Roman" w:cs="Times New Roman" w:eastAsia="Times New Roman" w:hAnsi="Times New Roman"/>
-                <w:b w:val="1"/>
-                <w:bCs w:val="1"/>
-              </w:rPr>
-            </w:pPr>
-            <w:r>
-              <w:rPr>
-                <w:rFonts w:ascii="Times New Roman" w:cs="Times New Roman" w:eastAsia="Times New Roman" w:hAnsi="Times New Roman"/>
+                <w:rFonts w:ascii="Tahoma" w:cs="Tahoma" w:eastAsia="Tahoma" w:hAnsi="Tahoma"/>
+                <w:b w:val="1"/>
+                <w:bCs w:val="1"/>
+              </w:rPr>
+            </w:pPr>
+            <w:r>
+              <w:rPr>
+                <w:rFonts w:ascii="Tahoma" w:cs="Tahoma" w:eastAsia="Tahoma" w:hAnsi="Tahoma"/>
                 <w:b w:val="1"/>
                 <w:bCs w:val="1"/>
                 <w:rtl w:val="0"/>
@@ -9851,15 +9796,15 @@
               <w:spacing w:after="80" w:before="80" w:lineRule="auto"/>
               <w:ind w:left="80" w:firstLine="0"/>
               <w:rPr>
-                <w:rFonts w:ascii="Times New Roman" w:cs="Times New Roman" w:eastAsia="Times New Roman" w:hAnsi="Times New Roman"/>
-              </w:rPr>
-            </w:pPr>
-            <w:r>
-              <w:rPr>
-                <w:rFonts w:ascii="Times New Roman" w:cs="Times New Roman" w:eastAsia="Times New Roman" w:hAnsi="Times New Roman"/>
-                <w:rtl w:val="0"/>
-              </w:rPr>
-              <w:t xml:space="preserve">Monitor temp, humidity, and CO₂ of rented trays.</w:t>
+                <w:rFonts w:ascii="Tahoma" w:cs="Tahoma" w:eastAsia="Tahoma" w:hAnsi="Tahoma"/>
+              </w:rPr>
+            </w:pPr>
+            <w:r>
+              <w:rPr>
+                <w:rFonts w:ascii="Tahoma" w:cs="Tahoma" w:eastAsia="Tahoma" w:hAnsi="Tahoma"/>
+                <w:rtl w:val="0"/>
+              </w:rPr>
+              <w:t xml:space="preserve">Monitor temp, humidity of rented trays.</w:t>
             </w:r>
           </w:p>
         </w:tc>
@@ -9883,12 +9828,12 @@
               <w:spacing w:after="80" w:before="80" w:lineRule="auto"/>
               <w:ind w:left="80" w:firstLine="0"/>
               <w:rPr>
-                <w:rFonts w:ascii="Times New Roman" w:cs="Times New Roman" w:eastAsia="Times New Roman" w:hAnsi="Times New Roman"/>
-              </w:rPr>
-            </w:pPr>
-            <w:r>
-              <w:rPr>
-                <w:rFonts w:ascii="Times New Roman" w:cs="Times New Roman" w:eastAsia="Times New Roman" w:hAnsi="Times New Roman"/>
+                <w:rFonts w:ascii="Tahoma" w:cs="Tahoma" w:eastAsia="Tahoma" w:hAnsi="Tahoma"/>
+              </w:rPr>
+            </w:pPr>
+            <w:r>
+              <w:rPr>
+                <w:rFonts w:ascii="Tahoma" w:cs="Tahoma" w:eastAsia="Tahoma" w:hAnsi="Tahoma"/>
                 <w:rtl w:val="0"/>
               </w:rPr>
               <w:t xml:space="preserve">High</w:t>
@@ -9922,14 +9867,14 @@
               <w:spacing w:after="80" w:before="80" w:lineRule="auto"/>
               <w:ind w:left="80" w:firstLine="0"/>
               <w:rPr>
-                <w:rFonts w:ascii="Times New Roman" w:cs="Times New Roman" w:eastAsia="Times New Roman" w:hAnsi="Times New Roman"/>
-                <w:b w:val="1"/>
-                <w:bCs w:val="1"/>
-              </w:rPr>
-            </w:pPr>
-            <w:r>
-              <w:rPr>
-                <w:rFonts w:ascii="Times New Roman" w:cs="Times New Roman" w:eastAsia="Times New Roman" w:hAnsi="Times New Roman"/>
+                <w:rFonts w:ascii="Tahoma" w:cs="Tahoma" w:eastAsia="Tahoma" w:hAnsi="Tahoma"/>
+                <w:b w:val="1"/>
+                <w:bCs w:val="1"/>
+              </w:rPr>
+            </w:pPr>
+            <w:r>
+              <w:rPr>
+                <w:rFonts w:ascii="Tahoma" w:cs="Tahoma" w:eastAsia="Tahoma" w:hAnsi="Tahoma"/>
                 <w:b w:val="1"/>
                 <w:bCs w:val="1"/>
                 <w:rtl w:val="0"/>
@@ -9958,12 +9903,12 @@
               <w:spacing w:after="80" w:before="80" w:lineRule="auto"/>
               <w:ind w:left="80" w:firstLine="0"/>
               <w:rPr>
-                <w:rFonts w:ascii="Times New Roman" w:cs="Times New Roman" w:eastAsia="Times New Roman" w:hAnsi="Times New Roman"/>
-              </w:rPr>
-            </w:pPr>
-            <w:r>
-              <w:rPr>
-                <w:rFonts w:ascii="Times New Roman" w:cs="Times New Roman" w:eastAsia="Times New Roman" w:hAnsi="Times New Roman"/>
+                <w:rFonts w:ascii="Tahoma" w:cs="Tahoma" w:eastAsia="Tahoma" w:hAnsi="Tahoma"/>
+              </w:rPr>
+            </w:pPr>
+            <w:r>
+              <w:rPr>
+                <w:rFonts w:ascii="Tahoma" w:cs="Tahoma" w:eastAsia="Tahoma" w:hAnsi="Tahoma"/>
                 <w:rtl w:val="0"/>
               </w:rPr>
               <w:t xml:space="preserve">Access live camera feeds.</w:t>
@@ -9990,12 +9935,12 @@
               <w:spacing w:after="80" w:before="80" w:lineRule="auto"/>
               <w:ind w:left="80" w:firstLine="0"/>
               <w:rPr>
-                <w:rFonts w:ascii="Times New Roman" w:cs="Times New Roman" w:eastAsia="Times New Roman" w:hAnsi="Times New Roman"/>
-              </w:rPr>
-            </w:pPr>
-            <w:r>
-              <w:rPr>
-                <w:rFonts w:ascii="Times New Roman" w:cs="Times New Roman" w:eastAsia="Times New Roman" w:hAnsi="Times New Roman"/>
+                <w:rFonts w:ascii="Tahoma" w:cs="Tahoma" w:eastAsia="Tahoma" w:hAnsi="Tahoma"/>
+              </w:rPr>
+            </w:pPr>
+            <w:r>
+              <w:rPr>
+                <w:rFonts w:ascii="Tahoma" w:cs="Tahoma" w:eastAsia="Tahoma" w:hAnsi="Tahoma"/>
                 <w:rtl w:val="0"/>
               </w:rPr>
               <w:t xml:space="preserve">High</w:t>
@@ -10029,14 +9974,14 @@
               <w:spacing w:after="80" w:before="80" w:lineRule="auto"/>
               <w:ind w:left="80" w:firstLine="0"/>
               <w:rPr>
-                <w:rFonts w:ascii="Times New Roman" w:cs="Times New Roman" w:eastAsia="Times New Roman" w:hAnsi="Times New Roman"/>
-                <w:b w:val="1"/>
-                <w:bCs w:val="1"/>
-              </w:rPr>
-            </w:pPr>
-            <w:r>
-              <w:rPr>
-                <w:rFonts w:ascii="Times New Roman" w:cs="Times New Roman" w:eastAsia="Times New Roman" w:hAnsi="Times New Roman"/>
+                <w:rFonts w:ascii="Tahoma" w:cs="Tahoma" w:eastAsia="Tahoma" w:hAnsi="Tahoma"/>
+                <w:b w:val="1"/>
+                <w:bCs w:val="1"/>
+              </w:rPr>
+            </w:pPr>
+            <w:r>
+              <w:rPr>
+                <w:rFonts w:ascii="Tahoma" w:cs="Tahoma" w:eastAsia="Tahoma" w:hAnsi="Tahoma"/>
                 <w:b w:val="1"/>
                 <w:bCs w:val="1"/>
                 <w:rtl w:val="0"/>
@@ -10065,12 +10010,12 @@
               <w:spacing w:after="80" w:before="80" w:lineRule="auto"/>
               <w:ind w:left="80" w:firstLine="0"/>
               <w:rPr>
-                <w:rFonts w:ascii="Times New Roman" w:cs="Times New Roman" w:eastAsia="Times New Roman" w:hAnsi="Times New Roman"/>
-              </w:rPr>
-            </w:pPr>
-            <w:r>
-              <w:rPr>
-                <w:rFonts w:ascii="Times New Roman" w:cs="Times New Roman" w:eastAsia="Times New Roman" w:hAnsi="Times New Roman"/>
+                <w:rFonts w:ascii="Tahoma" w:cs="Tahoma" w:eastAsia="Tahoma" w:hAnsi="Tahoma"/>
+              </w:rPr>
+            </w:pPr>
+            <w:r>
+              <w:rPr>
+                <w:rFonts w:ascii="Tahoma" w:cs="Tahoma" w:eastAsia="Tahoma" w:hAnsi="Tahoma"/>
                 <w:rtl w:val="0"/>
               </w:rPr>
               <w:t xml:space="preserve">Receive notifications (cultivation, environment, harvest).</w:t>
@@ -10097,12 +10042,12 @@
               <w:spacing w:after="80" w:before="80" w:lineRule="auto"/>
               <w:ind w:left="80" w:firstLine="0"/>
               <w:rPr>
-                <w:rFonts w:ascii="Times New Roman" w:cs="Times New Roman" w:eastAsia="Times New Roman" w:hAnsi="Times New Roman"/>
-              </w:rPr>
-            </w:pPr>
-            <w:r>
-              <w:rPr>
-                <w:rFonts w:ascii="Times New Roman" w:cs="Times New Roman" w:eastAsia="Times New Roman" w:hAnsi="Times New Roman"/>
+                <w:rFonts w:ascii="Tahoma" w:cs="Tahoma" w:eastAsia="Tahoma" w:hAnsi="Tahoma"/>
+              </w:rPr>
+            </w:pPr>
+            <w:r>
+              <w:rPr>
+                <w:rFonts w:ascii="Tahoma" w:cs="Tahoma" w:eastAsia="Tahoma" w:hAnsi="Tahoma"/>
                 <w:rtl w:val="0"/>
               </w:rPr>
               <w:t xml:space="preserve">High</w:t>
@@ -10136,14 +10081,14 @@
               <w:spacing w:after="80" w:before="80" w:lineRule="auto"/>
               <w:ind w:left="80" w:firstLine="0"/>
               <w:rPr>
-                <w:rFonts w:ascii="Times New Roman" w:cs="Times New Roman" w:eastAsia="Times New Roman" w:hAnsi="Times New Roman"/>
-                <w:b w:val="1"/>
-                <w:bCs w:val="1"/>
-              </w:rPr>
-            </w:pPr>
-            <w:r>
-              <w:rPr>
-                <w:rFonts w:ascii="Times New Roman" w:cs="Times New Roman" w:eastAsia="Times New Roman" w:hAnsi="Times New Roman"/>
+                <w:rFonts w:ascii="Tahoma" w:cs="Tahoma" w:eastAsia="Tahoma" w:hAnsi="Tahoma"/>
+                <w:b w:val="1"/>
+                <w:bCs w:val="1"/>
+              </w:rPr>
+            </w:pPr>
+            <w:r>
+              <w:rPr>
+                <w:rFonts w:ascii="Tahoma" w:cs="Tahoma" w:eastAsia="Tahoma" w:hAnsi="Tahoma"/>
                 <w:b w:val="1"/>
                 <w:bCs w:val="1"/>
                 <w:rtl w:val="0"/>
@@ -10172,12 +10117,12 @@
               <w:spacing w:after="80" w:before="80" w:lineRule="auto"/>
               <w:ind w:left="80" w:firstLine="0"/>
               <w:rPr>
-                <w:rFonts w:ascii="Times New Roman" w:cs="Times New Roman" w:eastAsia="Times New Roman" w:hAnsi="Times New Roman"/>
-              </w:rPr>
-            </w:pPr>
-            <w:r>
-              <w:rPr>
-                <w:rFonts w:ascii="Times New Roman" w:cs="Times New Roman" w:eastAsia="Times New Roman" w:hAnsi="Times New Roman"/>
+                <w:rFonts w:ascii="Tahoma" w:cs="Tahoma" w:eastAsia="Tahoma" w:hAnsi="Tahoma"/>
+              </w:rPr>
+            </w:pPr>
+            <w:r>
+              <w:rPr>
+                <w:rFonts w:ascii="Tahoma" w:cs="Tahoma" w:eastAsia="Tahoma" w:hAnsi="Tahoma"/>
                 <w:rtl w:val="0"/>
               </w:rPr>
               <w:t xml:space="preserve">View rental history &amp; transactions.</w:t>
@@ -10204,12 +10149,12 @@
               <w:spacing w:after="80" w:before="80" w:lineRule="auto"/>
               <w:ind w:left="80" w:firstLine="0"/>
               <w:rPr>
-                <w:rFonts w:ascii="Times New Roman" w:cs="Times New Roman" w:eastAsia="Times New Roman" w:hAnsi="Times New Roman"/>
-              </w:rPr>
-            </w:pPr>
-            <w:r>
-              <w:rPr>
-                <w:rFonts w:ascii="Times New Roman" w:cs="Times New Roman" w:eastAsia="Times New Roman" w:hAnsi="Times New Roman"/>
+                <w:rFonts w:ascii="Tahoma" w:cs="Tahoma" w:eastAsia="Tahoma" w:hAnsi="Tahoma"/>
+              </w:rPr>
+            </w:pPr>
+            <w:r>
+              <w:rPr>
+                <w:rFonts w:ascii="Tahoma" w:cs="Tahoma" w:eastAsia="Tahoma" w:hAnsi="Tahoma"/>
                 <w:rtl w:val="0"/>
               </w:rPr>
               <w:t xml:space="preserve">Medium</w:t>
@@ -10243,14 +10188,14 @@
               <w:spacing w:after="80" w:before="80" w:lineRule="auto"/>
               <w:ind w:left="80" w:firstLine="0"/>
               <w:rPr>
-                <w:rFonts w:ascii="Times New Roman" w:cs="Times New Roman" w:eastAsia="Times New Roman" w:hAnsi="Times New Roman"/>
-                <w:b w:val="1"/>
-                <w:bCs w:val="1"/>
-              </w:rPr>
-            </w:pPr>
-            <w:r>
-              <w:rPr>
-                <w:rFonts w:ascii="Times New Roman" w:cs="Times New Roman" w:eastAsia="Times New Roman" w:hAnsi="Times New Roman"/>
+                <w:rFonts w:ascii="Tahoma" w:cs="Tahoma" w:eastAsia="Tahoma" w:hAnsi="Tahoma"/>
+                <w:b w:val="1"/>
+                <w:bCs w:val="1"/>
+              </w:rPr>
+            </w:pPr>
+            <w:r>
+              <w:rPr>
+                <w:rFonts w:ascii="Tahoma" w:cs="Tahoma" w:eastAsia="Tahoma" w:hAnsi="Tahoma"/>
                 <w:b w:val="1"/>
                 <w:bCs w:val="1"/>
                 <w:rtl w:val="0"/>
@@ -10279,12 +10224,12 @@
               <w:spacing w:after="80" w:before="80" w:lineRule="auto"/>
               <w:ind w:left="80" w:firstLine="0"/>
               <w:rPr>
-                <w:rFonts w:ascii="Times New Roman" w:cs="Times New Roman" w:eastAsia="Times New Roman" w:hAnsi="Times New Roman"/>
-              </w:rPr>
-            </w:pPr>
-            <w:r>
-              <w:rPr>
-                <w:rFonts w:ascii="Times New Roman" w:cs="Times New Roman" w:eastAsia="Times New Roman" w:hAnsi="Times New Roman"/>
+                <w:rFonts w:ascii="Tahoma" w:cs="Tahoma" w:eastAsia="Tahoma" w:hAnsi="Tahoma"/>
+              </w:rPr>
+            </w:pPr>
+            <w:r>
+              <w:rPr>
+                <w:rFonts w:ascii="Tahoma" w:cs="Tahoma" w:eastAsia="Tahoma" w:hAnsi="Tahoma"/>
                 <w:rtl w:val="0"/>
               </w:rPr>
               <w:t xml:space="preserve">Request harvest collection/delivery.</w:t>
@@ -10311,12 +10256,12 @@
               <w:spacing w:after="80" w:before="80" w:lineRule="auto"/>
               <w:ind w:left="80" w:firstLine="0"/>
               <w:rPr>
-                <w:rFonts w:ascii="Times New Roman" w:cs="Times New Roman" w:eastAsia="Times New Roman" w:hAnsi="Times New Roman"/>
-              </w:rPr>
-            </w:pPr>
-            <w:r>
-              <w:rPr>
-                <w:rFonts w:ascii="Times New Roman" w:cs="Times New Roman" w:eastAsia="Times New Roman" w:hAnsi="Times New Roman"/>
+                <w:rFonts w:ascii="Tahoma" w:cs="Tahoma" w:eastAsia="Tahoma" w:hAnsi="Tahoma"/>
+              </w:rPr>
+            </w:pPr>
+            <w:r>
+              <w:rPr>
+                <w:rFonts w:ascii="Tahoma" w:cs="Tahoma" w:eastAsia="Tahoma" w:hAnsi="Tahoma"/>
                 <w:rtl w:val="0"/>
               </w:rPr>
               <w:t xml:space="preserve">High</w:t>
@@ -10329,7 +10274,7 @@
       <w:pPr>
         <w:spacing w:after="160" w:line="256" w:lineRule="auto"/>
         <w:rPr>
-          <w:rFonts w:ascii="Calibri" w:cs="Calibri" w:eastAsia="Calibri" w:hAnsi="Calibri"/>
+          <w:rFonts w:ascii="Tahoma" w:cs="Tahoma" w:eastAsia="Tahoma" w:hAnsi="Tahoma"/>
         </w:rPr>
       </w:pPr>
       <w:r>
@@ -10343,7 +10288,7 @@
         <w:pStyle w:val="Heading3"/>
         <w:spacing w:after="0" w:before="40" w:line="259" w:lineRule="auto"/>
         <w:rPr>
-          <w:rFonts w:ascii="Times New Roman" w:cs="Times New Roman" w:eastAsia="Times New Roman" w:hAnsi="Times New Roman"/>
+          <w:rFonts w:ascii="Tahoma" w:cs="Tahoma" w:eastAsia="Tahoma" w:hAnsi="Tahoma"/>
           <w:b w:val="1"/>
           <w:bCs w:val="1"/>
           <w:color w:val="c00000"/>
@@ -10355,7 +10300,7 @@
       <w:bookmarkEnd w:id="14"/>
       <w:r>
         <w:rPr>
-          <w:rFonts w:ascii="Calibri" w:cs="Calibri" w:eastAsia="Calibri" w:hAnsi="Calibri"/>
+          <w:rFonts w:ascii="Tahoma" w:cs="Tahoma" w:eastAsia="Tahoma" w:hAnsi="Tahoma"/>
           <w:b w:val="1"/>
           <w:bCs w:val="1"/>
           <w:color w:val="000000"/>
@@ -10426,7 +10371,7 @@
               <w:spacing w:after="60" w:before="120" w:lineRule="auto"/>
               <w:ind w:left="80" w:firstLine="0"/>
               <w:rPr>
-                <w:rFonts w:ascii="Times New Roman" w:cs="Times New Roman" w:eastAsia="Times New Roman" w:hAnsi="Times New Roman"/>
+                <w:rFonts w:ascii="Tahoma" w:cs="Tahoma" w:eastAsia="Tahoma" w:hAnsi="Tahoma"/>
                 <w:b w:val="1"/>
                 <w:bCs w:val="1"/>
                 <w:sz w:val="20"/>
@@ -10435,7 +10380,7 @@
             </w:pPr>
             <w:r>
               <w:rPr>
-                <w:rFonts w:ascii="Times New Roman" w:cs="Times New Roman" w:eastAsia="Times New Roman" w:hAnsi="Times New Roman"/>
+                <w:rFonts w:ascii="Tahoma" w:cs="Tahoma" w:eastAsia="Tahoma" w:hAnsi="Tahoma"/>
                 <w:b w:val="1"/>
                 <w:bCs w:val="1"/>
                 <w:sz w:val="20"/>
@@ -10467,7 +10412,7 @@
               <w:spacing w:after="60" w:before="120" w:lineRule="auto"/>
               <w:ind w:left="80" w:firstLine="0"/>
               <w:rPr>
-                <w:rFonts w:ascii="Times New Roman" w:cs="Times New Roman" w:eastAsia="Times New Roman" w:hAnsi="Times New Roman"/>
+                <w:rFonts w:ascii="Tahoma" w:cs="Tahoma" w:eastAsia="Tahoma" w:hAnsi="Tahoma"/>
                 <w:b w:val="1"/>
                 <w:bCs w:val="1"/>
                 <w:sz w:val="20"/>
@@ -10476,7 +10421,7 @@
             </w:pPr>
             <w:r>
               <w:rPr>
-                <w:rFonts w:ascii="Times New Roman" w:cs="Times New Roman" w:eastAsia="Times New Roman" w:hAnsi="Times New Roman"/>
+                <w:rFonts w:ascii="Tahoma" w:cs="Tahoma" w:eastAsia="Tahoma" w:hAnsi="Tahoma"/>
                 <w:b w:val="1"/>
                 <w:bCs w:val="1"/>
                 <w:sz w:val="20"/>
@@ -10508,7 +10453,7 @@
               <w:spacing w:after="60" w:before="120" w:lineRule="auto"/>
               <w:ind w:left="80" w:firstLine="0"/>
               <w:rPr>
-                <w:rFonts w:ascii="Times New Roman" w:cs="Times New Roman" w:eastAsia="Times New Roman" w:hAnsi="Times New Roman"/>
+                <w:rFonts w:ascii="Tahoma" w:cs="Tahoma" w:eastAsia="Tahoma" w:hAnsi="Tahoma"/>
                 <w:b w:val="1"/>
                 <w:bCs w:val="1"/>
                 <w:sz w:val="20"/>
@@ -10517,7 +10462,7 @@
             </w:pPr>
             <w:r>
               <w:rPr>
-                <w:rFonts w:ascii="Times New Roman" w:cs="Times New Roman" w:eastAsia="Times New Roman" w:hAnsi="Times New Roman"/>
+                <w:rFonts w:ascii="Tahoma" w:cs="Tahoma" w:eastAsia="Tahoma" w:hAnsi="Tahoma"/>
                 <w:b w:val="1"/>
                 <w:bCs w:val="1"/>
                 <w:sz w:val="20"/>
@@ -10562,14 +10507,14 @@
               <w:spacing w:after="80" w:before="80" w:lineRule="auto"/>
               <w:ind w:left="80" w:firstLine="0"/>
               <w:rPr>
-                <w:rFonts w:ascii="Times New Roman" w:cs="Times New Roman" w:eastAsia="Times New Roman" w:hAnsi="Times New Roman"/>
-                <w:b w:val="1"/>
-                <w:bCs w:val="1"/>
-              </w:rPr>
-            </w:pPr>
-            <w:r>
-              <w:rPr>
-                <w:rFonts w:ascii="Times New Roman" w:cs="Times New Roman" w:eastAsia="Times New Roman" w:hAnsi="Times New Roman"/>
+                <w:rFonts w:ascii="Tahoma" w:cs="Tahoma" w:eastAsia="Tahoma" w:hAnsi="Tahoma"/>
+                <w:b w:val="1"/>
+                <w:bCs w:val="1"/>
+              </w:rPr>
+            </w:pPr>
+            <w:r>
+              <w:rPr>
+                <w:rFonts w:ascii="Tahoma" w:cs="Tahoma" w:eastAsia="Tahoma" w:hAnsi="Tahoma"/>
                 <w:b w:val="1"/>
                 <w:bCs w:val="1"/>
                 <w:rtl w:val="0"/>
@@ -10598,12 +10543,12 @@
               <w:spacing w:after="80" w:before="80" w:lineRule="auto"/>
               <w:ind w:left="80" w:firstLine="0"/>
               <w:rPr>
-                <w:rFonts w:ascii="Times New Roman" w:cs="Times New Roman" w:eastAsia="Times New Roman" w:hAnsi="Times New Roman"/>
-              </w:rPr>
-            </w:pPr>
-            <w:r>
-              <w:rPr>
-                <w:rFonts w:ascii="Times New Roman" w:cs="Times New Roman" w:eastAsia="Times New Roman" w:hAnsi="Times New Roman"/>
+                <w:rFonts w:ascii="Tahoma" w:cs="Tahoma" w:eastAsia="Tahoma" w:hAnsi="Tahoma"/>
+              </w:rPr>
+            </w:pPr>
+            <w:r>
+              <w:rPr>
+                <w:rFonts w:ascii="Tahoma" w:cs="Tahoma" w:eastAsia="Tahoma" w:hAnsi="Tahoma"/>
                 <w:rtl w:val="0"/>
               </w:rPr>
               <w:t xml:space="preserve">Sign in securely.</w:t>
@@ -10630,12 +10575,12 @@
               <w:spacing w:after="80" w:before="80" w:lineRule="auto"/>
               <w:ind w:left="80" w:firstLine="0"/>
               <w:rPr>
-                <w:rFonts w:ascii="Times New Roman" w:cs="Times New Roman" w:eastAsia="Times New Roman" w:hAnsi="Times New Roman"/>
-              </w:rPr>
-            </w:pPr>
-            <w:r>
-              <w:rPr>
-                <w:rFonts w:ascii="Times New Roman" w:cs="Times New Roman" w:eastAsia="Times New Roman" w:hAnsi="Times New Roman"/>
+                <w:rFonts w:ascii="Tahoma" w:cs="Tahoma" w:eastAsia="Tahoma" w:hAnsi="Tahoma"/>
+              </w:rPr>
+            </w:pPr>
+            <w:r>
+              <w:rPr>
+                <w:rFonts w:ascii="Tahoma" w:cs="Tahoma" w:eastAsia="Tahoma" w:hAnsi="Tahoma"/>
                 <w:rtl w:val="0"/>
               </w:rPr>
               <w:t xml:space="preserve">High</w:t>
@@ -10676,14 +10621,14 @@
               <w:spacing w:after="80" w:before="80" w:lineRule="auto"/>
               <w:ind w:left="80" w:firstLine="0"/>
               <w:rPr>
-                <w:rFonts w:ascii="Times New Roman" w:cs="Times New Roman" w:eastAsia="Times New Roman" w:hAnsi="Times New Roman"/>
-                <w:b w:val="1"/>
-                <w:bCs w:val="1"/>
-              </w:rPr>
-            </w:pPr>
-            <w:r>
-              <w:rPr>
-                <w:rFonts w:ascii="Times New Roman" w:cs="Times New Roman" w:eastAsia="Times New Roman" w:hAnsi="Times New Roman"/>
+                <w:rFonts w:ascii="Tahoma" w:cs="Tahoma" w:eastAsia="Tahoma" w:hAnsi="Tahoma"/>
+                <w:b w:val="1"/>
+                <w:bCs w:val="1"/>
+              </w:rPr>
+            </w:pPr>
+            <w:r>
+              <w:rPr>
+                <w:rFonts w:ascii="Tahoma" w:cs="Tahoma" w:eastAsia="Tahoma" w:hAnsi="Tahoma"/>
                 <w:b w:val="1"/>
                 <w:bCs w:val="1"/>
                 <w:rtl w:val="0"/>
@@ -10712,12 +10657,12 @@
               <w:spacing w:after="80" w:before="80" w:lineRule="auto"/>
               <w:ind w:left="80" w:firstLine="0"/>
               <w:rPr>
-                <w:rFonts w:ascii="Times New Roman" w:cs="Times New Roman" w:eastAsia="Times New Roman" w:hAnsi="Times New Roman"/>
-              </w:rPr>
-            </w:pPr>
-            <w:r>
-              <w:rPr>
-                <w:rFonts w:ascii="Times New Roman" w:cs="Times New Roman" w:eastAsia="Times New Roman" w:hAnsi="Times New Roman"/>
+                <w:rFonts w:ascii="Tahoma" w:cs="Tahoma" w:eastAsia="Tahoma" w:hAnsi="Tahoma"/>
+              </w:rPr>
+            </w:pPr>
+            <w:r>
+              <w:rPr>
+                <w:rFonts w:ascii="Tahoma" w:cs="Tahoma" w:eastAsia="Tahoma" w:hAnsi="Tahoma"/>
                 <w:rtl w:val="0"/>
               </w:rPr>
               <w:t xml:space="preserve">View assigned delivery orders.</w:t>
@@ -10744,12 +10689,12 @@
               <w:spacing w:after="80" w:before="80" w:lineRule="auto"/>
               <w:ind w:left="80" w:firstLine="0"/>
               <w:rPr>
-                <w:rFonts w:ascii="Times New Roman" w:cs="Times New Roman" w:eastAsia="Times New Roman" w:hAnsi="Times New Roman"/>
-              </w:rPr>
-            </w:pPr>
-            <w:r>
-              <w:rPr>
-                <w:rFonts w:ascii="Times New Roman" w:cs="Times New Roman" w:eastAsia="Times New Roman" w:hAnsi="Times New Roman"/>
+                <w:rFonts w:ascii="Tahoma" w:cs="Tahoma" w:eastAsia="Tahoma" w:hAnsi="Tahoma"/>
+              </w:rPr>
+            </w:pPr>
+            <w:r>
+              <w:rPr>
+                <w:rFonts w:ascii="Tahoma" w:cs="Tahoma" w:eastAsia="Tahoma" w:hAnsi="Tahoma"/>
                 <w:rtl w:val="0"/>
               </w:rPr>
               <w:t xml:space="preserve">High</w:t>
@@ -10790,14 +10735,14 @@
               <w:spacing w:after="80" w:before="80" w:lineRule="auto"/>
               <w:ind w:left="80" w:firstLine="0"/>
               <w:rPr>
-                <w:rFonts w:ascii="Times New Roman" w:cs="Times New Roman" w:eastAsia="Times New Roman" w:hAnsi="Times New Roman"/>
-                <w:b w:val="1"/>
-                <w:bCs w:val="1"/>
-              </w:rPr>
-            </w:pPr>
-            <w:r>
-              <w:rPr>
-                <w:rFonts w:ascii="Times New Roman" w:cs="Times New Roman" w:eastAsia="Times New Roman" w:hAnsi="Times New Roman"/>
+                <w:rFonts w:ascii="Tahoma" w:cs="Tahoma" w:eastAsia="Tahoma" w:hAnsi="Tahoma"/>
+                <w:b w:val="1"/>
+                <w:bCs w:val="1"/>
+              </w:rPr>
+            </w:pPr>
+            <w:r>
+              <w:rPr>
+                <w:rFonts w:ascii="Tahoma" w:cs="Tahoma" w:eastAsia="Tahoma" w:hAnsi="Tahoma"/>
                 <w:b w:val="1"/>
                 <w:bCs w:val="1"/>
                 <w:rtl w:val="0"/>
@@ -10826,12 +10771,12 @@
               <w:spacing w:after="80" w:before="80" w:lineRule="auto"/>
               <w:ind w:left="80" w:firstLine="0"/>
               <w:rPr>
-                <w:rFonts w:ascii="Times New Roman" w:cs="Times New Roman" w:eastAsia="Times New Roman" w:hAnsi="Times New Roman"/>
-              </w:rPr>
-            </w:pPr>
-            <w:r>
-              <w:rPr>
-                <w:rFonts w:ascii="Times New Roman" w:cs="Times New Roman" w:eastAsia="Times New Roman" w:hAnsi="Times New Roman"/>
+                <w:rFonts w:ascii="Tahoma" w:cs="Tahoma" w:eastAsia="Tahoma" w:hAnsi="Tahoma"/>
+              </w:rPr>
+            </w:pPr>
+            <w:r>
+              <w:rPr>
+                <w:rFonts w:ascii="Tahoma" w:cs="Tahoma" w:eastAsia="Tahoma" w:hAnsi="Tahoma"/>
                 <w:rtl w:val="0"/>
               </w:rPr>
               <w:t xml:space="preserve">View customer &amp; delivery information.</w:t>
@@ -10857,12 +10802,12 @@
             <w:pPr>
               <w:spacing w:after="80" w:before="80" w:lineRule="auto"/>
               <w:rPr>
-                <w:rFonts w:ascii="Times New Roman" w:cs="Times New Roman" w:eastAsia="Times New Roman" w:hAnsi="Times New Roman"/>
-              </w:rPr>
-            </w:pPr>
-            <w:r>
-              <w:rPr>
-                <w:rFonts w:ascii="Times New Roman" w:cs="Times New Roman" w:eastAsia="Times New Roman" w:hAnsi="Times New Roman"/>
+                <w:rFonts w:ascii="Tahoma" w:cs="Tahoma" w:eastAsia="Tahoma" w:hAnsi="Tahoma"/>
+              </w:rPr>
+            </w:pPr>
+            <w:r>
+              <w:rPr>
+                <w:rFonts w:ascii="Tahoma" w:cs="Tahoma" w:eastAsia="Tahoma" w:hAnsi="Tahoma"/>
                 <w:rtl w:val="0"/>
               </w:rPr>
               <w:t xml:space="preserve"> High</w:t>
@@ -10896,14 +10841,14 @@
               <w:spacing w:after="80" w:before="80" w:lineRule="auto"/>
               <w:ind w:left="80" w:firstLine="0"/>
               <w:rPr>
-                <w:rFonts w:ascii="Times New Roman" w:cs="Times New Roman" w:eastAsia="Times New Roman" w:hAnsi="Times New Roman"/>
-                <w:b w:val="1"/>
-                <w:bCs w:val="1"/>
-              </w:rPr>
-            </w:pPr>
-            <w:r>
-              <w:rPr>
-                <w:rFonts w:ascii="Times New Roman" w:cs="Times New Roman" w:eastAsia="Times New Roman" w:hAnsi="Times New Roman"/>
+                <w:rFonts w:ascii="Tahoma" w:cs="Tahoma" w:eastAsia="Tahoma" w:hAnsi="Tahoma"/>
+                <w:b w:val="1"/>
+                <w:bCs w:val="1"/>
+              </w:rPr>
+            </w:pPr>
+            <w:r>
+              <w:rPr>
+                <w:rFonts w:ascii="Tahoma" w:cs="Tahoma" w:eastAsia="Tahoma" w:hAnsi="Tahoma"/>
                 <w:b w:val="1"/>
                 <w:bCs w:val="1"/>
                 <w:rtl w:val="0"/>
@@ -10932,12 +10877,12 @@
               <w:spacing w:after="80" w:before="80" w:lineRule="auto"/>
               <w:ind w:left="80" w:firstLine="0"/>
               <w:rPr>
-                <w:rFonts w:ascii="Times New Roman" w:cs="Times New Roman" w:eastAsia="Times New Roman" w:hAnsi="Times New Roman"/>
-              </w:rPr>
-            </w:pPr>
-            <w:r>
-              <w:rPr>
-                <w:rFonts w:ascii="Times New Roman" w:cs="Times New Roman" w:eastAsia="Times New Roman" w:hAnsi="Times New Roman"/>
+                <w:rFonts w:ascii="Tahoma" w:cs="Tahoma" w:eastAsia="Tahoma" w:hAnsi="Tahoma"/>
+              </w:rPr>
+            </w:pPr>
+            <w:r>
+              <w:rPr>
+                <w:rFonts w:ascii="Tahoma" w:cs="Tahoma" w:eastAsia="Tahoma" w:hAnsi="Tahoma"/>
                 <w:rtl w:val="0"/>
               </w:rPr>
               <w:t xml:space="preserve">Confirm pickup from the farm.</w:t>
@@ -10964,12 +10909,12 @@
               <w:spacing w:after="80" w:before="80" w:lineRule="auto"/>
               <w:ind w:left="80" w:firstLine="0"/>
               <w:rPr>
-                <w:rFonts w:ascii="Times New Roman" w:cs="Times New Roman" w:eastAsia="Times New Roman" w:hAnsi="Times New Roman"/>
-              </w:rPr>
-            </w:pPr>
-            <w:r>
-              <w:rPr>
-                <w:rFonts w:ascii="Times New Roman" w:cs="Times New Roman" w:eastAsia="Times New Roman" w:hAnsi="Times New Roman"/>
+                <w:rFonts w:ascii="Tahoma" w:cs="Tahoma" w:eastAsia="Tahoma" w:hAnsi="Tahoma"/>
+              </w:rPr>
+            </w:pPr>
+            <w:r>
+              <w:rPr>
+                <w:rFonts w:ascii="Tahoma" w:cs="Tahoma" w:eastAsia="Tahoma" w:hAnsi="Tahoma"/>
                 <w:rtl w:val="0"/>
               </w:rPr>
               <w:t xml:space="preserve">High</w:t>
@@ -11003,14 +10948,14 @@
               <w:spacing w:after="80" w:before="80" w:lineRule="auto"/>
               <w:ind w:left="80" w:firstLine="0"/>
               <w:rPr>
-                <w:rFonts w:ascii="Times New Roman" w:cs="Times New Roman" w:eastAsia="Times New Roman" w:hAnsi="Times New Roman"/>
-                <w:b w:val="1"/>
-                <w:bCs w:val="1"/>
-              </w:rPr>
-            </w:pPr>
-            <w:r>
-              <w:rPr>
-                <w:rFonts w:ascii="Times New Roman" w:cs="Times New Roman" w:eastAsia="Times New Roman" w:hAnsi="Times New Roman"/>
+                <w:rFonts w:ascii="Tahoma" w:cs="Tahoma" w:eastAsia="Tahoma" w:hAnsi="Tahoma"/>
+                <w:b w:val="1"/>
+                <w:bCs w:val="1"/>
+              </w:rPr>
+            </w:pPr>
+            <w:r>
+              <w:rPr>
+                <w:rFonts w:ascii="Tahoma" w:cs="Tahoma" w:eastAsia="Tahoma" w:hAnsi="Tahoma"/>
                 <w:b w:val="1"/>
                 <w:bCs w:val="1"/>
                 <w:rtl w:val="0"/>
@@ -11039,21 +10984,24 @@
               <w:spacing w:after="80" w:before="80" w:lineRule="auto"/>
               <w:ind w:left="80" w:firstLine="0"/>
               <w:rPr>
-                <w:rFonts w:ascii="Times New Roman" w:cs="Times New Roman" w:eastAsia="Times New Roman" w:hAnsi="Times New Roman"/>
-              </w:rPr>
-            </w:pPr>
-            <w:r>
-              <w:rPr>
-                <w:rFonts w:ascii="Cardo" w:cs="Cardo" w:eastAsia="Cardo" w:hAnsi="Cardo"/>
-                <w:rtl w:val="0"/>
-              </w:rPr>
-              <w:t xml:space="preserve">Update delivery status (assigned → picked up → delivering → delivered).</w:t>
-            </w:r>
-            <w:r>
-              <w:rPr>
-                <w:rtl w:val="0"/>
-              </w:rPr>
-            </w:r>
+                <w:rFonts w:ascii="Tahoma" w:cs="Tahoma" w:eastAsia="Tahoma" w:hAnsi="Tahoma"/>
+              </w:rPr>
+            </w:pPr>
+            <w:sdt>
+              <w:sdtPr>
+                <w:id w:val="519995304"/>
+                <w:tag w:val="goog_rdk_0"/>
+              </w:sdtPr>
+              <w:sdtContent>
+                <w:r>
+                  <w:rPr>
+                    <w:rFonts w:ascii="Arial Unicode MS" w:cs="Arial Unicode MS" w:eastAsia="Arial Unicode MS" w:hAnsi="Arial Unicode MS"/>
+                    <w:rtl w:val="0"/>
+                  </w:rPr>
+                  <w:t xml:space="preserve">Update delivery status (assigned → picked up → delivering → delivered).</w:t>
+                </w:r>
+              </w:sdtContent>
+            </w:sdt>
           </w:p>
         </w:tc>
         <w:tc>
@@ -11076,12 +11024,12 @@
               <w:spacing w:after="80" w:before="80" w:lineRule="auto"/>
               <w:ind w:left="80" w:firstLine="0"/>
               <w:rPr>
-                <w:rFonts w:ascii="Times New Roman" w:cs="Times New Roman" w:eastAsia="Times New Roman" w:hAnsi="Times New Roman"/>
-              </w:rPr>
-            </w:pPr>
-            <w:r>
-              <w:rPr>
-                <w:rFonts w:ascii="Times New Roman" w:cs="Times New Roman" w:eastAsia="Times New Roman" w:hAnsi="Times New Roman"/>
+                <w:rFonts w:ascii="Tahoma" w:cs="Tahoma" w:eastAsia="Tahoma" w:hAnsi="Tahoma"/>
+              </w:rPr>
+            </w:pPr>
+            <w:r>
+              <w:rPr>
+                <w:rFonts w:ascii="Tahoma" w:cs="Tahoma" w:eastAsia="Tahoma" w:hAnsi="Tahoma"/>
                 <w:rtl w:val="0"/>
               </w:rPr>
               <w:t xml:space="preserve">High</w:t>
@@ -11115,14 +11063,14 @@
               <w:spacing w:after="80" w:before="80" w:lineRule="auto"/>
               <w:ind w:left="80" w:firstLine="0"/>
               <w:rPr>
-                <w:rFonts w:ascii="Times New Roman" w:cs="Times New Roman" w:eastAsia="Times New Roman" w:hAnsi="Times New Roman"/>
-                <w:b w:val="1"/>
-                <w:bCs w:val="1"/>
-              </w:rPr>
-            </w:pPr>
-            <w:r>
-              <w:rPr>
-                <w:rFonts w:ascii="Times New Roman" w:cs="Times New Roman" w:eastAsia="Times New Roman" w:hAnsi="Times New Roman"/>
+                <w:rFonts w:ascii="Tahoma" w:cs="Tahoma" w:eastAsia="Tahoma" w:hAnsi="Tahoma"/>
+                <w:b w:val="1"/>
+                <w:bCs w:val="1"/>
+              </w:rPr>
+            </w:pPr>
+            <w:r>
+              <w:rPr>
+                <w:rFonts w:ascii="Tahoma" w:cs="Tahoma" w:eastAsia="Tahoma" w:hAnsi="Tahoma"/>
                 <w:b w:val="1"/>
                 <w:bCs w:val="1"/>
                 <w:rtl w:val="0"/>
@@ -11151,12 +11099,12 @@
               <w:spacing w:after="80" w:before="80" w:lineRule="auto"/>
               <w:ind w:left="80" w:firstLine="0"/>
               <w:rPr>
-                <w:rFonts w:ascii="Times New Roman" w:cs="Times New Roman" w:eastAsia="Times New Roman" w:hAnsi="Times New Roman"/>
-              </w:rPr>
-            </w:pPr>
-            <w:r>
-              <w:rPr>
-                <w:rFonts w:ascii="Times New Roman" w:cs="Times New Roman" w:eastAsia="Times New Roman" w:hAnsi="Times New Roman"/>
+                <w:rFonts w:ascii="Tahoma" w:cs="Tahoma" w:eastAsia="Tahoma" w:hAnsi="Tahoma"/>
+              </w:rPr>
+            </w:pPr>
+            <w:r>
+              <w:rPr>
+                <w:rFonts w:ascii="Tahoma" w:cs="Tahoma" w:eastAsia="Tahoma" w:hAnsi="Tahoma"/>
                 <w:rtl w:val="0"/>
               </w:rPr>
               <w:t xml:space="preserve">Confirm successful delivery.</w:t>
@@ -11183,12 +11131,12 @@
               <w:spacing w:after="80" w:before="80" w:lineRule="auto"/>
               <w:ind w:left="80" w:firstLine="0"/>
               <w:rPr>
-                <w:rFonts w:ascii="Times New Roman" w:cs="Times New Roman" w:eastAsia="Times New Roman" w:hAnsi="Times New Roman"/>
-              </w:rPr>
-            </w:pPr>
-            <w:r>
-              <w:rPr>
-                <w:rFonts w:ascii="Times New Roman" w:cs="Times New Roman" w:eastAsia="Times New Roman" w:hAnsi="Times New Roman"/>
+                <w:rFonts w:ascii="Tahoma" w:cs="Tahoma" w:eastAsia="Tahoma" w:hAnsi="Tahoma"/>
+              </w:rPr>
+            </w:pPr>
+            <w:r>
+              <w:rPr>
+                <w:rFonts w:ascii="Tahoma" w:cs="Tahoma" w:eastAsia="Tahoma" w:hAnsi="Tahoma"/>
                 <w:rtl w:val="0"/>
               </w:rPr>
               <w:t xml:space="preserve">High</w:t>
@@ -11201,7 +11149,7 @@
       <w:pPr>
         <w:spacing w:after="160" w:line="256" w:lineRule="auto"/>
         <w:rPr>
-          <w:rFonts w:ascii="Calibri" w:cs="Calibri" w:eastAsia="Calibri" w:hAnsi="Calibri"/>
+          <w:rFonts w:ascii="Tahoma" w:cs="Tahoma" w:eastAsia="Tahoma" w:hAnsi="Tahoma"/>
         </w:rPr>
       </w:pPr>
       <w:r>
@@ -11215,7 +11163,7 @@
         <w:pStyle w:val="Heading3"/>
         <w:spacing w:after="0" w:before="40" w:line="259" w:lineRule="auto"/>
         <w:rPr>
-          <w:rFonts w:ascii="Times New Roman" w:cs="Times New Roman" w:eastAsia="Times New Roman" w:hAnsi="Times New Roman"/>
+          <w:rFonts w:ascii="Tahoma" w:cs="Tahoma" w:eastAsia="Tahoma" w:hAnsi="Tahoma"/>
           <w:b w:val="1"/>
           <w:bCs w:val="1"/>
           <w:color w:val="c00000"/>
@@ -11227,7 +11175,7 @@
       <w:bookmarkEnd w:id="15"/>
       <w:r>
         <w:rPr>
-          <w:rFonts w:ascii="Calibri" w:cs="Calibri" w:eastAsia="Calibri" w:hAnsi="Calibri"/>
+          <w:rFonts w:ascii="Tahoma" w:cs="Tahoma" w:eastAsia="Tahoma" w:hAnsi="Tahoma"/>
           <w:b w:val="1"/>
           <w:bCs w:val="1"/>
           <w:color w:val="000000"/>
@@ -11261,13 +11209,13 @@
       </w:tblPr>
       <w:tblGrid>
         <w:gridCol w:w="1695"/>
-        <w:gridCol w:w="1665"/>
-        <w:gridCol w:w="5520"/>
+        <w:gridCol w:w="1785"/>
+        <w:gridCol w:w="5400"/>
         <w:tblGridChange w:id="0">
           <w:tblGrid>
             <w:gridCol w:w="1695"/>
-            <w:gridCol w:w="1665"/>
-            <w:gridCol w:w="5520"/>
+            <w:gridCol w:w="1785"/>
+            <w:gridCol w:w="5400"/>
           </w:tblGrid>
         </w:tblGridChange>
       </w:tblGrid>
@@ -11298,7 +11246,7 @@
               <w:spacing w:after="60" w:before="120" w:lineRule="auto"/>
               <w:ind w:left="80" w:firstLine="0"/>
               <w:rPr>
-                <w:rFonts w:ascii="Times New Roman" w:cs="Times New Roman" w:eastAsia="Times New Roman" w:hAnsi="Times New Roman"/>
+                <w:rFonts w:ascii="Tahoma" w:cs="Tahoma" w:eastAsia="Tahoma" w:hAnsi="Tahoma"/>
                 <w:b w:val="1"/>
                 <w:bCs w:val="1"/>
                 <w:sz w:val="20"/>
@@ -11307,7 +11255,7 @@
             </w:pPr>
             <w:r>
               <w:rPr>
-                <w:rFonts w:ascii="Times New Roman" w:cs="Times New Roman" w:eastAsia="Times New Roman" w:hAnsi="Times New Roman"/>
+                <w:rFonts w:ascii="Tahoma" w:cs="Tahoma" w:eastAsia="Tahoma" w:hAnsi="Tahoma"/>
                 <w:b w:val="1"/>
                 <w:bCs w:val="1"/>
                 <w:sz w:val="20"/>
@@ -11339,7 +11287,7 @@
               <w:spacing w:after="60" w:before="120" w:lineRule="auto"/>
               <w:ind w:left="80" w:firstLine="0"/>
               <w:rPr>
-                <w:rFonts w:ascii="Times New Roman" w:cs="Times New Roman" w:eastAsia="Times New Roman" w:hAnsi="Times New Roman"/>
+                <w:rFonts w:ascii="Tahoma" w:cs="Tahoma" w:eastAsia="Tahoma" w:hAnsi="Tahoma"/>
                 <w:b w:val="1"/>
                 <w:bCs w:val="1"/>
                 <w:sz w:val="20"/>
@@ -11348,7 +11296,7 @@
             </w:pPr>
             <w:r>
               <w:rPr>
-                <w:rFonts w:ascii="Times New Roman" w:cs="Times New Roman" w:eastAsia="Times New Roman" w:hAnsi="Times New Roman"/>
+                <w:rFonts w:ascii="Tahoma" w:cs="Tahoma" w:eastAsia="Tahoma" w:hAnsi="Tahoma"/>
                 <w:b w:val="1"/>
                 <w:bCs w:val="1"/>
                 <w:sz w:val="20"/>
@@ -11380,7 +11328,7 @@
               <w:spacing w:after="60" w:before="120" w:lineRule="auto"/>
               <w:ind w:left="80" w:firstLine="0"/>
               <w:rPr>
-                <w:rFonts w:ascii="Times New Roman" w:cs="Times New Roman" w:eastAsia="Times New Roman" w:hAnsi="Times New Roman"/>
+                <w:rFonts w:ascii="Tahoma" w:cs="Tahoma" w:eastAsia="Tahoma" w:hAnsi="Tahoma"/>
                 <w:b w:val="1"/>
                 <w:bCs w:val="1"/>
                 <w:sz w:val="20"/>
@@ -11389,7 +11337,7 @@
             </w:pPr>
             <w:r>
               <w:rPr>
-                <w:rFonts w:ascii="Times New Roman" w:cs="Times New Roman" w:eastAsia="Times New Roman" w:hAnsi="Times New Roman"/>
+                <w:rFonts w:ascii="Tahoma" w:cs="Tahoma" w:eastAsia="Tahoma" w:hAnsi="Tahoma"/>
                 <w:b w:val="1"/>
                 <w:bCs w:val="1"/>
                 <w:sz w:val="20"/>
@@ -11427,14 +11375,14 @@
               <w:spacing w:after="80" w:before="80" w:lineRule="auto"/>
               <w:ind w:left="80" w:firstLine="0"/>
               <w:rPr>
-                <w:rFonts w:ascii="Times New Roman" w:cs="Times New Roman" w:eastAsia="Times New Roman" w:hAnsi="Times New Roman"/>
-                <w:b w:val="1"/>
-                <w:bCs w:val="1"/>
-              </w:rPr>
-            </w:pPr>
-            <w:r>
-              <w:rPr>
-                <w:rFonts w:ascii="Times New Roman" w:cs="Times New Roman" w:eastAsia="Times New Roman" w:hAnsi="Times New Roman"/>
+                <w:rFonts w:ascii="Tahoma" w:cs="Tahoma" w:eastAsia="Tahoma" w:hAnsi="Tahoma"/>
+                <w:b w:val="1"/>
+                <w:bCs w:val="1"/>
+              </w:rPr>
+            </w:pPr>
+            <w:r>
+              <w:rPr>
+                <w:rFonts w:ascii="Tahoma" w:cs="Tahoma" w:eastAsia="Tahoma" w:hAnsi="Tahoma"/>
                 <w:b w:val="1"/>
                 <w:bCs w:val="1"/>
                 <w:rtl w:val="0"/>
@@ -11463,12 +11411,12 @@
               <w:spacing w:after="80" w:before="80" w:lineRule="auto"/>
               <w:ind w:left="80" w:firstLine="0"/>
               <w:rPr>
-                <w:rFonts w:ascii="Times New Roman" w:cs="Times New Roman" w:eastAsia="Times New Roman" w:hAnsi="Times New Roman"/>
-              </w:rPr>
-            </w:pPr>
-            <w:r>
-              <w:rPr>
-                <w:rFonts w:ascii="Times New Roman" w:cs="Times New Roman" w:eastAsia="Times New Roman" w:hAnsi="Times New Roman"/>
+                <w:rFonts w:ascii="Tahoma" w:cs="Tahoma" w:eastAsia="Tahoma" w:hAnsi="Tahoma"/>
+              </w:rPr>
+            </w:pPr>
+            <w:r>
+              <w:rPr>
+                <w:rFonts w:ascii="Tahoma" w:cs="Tahoma" w:eastAsia="Tahoma" w:hAnsi="Tahoma"/>
                 <w:rtl w:val="0"/>
               </w:rPr>
               <w:t xml:space="preserve">Performance</w:t>
@@ -11495,21 +11443,24 @@
               <w:spacing w:after="80" w:before="80" w:lineRule="auto"/>
               <w:ind w:left="80" w:firstLine="0"/>
               <w:rPr>
-                <w:rFonts w:ascii="Times New Roman" w:cs="Times New Roman" w:eastAsia="Times New Roman" w:hAnsi="Times New Roman"/>
-              </w:rPr>
-            </w:pPr>
-            <w:r>
-              <w:rPr>
-                <w:rFonts w:ascii="Gungsuh" w:cs="Gungsuh" w:eastAsia="Gungsuh" w:hAnsi="Gungsuh"/>
-                <w:rtl w:val="0"/>
-              </w:rPr>
-              <w:t xml:space="preserve">Real-time data delay ≤ 5 seconds</w:t>
-            </w:r>
-            <w:r>
-              <w:rPr>
-                <w:rtl w:val="0"/>
-              </w:rPr>
-            </w:r>
+                <w:rFonts w:ascii="Tahoma" w:cs="Tahoma" w:eastAsia="Tahoma" w:hAnsi="Tahoma"/>
+              </w:rPr>
+            </w:pPr>
+            <w:sdt>
+              <w:sdtPr>
+                <w:id w:val="1378261733"/>
+                <w:tag w:val="goog_rdk_1"/>
+              </w:sdtPr>
+              <w:sdtContent>
+                <w:r>
+                  <w:rPr>
+                    <w:rFonts w:ascii="Arial Unicode MS" w:cs="Arial Unicode MS" w:eastAsia="Arial Unicode MS" w:hAnsi="Arial Unicode MS"/>
+                    <w:rtl w:val="0"/>
+                  </w:rPr>
+                  <w:t xml:space="preserve">Real-time data delay ≤ 2 seconds</w:t>
+                </w:r>
+              </w:sdtContent>
+            </w:sdt>
           </w:p>
         </w:tc>
       </w:tr>
@@ -11539,14 +11490,14 @@
               <w:spacing w:after="80" w:before="80" w:lineRule="auto"/>
               <w:ind w:left="80" w:firstLine="0"/>
               <w:rPr>
-                <w:rFonts w:ascii="Times New Roman" w:cs="Times New Roman" w:eastAsia="Times New Roman" w:hAnsi="Times New Roman"/>
-                <w:b w:val="1"/>
-                <w:bCs w:val="1"/>
-              </w:rPr>
-            </w:pPr>
-            <w:r>
-              <w:rPr>
-                <w:rFonts w:ascii="Times New Roman" w:cs="Times New Roman" w:eastAsia="Times New Roman" w:hAnsi="Times New Roman"/>
+                <w:rFonts w:ascii="Tahoma" w:cs="Tahoma" w:eastAsia="Tahoma" w:hAnsi="Tahoma"/>
+                <w:b w:val="1"/>
+                <w:bCs w:val="1"/>
+              </w:rPr>
+            </w:pPr>
+            <w:r>
+              <w:rPr>
+                <w:rFonts w:ascii="Tahoma" w:cs="Tahoma" w:eastAsia="Tahoma" w:hAnsi="Tahoma"/>
                 <w:b w:val="1"/>
                 <w:bCs w:val="1"/>
                 <w:rtl w:val="0"/>
@@ -11575,12 +11526,12 @@
               <w:spacing w:after="80" w:before="80" w:lineRule="auto"/>
               <w:ind w:left="80" w:firstLine="0"/>
               <w:rPr>
-                <w:rFonts w:ascii="Times New Roman" w:cs="Times New Roman" w:eastAsia="Times New Roman" w:hAnsi="Times New Roman"/>
-              </w:rPr>
-            </w:pPr>
-            <w:r>
-              <w:rPr>
-                <w:rFonts w:ascii="Times New Roman" w:cs="Times New Roman" w:eastAsia="Times New Roman" w:hAnsi="Times New Roman"/>
+                <w:rFonts w:ascii="Tahoma" w:cs="Tahoma" w:eastAsia="Tahoma" w:hAnsi="Tahoma"/>
+              </w:rPr>
+            </w:pPr>
+            <w:r>
+              <w:rPr>
+                <w:rFonts w:ascii="Tahoma" w:cs="Tahoma" w:eastAsia="Tahoma" w:hAnsi="Tahoma"/>
                 <w:rtl w:val="0"/>
               </w:rPr>
               <w:t xml:space="preserve">Performance</w:t>
@@ -11607,21 +11558,24 @@
               <w:spacing w:after="80" w:before="80" w:lineRule="auto"/>
               <w:ind w:left="80" w:firstLine="0"/>
               <w:rPr>
-                <w:rFonts w:ascii="Times New Roman" w:cs="Times New Roman" w:eastAsia="Times New Roman" w:hAnsi="Times New Roman"/>
-              </w:rPr>
-            </w:pPr>
-            <w:r>
-              <w:rPr>
-                <w:rFonts w:ascii="Gungsuh" w:cs="Gungsuh" w:eastAsia="Gungsuh" w:hAnsi="Gungsuh"/>
-                <w:rtl w:val="0"/>
-              </w:rPr>
-              <w:t xml:space="preserve">Support ≥ 50 concurrent users</w:t>
-            </w:r>
-            <w:r>
-              <w:rPr>
-                <w:rtl w:val="0"/>
-              </w:rPr>
-            </w:r>
+                <w:rFonts w:ascii="Tahoma" w:cs="Tahoma" w:eastAsia="Tahoma" w:hAnsi="Tahoma"/>
+              </w:rPr>
+            </w:pPr>
+            <w:sdt>
+              <w:sdtPr>
+                <w:id w:val="-1380526210"/>
+                <w:tag w:val="goog_rdk_2"/>
+              </w:sdtPr>
+              <w:sdtContent>
+                <w:r>
+                  <w:rPr>
+                    <w:rFonts w:ascii="Arial Unicode MS" w:cs="Arial Unicode MS" w:eastAsia="Arial Unicode MS" w:hAnsi="Arial Unicode MS"/>
+                    <w:rtl w:val="0"/>
+                  </w:rPr>
+                  <w:t xml:space="preserve">Support ≥ 50 concurrent users</w:t>
+                </w:r>
+              </w:sdtContent>
+            </w:sdt>
           </w:p>
         </w:tc>
       </w:tr>
@@ -11651,14 +11605,14 @@
               <w:spacing w:after="80" w:before="80" w:lineRule="auto"/>
               <w:ind w:left="80" w:firstLine="0"/>
               <w:rPr>
-                <w:rFonts w:ascii="Times New Roman" w:cs="Times New Roman" w:eastAsia="Times New Roman" w:hAnsi="Times New Roman"/>
-                <w:b w:val="1"/>
-                <w:bCs w:val="1"/>
-              </w:rPr>
-            </w:pPr>
-            <w:r>
-              <w:rPr>
-                <w:rFonts w:ascii="Times New Roman" w:cs="Times New Roman" w:eastAsia="Times New Roman" w:hAnsi="Times New Roman"/>
+                <w:rFonts w:ascii="Tahoma" w:cs="Tahoma" w:eastAsia="Tahoma" w:hAnsi="Tahoma"/>
+                <w:b w:val="1"/>
+                <w:bCs w:val="1"/>
+              </w:rPr>
+            </w:pPr>
+            <w:r>
+              <w:rPr>
+                <w:rFonts w:ascii="Tahoma" w:cs="Tahoma" w:eastAsia="Tahoma" w:hAnsi="Tahoma"/>
                 <w:b w:val="1"/>
                 <w:bCs w:val="1"/>
                 <w:rtl w:val="0"/>
@@ -11687,12 +11641,12 @@
               <w:spacing w:after="80" w:before="80" w:lineRule="auto"/>
               <w:ind w:left="80" w:firstLine="0"/>
               <w:rPr>
-                <w:rFonts w:ascii="Times New Roman" w:cs="Times New Roman" w:eastAsia="Times New Roman" w:hAnsi="Times New Roman"/>
-              </w:rPr>
-            </w:pPr>
-            <w:r>
-              <w:rPr>
-                <w:rFonts w:ascii="Times New Roman" w:cs="Times New Roman" w:eastAsia="Times New Roman" w:hAnsi="Times New Roman"/>
+                <w:rFonts w:ascii="Tahoma" w:cs="Tahoma" w:eastAsia="Tahoma" w:hAnsi="Tahoma"/>
+              </w:rPr>
+            </w:pPr>
+            <w:r>
+              <w:rPr>
+                <w:rFonts w:ascii="Tahoma" w:cs="Tahoma" w:eastAsia="Tahoma" w:hAnsi="Tahoma"/>
                 <w:rtl w:val="0"/>
               </w:rPr>
               <w:t xml:space="preserve">Reliability</w:t>
@@ -11726,21 +11680,24 @@
               <w:spacing w:after="80" w:before="80" w:lineRule="auto"/>
               <w:ind w:left="80" w:firstLine="0"/>
               <w:rPr>
-                <w:rFonts w:ascii="Times New Roman" w:cs="Times New Roman" w:eastAsia="Times New Roman" w:hAnsi="Times New Roman"/>
-              </w:rPr>
-            </w:pPr>
-            <w:r>
-              <w:rPr>
-                <w:rFonts w:ascii="Gungsuh" w:cs="Gungsuh" w:eastAsia="Gungsuh" w:hAnsi="Gungsuh"/>
-                <w:rtl w:val="0"/>
-              </w:rPr>
-              <w:t xml:space="preserve">Uptime ≥ 95%</w:t>
-            </w:r>
-            <w:r>
-              <w:rPr>
-                <w:rtl w:val="0"/>
-              </w:rPr>
-            </w:r>
+                <w:rFonts w:ascii="Tahoma" w:cs="Tahoma" w:eastAsia="Tahoma" w:hAnsi="Tahoma"/>
+              </w:rPr>
+            </w:pPr>
+            <w:sdt>
+              <w:sdtPr>
+                <w:id w:val="-412850825"/>
+                <w:tag w:val="goog_rdk_3"/>
+              </w:sdtPr>
+              <w:sdtContent>
+                <w:r>
+                  <w:rPr>
+                    <w:rFonts w:ascii="Arial Unicode MS" w:cs="Arial Unicode MS" w:eastAsia="Arial Unicode MS" w:hAnsi="Arial Unicode MS"/>
+                    <w:rtl w:val="0"/>
+                  </w:rPr>
+                  <w:t xml:space="preserve">Uptime ≥ 99.5%</w:t>
+                </w:r>
+              </w:sdtContent>
+            </w:sdt>
           </w:p>
         </w:tc>
       </w:tr>
@@ -11770,14 +11727,14 @@
               <w:spacing w:after="80" w:before="80" w:lineRule="auto"/>
               <w:ind w:left="80" w:firstLine="0"/>
               <w:rPr>
-                <w:rFonts w:ascii="Times New Roman" w:cs="Times New Roman" w:eastAsia="Times New Roman" w:hAnsi="Times New Roman"/>
-                <w:b w:val="1"/>
-                <w:bCs w:val="1"/>
-              </w:rPr>
-            </w:pPr>
-            <w:r>
-              <w:rPr>
-                <w:rFonts w:ascii="Times New Roman" w:cs="Times New Roman" w:eastAsia="Times New Roman" w:hAnsi="Times New Roman"/>
+                <w:rFonts w:ascii="Tahoma" w:cs="Tahoma" w:eastAsia="Tahoma" w:hAnsi="Tahoma"/>
+                <w:b w:val="1"/>
+                <w:bCs w:val="1"/>
+              </w:rPr>
+            </w:pPr>
+            <w:r>
+              <w:rPr>
+                <w:rFonts w:ascii="Tahoma" w:cs="Tahoma" w:eastAsia="Tahoma" w:hAnsi="Tahoma"/>
                 <w:b w:val="1"/>
                 <w:bCs w:val="1"/>
                 <w:rtl w:val="0"/>
@@ -11806,12 +11763,12 @@
               <w:spacing w:after="80" w:before="80" w:lineRule="auto"/>
               <w:ind w:left="80" w:firstLine="0"/>
               <w:rPr>
-                <w:rFonts w:ascii="Times New Roman" w:cs="Times New Roman" w:eastAsia="Times New Roman" w:hAnsi="Times New Roman"/>
-              </w:rPr>
-            </w:pPr>
-            <w:r>
-              <w:rPr>
-                <w:rFonts w:ascii="Times New Roman" w:cs="Times New Roman" w:eastAsia="Times New Roman" w:hAnsi="Times New Roman"/>
+                <w:rFonts w:ascii="Tahoma" w:cs="Tahoma" w:eastAsia="Tahoma" w:hAnsi="Tahoma"/>
+              </w:rPr>
+            </w:pPr>
+            <w:r>
+              <w:rPr>
+                <w:rFonts w:ascii="Tahoma" w:cs="Tahoma" w:eastAsia="Tahoma" w:hAnsi="Tahoma"/>
                 <w:rtl w:val="0"/>
               </w:rPr>
               <w:t xml:space="preserve">Security</w:t>
@@ -11838,12 +11795,12 @@
               <w:spacing w:after="80" w:before="80" w:lineRule="auto"/>
               <w:ind w:left="80" w:firstLine="0"/>
               <w:rPr>
-                <w:rFonts w:ascii="Times New Roman" w:cs="Times New Roman" w:eastAsia="Times New Roman" w:hAnsi="Times New Roman"/>
-              </w:rPr>
-            </w:pPr>
-            <w:r>
-              <w:rPr>
-                <w:rFonts w:ascii="Times New Roman" w:cs="Times New Roman" w:eastAsia="Times New Roman" w:hAnsi="Times New Roman"/>
+                <w:rFonts w:ascii="Tahoma" w:cs="Tahoma" w:eastAsia="Tahoma" w:hAnsi="Tahoma"/>
+              </w:rPr>
+            </w:pPr>
+            <w:r>
+              <w:rPr>
+                <w:rFonts w:ascii="Tahoma" w:cs="Tahoma" w:eastAsia="Tahoma" w:hAnsi="Tahoma"/>
                 <w:rtl w:val="0"/>
               </w:rPr>
               <w:t xml:space="preserve">Authentication using JWT, password hashing</w:t>
@@ -11877,14 +11834,14 @@
               <w:spacing w:after="80" w:before="80" w:lineRule="auto"/>
               <w:ind w:left="80" w:firstLine="0"/>
               <w:rPr>
-                <w:rFonts w:ascii="Times New Roman" w:cs="Times New Roman" w:eastAsia="Times New Roman" w:hAnsi="Times New Roman"/>
-                <w:b w:val="1"/>
-                <w:bCs w:val="1"/>
-              </w:rPr>
-            </w:pPr>
-            <w:r>
-              <w:rPr>
-                <w:rFonts w:ascii="Times New Roman" w:cs="Times New Roman" w:eastAsia="Times New Roman" w:hAnsi="Times New Roman"/>
+                <w:rFonts w:ascii="Tahoma" w:cs="Tahoma" w:eastAsia="Tahoma" w:hAnsi="Tahoma"/>
+                <w:b w:val="1"/>
+                <w:bCs w:val="1"/>
+              </w:rPr>
+            </w:pPr>
+            <w:r>
+              <w:rPr>
+                <w:rFonts w:ascii="Tahoma" w:cs="Tahoma" w:eastAsia="Tahoma" w:hAnsi="Tahoma"/>
                 <w:b w:val="1"/>
                 <w:bCs w:val="1"/>
                 <w:rtl w:val="0"/>
@@ -11913,12 +11870,12 @@
               <w:spacing w:after="80" w:before="80" w:lineRule="auto"/>
               <w:ind w:left="80" w:firstLine="0"/>
               <w:rPr>
-                <w:rFonts w:ascii="Times New Roman" w:cs="Times New Roman" w:eastAsia="Times New Roman" w:hAnsi="Times New Roman"/>
-              </w:rPr>
-            </w:pPr>
-            <w:r>
-              <w:rPr>
-                <w:rFonts w:ascii="Times New Roman" w:cs="Times New Roman" w:eastAsia="Times New Roman" w:hAnsi="Times New Roman"/>
+                <w:rFonts w:ascii="Tahoma" w:cs="Tahoma" w:eastAsia="Tahoma" w:hAnsi="Tahoma"/>
+              </w:rPr>
+            </w:pPr>
+            <w:r>
+              <w:rPr>
+                <w:rFonts w:ascii="Tahoma" w:cs="Tahoma" w:eastAsia="Tahoma" w:hAnsi="Tahoma"/>
                 <w:rtl w:val="0"/>
               </w:rPr>
               <w:t xml:space="preserve">Security</w:t>
@@ -11945,12 +11902,12 @@
               <w:spacing w:after="80" w:before="80" w:lineRule="auto"/>
               <w:ind w:left="80" w:firstLine="0"/>
               <w:rPr>
-                <w:rFonts w:ascii="Times New Roman" w:cs="Times New Roman" w:eastAsia="Times New Roman" w:hAnsi="Times New Roman"/>
-              </w:rPr>
-            </w:pPr>
-            <w:r>
-              <w:rPr>
-                <w:rFonts w:ascii="Times New Roman" w:cs="Times New Roman" w:eastAsia="Times New Roman" w:hAnsi="Times New Roman"/>
+                <w:rFonts w:ascii="Tahoma" w:cs="Tahoma" w:eastAsia="Tahoma" w:hAnsi="Tahoma"/>
+              </w:rPr>
+            </w:pPr>
+            <w:r>
+              <w:rPr>
+                <w:rFonts w:ascii="Tahoma" w:cs="Tahoma" w:eastAsia="Tahoma" w:hAnsi="Tahoma"/>
                 <w:rtl w:val="0"/>
               </w:rPr>
               <w:t xml:space="preserve">RBAC is enforced on all APIs &amp; UI routes.</w:t>
@@ -11984,14 +11941,14 @@
               <w:spacing w:after="80" w:before="80" w:lineRule="auto"/>
               <w:ind w:left="80" w:firstLine="0"/>
               <w:rPr>
-                <w:rFonts w:ascii="Times New Roman" w:cs="Times New Roman" w:eastAsia="Times New Roman" w:hAnsi="Times New Roman"/>
-                <w:b w:val="1"/>
-                <w:bCs w:val="1"/>
-              </w:rPr>
-            </w:pPr>
-            <w:r>
-              <w:rPr>
-                <w:rFonts w:ascii="Times New Roman" w:cs="Times New Roman" w:eastAsia="Times New Roman" w:hAnsi="Times New Roman"/>
+                <w:rFonts w:ascii="Tahoma" w:cs="Tahoma" w:eastAsia="Tahoma" w:hAnsi="Tahoma"/>
+                <w:b w:val="1"/>
+                <w:bCs w:val="1"/>
+              </w:rPr>
+            </w:pPr>
+            <w:r>
+              <w:rPr>
+                <w:rFonts w:ascii="Tahoma" w:cs="Tahoma" w:eastAsia="Tahoma" w:hAnsi="Tahoma"/>
                 <w:b w:val="1"/>
                 <w:bCs w:val="1"/>
                 <w:rtl w:val="0"/>
@@ -12020,12 +11977,12 @@
               <w:spacing w:after="80" w:before="80" w:lineRule="auto"/>
               <w:ind w:left="80" w:firstLine="0"/>
               <w:rPr>
-                <w:rFonts w:ascii="Times New Roman" w:cs="Times New Roman" w:eastAsia="Times New Roman" w:hAnsi="Times New Roman"/>
-              </w:rPr>
-            </w:pPr>
-            <w:r>
-              <w:rPr>
-                <w:rFonts w:ascii="Times New Roman" w:cs="Times New Roman" w:eastAsia="Times New Roman" w:hAnsi="Times New Roman"/>
+                <w:rFonts w:ascii="Tahoma" w:cs="Tahoma" w:eastAsia="Tahoma" w:hAnsi="Tahoma"/>
+              </w:rPr>
+            </w:pPr>
+            <w:r>
+              <w:rPr>
+                <w:rFonts w:ascii="Tahoma" w:cs="Tahoma" w:eastAsia="Tahoma" w:hAnsi="Tahoma"/>
                 <w:rtl w:val="0"/>
               </w:rPr>
               <w:t xml:space="preserve">Usability</w:t>
@@ -12052,12 +12009,12 @@
               <w:spacing w:after="80" w:before="80" w:lineRule="auto"/>
               <w:ind w:left="80" w:firstLine="0"/>
               <w:rPr>
-                <w:rFonts w:ascii="Times New Roman" w:cs="Times New Roman" w:eastAsia="Times New Roman" w:hAnsi="Times New Roman"/>
-              </w:rPr>
-            </w:pPr>
-            <w:r>
-              <w:rPr>
-                <w:rFonts w:ascii="Times New Roman" w:cs="Times New Roman" w:eastAsia="Times New Roman" w:hAnsi="Times New Roman"/>
+                <w:rFonts w:ascii="Tahoma" w:cs="Tahoma" w:eastAsia="Tahoma" w:hAnsi="Tahoma"/>
+              </w:rPr>
+            </w:pPr>
+            <w:r>
+              <w:rPr>
+                <w:rFonts w:ascii="Tahoma" w:cs="Tahoma" w:eastAsia="Tahoma" w:hAnsi="Tahoma"/>
                 <w:rtl w:val="0"/>
               </w:rPr>
               <w:t xml:space="preserve">Mobile app usable by average smartphone users</w:t>
@@ -12091,14 +12048,14 @@
               <w:spacing w:after="80" w:before="80" w:lineRule="auto"/>
               <w:ind w:left="80" w:firstLine="0"/>
               <w:rPr>
-                <w:rFonts w:ascii="Times New Roman" w:cs="Times New Roman" w:eastAsia="Times New Roman" w:hAnsi="Times New Roman"/>
-                <w:b w:val="1"/>
-                <w:bCs w:val="1"/>
-              </w:rPr>
-            </w:pPr>
-            <w:r>
-              <w:rPr>
-                <w:rFonts w:ascii="Times New Roman" w:cs="Times New Roman" w:eastAsia="Times New Roman" w:hAnsi="Times New Roman"/>
+                <w:rFonts w:ascii="Tahoma" w:cs="Tahoma" w:eastAsia="Tahoma" w:hAnsi="Tahoma"/>
+                <w:b w:val="1"/>
+                <w:bCs w:val="1"/>
+              </w:rPr>
+            </w:pPr>
+            <w:r>
+              <w:rPr>
+                <w:rFonts w:ascii="Tahoma" w:cs="Tahoma" w:eastAsia="Tahoma" w:hAnsi="Tahoma"/>
                 <w:b w:val="1"/>
                 <w:bCs w:val="1"/>
                 <w:rtl w:val="0"/>
@@ -12127,12 +12084,12 @@
               <w:spacing w:after="80" w:before="80" w:lineRule="auto"/>
               <w:ind w:left="80" w:firstLine="0"/>
               <w:rPr>
-                <w:rFonts w:ascii="Times New Roman" w:cs="Times New Roman" w:eastAsia="Times New Roman" w:hAnsi="Times New Roman"/>
-              </w:rPr>
-            </w:pPr>
-            <w:r>
-              <w:rPr>
-                <w:rFonts w:ascii="Times New Roman" w:cs="Times New Roman" w:eastAsia="Times New Roman" w:hAnsi="Times New Roman"/>
+                <w:rFonts w:ascii="Tahoma" w:cs="Tahoma" w:eastAsia="Tahoma" w:hAnsi="Tahoma"/>
+              </w:rPr>
+            </w:pPr>
+            <w:r>
+              <w:rPr>
+                <w:rFonts w:ascii="Tahoma" w:cs="Tahoma" w:eastAsia="Tahoma" w:hAnsi="Tahoma"/>
                 <w:rtl w:val="0"/>
               </w:rPr>
               <w:t xml:space="preserve">Usability</w:t>
@@ -12159,12 +12116,12 @@
               <w:spacing w:after="80" w:before="80" w:lineRule="auto"/>
               <w:ind w:left="80" w:firstLine="0"/>
               <w:rPr>
-                <w:rFonts w:ascii="Times New Roman" w:cs="Times New Roman" w:eastAsia="Times New Roman" w:hAnsi="Times New Roman"/>
-              </w:rPr>
-            </w:pPr>
-            <w:r>
-              <w:rPr>
-                <w:rFonts w:ascii="Times New Roman" w:cs="Times New Roman" w:eastAsia="Times New Roman" w:hAnsi="Times New Roman"/>
+                <w:rFonts w:ascii="Tahoma" w:cs="Tahoma" w:eastAsia="Tahoma" w:hAnsi="Tahoma"/>
+              </w:rPr>
+            </w:pPr>
+            <w:r>
+              <w:rPr>
+                <w:rFonts w:ascii="Tahoma" w:cs="Tahoma" w:eastAsia="Tahoma" w:hAnsi="Tahoma"/>
                 <w:rtl w:val="0"/>
               </w:rPr>
               <w:t xml:space="preserve">Web portal with clear dashboards &amp; visual indicators</w:t>
@@ -12197,14 +12154,14 @@
               <w:spacing w:after="80" w:before="80" w:lineRule="auto"/>
               <w:ind w:left="80" w:firstLine="0"/>
               <w:rPr>
-                <w:rFonts w:ascii="Times New Roman" w:cs="Times New Roman" w:eastAsia="Times New Roman" w:hAnsi="Times New Roman"/>
-                <w:b w:val="1"/>
-                <w:bCs w:val="1"/>
-              </w:rPr>
-            </w:pPr>
-            <w:r>
-              <w:rPr>
-                <w:rFonts w:ascii="Times New Roman" w:cs="Times New Roman" w:eastAsia="Times New Roman" w:hAnsi="Times New Roman"/>
+                <w:rFonts w:ascii="Tahoma" w:cs="Tahoma" w:eastAsia="Tahoma" w:hAnsi="Tahoma"/>
+                <w:b w:val="1"/>
+                <w:bCs w:val="1"/>
+              </w:rPr>
+            </w:pPr>
+            <w:r>
+              <w:rPr>
+                <w:rFonts w:ascii="Tahoma" w:cs="Tahoma" w:eastAsia="Tahoma" w:hAnsi="Tahoma"/>
                 <w:b w:val="1"/>
                 <w:bCs w:val="1"/>
                 <w:rtl w:val="0"/>
@@ -12233,12 +12190,12 @@
               <w:spacing w:after="80" w:before="80" w:lineRule="auto"/>
               <w:ind w:left="80" w:firstLine="0"/>
               <w:rPr>
-                <w:rFonts w:ascii="Times New Roman" w:cs="Times New Roman" w:eastAsia="Times New Roman" w:hAnsi="Times New Roman"/>
-              </w:rPr>
-            </w:pPr>
-            <w:r>
-              <w:rPr>
-                <w:rFonts w:ascii="Times New Roman" w:cs="Times New Roman" w:eastAsia="Times New Roman" w:hAnsi="Times New Roman"/>
+                <w:rFonts w:ascii="Tahoma" w:cs="Tahoma" w:eastAsia="Tahoma" w:hAnsi="Tahoma"/>
+              </w:rPr>
+            </w:pPr>
+            <w:r>
+              <w:rPr>
+                <w:rFonts w:ascii="Tahoma" w:cs="Tahoma" w:eastAsia="Tahoma" w:hAnsi="Tahoma"/>
                 <w:rtl w:val="0"/>
               </w:rPr>
               <w:t xml:space="preserve">Compatibility</w:t>
@@ -12265,12 +12222,12 @@
               <w:spacing w:after="80" w:before="80" w:lineRule="auto"/>
               <w:ind w:left="80" w:firstLine="0"/>
               <w:rPr>
-                <w:rFonts w:ascii="Times New Roman" w:cs="Times New Roman" w:eastAsia="Times New Roman" w:hAnsi="Times New Roman"/>
-              </w:rPr>
-            </w:pPr>
-            <w:r>
-              <w:rPr>
-                <w:rFonts w:ascii="Times New Roman" w:cs="Times New Roman" w:eastAsia="Times New Roman" w:hAnsi="Times New Roman"/>
+                <w:rFonts w:ascii="Tahoma" w:cs="Tahoma" w:eastAsia="Tahoma" w:hAnsi="Tahoma"/>
+              </w:rPr>
+            </w:pPr>
+            <w:r>
+              <w:rPr>
+                <w:rFonts w:ascii="Tahoma" w:cs="Tahoma" w:eastAsia="Tahoma" w:hAnsi="Tahoma"/>
                 <w:rtl w:val="0"/>
               </w:rPr>
               <w:t xml:space="preserve">Mobile supports Android.</w:t>
@@ -12304,14 +12261,14 @@
               <w:spacing w:after="80" w:before="80" w:lineRule="auto"/>
               <w:ind w:left="80" w:firstLine="0"/>
               <w:rPr>
-                <w:rFonts w:ascii="Times New Roman" w:cs="Times New Roman" w:eastAsia="Times New Roman" w:hAnsi="Times New Roman"/>
-                <w:b w:val="1"/>
-                <w:bCs w:val="1"/>
-              </w:rPr>
-            </w:pPr>
-            <w:r>
-              <w:rPr>
-                <w:rFonts w:ascii="Times New Roman" w:cs="Times New Roman" w:eastAsia="Times New Roman" w:hAnsi="Times New Roman"/>
+                <w:rFonts w:ascii="Tahoma" w:cs="Tahoma" w:eastAsia="Tahoma" w:hAnsi="Tahoma"/>
+                <w:b w:val="1"/>
+                <w:bCs w:val="1"/>
+              </w:rPr>
+            </w:pPr>
+            <w:r>
+              <w:rPr>
+                <w:rFonts w:ascii="Tahoma" w:cs="Tahoma" w:eastAsia="Tahoma" w:hAnsi="Tahoma"/>
                 <w:b w:val="1"/>
                 <w:bCs w:val="1"/>
                 <w:rtl w:val="0"/>
@@ -12340,12 +12297,12 @@
               <w:spacing w:after="80" w:before="80" w:lineRule="auto"/>
               <w:ind w:left="80" w:firstLine="0"/>
               <w:rPr>
-                <w:rFonts w:ascii="Times New Roman" w:cs="Times New Roman" w:eastAsia="Times New Roman" w:hAnsi="Times New Roman"/>
-              </w:rPr>
-            </w:pPr>
-            <w:r>
-              <w:rPr>
-                <w:rFonts w:ascii="Times New Roman" w:cs="Times New Roman" w:eastAsia="Times New Roman" w:hAnsi="Times New Roman"/>
+                <w:rFonts w:ascii="Tahoma" w:cs="Tahoma" w:eastAsia="Tahoma" w:hAnsi="Tahoma"/>
+              </w:rPr>
+            </w:pPr>
+            <w:r>
+              <w:rPr>
+                <w:rFonts w:ascii="Tahoma" w:cs="Tahoma" w:eastAsia="Tahoma" w:hAnsi="Tahoma"/>
                 <w:rtl w:val="0"/>
               </w:rPr>
               <w:t xml:space="preserve">Compatibility</w:t>
@@ -12372,12 +12329,12 @@
               <w:spacing w:after="80" w:before="80" w:lineRule="auto"/>
               <w:ind w:left="80" w:firstLine="0"/>
               <w:rPr>
-                <w:rFonts w:ascii="Times New Roman" w:cs="Times New Roman" w:eastAsia="Times New Roman" w:hAnsi="Times New Roman"/>
-              </w:rPr>
-            </w:pPr>
-            <w:r>
-              <w:rPr>
-                <w:rFonts w:ascii="Times New Roman" w:cs="Times New Roman" w:eastAsia="Times New Roman" w:hAnsi="Times New Roman"/>
+                <w:rFonts w:ascii="Tahoma" w:cs="Tahoma" w:eastAsia="Tahoma" w:hAnsi="Tahoma"/>
+              </w:rPr>
+            </w:pPr>
+            <w:r>
+              <w:rPr>
+                <w:rFonts w:ascii="Tahoma" w:cs="Tahoma" w:eastAsia="Tahoma" w:hAnsi="Tahoma"/>
                 <w:rtl w:val="0"/>
               </w:rPr>
               <w:t xml:space="preserve">Web supports Chrome, Firefox, Edge, and Safari.</w:t>
@@ -12411,14 +12368,14 @@
               <w:spacing w:after="80" w:before="80" w:lineRule="auto"/>
               <w:ind w:left="80" w:firstLine="0"/>
               <w:rPr>
-                <w:rFonts w:ascii="Times New Roman" w:cs="Times New Roman" w:eastAsia="Times New Roman" w:hAnsi="Times New Roman"/>
-                <w:b w:val="1"/>
-                <w:bCs w:val="1"/>
-              </w:rPr>
-            </w:pPr>
-            <w:r>
-              <w:rPr>
-                <w:rFonts w:ascii="Times New Roman" w:cs="Times New Roman" w:eastAsia="Times New Roman" w:hAnsi="Times New Roman"/>
+                <w:rFonts w:ascii="Tahoma" w:cs="Tahoma" w:eastAsia="Tahoma" w:hAnsi="Tahoma"/>
+                <w:b w:val="1"/>
+                <w:bCs w:val="1"/>
+              </w:rPr>
+            </w:pPr>
+            <w:r>
+              <w:rPr>
+                <w:rFonts w:ascii="Tahoma" w:cs="Tahoma" w:eastAsia="Tahoma" w:hAnsi="Tahoma"/>
                 <w:b w:val="1"/>
                 <w:bCs w:val="1"/>
                 <w:rtl w:val="0"/>
@@ -12447,12 +12404,12 @@
               <w:spacing w:after="80" w:before="80" w:lineRule="auto"/>
               <w:ind w:left="80" w:firstLine="0"/>
               <w:rPr>
-                <w:rFonts w:ascii="Times New Roman" w:cs="Times New Roman" w:eastAsia="Times New Roman" w:hAnsi="Times New Roman"/>
-              </w:rPr>
-            </w:pPr>
-            <w:r>
-              <w:rPr>
-                <w:rFonts w:ascii="Times New Roman" w:cs="Times New Roman" w:eastAsia="Times New Roman" w:hAnsi="Times New Roman"/>
+                <w:rFonts w:ascii="Tahoma" w:cs="Tahoma" w:eastAsia="Tahoma" w:hAnsi="Tahoma"/>
+              </w:rPr>
+            </w:pPr>
+            <w:r>
+              <w:rPr>
+                <w:rFonts w:ascii="Tahoma" w:cs="Tahoma" w:eastAsia="Tahoma" w:hAnsi="Tahoma"/>
                 <w:rtl w:val="0"/>
               </w:rPr>
               <w:t xml:space="preserve">Maintainability</w:t>
@@ -12479,12 +12436,12 @@
               <w:spacing w:after="80" w:before="80" w:lineRule="auto"/>
               <w:ind w:left="80" w:firstLine="0"/>
               <w:rPr>
-                <w:rFonts w:ascii="Times New Roman" w:cs="Times New Roman" w:eastAsia="Times New Roman" w:hAnsi="Times New Roman"/>
-              </w:rPr>
-            </w:pPr>
-            <w:r>
-              <w:rPr>
-                <w:rFonts w:ascii="Times New Roman" w:cs="Times New Roman" w:eastAsia="Times New Roman" w:hAnsi="Times New Roman"/>
+                <w:rFonts w:ascii="Tahoma" w:cs="Tahoma" w:eastAsia="Tahoma" w:hAnsi="Tahoma"/>
+              </w:rPr>
+            </w:pPr>
+            <w:r>
+              <w:rPr>
+                <w:rFonts w:ascii="Tahoma" w:cs="Tahoma" w:eastAsia="Tahoma" w:hAnsi="Tahoma"/>
                 <w:rtl w:val="0"/>
               </w:rPr>
               <w:t xml:space="preserve">Code follows conventions, managed via Git Flow.</w:t>
@@ -12518,14 +12475,14 @@
               <w:spacing w:after="80" w:before="80" w:lineRule="auto"/>
               <w:ind w:left="80" w:firstLine="0"/>
               <w:rPr>
-                <w:rFonts w:ascii="Times New Roman" w:cs="Times New Roman" w:eastAsia="Times New Roman" w:hAnsi="Times New Roman"/>
-                <w:b w:val="1"/>
-                <w:bCs w:val="1"/>
-              </w:rPr>
-            </w:pPr>
-            <w:r>
-              <w:rPr>
-                <w:rFonts w:ascii="Times New Roman" w:cs="Times New Roman" w:eastAsia="Times New Roman" w:hAnsi="Times New Roman"/>
+                <w:rFonts w:ascii="Tahoma" w:cs="Tahoma" w:eastAsia="Tahoma" w:hAnsi="Tahoma"/>
+                <w:b w:val="1"/>
+                <w:bCs w:val="1"/>
+              </w:rPr>
+            </w:pPr>
+            <w:r>
+              <w:rPr>
+                <w:rFonts w:ascii="Tahoma" w:cs="Tahoma" w:eastAsia="Tahoma" w:hAnsi="Tahoma"/>
                 <w:b w:val="1"/>
                 <w:bCs w:val="1"/>
                 <w:rtl w:val="0"/>
@@ -12554,12 +12511,12 @@
               <w:spacing w:after="80" w:before="80" w:lineRule="auto"/>
               <w:ind w:left="80" w:firstLine="0"/>
               <w:rPr>
-                <w:rFonts w:ascii="Times New Roman" w:cs="Times New Roman" w:eastAsia="Times New Roman" w:hAnsi="Times New Roman"/>
-              </w:rPr>
-            </w:pPr>
-            <w:r>
-              <w:rPr>
-                <w:rFonts w:ascii="Times New Roman" w:cs="Times New Roman" w:eastAsia="Times New Roman" w:hAnsi="Times New Roman"/>
+                <w:rFonts w:ascii="Tahoma" w:cs="Tahoma" w:eastAsia="Tahoma" w:hAnsi="Tahoma"/>
+              </w:rPr>
+            </w:pPr>
+            <w:r>
+              <w:rPr>
+                <w:rFonts w:ascii="Tahoma" w:cs="Tahoma" w:eastAsia="Tahoma" w:hAnsi="Tahoma"/>
                 <w:rtl w:val="0"/>
               </w:rPr>
               <w:t xml:space="preserve">Scalability</w:t>
@@ -12586,12 +12543,12 @@
               <w:spacing w:after="80" w:before="80" w:lineRule="auto"/>
               <w:ind w:left="80" w:firstLine="0"/>
               <w:rPr>
-                <w:rFonts w:ascii="Times New Roman" w:cs="Times New Roman" w:eastAsia="Times New Roman" w:hAnsi="Times New Roman"/>
-              </w:rPr>
-            </w:pPr>
-            <w:r>
-              <w:rPr>
-                <w:rFonts w:ascii="Times New Roman" w:cs="Times New Roman" w:eastAsia="Times New Roman" w:hAnsi="Times New Roman"/>
+                <w:rFonts w:ascii="Tahoma" w:cs="Tahoma" w:eastAsia="Tahoma" w:hAnsi="Tahoma"/>
+              </w:rPr>
+            </w:pPr>
+            <w:r>
+              <w:rPr>
+                <w:rFonts w:ascii="Tahoma" w:cs="Tahoma" w:eastAsia="Tahoma" w:hAnsi="Tahoma"/>
                 <w:rtl w:val="0"/>
               </w:rPr>
               <w:t xml:space="preserve">Easy to add rooms, trays, IoT devices</w:t>
@@ -12625,14 +12582,14 @@
               <w:spacing w:after="80" w:before="80" w:lineRule="auto"/>
               <w:ind w:left="80" w:firstLine="0"/>
               <w:rPr>
-                <w:rFonts w:ascii="Times New Roman" w:cs="Times New Roman" w:eastAsia="Times New Roman" w:hAnsi="Times New Roman"/>
-                <w:b w:val="1"/>
-                <w:bCs w:val="1"/>
-              </w:rPr>
-            </w:pPr>
-            <w:r>
-              <w:rPr>
-                <w:rFonts w:ascii="Times New Roman" w:cs="Times New Roman" w:eastAsia="Times New Roman" w:hAnsi="Times New Roman"/>
+                <w:rFonts w:ascii="Tahoma" w:cs="Tahoma" w:eastAsia="Tahoma" w:hAnsi="Tahoma"/>
+                <w:b w:val="1"/>
+                <w:bCs w:val="1"/>
+              </w:rPr>
+            </w:pPr>
+            <w:r>
+              <w:rPr>
+                <w:rFonts w:ascii="Tahoma" w:cs="Tahoma" w:eastAsia="Tahoma" w:hAnsi="Tahoma"/>
                 <w:b w:val="1"/>
                 <w:bCs w:val="1"/>
                 <w:rtl w:val="0"/>
@@ -12661,12 +12618,12 @@
               <w:spacing w:after="80" w:before="80" w:lineRule="auto"/>
               <w:ind w:left="80" w:firstLine="0"/>
               <w:rPr>
-                <w:rFonts w:ascii="Times New Roman" w:cs="Times New Roman" w:eastAsia="Times New Roman" w:hAnsi="Times New Roman"/>
-              </w:rPr>
-            </w:pPr>
-            <w:r>
-              <w:rPr>
-                <w:rFonts w:ascii="Times New Roman" w:cs="Times New Roman" w:eastAsia="Times New Roman" w:hAnsi="Times New Roman"/>
+                <w:rFonts w:ascii="Tahoma" w:cs="Tahoma" w:eastAsia="Tahoma" w:hAnsi="Tahoma"/>
+              </w:rPr>
+            </w:pPr>
+            <w:r>
+              <w:rPr>
+                <w:rFonts w:ascii="Tahoma" w:cs="Tahoma" w:eastAsia="Tahoma" w:hAnsi="Tahoma"/>
                 <w:rtl w:val="0"/>
               </w:rPr>
               <w:t xml:space="preserve">Data Integrity</w:t>
@@ -12693,12 +12650,12 @@
               <w:spacing w:after="80" w:before="80" w:lineRule="auto"/>
               <w:ind w:left="80" w:firstLine="0"/>
               <w:rPr>
-                <w:rFonts w:ascii="Times New Roman" w:cs="Times New Roman" w:eastAsia="Times New Roman" w:hAnsi="Times New Roman"/>
-              </w:rPr>
-            </w:pPr>
-            <w:r>
-              <w:rPr>
-                <w:rFonts w:ascii="Times New Roman" w:cs="Times New Roman" w:eastAsia="Times New Roman" w:hAnsi="Times New Roman"/>
+                <w:rFonts w:ascii="Tahoma" w:cs="Tahoma" w:eastAsia="Tahoma" w:hAnsi="Tahoma"/>
+              </w:rPr>
+            </w:pPr>
+            <w:r>
+              <w:rPr>
+                <w:rFonts w:ascii="Tahoma" w:cs="Tahoma" w:eastAsia="Tahoma" w:hAnsi="Tahoma"/>
                 <w:rtl w:val="0"/>
               </w:rPr>
               <w:t xml:space="preserve">Reliable storage &amp; retrieval of historical data</w:t>
@@ -12711,7 +12668,7 @@
       <w:pPr>
         <w:spacing w:after="160" w:line="256" w:lineRule="auto"/>
         <w:rPr>
-          <w:rFonts w:ascii="Calibri" w:cs="Calibri" w:eastAsia="Calibri" w:hAnsi="Calibri"/>
+          <w:rFonts w:ascii="Tahoma" w:cs="Tahoma" w:eastAsia="Tahoma" w:hAnsi="Tahoma"/>
         </w:rPr>
       </w:pPr>
       <w:r>
@@ -12725,7 +12682,7 @@
         <w:pStyle w:val="Heading2"/>
         <w:spacing w:after="0" w:before="40" w:line="259" w:lineRule="auto"/>
         <w:rPr>
-          <w:rFonts w:ascii="Calibri" w:cs="Calibri" w:eastAsia="Calibri" w:hAnsi="Calibri"/>
+          <w:rFonts w:ascii="Tahoma" w:cs="Tahoma" w:eastAsia="Tahoma" w:hAnsi="Tahoma"/>
           <w:b w:val="1"/>
           <w:bCs w:val="1"/>
           <w:sz w:val="26"/>
@@ -12736,7 +12693,7 @@
       <w:bookmarkEnd w:id="16"/>
       <w:r>
         <w:rPr>
-          <w:rFonts w:ascii="Calibri" w:cs="Calibri" w:eastAsia="Calibri" w:hAnsi="Calibri"/>
+          <w:rFonts w:ascii="Tahoma" w:cs="Tahoma" w:eastAsia="Tahoma" w:hAnsi="Tahoma"/>
           <w:b w:val="1"/>
           <w:bCs w:val="1"/>
           <w:sz w:val="26"/>
@@ -12748,10 +12705,13 @@
     </w:p>
     <w:p>
       <w:pPr>
-        <w:rPr/>
+        <w:rPr>
+          <w:rFonts w:ascii="Tahoma" w:cs="Tahoma" w:eastAsia="Tahoma" w:hAnsi="Tahoma"/>
+        </w:rPr>
       </w:pPr>
       <w:r>
         <w:rPr>
+          <w:rFonts w:ascii="Tahoma" w:cs="Tahoma" w:eastAsia="Tahoma" w:hAnsi="Tahoma"/>
           <w:rtl w:val="0"/>
         </w:rPr>
         <w:t xml:space="preserve">The detailed functional interactions between system actors and core use cases, including authentication dependencies (&lt;&lt;include&gt;&gt;), are depicted in Figure</w:t>
@@ -12759,20 +12719,24 @@
     </w:p>
     <w:p>
       <w:pPr>
-        <w:rPr/>
+        <w:rPr>
+          <w:rFonts w:ascii="Tahoma" w:cs="Tahoma" w:eastAsia="Tahoma" w:hAnsi="Tahoma"/>
+        </w:rPr>
       </w:pPr>
       <w:r>
-        <w:rPr/>
+        <w:rPr>
+          <w:rFonts w:ascii="Tahoma" w:cs="Tahoma" w:eastAsia="Tahoma" w:hAnsi="Tahoma"/>
+        </w:rPr>
         <w:drawing>
           <wp:inline distB="0" distT="0" distL="0" distR="0">
             <wp:extent cx="5733415" cy="4280535"/>
             <wp:effectExtent b="0" l="0" r="0" t="0"/>
-            <wp:docPr id="2116060814" name="image4.png"/>
+            <wp:docPr id="2116060815" name="image5.png"/>
             <a:graphic>
               <a:graphicData uri="http://schemas.openxmlformats.org/drawingml/2006/picture">
                 <pic:pic>
                   <pic:nvPicPr>
-                    <pic:cNvPr id="0" name="image4.png"/>
+                    <pic:cNvPr id="0" name="image5.png"/>
                     <pic:cNvPicPr preferRelativeResize="0"/>
                   </pic:nvPicPr>
                   <pic:blipFill>
@@ -12804,10 +12768,13 @@
     </w:p>
     <w:p>
       <w:pPr>
-        <w:rPr/>
+        <w:rPr>
+          <w:rFonts w:ascii="Tahoma" w:cs="Tahoma" w:eastAsia="Tahoma" w:hAnsi="Tahoma"/>
+        </w:rPr>
       </w:pPr>
       <w:r>
         <w:rPr>
+          <w:rFonts w:ascii="Tahoma" w:cs="Tahoma" w:eastAsia="Tahoma" w:hAnsi="Tahoma"/>
           <w:b w:val="1"/>
           <w:bCs w:val="1"/>
           <w:rtl w:val="0"/>
@@ -12816,6 +12783,7 @@
       </w:r>
       <w:r>
         <w:rPr>
+          <w:rFonts w:ascii="Tahoma" w:cs="Tahoma" w:eastAsia="Tahoma" w:hAnsi="Tahoma"/>
           <w:rtl w:val="0"/>
         </w:rPr>
         <w:t xml:space="preserve"> System Use Case Diagram.</w:t>
@@ -12823,10 +12791,13 @@
     </w:p>
     <w:p>
       <w:pPr>
-        <w:rPr/>
+        <w:rPr>
+          <w:rFonts w:ascii="Tahoma" w:cs="Tahoma" w:eastAsia="Tahoma" w:hAnsi="Tahoma"/>
+        </w:rPr>
       </w:pPr>
       <w:r>
         <w:rPr>
+          <w:rFonts w:ascii="Tahoma" w:cs="Tahoma" w:eastAsia="Tahoma" w:hAnsi="Tahoma"/>
           <w:rtl w:val="0"/>
         </w:rPr>
         <w:t xml:space="preserve">Figure illustrates the functional scope mapped to each specific system actor:</w:t>
@@ -12843,6 +12814,7 @@
       </w:pPr>
       <w:r>
         <w:rPr>
+          <w:rFonts w:ascii="Tahoma" w:cs="Tahoma" w:eastAsia="Tahoma" w:hAnsi="Tahoma"/>
           <w:b w:val="1"/>
           <w:bCs w:val="1"/>
           <w:rtl w:val="0"/>
@@ -12851,6 +12823,7 @@
       </w:r>
       <w:r>
         <w:rPr>
+          <w:rFonts w:ascii="Tahoma" w:cs="Tahoma" w:eastAsia="Tahoma" w:hAnsi="Tahoma"/>
           <w:rtl w:val="0"/>
         </w:rPr>
         <w:t xml:space="preserve"> Configures users, roles, cultivation rooms, floors, trays, IoT parameters, and views global reports.</w:t>
@@ -12867,6 +12840,7 @@
       </w:pPr>
       <w:r>
         <w:rPr>
+          <w:rFonts w:ascii="Tahoma" w:cs="Tahoma" w:eastAsia="Tahoma" w:hAnsi="Tahoma"/>
           <w:b w:val="1"/>
           <w:bCs w:val="1"/>
           <w:rtl w:val="0"/>
@@ -12875,6 +12849,7 @@
       </w:r>
       <w:r>
         <w:rPr>
+          <w:rFonts w:ascii="Tahoma" w:cs="Tahoma" w:eastAsia="Tahoma" w:hAnsi="Tahoma"/>
           <w:rtl w:val="0"/>
         </w:rPr>
         <w:t xml:space="preserve"> Executes daily farm tasks, including room/tray monitoring, manual/automatic device control, progress updates, and harvest recording.</w:t>
@@ -12891,6 +12866,7 @@
       </w:pPr>
       <w:r>
         <w:rPr>
+          <w:rFonts w:ascii="Tahoma" w:cs="Tahoma" w:eastAsia="Tahoma" w:hAnsi="Tahoma"/>
           <w:b w:val="1"/>
           <w:bCs w:val="1"/>
           <w:rtl w:val="0"/>
@@ -12899,6 +12875,7 @@
       </w:r>
       <w:r>
         <w:rPr>
+          <w:rFonts w:ascii="Tahoma" w:cs="Tahoma" w:eastAsia="Tahoma" w:hAnsi="Tahoma"/>
           <w:rtl w:val="0"/>
         </w:rPr>
         <w:t xml:space="preserve"> Browses rental packages, rents trays, monitors real-time environmental metrics and live camera streams, and requests harvest delivery.</w:t>
@@ -12915,6 +12892,7 @@
       </w:pPr>
       <w:r>
         <w:rPr>
+          <w:rFonts w:ascii="Tahoma" w:cs="Tahoma" w:eastAsia="Tahoma" w:hAnsi="Tahoma"/>
           <w:b w:val="1"/>
           <w:bCs w:val="1"/>
           <w:rtl w:val="0"/>
@@ -12923,6 +12901,7 @@
       </w:r>
       <w:r>
         <w:rPr>
+          <w:rFonts w:ascii="Tahoma" w:cs="Tahoma" w:eastAsia="Tahoma" w:hAnsi="Tahoma"/>
           <w:rtl w:val="0"/>
         </w:rPr>
         <w:t xml:space="preserve"> Receives assigned deliveries and confirms status updates.</w:t>
@@ -12939,6 +12918,7 @@
       </w:pPr>
       <w:r>
         <w:rPr>
+          <w:rFonts w:ascii="Tahoma" w:cs="Tahoma" w:eastAsia="Tahoma" w:hAnsi="Tahoma"/>
           <w:b w:val="1"/>
           <w:bCs w:val="1"/>
           <w:rtl w:val="0"/>
@@ -12947,6 +12927,7 @@
       </w:r>
       <w:r>
         <w:rPr>
+          <w:rFonts w:ascii="Tahoma" w:cs="Tahoma" w:eastAsia="Tahoma" w:hAnsi="Tahoma"/>
           <w:rtl w:val="0"/>
         </w:rPr>
         <w:t xml:space="preserve"> Automated external system actors for telemetry logging, auto-misting control, and payment gateway processing.</w:t>
@@ -12963,12 +12944,14 @@
       </w:pPr>
       <w:r>
         <w:rPr>
+          <w:rFonts w:ascii="Tahoma" w:cs="Tahoma" w:eastAsia="Tahoma" w:hAnsi="Tahoma"/>
           <w:rtl w:val="0"/>
         </w:rPr>
         <w:t xml:space="preserve">All primary functional use cases explicitly incorporate (&lt;&lt;include&gt;&gt;) the central </w:t>
       </w:r>
       <w:r>
         <w:rPr>
+          <w:rFonts w:ascii="Tahoma" w:cs="Tahoma" w:eastAsia="Tahoma" w:hAnsi="Tahoma"/>
           <w:b w:val="1"/>
           <w:bCs w:val="1"/>
           <w:rtl w:val="0"/>
@@ -12977,6 +12960,7 @@
       </w:r>
       <w:r>
         <w:rPr>
+          <w:rFonts w:ascii="Tahoma" w:cs="Tahoma" w:eastAsia="Tahoma" w:hAnsi="Tahoma"/>
           <w:rtl w:val="0"/>
         </w:rPr>
         <w:t xml:space="preserve"> use case to enforce secure Role-Based Access Control (RBAC).</w:t>
@@ -12984,7 +12968,9 @@
     </w:p>
     <w:p>
       <w:pPr>
-        <w:rPr/>
+        <w:rPr>
+          <w:rFonts w:ascii="Tahoma" w:cs="Tahoma" w:eastAsia="Tahoma" w:hAnsi="Tahoma"/>
+        </w:rPr>
       </w:pPr>
       <w:r>
         <w:rPr>
@@ -12997,7 +12983,7 @@
         <w:pStyle w:val="Heading2"/>
         <w:spacing w:after="0" w:before="40" w:line="259" w:lineRule="auto"/>
         <w:rPr>
-          <w:rFonts w:ascii="Calibri" w:cs="Calibri" w:eastAsia="Calibri" w:hAnsi="Calibri"/>
+          <w:rFonts w:ascii="Tahoma" w:cs="Tahoma" w:eastAsia="Tahoma" w:hAnsi="Tahoma"/>
           <w:b w:val="1"/>
           <w:bCs w:val="1"/>
           <w:sz w:val="26"/>
@@ -13008,7 +12994,7 @@
       <w:bookmarkEnd w:id="17"/>
       <w:r>
         <w:rPr>
-          <w:rFonts w:ascii="Calibri" w:cs="Calibri" w:eastAsia="Calibri" w:hAnsi="Calibri"/>
+          <w:rFonts w:ascii="Tahoma" w:cs="Tahoma" w:eastAsia="Tahoma" w:hAnsi="Tahoma"/>
           <w:b w:val="1"/>
           <w:bCs w:val="1"/>
           <w:sz w:val="26"/>
@@ -13023,7 +13009,7 @@
         <w:pStyle w:val="Heading3"/>
         <w:spacing w:after="0" w:before="40" w:line="259" w:lineRule="auto"/>
         <w:rPr>
-          <w:rFonts w:ascii="Times New Roman" w:cs="Times New Roman" w:eastAsia="Times New Roman" w:hAnsi="Times New Roman"/>
+          <w:rFonts w:ascii="Tahoma" w:cs="Tahoma" w:eastAsia="Tahoma" w:hAnsi="Tahoma"/>
           <w:b w:val="1"/>
           <w:bCs w:val="1"/>
           <w:color w:val="c00000"/>
@@ -13035,7 +13021,7 @@
       <w:bookmarkEnd w:id="18"/>
       <w:r>
         <w:rPr>
-          <w:rFonts w:ascii="Calibri" w:cs="Calibri" w:eastAsia="Calibri" w:hAnsi="Calibri"/>
+          <w:rFonts w:ascii="Tahoma" w:cs="Tahoma" w:eastAsia="Tahoma" w:hAnsi="Tahoma"/>
           <w:b w:val="1"/>
           <w:bCs w:val="1"/>
           <w:color w:val="000000"/>
@@ -13053,10 +13039,13 @@
     </w:p>
     <w:p>
       <w:pPr>
-        <w:rPr/>
+        <w:rPr>
+          <w:rFonts w:ascii="Tahoma" w:cs="Tahoma" w:eastAsia="Tahoma" w:hAnsi="Tahoma"/>
+        </w:rPr>
       </w:pPr>
       <w:r>
         <w:rPr>
+          <w:rFonts w:ascii="Tahoma" w:cs="Tahoma" w:eastAsia="Tahoma" w:hAnsi="Tahoma"/>
           <w:rtl w:val="0"/>
         </w:rPr>
         <w:t xml:space="preserve">The navigation hierarchy and screen transition flows across the Web Management Portal and Mobile App interfaces are structured in Figure</w:t>
@@ -13064,20 +13053,24 @@
     </w:p>
     <w:p>
       <w:pPr>
-        <w:rPr/>
+        <w:rPr>
+          <w:rFonts w:ascii="Tahoma" w:cs="Tahoma" w:eastAsia="Tahoma" w:hAnsi="Tahoma"/>
+        </w:rPr>
       </w:pPr>
       <w:r>
-        <w:rPr/>
+        <w:rPr>
+          <w:rFonts w:ascii="Tahoma" w:cs="Tahoma" w:eastAsia="Tahoma" w:hAnsi="Tahoma"/>
+        </w:rPr>
         <w:drawing>
           <wp:inline distB="0" distT="0" distL="0" distR="0">
             <wp:extent cx="5733415" cy="6224270"/>
             <wp:effectExtent b="0" l="0" r="0" t="0"/>
-            <wp:docPr id="2116060816" name="image3.png"/>
+            <wp:docPr id="2116060817" name="image1.png"/>
             <a:graphic>
               <a:graphicData uri="http://schemas.openxmlformats.org/drawingml/2006/picture">
                 <pic:pic>
                   <pic:nvPicPr>
-                    <pic:cNvPr id="0" name="image3.png"/>
+                    <pic:cNvPr id="0" name="image1.png"/>
                     <pic:cNvPicPr preferRelativeResize="0"/>
                   </pic:nvPicPr>
                   <pic:blipFill>
@@ -13109,10 +13102,13 @@
     </w:p>
     <w:p>
       <w:pPr>
-        <w:rPr/>
+        <w:rPr>
+          <w:rFonts w:ascii="Tahoma" w:cs="Tahoma" w:eastAsia="Tahoma" w:hAnsi="Tahoma"/>
+        </w:rPr>
       </w:pPr>
       <w:r>
         <w:rPr>
+          <w:rFonts w:ascii="Tahoma" w:cs="Tahoma" w:eastAsia="Tahoma" w:hAnsi="Tahoma"/>
           <w:b w:val="1"/>
           <w:bCs w:val="1"/>
           <w:rtl w:val="0"/>
@@ -13121,6 +13117,7 @@
       </w:r>
       <w:r>
         <w:rPr>
+          <w:rFonts w:ascii="Tahoma" w:cs="Tahoma" w:eastAsia="Tahoma" w:hAnsi="Tahoma"/>
           <w:rtl w:val="0"/>
         </w:rPr>
         <w:t xml:space="preserve"> Web Management Portal and Mobile App Screens Flow.</w:t>
@@ -13128,10 +13125,13 @@
     </w:p>
     <w:p>
       <w:pPr>
-        <w:rPr/>
+        <w:rPr>
+          <w:rFonts w:ascii="Tahoma" w:cs="Tahoma" w:eastAsia="Tahoma" w:hAnsi="Tahoma"/>
+        </w:rPr>
       </w:pPr>
       <w:r>
         <w:rPr>
+          <w:rFonts w:ascii="Tahoma" w:cs="Tahoma" w:eastAsia="Tahoma" w:hAnsi="Tahoma"/>
           <w:rtl w:val="0"/>
         </w:rPr>
         <w:t xml:space="preserve">The screen layout flow is divided into two primary client interfaces following successful user authentication:</w:t>
@@ -13148,6 +13148,7 @@
       </w:pPr>
       <w:r>
         <w:rPr>
+          <w:rFonts w:ascii="Tahoma" w:cs="Tahoma" w:eastAsia="Tahoma" w:hAnsi="Tahoma"/>
           <w:b w:val="1"/>
           <w:bCs w:val="1"/>
           <w:rtl w:val="0"/>
@@ -13156,6 +13157,7 @@
       </w:r>
       <w:r>
         <w:rPr>
+          <w:rFonts w:ascii="Tahoma" w:cs="Tahoma" w:eastAsia="Tahoma" w:hAnsi="Tahoma"/>
           <w:rtl w:val="0"/>
         </w:rPr>
         <w:t xml:space="preserve"> Navigates from the primary Dashboard Overview into dedicated modules including Room/Floor/Tray Management, IoT Hardware &amp; Auto Control Configs, Harvest Schedule Management, and Analytics Reports.</w:t>
@@ -13172,6 +13174,7 @@
       </w:pPr>
       <w:r>
         <w:rPr>
+          <w:rFonts w:ascii="Tahoma" w:cs="Tahoma" w:eastAsia="Tahoma" w:hAnsi="Tahoma"/>
           <w:b w:val="1"/>
           <w:bCs w:val="1"/>
           <w:rtl w:val="0"/>
@@ -13180,6 +13183,7 @@
       </w:r>
       <w:r>
         <w:rPr>
+          <w:rFonts w:ascii="Tahoma" w:cs="Tahoma" w:eastAsia="Tahoma" w:hAnsi="Tahoma"/>
           <w:rtl w:val="0"/>
         </w:rPr>
         <w:t xml:space="preserve"> Directs users from the App Home Screen to Package Browsing/Checkout, Rented Tray Monitoring (Live Sensor Graphs &amp; IP Camera Stream), and Delivery Management views for shippers.</w:t>
@@ -13187,7 +13191,9 @@
     </w:p>
     <w:p>
       <w:pPr>
-        <w:rPr/>
+        <w:rPr>
+          <w:rFonts w:ascii="Tahoma" w:cs="Tahoma" w:eastAsia="Tahoma" w:hAnsi="Tahoma"/>
+        </w:rPr>
       </w:pPr>
       <w:r>
         <w:rPr>
@@ -13200,7 +13206,7 @@
         <w:pStyle w:val="Heading3"/>
         <w:spacing w:after="0" w:before="40" w:line="259" w:lineRule="auto"/>
         <w:rPr>
-          <w:rFonts w:ascii="Times New Roman" w:cs="Times New Roman" w:eastAsia="Times New Roman" w:hAnsi="Times New Roman"/>
+          <w:rFonts w:ascii="Tahoma" w:cs="Tahoma" w:eastAsia="Tahoma" w:hAnsi="Tahoma"/>
           <w:b w:val="1"/>
           <w:bCs w:val="1"/>
           <w:color w:val="c00000"/>
@@ -13268,7 +13274,7 @@
               <w:spacing w:after="60" w:before="120" w:lineRule="auto"/>
               <w:ind w:left="80" w:firstLine="0"/>
               <w:rPr>
-                <w:rFonts w:ascii="Times New Roman" w:cs="Times New Roman" w:eastAsia="Times New Roman" w:hAnsi="Times New Roman"/>
+                <w:rFonts w:ascii="Tahoma" w:cs="Tahoma" w:eastAsia="Tahoma" w:hAnsi="Tahoma"/>
                 <w:b w:val="1"/>
                 <w:bCs w:val="1"/>
                 <w:sz w:val="20"/>
@@ -13277,7 +13283,7 @@
             </w:pPr>
             <w:r>
               <w:rPr>
-                <w:rFonts w:ascii="Times New Roman" w:cs="Times New Roman" w:eastAsia="Times New Roman" w:hAnsi="Times New Roman"/>
+                <w:rFonts w:ascii="Tahoma" w:cs="Tahoma" w:eastAsia="Tahoma" w:hAnsi="Tahoma"/>
                 <w:b w:val="1"/>
                 <w:bCs w:val="1"/>
                 <w:sz w:val="20"/>
@@ -13307,7 +13313,7 @@
               <w:spacing w:after="60" w:before="120" w:lineRule="auto"/>
               <w:ind w:left="80" w:firstLine="0"/>
               <w:rPr>
-                <w:rFonts w:ascii="Times New Roman" w:cs="Times New Roman" w:eastAsia="Times New Roman" w:hAnsi="Times New Roman"/>
+                <w:rFonts w:ascii="Tahoma" w:cs="Tahoma" w:eastAsia="Tahoma" w:hAnsi="Tahoma"/>
                 <w:b w:val="1"/>
                 <w:bCs w:val="1"/>
                 <w:sz w:val="20"/>
@@ -13316,7 +13322,7 @@
             </w:pPr>
             <w:r>
               <w:rPr>
-                <w:rFonts w:ascii="Times New Roman" w:cs="Times New Roman" w:eastAsia="Times New Roman" w:hAnsi="Times New Roman"/>
+                <w:rFonts w:ascii="Tahoma" w:cs="Tahoma" w:eastAsia="Tahoma" w:hAnsi="Tahoma"/>
                 <w:b w:val="1"/>
                 <w:bCs w:val="1"/>
                 <w:sz w:val="20"/>
@@ -13346,7 +13352,7 @@
               <w:spacing w:after="60" w:before="120" w:lineRule="auto"/>
               <w:ind w:left="80" w:firstLine="0"/>
               <w:rPr>
-                <w:rFonts w:ascii="Times New Roman" w:cs="Times New Roman" w:eastAsia="Times New Roman" w:hAnsi="Times New Roman"/>
+                <w:rFonts w:ascii="Tahoma" w:cs="Tahoma" w:eastAsia="Tahoma" w:hAnsi="Tahoma"/>
                 <w:b w:val="1"/>
                 <w:bCs w:val="1"/>
                 <w:sz w:val="20"/>
@@ -13355,7 +13361,7 @@
             </w:pPr>
             <w:r>
               <w:rPr>
-                <w:rFonts w:ascii="Times New Roman" w:cs="Times New Roman" w:eastAsia="Times New Roman" w:hAnsi="Times New Roman"/>
+                <w:rFonts w:ascii="Tahoma" w:cs="Tahoma" w:eastAsia="Tahoma" w:hAnsi="Tahoma"/>
                 <w:b w:val="1"/>
                 <w:bCs w:val="1"/>
                 <w:sz w:val="20"/>
@@ -13391,12 +13397,12 @@
               <w:spacing w:after="80" w:before="80" w:lineRule="auto"/>
               <w:ind w:left="80" w:firstLine="0"/>
               <w:rPr>
-                <w:rFonts w:ascii="Times New Roman" w:cs="Times New Roman" w:eastAsia="Times New Roman" w:hAnsi="Times New Roman"/>
-              </w:rPr>
-            </w:pPr>
-            <w:r>
-              <w:rPr>
-                <w:rFonts w:ascii="Times New Roman" w:cs="Times New Roman" w:eastAsia="Times New Roman" w:hAnsi="Times New Roman"/>
+                <w:rFonts w:ascii="Tahoma" w:cs="Tahoma" w:eastAsia="Tahoma" w:hAnsi="Tahoma"/>
+              </w:rPr>
+            </w:pPr>
+            <w:r>
+              <w:rPr>
+                <w:rFonts w:ascii="Tahoma" w:cs="Tahoma" w:eastAsia="Tahoma" w:hAnsi="Tahoma"/>
                 <w:rtl w:val="0"/>
               </w:rPr>
               <w:t xml:space="preserve">IoT Layer</w:t>
@@ -13421,21 +13427,21 @@
               <w:spacing w:after="80" w:before="80" w:lineRule="auto"/>
               <w:ind w:left="80" w:firstLine="0"/>
               <w:rPr>
-                <w:rFonts w:ascii="Times New Roman" w:cs="Times New Roman" w:eastAsia="Times New Roman" w:hAnsi="Times New Roman"/>
-                <w:b w:val="1"/>
-                <w:bCs w:val="1"/>
-              </w:rPr>
-            </w:pPr>
-            <w:r>
-              <w:rPr>
-                <w:rFonts w:ascii="Times New Roman" w:cs="Times New Roman" w:eastAsia="Times New Roman" w:hAnsi="Times New Roman"/>
+                <w:rFonts w:ascii="Tahoma" w:cs="Tahoma" w:eastAsia="Tahoma" w:hAnsi="Tahoma"/>
+                <w:b w:val="1"/>
+                <w:bCs w:val="1"/>
+              </w:rPr>
+            </w:pPr>
+            <w:r>
+              <w:rPr>
+                <w:rFonts w:ascii="Tahoma" w:cs="Tahoma" w:eastAsia="Tahoma" w:hAnsi="Tahoma"/>
                 <w:rtl w:val="0"/>
               </w:rPr>
               <w:t xml:space="preserve">ESP32-S3 (Master Gateway), STM32 (RS485 Nodes), sensors, actuators, cameras</w:t>
             </w:r>
             <w:r>
               <w:rPr>
-                <w:rFonts w:ascii="Times New Roman" w:cs="Times New Roman" w:eastAsia="Times New Roman" w:hAnsi="Times New Roman"/>
+                <w:rFonts w:ascii="Tahoma" w:cs="Tahoma" w:eastAsia="Tahoma" w:hAnsi="Tahoma"/>
                 <w:b w:val="1"/>
                 <w:bCs w:val="1"/>
                 <w:rtl w:val="0"/>
@@ -13462,12 +13468,12 @@
               <w:spacing w:after="80" w:before="80" w:lineRule="auto"/>
               <w:ind w:left="80" w:firstLine="0"/>
               <w:rPr>
-                <w:rFonts w:ascii="Times New Roman" w:cs="Times New Roman" w:eastAsia="Times New Roman" w:hAnsi="Times New Roman"/>
-              </w:rPr>
-            </w:pPr>
-            <w:r>
-              <w:rPr>
-                <w:rFonts w:ascii="Times New Roman" w:cs="Times New Roman" w:eastAsia="Times New Roman" w:hAnsi="Times New Roman"/>
+                <w:rFonts w:ascii="Tahoma" w:cs="Tahoma" w:eastAsia="Tahoma" w:hAnsi="Tahoma"/>
+              </w:rPr>
+            </w:pPr>
+            <w:r>
+              <w:rPr>
+                <w:rFonts w:ascii="Tahoma" w:cs="Tahoma" w:eastAsia="Tahoma" w:hAnsi="Tahoma"/>
                 <w:rtl w:val="0"/>
               </w:rPr>
               <w:t xml:space="preserve">Collect data &amp; execute commands</w:t>
@@ -13499,12 +13505,12 @@
               <w:spacing w:after="80" w:before="80" w:lineRule="auto"/>
               <w:ind w:left="80" w:firstLine="0"/>
               <w:rPr>
-                <w:rFonts w:ascii="Times New Roman" w:cs="Times New Roman" w:eastAsia="Times New Roman" w:hAnsi="Times New Roman"/>
-              </w:rPr>
-            </w:pPr>
-            <w:r>
-              <w:rPr>
-                <w:rFonts w:ascii="Times New Roman" w:cs="Times New Roman" w:eastAsia="Times New Roman" w:hAnsi="Times New Roman"/>
+                <w:rFonts w:ascii="Tahoma" w:cs="Tahoma" w:eastAsia="Tahoma" w:hAnsi="Tahoma"/>
+              </w:rPr>
+            </w:pPr>
+            <w:r>
+              <w:rPr>
+                <w:rFonts w:ascii="Tahoma" w:cs="Tahoma" w:eastAsia="Tahoma" w:hAnsi="Tahoma"/>
                 <w:rtl w:val="0"/>
               </w:rPr>
               <w:t xml:space="preserve">Backend Layer</w:t>
@@ -13529,12 +13535,12 @@
               <w:spacing w:after="80" w:before="80" w:lineRule="auto"/>
               <w:ind w:left="80" w:firstLine="0"/>
               <w:rPr>
-                <w:rFonts w:ascii="Times New Roman" w:cs="Times New Roman" w:eastAsia="Times New Roman" w:hAnsi="Times New Roman"/>
-              </w:rPr>
-            </w:pPr>
-            <w:r>
-              <w:rPr>
-                <w:rFonts w:ascii="Times New Roman" w:cs="Times New Roman" w:eastAsia="Times New Roman" w:hAnsi="Times New Roman"/>
+                <w:rFonts w:ascii="Tahoma" w:cs="Tahoma" w:eastAsia="Tahoma" w:hAnsi="Tahoma"/>
+              </w:rPr>
+            </w:pPr>
+            <w:r>
+              <w:rPr>
+                <w:rFonts w:ascii="Tahoma" w:cs="Tahoma" w:eastAsia="Tahoma" w:hAnsi="Tahoma"/>
                 <w:rtl w:val="0"/>
               </w:rPr>
               <w:t xml:space="preserve">Node.js API, PostgreSQL, notification service</w:t>
@@ -13559,12 +13565,12 @@
               <w:spacing w:after="80" w:before="80" w:lineRule="auto"/>
               <w:ind w:left="80" w:firstLine="0"/>
               <w:rPr>
-                <w:rFonts w:ascii="Times New Roman" w:cs="Times New Roman" w:eastAsia="Times New Roman" w:hAnsi="Times New Roman"/>
-              </w:rPr>
-            </w:pPr>
-            <w:r>
-              <w:rPr>
-                <w:rFonts w:ascii="Times New Roman" w:cs="Times New Roman" w:eastAsia="Times New Roman" w:hAnsi="Times New Roman"/>
+                <w:rFonts w:ascii="Tahoma" w:cs="Tahoma" w:eastAsia="Tahoma" w:hAnsi="Tahoma"/>
+              </w:rPr>
+            </w:pPr>
+            <w:r>
+              <w:rPr>
+                <w:rFonts w:ascii="Tahoma" w:cs="Tahoma" w:eastAsia="Tahoma" w:hAnsi="Tahoma"/>
                 <w:rtl w:val="0"/>
               </w:rPr>
               <w:t xml:space="preserve">Process logic, store data, RBAC, and provide APIs</w:t>
@@ -13596,12 +13602,12 @@
               <w:spacing w:after="80" w:before="80" w:lineRule="auto"/>
               <w:ind w:left="80" w:firstLine="0"/>
               <w:rPr>
-                <w:rFonts w:ascii="Times New Roman" w:cs="Times New Roman" w:eastAsia="Times New Roman" w:hAnsi="Times New Roman"/>
-              </w:rPr>
-            </w:pPr>
-            <w:r>
-              <w:rPr>
-                <w:rFonts w:ascii="Times New Roman" w:cs="Times New Roman" w:eastAsia="Times New Roman" w:hAnsi="Times New Roman"/>
+                <w:rFonts w:ascii="Tahoma" w:cs="Tahoma" w:eastAsia="Tahoma" w:hAnsi="Tahoma"/>
+              </w:rPr>
+            </w:pPr>
+            <w:r>
+              <w:rPr>
+                <w:rFonts w:ascii="Tahoma" w:cs="Tahoma" w:eastAsia="Tahoma" w:hAnsi="Tahoma"/>
                 <w:rtl w:val="0"/>
               </w:rPr>
               <w:t xml:space="preserve">Client Layer</w:t>
@@ -13626,12 +13632,12 @@
               <w:spacing w:after="80" w:before="80" w:lineRule="auto"/>
               <w:ind w:left="80" w:firstLine="0"/>
               <w:rPr>
-                <w:rFonts w:ascii="Times New Roman" w:cs="Times New Roman" w:eastAsia="Times New Roman" w:hAnsi="Times New Roman"/>
-              </w:rPr>
-            </w:pPr>
-            <w:r>
-              <w:rPr>
-                <w:rFonts w:ascii="Times New Roman" w:cs="Times New Roman" w:eastAsia="Times New Roman" w:hAnsi="Times New Roman"/>
+                <w:rFonts w:ascii="Tahoma" w:cs="Tahoma" w:eastAsia="Tahoma" w:hAnsi="Tahoma"/>
+              </w:rPr>
+            </w:pPr>
+            <w:r>
+              <w:rPr>
+                <w:rFonts w:ascii="Tahoma" w:cs="Tahoma" w:eastAsia="Tahoma" w:hAnsi="Tahoma"/>
                 <w:rtl w:val="0"/>
               </w:rPr>
               <w:t xml:space="preserve">ReactJS (TypeScript, Vite, AntD) Web Portal, Flutter Mobile App </w:t>
@@ -13655,12 +13661,12 @@
             <w:pPr>
               <w:spacing w:after="80" w:before="80" w:lineRule="auto"/>
               <w:rPr>
-                <w:rFonts w:ascii="Times New Roman" w:cs="Times New Roman" w:eastAsia="Times New Roman" w:hAnsi="Times New Roman"/>
-              </w:rPr>
-            </w:pPr>
-            <w:r>
-              <w:rPr>
-                <w:rFonts w:ascii="Times New Roman" w:cs="Times New Roman" w:eastAsia="Times New Roman" w:hAnsi="Times New Roman"/>
+                <w:rFonts w:ascii="Tahoma" w:cs="Tahoma" w:eastAsia="Tahoma" w:hAnsi="Tahoma"/>
+              </w:rPr>
+            </w:pPr>
+            <w:r>
+              <w:rPr>
+                <w:rFonts w:ascii="Tahoma" w:cs="Tahoma" w:eastAsia="Tahoma" w:hAnsi="Tahoma"/>
                 <w:rtl w:val="0"/>
               </w:rPr>
               <w:t xml:space="preserve"> User interfaces for all roles</w:t>
@@ -13692,12 +13698,12 @@
               <w:spacing w:after="80" w:before="80" w:lineRule="auto"/>
               <w:ind w:left="80" w:firstLine="0"/>
               <w:rPr>
-                <w:rFonts w:ascii="Times New Roman" w:cs="Times New Roman" w:eastAsia="Times New Roman" w:hAnsi="Times New Roman"/>
-              </w:rPr>
-            </w:pPr>
-            <w:r>
-              <w:rPr>
-                <w:rFonts w:ascii="Times New Roman" w:cs="Times New Roman" w:eastAsia="Times New Roman" w:hAnsi="Times New Roman"/>
+                <w:rFonts w:ascii="Tahoma" w:cs="Tahoma" w:eastAsia="Tahoma" w:hAnsi="Tahoma"/>
+              </w:rPr>
+            </w:pPr>
+            <w:r>
+              <w:rPr>
+                <w:rFonts w:ascii="Tahoma" w:cs="Tahoma" w:eastAsia="Tahoma" w:hAnsi="Tahoma"/>
                 <w:rtl w:val="0"/>
               </w:rPr>
               <w:t xml:space="preserve">Integration Layer</w:t>
@@ -13722,12 +13728,12 @@
               <w:spacing w:after="80" w:before="80" w:lineRule="auto"/>
               <w:ind w:left="80" w:firstLine="0"/>
               <w:rPr>
-                <w:rFonts w:ascii="Times New Roman" w:cs="Times New Roman" w:eastAsia="Times New Roman" w:hAnsi="Times New Roman"/>
-              </w:rPr>
-            </w:pPr>
-            <w:r>
-              <w:rPr>
-                <w:rFonts w:ascii="Times New Roman" w:cs="Times New Roman" w:eastAsia="Times New Roman" w:hAnsi="Times New Roman"/>
+                <w:rFonts w:ascii="Tahoma" w:cs="Tahoma" w:eastAsia="Tahoma" w:hAnsi="Tahoma"/>
+              </w:rPr>
+            </w:pPr>
+            <w:r>
+              <w:rPr>
+                <w:rFonts w:ascii="Tahoma" w:cs="Tahoma" w:eastAsia="Tahoma" w:hAnsi="Tahoma"/>
                 <w:rtl w:val="0"/>
               </w:rPr>
               <w:t xml:space="preserve">RESTful APIs, telemetry, camera streaming</w:t>
@@ -13752,12 +13758,12 @@
               <w:spacing w:after="80" w:before="80" w:lineRule="auto"/>
               <w:ind w:left="80" w:firstLine="0"/>
               <w:rPr>
-                <w:rFonts w:ascii="Times New Roman" w:cs="Times New Roman" w:eastAsia="Times New Roman" w:hAnsi="Times New Roman"/>
-              </w:rPr>
-            </w:pPr>
-            <w:r>
-              <w:rPr>
-                <w:rFonts w:ascii="Times New Roman" w:cs="Times New Roman" w:eastAsia="Times New Roman" w:hAnsi="Times New Roman"/>
+                <w:rFonts w:ascii="Tahoma" w:cs="Tahoma" w:eastAsia="Tahoma" w:hAnsi="Tahoma"/>
+              </w:rPr>
+            </w:pPr>
+            <w:r>
+              <w:rPr>
+                <w:rFonts w:ascii="Tahoma" w:cs="Tahoma" w:eastAsia="Tahoma" w:hAnsi="Tahoma"/>
                 <w:rtl w:val="0"/>
               </w:rPr>
               <w:t xml:space="preserve">Connect IoT – backend – clients.</w:t>
@@ -13771,7 +13777,7 @@
         <w:pStyle w:val="Heading3"/>
         <w:spacing w:after="0" w:before="40" w:line="259" w:lineRule="auto"/>
         <w:rPr>
-          <w:rFonts w:ascii="Times New Roman" w:cs="Times New Roman" w:eastAsia="Times New Roman" w:hAnsi="Times New Roman"/>
+          <w:rFonts w:ascii="Tahoma" w:cs="Tahoma" w:eastAsia="Tahoma" w:hAnsi="Tahoma"/>
           <w:b w:val="1"/>
           <w:bCs w:val="1"/>
           <w:color w:val="c00000"/>
@@ -13783,7 +13789,7 @@
       <w:bookmarkEnd w:id="19"/>
       <w:r>
         <w:rPr>
-          <w:rFonts w:ascii="Calibri" w:cs="Calibri" w:eastAsia="Calibri" w:hAnsi="Calibri"/>
+          <w:rFonts w:ascii="Tahoma" w:cs="Tahoma" w:eastAsia="Tahoma" w:hAnsi="Tahoma"/>
           <w:b w:val="1"/>
           <w:bCs w:val="1"/>
           <w:color w:val="000000"/>
@@ -13802,9 +13808,46 @@
     <w:p>
       <w:pPr>
         <w:rPr>
-          <w:rFonts w:ascii="Times New Roman" w:cs="Times New Roman" w:eastAsia="Times New Roman" w:hAnsi="Times New Roman"/>
+          <w:rFonts w:ascii="Tahoma" w:cs="Tahoma" w:eastAsia="Tahoma" w:hAnsi="Tahoma"/>
         </w:rPr>
       </w:pPr>
+      <w:r>
+        <w:rPr>
+          <w:rFonts w:ascii="Tahoma" w:cs="Tahoma" w:eastAsia="Tahoma" w:hAnsi="Tahoma"/>
+        </w:rPr>
+        <w:drawing>
+          <wp:inline distB="114300" distT="114300" distL="114300" distR="114300">
+            <wp:extent cx="5731200" cy="4673600"/>
+            <wp:effectExtent b="0" l="0" r="0" t="0"/>
+            <wp:docPr id="2116060813" name="image4.png"/>
+            <a:graphic>
+              <a:graphicData uri="http://schemas.openxmlformats.org/drawingml/2006/picture">
+                <pic:pic>
+                  <pic:nvPicPr>
+                    <pic:cNvPr id="0" name="image4.png"/>
+                    <pic:cNvPicPr preferRelativeResize="0"/>
+                  </pic:nvPicPr>
+                  <pic:blipFill>
+                    <a:blip r:embed="rId11"/>
+                    <a:srcRect b="0" l="0" r="0" t="0"/>
+                    <a:stretch>
+                      <a:fillRect/>
+                    </a:stretch>
+                  </pic:blipFill>
+                  <pic:spPr>
+                    <a:xfrm>
+                      <a:off x="0" y="0"/>
+                      <a:ext cx="5731200" cy="4673600"/>
+                    </a:xfrm>
+                    <a:prstGeom prst="rect"/>
+                    <a:ln/>
+                  </pic:spPr>
+                </pic:pic>
+              </a:graphicData>
+            </a:graphic>
+          </wp:inline>
+        </w:drawing>
+      </w:r>
       <w:r>
         <w:rPr>
           <w:rtl w:val="0"/>
@@ -13816,7 +13859,7 @@
         <w:pStyle w:val="Heading3"/>
         <w:spacing w:after="0" w:before="40" w:line="259" w:lineRule="auto"/>
         <w:rPr>
-          <w:rFonts w:ascii="Times New Roman" w:cs="Times New Roman" w:eastAsia="Times New Roman" w:hAnsi="Times New Roman"/>
+          <w:rFonts w:ascii="Tahoma" w:cs="Tahoma" w:eastAsia="Tahoma" w:hAnsi="Tahoma"/>
           <w:b w:val="1"/>
           <w:bCs w:val="1"/>
           <w:color w:val="c00000"/>
@@ -13828,7 +13871,7 @@
       <w:bookmarkEnd w:id="20"/>
       <w:r>
         <w:rPr>
-          <w:rFonts w:ascii="Calibri" w:cs="Calibri" w:eastAsia="Calibri" w:hAnsi="Calibri"/>
+          <w:rFonts w:ascii="Tahoma" w:cs="Tahoma" w:eastAsia="Tahoma" w:hAnsi="Tahoma"/>
           <w:b w:val="1"/>
           <w:bCs w:val="1"/>
           <w:color w:val="000000"/>
@@ -13898,7 +13941,7 @@
               <w:spacing w:after="60" w:before="120" w:lineRule="auto"/>
               <w:ind w:left="80" w:firstLine="0"/>
               <w:rPr>
-                <w:rFonts w:ascii="Times New Roman" w:cs="Times New Roman" w:eastAsia="Times New Roman" w:hAnsi="Times New Roman"/>
+                <w:rFonts w:ascii="Tahoma" w:cs="Tahoma" w:eastAsia="Tahoma" w:hAnsi="Tahoma"/>
                 <w:b w:val="1"/>
                 <w:bCs w:val="1"/>
                 <w:sz w:val="20"/>
@@ -13907,7 +13950,7 @@
             </w:pPr>
             <w:r>
               <w:rPr>
-                <w:rFonts w:ascii="Times New Roman" w:cs="Times New Roman" w:eastAsia="Times New Roman" w:hAnsi="Times New Roman"/>
+                <w:rFonts w:ascii="Tahoma" w:cs="Tahoma" w:eastAsia="Tahoma" w:hAnsi="Tahoma"/>
                 <w:b w:val="1"/>
                 <w:bCs w:val="1"/>
                 <w:sz w:val="20"/>
@@ -13937,7 +13980,7 @@
               <w:spacing w:after="60" w:before="120" w:lineRule="auto"/>
               <w:ind w:left="80" w:firstLine="0"/>
               <w:rPr>
-                <w:rFonts w:ascii="Times New Roman" w:cs="Times New Roman" w:eastAsia="Times New Roman" w:hAnsi="Times New Roman"/>
+                <w:rFonts w:ascii="Tahoma" w:cs="Tahoma" w:eastAsia="Tahoma" w:hAnsi="Tahoma"/>
                 <w:b w:val="1"/>
                 <w:bCs w:val="1"/>
                 <w:sz w:val="20"/>
@@ -13946,7 +13989,7 @@
             </w:pPr>
             <w:r>
               <w:rPr>
-                <w:rFonts w:ascii="Times New Roman" w:cs="Times New Roman" w:eastAsia="Times New Roman" w:hAnsi="Times New Roman"/>
+                <w:rFonts w:ascii="Tahoma" w:cs="Tahoma" w:eastAsia="Tahoma" w:hAnsi="Tahoma"/>
                 <w:b w:val="1"/>
                 <w:bCs w:val="1"/>
                 <w:sz w:val="20"/>
@@ -13976,7 +14019,7 @@
               <w:spacing w:after="60" w:before="120" w:lineRule="auto"/>
               <w:ind w:left="80" w:firstLine="0"/>
               <w:rPr>
-                <w:rFonts w:ascii="Times New Roman" w:cs="Times New Roman" w:eastAsia="Times New Roman" w:hAnsi="Times New Roman"/>
+                <w:rFonts w:ascii="Tahoma" w:cs="Tahoma" w:eastAsia="Tahoma" w:hAnsi="Tahoma"/>
                 <w:b w:val="1"/>
                 <w:bCs w:val="1"/>
                 <w:sz w:val="20"/>
@@ -13985,7 +14028,7 @@
             </w:pPr>
             <w:r>
               <w:rPr>
-                <w:rFonts w:ascii="Times New Roman" w:cs="Times New Roman" w:eastAsia="Times New Roman" w:hAnsi="Times New Roman"/>
+                <w:rFonts w:ascii="Tahoma" w:cs="Tahoma" w:eastAsia="Tahoma" w:hAnsi="Tahoma"/>
                 <w:b w:val="1"/>
                 <w:bCs w:val="1"/>
                 <w:sz w:val="20"/>
@@ -14021,12 +14064,12 @@
               <w:spacing w:after="80" w:before="80" w:lineRule="auto"/>
               <w:ind w:left="80" w:firstLine="0"/>
               <w:rPr>
-                <w:rFonts w:ascii="Times New Roman" w:cs="Times New Roman" w:eastAsia="Times New Roman" w:hAnsi="Times New Roman"/>
-              </w:rPr>
-            </w:pPr>
-            <w:r>
-              <w:rPr>
-                <w:rFonts w:ascii="Times New Roman" w:cs="Times New Roman" w:eastAsia="Times New Roman" w:hAnsi="Times New Roman"/>
+                <w:rFonts w:ascii="Tahoma" w:cs="Tahoma" w:eastAsia="Tahoma" w:hAnsi="Tahoma"/>
+              </w:rPr>
+            </w:pPr>
+            <w:r>
+              <w:rPr>
+                <w:rFonts w:ascii="Tahoma" w:cs="Tahoma" w:eastAsia="Tahoma" w:hAnsi="Tahoma"/>
                 <w:rtl w:val="0"/>
               </w:rPr>
               <w:t xml:space="preserve">User &amp; Access Management</w:t>
@@ -14051,12 +14094,12 @@
               <w:spacing w:after="80" w:before="80" w:lineRule="auto"/>
               <w:ind w:left="80" w:firstLine="0"/>
               <w:rPr>
-                <w:rFonts w:ascii="Times New Roman" w:cs="Times New Roman" w:eastAsia="Times New Roman" w:hAnsi="Times New Roman"/>
-              </w:rPr>
-            </w:pPr>
-            <w:r>
-              <w:rPr>
-                <w:rFonts w:ascii="Times New Roman" w:cs="Times New Roman" w:eastAsia="Times New Roman" w:hAnsi="Times New Roman"/>
+                <w:rFonts w:ascii="Tahoma" w:cs="Tahoma" w:eastAsia="Tahoma" w:hAnsi="Tahoma"/>
+              </w:rPr>
+            </w:pPr>
+            <w:r>
+              <w:rPr>
+                <w:rFonts w:ascii="Tahoma" w:cs="Tahoma" w:eastAsia="Tahoma" w:hAnsi="Tahoma"/>
                 <w:rtl w:val="0"/>
               </w:rPr>
               <w:t xml:space="preserve">Registration, authentication, profile, user admin, RBAC</w:t>
@@ -14081,12 +14124,12 @@
               <w:spacing w:after="80" w:before="80" w:lineRule="auto"/>
               <w:ind w:left="80" w:firstLine="0"/>
               <w:rPr>
-                <w:rFonts w:ascii="Times New Roman" w:cs="Times New Roman" w:eastAsia="Times New Roman" w:hAnsi="Times New Roman"/>
-              </w:rPr>
-            </w:pPr>
-            <w:r>
-              <w:rPr>
-                <w:rFonts w:ascii="Times New Roman" w:cs="Times New Roman" w:eastAsia="Times New Roman" w:hAnsi="Times New Roman"/>
+                <w:rFonts w:ascii="Tahoma" w:cs="Tahoma" w:eastAsia="Tahoma" w:hAnsi="Tahoma"/>
+              </w:rPr>
+            </w:pPr>
+            <w:r>
+              <w:rPr>
+                <w:rFonts w:ascii="Tahoma" w:cs="Tahoma" w:eastAsia="Tahoma" w:hAnsi="Tahoma"/>
                 <w:rtl w:val="0"/>
               </w:rPr>
               <w:t xml:space="preserve">All, Admin</w:t>
@@ -14118,12 +14161,12 @@
               <w:spacing w:after="80" w:before="80" w:lineRule="auto"/>
               <w:ind w:left="80" w:firstLine="0"/>
               <w:rPr>
-                <w:rFonts w:ascii="Times New Roman" w:cs="Times New Roman" w:eastAsia="Times New Roman" w:hAnsi="Times New Roman"/>
-              </w:rPr>
-            </w:pPr>
-            <w:r>
-              <w:rPr>
-                <w:rFonts w:ascii="Times New Roman" w:cs="Times New Roman" w:eastAsia="Times New Roman" w:hAnsi="Times New Roman"/>
+                <w:rFonts w:ascii="Tahoma" w:cs="Tahoma" w:eastAsia="Tahoma" w:hAnsi="Tahoma"/>
+              </w:rPr>
+            </w:pPr>
+            <w:r>
+              <w:rPr>
+                <w:rFonts w:ascii="Tahoma" w:cs="Tahoma" w:eastAsia="Tahoma" w:hAnsi="Tahoma"/>
                 <w:rtl w:val="0"/>
               </w:rPr>
               <w:t xml:space="preserve">Cultivation Room &amp; Tray Management</w:t>
@@ -14148,12 +14191,12 @@
               <w:spacing w:after="80" w:before="80" w:lineRule="auto"/>
               <w:ind w:left="80" w:firstLine="0"/>
               <w:rPr>
-                <w:rFonts w:ascii="Times New Roman" w:cs="Times New Roman" w:eastAsia="Times New Roman" w:hAnsi="Times New Roman"/>
-              </w:rPr>
-            </w:pPr>
-            <w:r>
-              <w:rPr>
-                <w:rFonts w:ascii="Times New Roman" w:cs="Times New Roman" w:eastAsia="Times New Roman" w:hAnsi="Times New Roman"/>
+                <w:rFonts w:ascii="Tahoma" w:cs="Tahoma" w:eastAsia="Tahoma" w:hAnsi="Tahoma"/>
+              </w:rPr>
+            </w:pPr>
+            <w:r>
+              <w:rPr>
+                <w:rFonts w:ascii="Tahoma" w:cs="Tahoma" w:eastAsia="Tahoma" w:hAnsi="Tahoma"/>
                 <w:rtl w:val="0"/>
               </w:rPr>
               <w:t xml:space="preserve">CRUD rooms/trays, assign trays, register tray by code, track status</w:t>
@@ -14178,12 +14221,12 @@
               <w:spacing w:after="80" w:before="80" w:lineRule="auto"/>
               <w:ind w:left="80" w:firstLine="0"/>
               <w:rPr>
-                <w:rFonts w:ascii="Times New Roman" w:cs="Times New Roman" w:eastAsia="Times New Roman" w:hAnsi="Times New Roman"/>
-              </w:rPr>
-            </w:pPr>
-            <w:r>
-              <w:rPr>
-                <w:rFonts w:ascii="Times New Roman" w:cs="Times New Roman" w:eastAsia="Times New Roman" w:hAnsi="Times New Roman"/>
+                <w:rFonts w:ascii="Tahoma" w:cs="Tahoma" w:eastAsia="Tahoma" w:hAnsi="Tahoma"/>
+              </w:rPr>
+            </w:pPr>
+            <w:r>
+              <w:rPr>
+                <w:rFonts w:ascii="Tahoma" w:cs="Tahoma" w:eastAsia="Tahoma" w:hAnsi="Tahoma"/>
                 <w:rtl w:val="0"/>
               </w:rPr>
               <w:t xml:space="preserve">Admin, Farm Operator, Customer</w:t>
@@ -14215,12 +14258,12 @@
               <w:spacing w:after="80" w:before="80" w:lineRule="auto"/>
               <w:ind w:left="80" w:firstLine="0"/>
               <w:rPr>
-                <w:rFonts w:ascii="Times New Roman" w:cs="Times New Roman" w:eastAsia="Times New Roman" w:hAnsi="Times New Roman"/>
-              </w:rPr>
-            </w:pPr>
-            <w:r>
-              <w:rPr>
-                <w:rFonts w:ascii="Times New Roman" w:cs="Times New Roman" w:eastAsia="Times New Roman" w:hAnsi="Times New Roman"/>
+                <w:rFonts w:ascii="Tahoma" w:cs="Tahoma" w:eastAsia="Tahoma" w:hAnsi="Tahoma"/>
+              </w:rPr>
+            </w:pPr>
+            <w:r>
+              <w:rPr>
+                <w:rFonts w:ascii="Tahoma" w:cs="Tahoma" w:eastAsia="Tahoma" w:hAnsi="Tahoma"/>
                 <w:rtl w:val="0"/>
               </w:rPr>
               <w:t xml:space="preserve">Rental &amp; Package Management</w:t>
@@ -14245,12 +14288,12 @@
               <w:spacing w:after="80" w:before="80" w:lineRule="auto"/>
               <w:ind w:left="80" w:firstLine="0"/>
               <w:rPr>
-                <w:rFonts w:ascii="Times New Roman" w:cs="Times New Roman" w:eastAsia="Times New Roman" w:hAnsi="Times New Roman"/>
-              </w:rPr>
-            </w:pPr>
-            <w:r>
-              <w:rPr>
-                <w:rFonts w:ascii="Times New Roman" w:cs="Times New Roman" w:eastAsia="Times New Roman" w:hAnsi="Times New Roman"/>
+                <w:rFonts w:ascii="Tahoma" w:cs="Tahoma" w:eastAsia="Tahoma" w:hAnsi="Tahoma"/>
+              </w:rPr>
+            </w:pPr>
+            <w:r>
+              <w:rPr>
+                <w:rFonts w:ascii="Tahoma" w:cs="Tahoma" w:eastAsia="Tahoma" w:hAnsi="Tahoma"/>
                 <w:rtl w:val="0"/>
               </w:rPr>
               <w:t xml:space="preserve">CRUD packages, browse, rent trays, view history</w:t>
@@ -14282,12 +14325,12 @@
               <w:spacing w:after="80" w:before="80" w:lineRule="auto"/>
               <w:ind w:left="80" w:firstLine="0"/>
               <w:rPr>
-                <w:rFonts w:ascii="Times New Roman" w:cs="Times New Roman" w:eastAsia="Times New Roman" w:hAnsi="Times New Roman"/>
-              </w:rPr>
-            </w:pPr>
-            <w:r>
-              <w:rPr>
-                <w:rFonts w:ascii="Times New Roman" w:cs="Times New Roman" w:eastAsia="Times New Roman" w:hAnsi="Times New Roman"/>
+                <w:rFonts w:ascii="Tahoma" w:cs="Tahoma" w:eastAsia="Tahoma" w:hAnsi="Tahoma"/>
+              </w:rPr>
+            </w:pPr>
+            <w:r>
+              <w:rPr>
+                <w:rFonts w:ascii="Tahoma" w:cs="Tahoma" w:eastAsia="Tahoma" w:hAnsi="Tahoma"/>
                 <w:rtl w:val="0"/>
               </w:rPr>
               <w:t xml:space="preserve">Admin, Customer</w:t>
@@ -14319,12 +14362,12 @@
               <w:spacing w:after="80" w:before="80" w:lineRule="auto"/>
               <w:ind w:left="80" w:firstLine="0"/>
               <w:rPr>
-                <w:rFonts w:ascii="Times New Roman" w:cs="Times New Roman" w:eastAsia="Times New Roman" w:hAnsi="Times New Roman"/>
-              </w:rPr>
-            </w:pPr>
-            <w:r>
-              <w:rPr>
-                <w:rFonts w:ascii="Times New Roman" w:cs="Times New Roman" w:eastAsia="Times New Roman" w:hAnsi="Times New Roman"/>
+                <w:rFonts w:ascii="Tahoma" w:cs="Tahoma" w:eastAsia="Tahoma" w:hAnsi="Tahoma"/>
+              </w:rPr>
+            </w:pPr>
+            <w:r>
+              <w:rPr>
+                <w:rFonts w:ascii="Tahoma" w:cs="Tahoma" w:eastAsia="Tahoma" w:hAnsi="Tahoma"/>
                 <w:rtl w:val="0"/>
               </w:rPr>
               <w:t xml:space="preserve">Environmental Monitoring</w:t>
@@ -14349,12 +14392,12 @@
               <w:spacing w:after="80" w:before="80" w:lineRule="auto"/>
               <w:ind w:left="80" w:firstLine="0"/>
               <w:rPr>
-                <w:rFonts w:ascii="Times New Roman" w:cs="Times New Roman" w:eastAsia="Times New Roman" w:hAnsi="Times New Roman"/>
-              </w:rPr>
-            </w:pPr>
-            <w:r>
-              <w:rPr>
-                <w:rFonts w:ascii="Times New Roman" w:cs="Times New Roman" w:eastAsia="Times New Roman" w:hAnsi="Times New Roman"/>
+                <w:rFonts w:ascii="Tahoma" w:cs="Tahoma" w:eastAsia="Tahoma" w:hAnsi="Tahoma"/>
+              </w:rPr>
+            </w:pPr>
+            <w:r>
+              <w:rPr>
+                <w:rFonts w:ascii="Tahoma" w:cs="Tahoma" w:eastAsia="Tahoma" w:hAnsi="Tahoma"/>
                 <w:rtl w:val="0"/>
               </w:rPr>
               <w:t xml:space="preserve">Collect sensor data, real-time monitoring, sensor history, threshold config, alerts</w:t>
@@ -14379,12 +14422,12 @@
               <w:spacing w:after="80" w:before="80" w:lineRule="auto"/>
               <w:ind w:left="80" w:firstLine="0"/>
               <w:rPr>
-                <w:rFonts w:ascii="Times New Roman" w:cs="Times New Roman" w:eastAsia="Times New Roman" w:hAnsi="Times New Roman"/>
-              </w:rPr>
-            </w:pPr>
-            <w:r>
-              <w:rPr>
-                <w:rFonts w:ascii="Times New Roman" w:cs="Times New Roman" w:eastAsia="Times New Roman" w:hAnsi="Times New Roman"/>
+                <w:rFonts w:ascii="Tahoma" w:cs="Tahoma" w:eastAsia="Tahoma" w:hAnsi="Tahoma"/>
+              </w:rPr>
+            </w:pPr>
+            <w:r>
+              <w:rPr>
+                <w:rFonts w:ascii="Tahoma" w:cs="Tahoma" w:eastAsia="Tahoma" w:hAnsi="Tahoma"/>
                 <w:rtl w:val="0"/>
               </w:rPr>
               <w:t xml:space="preserve">System, Admin, Farm Operator, Customer</w:t>
@@ -14416,12 +14459,12 @@
               <w:spacing w:after="80" w:before="80" w:lineRule="auto"/>
               <w:ind w:left="80" w:firstLine="0"/>
               <w:rPr>
-                <w:rFonts w:ascii="Times New Roman" w:cs="Times New Roman" w:eastAsia="Times New Roman" w:hAnsi="Times New Roman"/>
-              </w:rPr>
-            </w:pPr>
-            <w:r>
-              <w:rPr>
-                <w:rFonts w:ascii="Times New Roman" w:cs="Times New Roman" w:eastAsia="Times New Roman" w:hAnsi="Times New Roman"/>
+                <w:rFonts w:ascii="Tahoma" w:cs="Tahoma" w:eastAsia="Tahoma" w:hAnsi="Tahoma"/>
+              </w:rPr>
+            </w:pPr>
+            <w:r>
+              <w:rPr>
+                <w:rFonts w:ascii="Tahoma" w:cs="Tahoma" w:eastAsia="Tahoma" w:hAnsi="Tahoma"/>
                 <w:rtl w:val="0"/>
               </w:rPr>
               <w:t xml:space="preserve">Environmental Control</w:t>
@@ -14446,12 +14489,12 @@
               <w:spacing w:after="80" w:before="80" w:lineRule="auto"/>
               <w:ind w:left="80" w:firstLine="0"/>
               <w:rPr>
-                <w:rFonts w:ascii="Times New Roman" w:cs="Times New Roman" w:eastAsia="Times New Roman" w:hAnsi="Times New Roman"/>
-              </w:rPr>
-            </w:pPr>
-            <w:r>
-              <w:rPr>
-                <w:rFonts w:ascii="Times New Roman" w:cs="Times New Roman" w:eastAsia="Times New Roman" w:hAnsi="Times New Roman"/>
+                <w:rFonts w:ascii="Tahoma" w:cs="Tahoma" w:eastAsia="Tahoma" w:hAnsi="Tahoma"/>
+              </w:rPr>
+            </w:pPr>
+            <w:r>
+              <w:rPr>
+                <w:rFonts w:ascii="Tahoma" w:cs="Tahoma" w:eastAsia="Tahoma" w:hAnsi="Tahoma"/>
                 <w:rtl w:val="0"/>
               </w:rPr>
               <w:t xml:space="preserve">Automated &amp; manual device control, device management, device status</w:t>
@@ -14476,12 +14519,12 @@
               <w:spacing w:after="80" w:before="80" w:lineRule="auto"/>
               <w:ind w:left="80" w:firstLine="0"/>
               <w:rPr>
-                <w:rFonts w:ascii="Times New Roman" w:cs="Times New Roman" w:eastAsia="Times New Roman" w:hAnsi="Times New Roman"/>
-              </w:rPr>
-            </w:pPr>
-            <w:r>
-              <w:rPr>
-                <w:rFonts w:ascii="Times New Roman" w:cs="Times New Roman" w:eastAsia="Times New Roman" w:hAnsi="Times New Roman"/>
+                <w:rFonts w:ascii="Tahoma" w:cs="Tahoma" w:eastAsia="Tahoma" w:hAnsi="Tahoma"/>
+              </w:rPr>
+            </w:pPr>
+            <w:r>
+              <w:rPr>
+                <w:rFonts w:ascii="Tahoma" w:cs="Tahoma" w:eastAsia="Tahoma" w:hAnsi="Tahoma"/>
                 <w:rtl w:val="0"/>
               </w:rPr>
               <w:t xml:space="preserve">System, Farm Operator, Admin</w:t>
@@ -14513,12 +14556,12 @@
               <w:spacing w:after="80" w:before="80" w:lineRule="auto"/>
               <w:ind w:left="80" w:firstLine="0"/>
               <w:rPr>
-                <w:rFonts w:ascii="Times New Roman" w:cs="Times New Roman" w:eastAsia="Times New Roman" w:hAnsi="Times New Roman"/>
-              </w:rPr>
-            </w:pPr>
-            <w:r>
-              <w:rPr>
-                <w:rFonts w:ascii="Times New Roman" w:cs="Times New Roman" w:eastAsia="Times New Roman" w:hAnsi="Times New Roman"/>
+                <w:rFonts w:ascii="Tahoma" w:cs="Tahoma" w:eastAsia="Tahoma" w:hAnsi="Tahoma"/>
+              </w:rPr>
+            </w:pPr>
+            <w:r>
+              <w:rPr>
+                <w:rFonts w:ascii="Tahoma" w:cs="Tahoma" w:eastAsia="Tahoma" w:hAnsi="Tahoma"/>
                 <w:rtl w:val="0"/>
               </w:rPr>
               <w:t xml:space="preserve">Camera Monitoring</w:t>
@@ -14543,12 +14586,12 @@
               <w:spacing w:after="80" w:before="80" w:lineRule="auto"/>
               <w:ind w:left="80" w:firstLine="0"/>
               <w:rPr>
-                <w:rFonts w:ascii="Times New Roman" w:cs="Times New Roman" w:eastAsia="Times New Roman" w:hAnsi="Times New Roman"/>
-              </w:rPr>
-            </w:pPr>
-            <w:r>
-              <w:rPr>
-                <w:rFonts w:ascii="Times New Roman" w:cs="Times New Roman" w:eastAsia="Times New Roman" w:hAnsi="Times New Roman"/>
+                <w:rFonts w:ascii="Tahoma" w:cs="Tahoma" w:eastAsia="Tahoma" w:hAnsi="Tahoma"/>
+              </w:rPr>
+            </w:pPr>
+            <w:r>
+              <w:rPr>
+                <w:rFonts w:ascii="Tahoma" w:cs="Tahoma" w:eastAsia="Tahoma" w:hAnsi="Tahoma"/>
                 <w:rtl w:val="0"/>
               </w:rPr>
               <w:t xml:space="preserve">Manage cameras, view live feed</w:t>
@@ -14573,12 +14616,12 @@
               <w:spacing w:after="80" w:before="80" w:lineRule="auto"/>
               <w:ind w:left="80" w:firstLine="0"/>
               <w:rPr>
-                <w:rFonts w:ascii="Times New Roman" w:cs="Times New Roman" w:eastAsia="Times New Roman" w:hAnsi="Times New Roman"/>
-              </w:rPr>
-            </w:pPr>
-            <w:r>
-              <w:rPr>
-                <w:rFonts w:ascii="Times New Roman" w:cs="Times New Roman" w:eastAsia="Times New Roman" w:hAnsi="Times New Roman"/>
+                <w:rFonts w:ascii="Tahoma" w:cs="Tahoma" w:eastAsia="Tahoma" w:hAnsi="Tahoma"/>
+              </w:rPr>
+            </w:pPr>
+            <w:r>
+              <w:rPr>
+                <w:rFonts w:ascii="Tahoma" w:cs="Tahoma" w:eastAsia="Tahoma" w:hAnsi="Tahoma"/>
                 <w:rtl w:val="0"/>
               </w:rPr>
               <w:t xml:space="preserve">Admin, Farm Operator, Customer</w:t>
@@ -14610,12 +14653,12 @@
               <w:spacing w:after="80" w:before="80" w:lineRule="auto"/>
               <w:ind w:left="80" w:firstLine="0"/>
               <w:rPr>
-                <w:rFonts w:ascii="Times New Roman" w:cs="Times New Roman" w:eastAsia="Times New Roman" w:hAnsi="Times New Roman"/>
-              </w:rPr>
-            </w:pPr>
-            <w:r>
-              <w:rPr>
-                <w:rFonts w:ascii="Times New Roman" w:cs="Times New Roman" w:eastAsia="Times New Roman" w:hAnsi="Times New Roman"/>
+                <w:rFonts w:ascii="Tahoma" w:cs="Tahoma" w:eastAsia="Tahoma" w:hAnsi="Tahoma"/>
+              </w:rPr>
+            </w:pPr>
+            <w:r>
+              <w:rPr>
+                <w:rFonts w:ascii="Tahoma" w:cs="Tahoma" w:eastAsia="Tahoma" w:hAnsi="Tahoma"/>
                 <w:rtl w:val="0"/>
               </w:rPr>
               <w:t xml:space="preserve">Notification</w:t>
@@ -14640,12 +14683,12 @@
               <w:spacing w:after="80" w:before="80" w:lineRule="auto"/>
               <w:ind w:left="80" w:firstLine="0"/>
               <w:rPr>
-                <w:rFonts w:ascii="Times New Roman" w:cs="Times New Roman" w:eastAsia="Times New Roman" w:hAnsi="Times New Roman"/>
-              </w:rPr>
-            </w:pPr>
-            <w:r>
-              <w:rPr>
-                <w:rFonts w:ascii="Times New Roman" w:cs="Times New Roman" w:eastAsia="Times New Roman" w:hAnsi="Times New Roman"/>
+                <w:rFonts w:ascii="Tahoma" w:cs="Tahoma" w:eastAsia="Tahoma" w:hAnsi="Tahoma"/>
+              </w:rPr>
+            </w:pPr>
+            <w:r>
+              <w:rPr>
+                <w:rFonts w:ascii="Tahoma" w:cs="Tahoma" w:eastAsia="Tahoma" w:hAnsi="Tahoma"/>
                 <w:rtl w:val="0"/>
               </w:rPr>
               <w:t xml:space="preserve">Environmental alerts, milestones, harvest readiness, configuration</w:t>
@@ -14670,12 +14713,12 @@
               <w:spacing w:after="80" w:before="80" w:lineRule="auto"/>
               <w:ind w:left="80" w:firstLine="0"/>
               <w:rPr>
-                <w:rFonts w:ascii="Times New Roman" w:cs="Times New Roman" w:eastAsia="Times New Roman" w:hAnsi="Times New Roman"/>
-              </w:rPr>
-            </w:pPr>
-            <w:r>
-              <w:rPr>
-                <w:rFonts w:ascii="Times New Roman" w:cs="Times New Roman" w:eastAsia="Times New Roman" w:hAnsi="Times New Roman"/>
+                <w:rFonts w:ascii="Tahoma" w:cs="Tahoma" w:eastAsia="Tahoma" w:hAnsi="Tahoma"/>
+              </w:rPr>
+            </w:pPr>
+            <w:r>
+              <w:rPr>
+                <w:rFonts w:ascii="Tahoma" w:cs="Tahoma" w:eastAsia="Tahoma" w:hAnsi="Tahoma"/>
                 <w:rtl w:val="0"/>
               </w:rPr>
               <w:t xml:space="preserve">System, Farm Operator, Customer, Admin</w:t>
@@ -14707,12 +14750,12 @@
               <w:spacing w:after="80" w:before="80" w:lineRule="auto"/>
               <w:ind w:left="80" w:firstLine="0"/>
               <w:rPr>
-                <w:rFonts w:ascii="Times New Roman" w:cs="Times New Roman" w:eastAsia="Times New Roman" w:hAnsi="Times New Roman"/>
-              </w:rPr>
-            </w:pPr>
-            <w:r>
-              <w:rPr>
-                <w:rFonts w:ascii="Times New Roman" w:cs="Times New Roman" w:eastAsia="Times New Roman" w:hAnsi="Times New Roman"/>
+                <w:rFonts w:ascii="Tahoma" w:cs="Tahoma" w:eastAsia="Tahoma" w:hAnsi="Tahoma"/>
+              </w:rPr>
+            </w:pPr>
+            <w:r>
+              <w:rPr>
+                <w:rFonts w:ascii="Tahoma" w:cs="Tahoma" w:eastAsia="Tahoma" w:hAnsi="Tahoma"/>
                 <w:rtl w:val="0"/>
               </w:rPr>
               <w:t xml:space="preserve">Harvest Management</w:t>
@@ -14737,12 +14780,12 @@
               <w:spacing w:after="80" w:before="80" w:lineRule="auto"/>
               <w:ind w:left="80" w:firstLine="0"/>
               <w:rPr>
-                <w:rFonts w:ascii="Times New Roman" w:cs="Times New Roman" w:eastAsia="Times New Roman" w:hAnsi="Times New Roman"/>
-              </w:rPr>
-            </w:pPr>
-            <w:r>
-              <w:rPr>
-                <w:rFonts w:ascii="Times New Roman" w:cs="Times New Roman" w:eastAsia="Times New Roman" w:hAnsi="Times New Roman"/>
+                <w:rFonts w:ascii="Tahoma" w:cs="Tahoma" w:eastAsia="Tahoma" w:hAnsi="Tahoma"/>
+              </w:rPr>
+            </w:pPr>
+            <w:r>
+              <w:rPr>
+                <w:rFonts w:ascii="Tahoma" w:cs="Tahoma" w:eastAsia="Tahoma" w:hAnsi="Tahoma"/>
                 <w:rtl w:val="0"/>
               </w:rPr>
               <w:t xml:space="preserve">Manage harvest schedules &amp; records, update progress, request harvest</w:t>
@@ -14767,12 +14810,12 @@
               <w:spacing w:after="80" w:before="80" w:lineRule="auto"/>
               <w:ind w:left="80" w:firstLine="0"/>
               <w:rPr>
-                <w:rFonts w:ascii="Times New Roman" w:cs="Times New Roman" w:eastAsia="Times New Roman" w:hAnsi="Times New Roman"/>
-              </w:rPr>
-            </w:pPr>
-            <w:r>
-              <w:rPr>
-                <w:rFonts w:ascii="Times New Roman" w:cs="Times New Roman" w:eastAsia="Times New Roman" w:hAnsi="Times New Roman"/>
+                <w:rFonts w:ascii="Tahoma" w:cs="Tahoma" w:eastAsia="Tahoma" w:hAnsi="Tahoma"/>
+              </w:rPr>
+            </w:pPr>
+            <w:r>
+              <w:rPr>
+                <w:rFonts w:ascii="Tahoma" w:cs="Tahoma" w:eastAsia="Tahoma" w:hAnsi="Tahoma"/>
                 <w:rtl w:val="0"/>
               </w:rPr>
               <w:t xml:space="preserve">Admin, Farm Operator, Customer</w:t>
@@ -14804,12 +14847,12 @@
               <w:spacing w:after="80" w:before="80" w:lineRule="auto"/>
               <w:ind w:left="80" w:firstLine="0"/>
               <w:rPr>
-                <w:rFonts w:ascii="Times New Roman" w:cs="Times New Roman" w:eastAsia="Times New Roman" w:hAnsi="Times New Roman"/>
-              </w:rPr>
-            </w:pPr>
-            <w:r>
-              <w:rPr>
-                <w:rFonts w:ascii="Times New Roman" w:cs="Times New Roman" w:eastAsia="Times New Roman" w:hAnsi="Times New Roman"/>
+                <w:rFonts w:ascii="Tahoma" w:cs="Tahoma" w:eastAsia="Tahoma" w:hAnsi="Tahoma"/>
+              </w:rPr>
+            </w:pPr>
+            <w:r>
+              <w:rPr>
+                <w:rFonts w:ascii="Tahoma" w:cs="Tahoma" w:eastAsia="Tahoma" w:hAnsi="Tahoma"/>
                 <w:rtl w:val="0"/>
               </w:rPr>
               <w:t xml:space="preserve">Delivery &amp; Shipper</w:t>
@@ -14834,12 +14877,12 @@
               <w:spacing w:after="80" w:before="80" w:lineRule="auto"/>
               <w:ind w:left="80" w:firstLine="0"/>
               <w:rPr>
-                <w:rFonts w:ascii="Times New Roman" w:cs="Times New Roman" w:eastAsia="Times New Roman" w:hAnsi="Times New Roman"/>
-              </w:rPr>
-            </w:pPr>
-            <w:r>
-              <w:rPr>
-                <w:rFonts w:ascii="Times New Roman" w:cs="Times New Roman" w:eastAsia="Times New Roman" w:hAnsi="Times New Roman"/>
+                <w:rFonts w:ascii="Tahoma" w:cs="Tahoma" w:eastAsia="Tahoma" w:hAnsi="Tahoma"/>
+              </w:rPr>
+            </w:pPr>
+            <w:r>
+              <w:rPr>
+                <w:rFonts w:ascii="Tahoma" w:cs="Tahoma" w:eastAsia="Tahoma" w:hAnsi="Tahoma"/>
                 <w:rtl w:val="0"/>
               </w:rPr>
               <w:t xml:space="preserve">Assign orders, view orders, confirm pickup, update status, confirm delivery</w:t>
@@ -14864,12 +14907,12 @@
               <w:spacing w:after="80" w:before="80" w:lineRule="auto"/>
               <w:ind w:left="80" w:firstLine="0"/>
               <w:rPr>
-                <w:rFonts w:ascii="Times New Roman" w:cs="Times New Roman" w:eastAsia="Times New Roman" w:hAnsi="Times New Roman"/>
-              </w:rPr>
-            </w:pPr>
-            <w:r>
-              <w:rPr>
-                <w:rFonts w:ascii="Times New Roman" w:cs="Times New Roman" w:eastAsia="Times New Roman" w:hAnsi="Times New Roman"/>
+                <w:rFonts w:ascii="Tahoma" w:cs="Tahoma" w:eastAsia="Tahoma" w:hAnsi="Tahoma"/>
+              </w:rPr>
+            </w:pPr>
+            <w:r>
+              <w:rPr>
+                <w:rFonts w:ascii="Tahoma" w:cs="Tahoma" w:eastAsia="Tahoma" w:hAnsi="Tahoma"/>
                 <w:rtl w:val="0"/>
               </w:rPr>
               <w:t xml:space="preserve">Admin, System, Shipper</w:t>
@@ -14901,12 +14944,12 @@
               <w:spacing w:after="80" w:before="80" w:lineRule="auto"/>
               <w:ind w:left="80" w:firstLine="0"/>
               <w:rPr>
-                <w:rFonts w:ascii="Times New Roman" w:cs="Times New Roman" w:eastAsia="Times New Roman" w:hAnsi="Times New Roman"/>
-              </w:rPr>
-            </w:pPr>
-            <w:r>
-              <w:rPr>
-                <w:rFonts w:ascii="Times New Roman" w:cs="Times New Roman" w:eastAsia="Times New Roman" w:hAnsi="Times New Roman"/>
+                <w:rFonts w:ascii="Tahoma" w:cs="Tahoma" w:eastAsia="Tahoma" w:hAnsi="Tahoma"/>
+              </w:rPr>
+            </w:pPr>
+            <w:r>
+              <w:rPr>
+                <w:rFonts w:ascii="Tahoma" w:cs="Tahoma" w:eastAsia="Tahoma" w:hAnsi="Tahoma"/>
                 <w:rtl w:val="0"/>
               </w:rPr>
               <w:t xml:space="preserve">Reporting &amp; Analytics</w:t>
@@ -14931,12 +14974,12 @@
               <w:spacing w:after="80" w:before="80" w:lineRule="auto"/>
               <w:ind w:left="80" w:firstLine="0"/>
               <w:rPr>
-                <w:rFonts w:ascii="Times New Roman" w:cs="Times New Roman" w:eastAsia="Times New Roman" w:hAnsi="Times New Roman"/>
-              </w:rPr>
-            </w:pPr>
-            <w:r>
-              <w:rPr>
-                <w:rFonts w:ascii="Times New Roman" w:cs="Times New Roman" w:eastAsia="Times New Roman" w:hAnsi="Times New Roman"/>
+                <w:rFonts w:ascii="Tahoma" w:cs="Tahoma" w:eastAsia="Tahoma" w:hAnsi="Tahoma"/>
+              </w:rPr>
+            </w:pPr>
+            <w:r>
+              <w:rPr>
+                <w:rFonts w:ascii="Tahoma" w:cs="Tahoma" w:eastAsia="Tahoma" w:hAnsi="Tahoma"/>
                 <w:rtl w:val="0"/>
               </w:rPr>
               <w:t xml:space="preserve">Cultivation statistics, environment/rental/harvest reports, export data</w:t>
@@ -14961,12 +15004,12 @@
               <w:spacing w:after="80" w:before="80" w:lineRule="auto"/>
               <w:ind w:left="80" w:firstLine="0"/>
               <w:rPr>
-                <w:rFonts w:ascii="Times New Roman" w:cs="Times New Roman" w:eastAsia="Times New Roman" w:hAnsi="Times New Roman"/>
-              </w:rPr>
-            </w:pPr>
-            <w:r>
-              <w:rPr>
-                <w:rFonts w:ascii="Times New Roman" w:cs="Times New Roman" w:eastAsia="Times New Roman" w:hAnsi="Times New Roman"/>
+                <w:rFonts w:ascii="Tahoma" w:cs="Tahoma" w:eastAsia="Tahoma" w:hAnsi="Tahoma"/>
+              </w:rPr>
+            </w:pPr>
+            <w:r>
+              <w:rPr>
+                <w:rFonts w:ascii="Tahoma" w:cs="Tahoma" w:eastAsia="Tahoma" w:hAnsi="Tahoma"/>
                 <w:rtl w:val="0"/>
               </w:rPr>
               <w:t xml:space="preserve">Admin</w:t>
@@ -14980,7 +15023,7 @@
         <w:pStyle w:val="Heading3"/>
         <w:spacing w:after="0" w:before="40" w:line="259" w:lineRule="auto"/>
         <w:rPr>
-          <w:rFonts w:ascii="Calibri" w:cs="Calibri" w:eastAsia="Calibri" w:hAnsi="Calibri"/>
+          <w:rFonts w:ascii="Tahoma" w:cs="Tahoma" w:eastAsia="Tahoma" w:hAnsi="Tahoma"/>
         </w:rPr>
       </w:pPr>
       <w:bookmarkStart w:colFirst="0" w:colLast="0" w:name="_heading=h.jmjzny37n32f" w:id="21"/>
@@ -14996,7 +15039,7 @@
         <w:pStyle w:val="Heading3"/>
         <w:spacing w:after="0" w:before="40" w:line="259" w:lineRule="auto"/>
         <w:rPr>
-          <w:rFonts w:ascii="Times New Roman" w:cs="Times New Roman" w:eastAsia="Times New Roman" w:hAnsi="Times New Roman"/>
+          <w:rFonts w:ascii="Tahoma" w:cs="Tahoma" w:eastAsia="Tahoma" w:hAnsi="Tahoma"/>
           <w:b w:val="1"/>
           <w:bCs w:val="1"/>
           <w:color w:val="c00000"/>
@@ -15008,7 +15051,7 @@
       <w:bookmarkEnd w:id="22"/>
       <w:r>
         <w:rPr>
-          <w:rFonts w:ascii="Calibri" w:cs="Calibri" w:eastAsia="Calibri" w:hAnsi="Calibri"/>
+          <w:rFonts w:ascii="Tahoma" w:cs="Tahoma" w:eastAsia="Tahoma" w:hAnsi="Tahoma"/>
           <w:b w:val="1"/>
           <w:bCs w:val="1"/>
           <w:color w:val="000000"/>
@@ -15078,7 +15121,7 @@
               <w:spacing w:after="60" w:before="120" w:lineRule="auto"/>
               <w:ind w:left="80" w:firstLine="0"/>
               <w:rPr>
-                <w:rFonts w:ascii="Times New Roman" w:cs="Times New Roman" w:eastAsia="Times New Roman" w:hAnsi="Times New Roman"/>
+                <w:rFonts w:ascii="Tahoma" w:cs="Tahoma" w:eastAsia="Tahoma" w:hAnsi="Tahoma"/>
                 <w:b w:val="1"/>
                 <w:bCs w:val="1"/>
                 <w:sz w:val="20"/>
@@ -15087,7 +15130,7 @@
             </w:pPr>
             <w:r>
               <w:rPr>
-                <w:rFonts w:ascii="Times New Roman" w:cs="Times New Roman" w:eastAsia="Times New Roman" w:hAnsi="Times New Roman"/>
+                <w:rFonts w:ascii="Tahoma" w:cs="Tahoma" w:eastAsia="Tahoma" w:hAnsi="Tahoma"/>
                 <w:b w:val="1"/>
                 <w:bCs w:val="1"/>
                 <w:sz w:val="20"/>
@@ -15117,7 +15160,7 @@
               <w:spacing w:after="60" w:before="120" w:lineRule="auto"/>
               <w:ind w:left="80" w:firstLine="0"/>
               <w:rPr>
-                <w:rFonts w:ascii="Times New Roman" w:cs="Times New Roman" w:eastAsia="Times New Roman" w:hAnsi="Times New Roman"/>
+                <w:rFonts w:ascii="Tahoma" w:cs="Tahoma" w:eastAsia="Tahoma" w:hAnsi="Tahoma"/>
                 <w:b w:val="1"/>
                 <w:bCs w:val="1"/>
                 <w:sz w:val="20"/>
@@ -15126,7 +15169,7 @@
             </w:pPr>
             <w:r>
               <w:rPr>
-                <w:rFonts w:ascii="Times New Roman" w:cs="Times New Roman" w:eastAsia="Times New Roman" w:hAnsi="Times New Roman"/>
+                <w:rFonts w:ascii="Tahoma" w:cs="Tahoma" w:eastAsia="Tahoma" w:hAnsi="Tahoma"/>
                 <w:b w:val="1"/>
                 <w:bCs w:val="1"/>
                 <w:sz w:val="20"/>
@@ -15156,7 +15199,7 @@
               <w:spacing w:after="60" w:before="120" w:lineRule="auto"/>
               <w:ind w:left="80" w:firstLine="0"/>
               <w:rPr>
-                <w:rFonts w:ascii="Times New Roman" w:cs="Times New Roman" w:eastAsia="Times New Roman" w:hAnsi="Times New Roman"/>
+                <w:rFonts w:ascii="Tahoma" w:cs="Tahoma" w:eastAsia="Tahoma" w:hAnsi="Tahoma"/>
                 <w:b w:val="1"/>
                 <w:bCs w:val="1"/>
                 <w:sz w:val="20"/>
@@ -15165,7 +15208,7 @@
             </w:pPr>
             <w:r>
               <w:rPr>
-                <w:rFonts w:ascii="Times New Roman" w:cs="Times New Roman" w:eastAsia="Times New Roman" w:hAnsi="Times New Roman"/>
+                <w:rFonts w:ascii="Tahoma" w:cs="Tahoma" w:eastAsia="Tahoma" w:hAnsi="Tahoma"/>
                 <w:b w:val="1"/>
                 <w:bCs w:val="1"/>
                 <w:sz w:val="20"/>
@@ -15201,14 +15244,14 @@
               <w:spacing w:after="80" w:before="80" w:lineRule="auto"/>
               <w:ind w:left="80" w:firstLine="0"/>
               <w:rPr>
-                <w:rFonts w:ascii="Times New Roman" w:cs="Times New Roman" w:eastAsia="Times New Roman" w:hAnsi="Times New Roman"/>
-                <w:b w:val="1"/>
-                <w:bCs w:val="1"/>
-              </w:rPr>
-            </w:pPr>
-            <w:r>
-              <w:rPr>
-                <w:rFonts w:ascii="Times New Roman" w:cs="Times New Roman" w:eastAsia="Times New Roman" w:hAnsi="Times New Roman"/>
+                <w:rFonts w:ascii="Tahoma" w:cs="Tahoma" w:eastAsia="Tahoma" w:hAnsi="Tahoma"/>
+                <w:b w:val="1"/>
+                <w:bCs w:val="1"/>
+              </w:rPr>
+            </w:pPr>
+            <w:r>
+              <w:rPr>
+                <w:rFonts w:ascii="Tahoma" w:cs="Tahoma" w:eastAsia="Tahoma" w:hAnsi="Tahoma"/>
                 <w:b w:val="1"/>
                 <w:bCs w:val="1"/>
                 <w:rtl w:val="0"/>
@@ -15235,12 +15278,12 @@
               <w:spacing w:after="80" w:before="80" w:lineRule="auto"/>
               <w:ind w:left="80" w:firstLine="0"/>
               <w:rPr>
-                <w:rFonts w:ascii="Times New Roman" w:cs="Times New Roman" w:eastAsia="Times New Roman" w:hAnsi="Times New Roman"/>
-              </w:rPr>
-            </w:pPr>
-            <w:r>
-              <w:rPr>
-                <w:rFonts w:ascii="Times New Roman" w:cs="Times New Roman" w:eastAsia="Times New Roman" w:hAnsi="Times New Roman"/>
+                <w:rFonts w:ascii="Tahoma" w:cs="Tahoma" w:eastAsia="Tahoma" w:hAnsi="Tahoma"/>
+              </w:rPr>
+            </w:pPr>
+            <w:r>
+              <w:rPr>
+                <w:rFonts w:ascii="Tahoma" w:cs="Tahoma" w:eastAsia="Tahoma" w:hAnsi="Tahoma"/>
                 <w:rtl w:val="0"/>
               </w:rPr>
               <w:t xml:space="preserve">Registration &amp; Authentication – Register/sign in, assign role-based access</w:t>
@@ -15265,12 +15308,12 @@
               <w:spacing w:after="80" w:before="80" w:lineRule="auto"/>
               <w:ind w:left="80" w:firstLine="0"/>
               <w:rPr>
-                <w:rFonts w:ascii="Times New Roman" w:cs="Times New Roman" w:eastAsia="Times New Roman" w:hAnsi="Times New Roman"/>
-              </w:rPr>
-            </w:pPr>
-            <w:r>
-              <w:rPr>
-                <w:rFonts w:ascii="Times New Roman" w:cs="Times New Roman" w:eastAsia="Times New Roman" w:hAnsi="Times New Roman"/>
+                <w:rFonts w:ascii="Tahoma" w:cs="Tahoma" w:eastAsia="Tahoma" w:hAnsi="Tahoma"/>
+              </w:rPr>
+            </w:pPr>
+            <w:r>
+              <w:rPr>
+                <w:rFonts w:ascii="Tahoma" w:cs="Tahoma" w:eastAsia="Tahoma" w:hAnsi="Tahoma"/>
                 <w:rtl w:val="0"/>
               </w:rPr>
               <w:t xml:space="preserve">All</w:t>
@@ -15302,14 +15345,14 @@
               <w:spacing w:after="80" w:before="80" w:lineRule="auto"/>
               <w:ind w:left="80" w:firstLine="0"/>
               <w:rPr>
-                <w:rFonts w:ascii="Times New Roman" w:cs="Times New Roman" w:eastAsia="Times New Roman" w:hAnsi="Times New Roman"/>
-                <w:b w:val="1"/>
-                <w:bCs w:val="1"/>
-              </w:rPr>
-            </w:pPr>
-            <w:r>
-              <w:rPr>
-                <w:rFonts w:ascii="Times New Roman" w:cs="Times New Roman" w:eastAsia="Times New Roman" w:hAnsi="Times New Roman"/>
+                <w:rFonts w:ascii="Tahoma" w:cs="Tahoma" w:eastAsia="Tahoma" w:hAnsi="Tahoma"/>
+                <w:b w:val="1"/>
+                <w:bCs w:val="1"/>
+              </w:rPr>
+            </w:pPr>
+            <w:r>
+              <w:rPr>
+                <w:rFonts w:ascii="Tahoma" w:cs="Tahoma" w:eastAsia="Tahoma" w:hAnsi="Tahoma"/>
                 <w:b w:val="1"/>
                 <w:bCs w:val="1"/>
                 <w:rtl w:val="0"/>
@@ -15336,21 +15379,24 @@
               <w:spacing w:after="80" w:before="80" w:lineRule="auto"/>
               <w:ind w:left="80" w:firstLine="0"/>
               <w:rPr>
-                <w:rFonts w:ascii="Times New Roman" w:cs="Times New Roman" w:eastAsia="Times New Roman" w:hAnsi="Times New Roman"/>
-              </w:rPr>
-            </w:pPr>
-            <w:r>
-              <w:rPr>
-                <w:rFonts w:ascii="Cardo" w:cs="Cardo" w:eastAsia="Cardo" w:hAnsi="Cardo"/>
-                <w:rtl w:val="0"/>
-              </w:rPr>
-              <w:t xml:space="preserve">Tray Rental – Browse → select tray → rent → confirm → assign tray</w:t>
-            </w:r>
-            <w:r>
-              <w:rPr>
-                <w:rtl w:val="0"/>
-              </w:rPr>
-            </w:r>
+                <w:rFonts w:ascii="Tahoma" w:cs="Tahoma" w:eastAsia="Tahoma" w:hAnsi="Tahoma"/>
+              </w:rPr>
+            </w:pPr>
+            <w:sdt>
+              <w:sdtPr>
+                <w:id w:val="1591056691"/>
+                <w:tag w:val="goog_rdk_4"/>
+              </w:sdtPr>
+              <w:sdtContent>
+                <w:r>
+                  <w:rPr>
+                    <w:rFonts w:ascii="Arial Unicode MS" w:cs="Arial Unicode MS" w:eastAsia="Arial Unicode MS" w:hAnsi="Arial Unicode MS"/>
+                    <w:rtl w:val="0"/>
+                  </w:rPr>
+                  <w:t xml:space="preserve">Tray Rental – Browse → select tray → rent → confirm → assign tray</w:t>
+                </w:r>
+              </w:sdtContent>
+            </w:sdt>
           </w:p>
         </w:tc>
         <w:tc>
@@ -15371,12 +15417,12 @@
               <w:spacing w:after="80" w:before="80" w:lineRule="auto"/>
               <w:ind w:left="80" w:firstLine="0"/>
               <w:rPr>
-                <w:rFonts w:ascii="Times New Roman" w:cs="Times New Roman" w:eastAsia="Times New Roman" w:hAnsi="Times New Roman"/>
-              </w:rPr>
-            </w:pPr>
-            <w:r>
-              <w:rPr>
-                <w:rFonts w:ascii="Times New Roman" w:cs="Times New Roman" w:eastAsia="Times New Roman" w:hAnsi="Times New Roman"/>
+                <w:rFonts w:ascii="Tahoma" w:cs="Tahoma" w:eastAsia="Tahoma" w:hAnsi="Tahoma"/>
+              </w:rPr>
+            </w:pPr>
+            <w:r>
+              <w:rPr>
+                <w:rFonts w:ascii="Tahoma" w:cs="Tahoma" w:eastAsia="Tahoma" w:hAnsi="Tahoma"/>
                 <w:rtl w:val="0"/>
               </w:rPr>
               <w:t xml:space="preserve">Customer, Admin, Farm Operator</w:t>
@@ -15408,14 +15454,14 @@
               <w:spacing w:after="80" w:before="80" w:lineRule="auto"/>
               <w:ind w:left="80" w:firstLine="0"/>
               <w:rPr>
-                <w:rFonts w:ascii="Times New Roman" w:cs="Times New Roman" w:eastAsia="Times New Roman" w:hAnsi="Times New Roman"/>
-                <w:b w:val="1"/>
-                <w:bCs w:val="1"/>
-              </w:rPr>
-            </w:pPr>
-            <w:r>
-              <w:rPr>
-                <w:rFonts w:ascii="Times New Roman" w:cs="Times New Roman" w:eastAsia="Times New Roman" w:hAnsi="Times New Roman"/>
+                <w:rFonts w:ascii="Tahoma" w:cs="Tahoma" w:eastAsia="Tahoma" w:hAnsi="Tahoma"/>
+                <w:b w:val="1"/>
+                <w:bCs w:val="1"/>
+              </w:rPr>
+            </w:pPr>
+            <w:r>
+              <w:rPr>
+                <w:rFonts w:ascii="Tahoma" w:cs="Tahoma" w:eastAsia="Tahoma" w:hAnsi="Tahoma"/>
                 <w:b w:val="1"/>
                 <w:bCs w:val="1"/>
                 <w:rtl w:val="0"/>
@@ -15442,21 +15488,24 @@
               <w:spacing w:after="80" w:before="80" w:lineRule="auto"/>
               <w:ind w:left="80" w:firstLine="0"/>
               <w:rPr>
-                <w:rFonts w:ascii="Times New Roman" w:cs="Times New Roman" w:eastAsia="Times New Roman" w:hAnsi="Times New Roman"/>
-              </w:rPr>
-            </w:pPr>
-            <w:r>
-              <w:rPr>
-                <w:rFonts w:ascii="Cardo" w:cs="Cardo" w:eastAsia="Cardo" w:hAnsi="Cardo"/>
-                <w:rtl w:val="0"/>
-              </w:rPr>
-              <w:t xml:space="preserve">Tray Registration – Enter tray code → validate → link to account</w:t>
-            </w:r>
-            <w:r>
-              <w:rPr>
-                <w:rtl w:val="0"/>
-              </w:rPr>
-            </w:r>
+                <w:rFonts w:ascii="Tahoma" w:cs="Tahoma" w:eastAsia="Tahoma" w:hAnsi="Tahoma"/>
+              </w:rPr>
+            </w:pPr>
+            <w:sdt>
+              <w:sdtPr>
+                <w:id w:val="189708552"/>
+                <w:tag w:val="goog_rdk_5"/>
+              </w:sdtPr>
+              <w:sdtContent>
+                <w:r>
+                  <w:rPr>
+                    <w:rFonts w:ascii="Arial Unicode MS" w:cs="Arial Unicode MS" w:eastAsia="Arial Unicode MS" w:hAnsi="Arial Unicode MS"/>
+                    <w:rtl w:val="0"/>
+                  </w:rPr>
+                  <w:t xml:space="preserve">Tray Registration – Enter tray code → validate → link to account</w:t>
+                </w:r>
+              </w:sdtContent>
+            </w:sdt>
           </w:p>
         </w:tc>
         <w:tc>
@@ -15484,12 +15533,12 @@
               <w:spacing w:after="80" w:before="80" w:lineRule="auto"/>
               <w:ind w:left="80" w:firstLine="0"/>
               <w:rPr>
-                <w:rFonts w:ascii="Times New Roman" w:cs="Times New Roman" w:eastAsia="Times New Roman" w:hAnsi="Times New Roman"/>
-              </w:rPr>
-            </w:pPr>
-            <w:r>
-              <w:rPr>
-                <w:rFonts w:ascii="Times New Roman" w:cs="Times New Roman" w:eastAsia="Times New Roman" w:hAnsi="Times New Roman"/>
+                <w:rFonts w:ascii="Tahoma" w:cs="Tahoma" w:eastAsia="Tahoma" w:hAnsi="Tahoma"/>
+              </w:rPr>
+            </w:pPr>
+            <w:r>
+              <w:rPr>
+                <w:rFonts w:ascii="Tahoma" w:cs="Tahoma" w:eastAsia="Tahoma" w:hAnsi="Tahoma"/>
                 <w:rtl w:val="0"/>
               </w:rPr>
               <w:t xml:space="preserve">Customer, System</w:t>
@@ -15521,14 +15570,14 @@
               <w:spacing w:after="80" w:before="80" w:lineRule="auto"/>
               <w:ind w:left="80" w:firstLine="0"/>
               <w:rPr>
-                <w:rFonts w:ascii="Times New Roman" w:cs="Times New Roman" w:eastAsia="Times New Roman" w:hAnsi="Times New Roman"/>
-                <w:b w:val="1"/>
-                <w:bCs w:val="1"/>
-              </w:rPr>
-            </w:pPr>
-            <w:r>
-              <w:rPr>
-                <w:rFonts w:ascii="Times New Roman" w:cs="Times New Roman" w:eastAsia="Times New Roman" w:hAnsi="Times New Roman"/>
+                <w:rFonts w:ascii="Tahoma" w:cs="Tahoma" w:eastAsia="Tahoma" w:hAnsi="Tahoma"/>
+                <w:b w:val="1"/>
+                <w:bCs w:val="1"/>
+              </w:rPr>
+            </w:pPr>
+            <w:r>
+              <w:rPr>
+                <w:rFonts w:ascii="Tahoma" w:cs="Tahoma" w:eastAsia="Tahoma" w:hAnsi="Tahoma"/>
                 <w:b w:val="1"/>
                 <w:bCs w:val="1"/>
                 <w:rtl w:val="0"/>
@@ -15555,21 +15604,24 @@
               <w:spacing w:after="80" w:before="80" w:lineRule="auto"/>
               <w:ind w:left="80" w:firstLine="0"/>
               <w:rPr>
-                <w:rFonts w:ascii="Times New Roman" w:cs="Times New Roman" w:eastAsia="Times New Roman" w:hAnsi="Times New Roman"/>
-              </w:rPr>
-            </w:pPr>
-            <w:r>
-              <w:rPr>
-                <w:rFonts w:ascii="Cardo" w:cs="Cardo" w:eastAsia="Cardo" w:hAnsi="Cardo"/>
-                <w:rtl w:val="0"/>
-              </w:rPr>
-              <w:t xml:space="preserve">Environmental Monitoring – Sensors → backend → display on web/mobile → alerts if threshold exceeded</w:t>
-            </w:r>
-            <w:r>
-              <w:rPr>
-                <w:rtl w:val="0"/>
-              </w:rPr>
-            </w:r>
+                <w:rFonts w:ascii="Tahoma" w:cs="Tahoma" w:eastAsia="Tahoma" w:hAnsi="Tahoma"/>
+              </w:rPr>
+            </w:pPr>
+            <w:sdt>
+              <w:sdtPr>
+                <w:id w:val="-1991385621"/>
+                <w:tag w:val="goog_rdk_6"/>
+              </w:sdtPr>
+              <w:sdtContent>
+                <w:r>
+                  <w:rPr>
+                    <w:rFonts w:ascii="Arial Unicode MS" w:cs="Arial Unicode MS" w:eastAsia="Arial Unicode MS" w:hAnsi="Arial Unicode MS"/>
+                    <w:rtl w:val="0"/>
+                  </w:rPr>
+                  <w:t xml:space="preserve">Environmental Monitoring – Sensors → backend → display on web/mobile → alerts if threshold exceeded</w:t>
+                </w:r>
+              </w:sdtContent>
+            </w:sdt>
           </w:p>
         </w:tc>
         <w:tc>
@@ -15590,12 +15642,12 @@
               <w:spacing w:after="80" w:before="80" w:lineRule="auto"/>
               <w:ind w:left="80" w:firstLine="0"/>
               <w:rPr>
-                <w:rFonts w:ascii="Times New Roman" w:cs="Times New Roman" w:eastAsia="Times New Roman" w:hAnsi="Times New Roman"/>
-              </w:rPr>
-            </w:pPr>
-            <w:r>
-              <w:rPr>
-                <w:rFonts w:ascii="Times New Roman" w:cs="Times New Roman" w:eastAsia="Times New Roman" w:hAnsi="Times New Roman"/>
+                <w:rFonts w:ascii="Tahoma" w:cs="Tahoma" w:eastAsia="Tahoma" w:hAnsi="Tahoma"/>
+              </w:rPr>
+            </w:pPr>
+            <w:r>
+              <w:rPr>
+                <w:rFonts w:ascii="Tahoma" w:cs="Tahoma" w:eastAsia="Tahoma" w:hAnsi="Tahoma"/>
                 <w:rtl w:val="0"/>
               </w:rPr>
               <w:t xml:space="preserve">System, Farm Operator, Customer</w:t>
@@ -15627,14 +15679,14 @@
               <w:spacing w:after="80" w:before="80" w:lineRule="auto"/>
               <w:ind w:left="80" w:firstLine="0"/>
               <w:rPr>
-                <w:rFonts w:ascii="Times New Roman" w:cs="Times New Roman" w:eastAsia="Times New Roman" w:hAnsi="Times New Roman"/>
-                <w:b w:val="1"/>
-                <w:bCs w:val="1"/>
-              </w:rPr>
-            </w:pPr>
-            <w:r>
-              <w:rPr>
-                <w:rFonts w:ascii="Times New Roman" w:cs="Times New Roman" w:eastAsia="Times New Roman" w:hAnsi="Times New Roman"/>
+                <w:rFonts w:ascii="Tahoma" w:cs="Tahoma" w:eastAsia="Tahoma" w:hAnsi="Tahoma"/>
+                <w:b w:val="1"/>
+                <w:bCs w:val="1"/>
+              </w:rPr>
+            </w:pPr>
+            <w:r>
+              <w:rPr>
+                <w:rFonts w:ascii="Tahoma" w:cs="Tahoma" w:eastAsia="Tahoma" w:hAnsi="Tahoma"/>
                 <w:b w:val="1"/>
                 <w:bCs w:val="1"/>
                 <w:rtl w:val="0"/>
@@ -15661,21 +15713,24 @@
               <w:spacing w:after="80" w:before="80" w:lineRule="auto"/>
               <w:ind w:left="80" w:firstLine="0"/>
               <w:rPr>
-                <w:rFonts w:ascii="Times New Roman" w:cs="Times New Roman" w:eastAsia="Times New Roman" w:hAnsi="Times New Roman"/>
-              </w:rPr>
-            </w:pPr>
-            <w:r>
-              <w:rPr>
-                <w:rFonts w:ascii="Cardo" w:cs="Cardo" w:eastAsia="Cardo" w:hAnsi="Cardo"/>
-                <w:rtl w:val="0"/>
-              </w:rPr>
-              <w:t xml:space="preserve">Automated Control – Sensor exceeds threshold → trigger actuator → adjust environment</w:t>
-            </w:r>
-            <w:r>
-              <w:rPr>
-                <w:rtl w:val="0"/>
-              </w:rPr>
-            </w:r>
+                <w:rFonts w:ascii="Tahoma" w:cs="Tahoma" w:eastAsia="Tahoma" w:hAnsi="Tahoma"/>
+              </w:rPr>
+            </w:pPr>
+            <w:sdt>
+              <w:sdtPr>
+                <w:id w:val="2109668960"/>
+                <w:tag w:val="goog_rdk_7"/>
+              </w:sdtPr>
+              <w:sdtContent>
+                <w:r>
+                  <w:rPr>
+                    <w:rFonts w:ascii="Arial Unicode MS" w:cs="Arial Unicode MS" w:eastAsia="Arial Unicode MS" w:hAnsi="Arial Unicode MS"/>
+                    <w:rtl w:val="0"/>
+                  </w:rPr>
+                  <w:t xml:space="preserve">Automated Control – Sensor exceeds threshold → trigger actuator → adjust environment</w:t>
+                </w:r>
+              </w:sdtContent>
+            </w:sdt>
           </w:p>
         </w:tc>
         <w:tc>
@@ -15696,12 +15751,12 @@
               <w:spacing w:after="80" w:before="80" w:lineRule="auto"/>
               <w:ind w:left="80" w:firstLine="0"/>
               <w:rPr>
-                <w:rFonts w:ascii="Times New Roman" w:cs="Times New Roman" w:eastAsia="Times New Roman" w:hAnsi="Times New Roman"/>
-              </w:rPr>
-            </w:pPr>
-            <w:r>
-              <w:rPr>
-                <w:rFonts w:ascii="Times New Roman" w:cs="Times New Roman" w:eastAsia="Times New Roman" w:hAnsi="Times New Roman"/>
+                <w:rFonts w:ascii="Tahoma" w:cs="Tahoma" w:eastAsia="Tahoma" w:hAnsi="Tahoma"/>
+              </w:rPr>
+            </w:pPr>
+            <w:r>
+              <w:rPr>
+                <w:rFonts w:ascii="Tahoma" w:cs="Tahoma" w:eastAsia="Tahoma" w:hAnsi="Tahoma"/>
                 <w:rtl w:val="0"/>
               </w:rPr>
               <w:t xml:space="preserve">System</w:t>
@@ -15733,14 +15788,14 @@
               <w:spacing w:after="80" w:before="80" w:lineRule="auto"/>
               <w:ind w:left="80" w:firstLine="0"/>
               <w:rPr>
-                <w:rFonts w:ascii="Times New Roman" w:cs="Times New Roman" w:eastAsia="Times New Roman" w:hAnsi="Times New Roman"/>
-                <w:b w:val="1"/>
-                <w:bCs w:val="1"/>
-              </w:rPr>
-            </w:pPr>
-            <w:r>
-              <w:rPr>
-                <w:rFonts w:ascii="Times New Roman" w:cs="Times New Roman" w:eastAsia="Times New Roman" w:hAnsi="Times New Roman"/>
+                <w:rFonts w:ascii="Tahoma" w:cs="Tahoma" w:eastAsia="Tahoma" w:hAnsi="Tahoma"/>
+                <w:b w:val="1"/>
+                <w:bCs w:val="1"/>
+              </w:rPr>
+            </w:pPr>
+            <w:r>
+              <w:rPr>
+                <w:rFonts w:ascii="Tahoma" w:cs="Tahoma" w:eastAsia="Tahoma" w:hAnsi="Tahoma"/>
                 <w:b w:val="1"/>
                 <w:bCs w:val="1"/>
                 <w:rtl w:val="0"/>
@@ -15767,21 +15822,24 @@
               <w:spacing w:after="80" w:before="80" w:lineRule="auto"/>
               <w:ind w:left="80" w:firstLine="0"/>
               <w:rPr>
-                <w:rFonts w:ascii="Times New Roman" w:cs="Times New Roman" w:eastAsia="Times New Roman" w:hAnsi="Times New Roman"/>
-              </w:rPr>
-            </w:pPr>
-            <w:r>
-              <w:rPr>
-                <w:rFonts w:ascii="Cardo" w:cs="Cardo" w:eastAsia="Cardo" w:hAnsi="Cardo"/>
-                <w:rtl w:val="0"/>
-              </w:rPr>
-              <w:t xml:space="preserve">Manual Control – Operator views dashboard → manually controls → command sent to IoT</w:t>
-            </w:r>
-            <w:r>
-              <w:rPr>
-                <w:rtl w:val="0"/>
-              </w:rPr>
-            </w:r>
+                <w:rFonts w:ascii="Tahoma" w:cs="Tahoma" w:eastAsia="Tahoma" w:hAnsi="Tahoma"/>
+              </w:rPr>
+            </w:pPr>
+            <w:sdt>
+              <w:sdtPr>
+                <w:id w:val="255654094"/>
+                <w:tag w:val="goog_rdk_8"/>
+              </w:sdtPr>
+              <w:sdtContent>
+                <w:r>
+                  <w:rPr>
+                    <w:rFonts w:ascii="Arial Unicode MS" w:cs="Arial Unicode MS" w:eastAsia="Arial Unicode MS" w:hAnsi="Arial Unicode MS"/>
+                    <w:rtl w:val="0"/>
+                  </w:rPr>
+                  <w:t xml:space="preserve">Manual Control – Operator views dashboard → manually controls → command sent to IoT</w:t>
+                </w:r>
+              </w:sdtContent>
+            </w:sdt>
           </w:p>
         </w:tc>
         <w:tc>
@@ -15802,12 +15860,12 @@
               <w:spacing w:after="80" w:before="80" w:lineRule="auto"/>
               <w:ind w:left="80" w:firstLine="0"/>
               <w:rPr>
-                <w:rFonts w:ascii="Times New Roman" w:cs="Times New Roman" w:eastAsia="Times New Roman" w:hAnsi="Times New Roman"/>
-              </w:rPr>
-            </w:pPr>
-            <w:r>
-              <w:rPr>
-                <w:rFonts w:ascii="Times New Roman" w:cs="Times New Roman" w:eastAsia="Times New Roman" w:hAnsi="Times New Roman"/>
+                <w:rFonts w:ascii="Tahoma" w:cs="Tahoma" w:eastAsia="Tahoma" w:hAnsi="Tahoma"/>
+              </w:rPr>
+            </w:pPr>
+            <w:r>
+              <w:rPr>
+                <w:rFonts w:ascii="Tahoma" w:cs="Tahoma" w:eastAsia="Tahoma" w:hAnsi="Tahoma"/>
                 <w:rtl w:val="0"/>
               </w:rPr>
               <w:t xml:space="preserve">Farm Operator, System</w:t>
@@ -15839,14 +15897,14 @@
               <w:spacing w:after="80" w:before="80" w:lineRule="auto"/>
               <w:ind w:left="80" w:firstLine="0"/>
               <w:rPr>
-                <w:rFonts w:ascii="Times New Roman" w:cs="Times New Roman" w:eastAsia="Times New Roman" w:hAnsi="Times New Roman"/>
-                <w:b w:val="1"/>
-                <w:bCs w:val="1"/>
-              </w:rPr>
-            </w:pPr>
-            <w:r>
-              <w:rPr>
-                <w:rFonts w:ascii="Times New Roman" w:cs="Times New Roman" w:eastAsia="Times New Roman" w:hAnsi="Times New Roman"/>
+                <w:rFonts w:ascii="Tahoma" w:cs="Tahoma" w:eastAsia="Tahoma" w:hAnsi="Tahoma"/>
+                <w:b w:val="1"/>
+                <w:bCs w:val="1"/>
+              </w:rPr>
+            </w:pPr>
+            <w:r>
+              <w:rPr>
+                <w:rFonts w:ascii="Tahoma" w:cs="Tahoma" w:eastAsia="Tahoma" w:hAnsi="Tahoma"/>
                 <w:b w:val="1"/>
                 <w:bCs w:val="1"/>
                 <w:rtl w:val="0"/>
@@ -15873,21 +15931,24 @@
               <w:spacing w:after="80" w:before="80" w:lineRule="auto"/>
               <w:ind w:left="80" w:firstLine="0"/>
               <w:rPr>
-                <w:rFonts w:ascii="Times New Roman" w:cs="Times New Roman" w:eastAsia="Times New Roman" w:hAnsi="Times New Roman"/>
-              </w:rPr>
-            </w:pPr>
-            <w:r>
-              <w:rPr>
-                <w:rFonts w:ascii="Cardo" w:cs="Cardo" w:eastAsia="Cardo" w:hAnsi="Cardo"/>
-                <w:rtl w:val="0"/>
-              </w:rPr>
-              <w:t xml:space="preserve">Camera Monitoring – Camera stream → backend relay → user views live feed</w:t>
-            </w:r>
-            <w:r>
-              <w:rPr>
-                <w:rtl w:val="0"/>
-              </w:rPr>
-            </w:r>
+                <w:rFonts w:ascii="Tahoma" w:cs="Tahoma" w:eastAsia="Tahoma" w:hAnsi="Tahoma"/>
+              </w:rPr>
+            </w:pPr>
+            <w:sdt>
+              <w:sdtPr>
+                <w:id w:val="1348561793"/>
+                <w:tag w:val="goog_rdk_9"/>
+              </w:sdtPr>
+              <w:sdtContent>
+                <w:r>
+                  <w:rPr>
+                    <w:rFonts w:ascii="Arial Unicode MS" w:cs="Arial Unicode MS" w:eastAsia="Arial Unicode MS" w:hAnsi="Arial Unicode MS"/>
+                    <w:rtl w:val="0"/>
+                  </w:rPr>
+                  <w:t xml:space="preserve">Camera Monitoring – Camera stream → backend relay → user views live feed</w:t>
+                </w:r>
+              </w:sdtContent>
+            </w:sdt>
           </w:p>
         </w:tc>
         <w:tc>
@@ -15908,12 +15969,12 @@
               <w:spacing w:after="80" w:before="80" w:lineRule="auto"/>
               <w:ind w:left="80" w:firstLine="0"/>
               <w:rPr>
-                <w:rFonts w:ascii="Times New Roman" w:cs="Times New Roman" w:eastAsia="Times New Roman" w:hAnsi="Times New Roman"/>
-              </w:rPr>
-            </w:pPr>
-            <w:r>
-              <w:rPr>
-                <w:rFonts w:ascii="Times New Roman" w:cs="Times New Roman" w:eastAsia="Times New Roman" w:hAnsi="Times New Roman"/>
+                <w:rFonts w:ascii="Tahoma" w:cs="Tahoma" w:eastAsia="Tahoma" w:hAnsi="Tahoma"/>
+              </w:rPr>
+            </w:pPr>
+            <w:r>
+              <w:rPr>
+                <w:rFonts w:ascii="Tahoma" w:cs="Tahoma" w:eastAsia="Tahoma" w:hAnsi="Tahoma"/>
                 <w:rtl w:val="0"/>
               </w:rPr>
               <w:t xml:space="preserve">Customer, Farm Operator, System</w:t>
@@ -15945,14 +16006,14 @@
               <w:spacing w:after="80" w:before="80" w:lineRule="auto"/>
               <w:ind w:left="80" w:firstLine="0"/>
               <w:rPr>
-                <w:rFonts w:ascii="Times New Roman" w:cs="Times New Roman" w:eastAsia="Times New Roman" w:hAnsi="Times New Roman"/>
-                <w:b w:val="1"/>
-                <w:bCs w:val="1"/>
-              </w:rPr>
-            </w:pPr>
-            <w:r>
-              <w:rPr>
-                <w:rFonts w:ascii="Times New Roman" w:cs="Times New Roman" w:eastAsia="Times New Roman" w:hAnsi="Times New Roman"/>
+                <w:rFonts w:ascii="Tahoma" w:cs="Tahoma" w:eastAsia="Tahoma" w:hAnsi="Tahoma"/>
+                <w:b w:val="1"/>
+                <w:bCs w:val="1"/>
+              </w:rPr>
+            </w:pPr>
+            <w:r>
+              <w:rPr>
+                <w:rFonts w:ascii="Tahoma" w:cs="Tahoma" w:eastAsia="Tahoma" w:hAnsi="Tahoma"/>
                 <w:b w:val="1"/>
                 <w:bCs w:val="1"/>
                 <w:rtl w:val="0"/>
@@ -15979,21 +16040,24 @@
               <w:spacing w:after="80" w:before="80" w:lineRule="auto"/>
               <w:ind w:left="80" w:firstLine="0"/>
               <w:rPr>
-                <w:rFonts w:ascii="Times New Roman" w:cs="Times New Roman" w:eastAsia="Times New Roman" w:hAnsi="Times New Roman"/>
-              </w:rPr>
-            </w:pPr>
-            <w:r>
-              <w:rPr>
-                <w:rFonts w:ascii="Cardo" w:cs="Cardo" w:eastAsia="Cardo" w:hAnsi="Cardo"/>
-                <w:rtl w:val="0"/>
-              </w:rPr>
-              <w:t xml:space="preserve">Notification – System detects event → sends notification → user receives alert</w:t>
-            </w:r>
-            <w:r>
-              <w:rPr>
-                <w:rtl w:val="0"/>
-              </w:rPr>
-            </w:r>
+                <w:rFonts w:ascii="Tahoma" w:cs="Tahoma" w:eastAsia="Tahoma" w:hAnsi="Tahoma"/>
+              </w:rPr>
+            </w:pPr>
+            <w:sdt>
+              <w:sdtPr>
+                <w:id w:val="-734995376"/>
+                <w:tag w:val="goog_rdk_10"/>
+              </w:sdtPr>
+              <w:sdtContent>
+                <w:r>
+                  <w:rPr>
+                    <w:rFonts w:ascii="Arial Unicode MS" w:cs="Arial Unicode MS" w:eastAsia="Arial Unicode MS" w:hAnsi="Arial Unicode MS"/>
+                    <w:rtl w:val="0"/>
+                  </w:rPr>
+                  <w:t xml:space="preserve">Notification – System detects event → sends notification → user receives alert</w:t>
+                </w:r>
+              </w:sdtContent>
+            </w:sdt>
           </w:p>
         </w:tc>
         <w:tc>
@@ -16014,12 +16078,12 @@
               <w:spacing w:after="80" w:before="80" w:lineRule="auto"/>
               <w:ind w:left="80" w:firstLine="0"/>
               <w:rPr>
-                <w:rFonts w:ascii="Times New Roman" w:cs="Times New Roman" w:eastAsia="Times New Roman" w:hAnsi="Times New Roman"/>
-              </w:rPr>
-            </w:pPr>
-            <w:r>
-              <w:rPr>
-                <w:rFonts w:ascii="Times New Roman" w:cs="Times New Roman" w:eastAsia="Times New Roman" w:hAnsi="Times New Roman"/>
+                <w:rFonts w:ascii="Tahoma" w:cs="Tahoma" w:eastAsia="Tahoma" w:hAnsi="Tahoma"/>
+              </w:rPr>
+            </w:pPr>
+            <w:r>
+              <w:rPr>
+                <w:rFonts w:ascii="Tahoma" w:cs="Tahoma" w:eastAsia="Tahoma" w:hAnsi="Tahoma"/>
                 <w:rtl w:val="0"/>
               </w:rPr>
               <w:t xml:space="preserve">System, Customer, Farm Operator</w:t>
@@ -16051,14 +16115,14 @@
               <w:spacing w:after="80" w:before="80" w:lineRule="auto"/>
               <w:ind w:left="80" w:firstLine="0"/>
               <w:rPr>
-                <w:rFonts w:ascii="Times New Roman" w:cs="Times New Roman" w:eastAsia="Times New Roman" w:hAnsi="Times New Roman"/>
-                <w:b w:val="1"/>
-                <w:bCs w:val="1"/>
-              </w:rPr>
-            </w:pPr>
-            <w:r>
-              <w:rPr>
-                <w:rFonts w:ascii="Times New Roman" w:cs="Times New Roman" w:eastAsia="Times New Roman" w:hAnsi="Times New Roman"/>
+                <w:rFonts w:ascii="Tahoma" w:cs="Tahoma" w:eastAsia="Tahoma" w:hAnsi="Tahoma"/>
+                <w:b w:val="1"/>
+                <w:bCs w:val="1"/>
+              </w:rPr>
+            </w:pPr>
+            <w:r>
+              <w:rPr>
+                <w:rFonts w:ascii="Tahoma" w:cs="Tahoma" w:eastAsia="Tahoma" w:hAnsi="Tahoma"/>
                 <w:b w:val="1"/>
                 <w:bCs w:val="1"/>
                 <w:rtl w:val="0"/>
@@ -16085,21 +16149,24 @@
               <w:spacing w:after="80" w:before="80" w:lineRule="auto"/>
               <w:ind w:left="80" w:firstLine="0"/>
               <w:rPr>
-                <w:rFonts w:ascii="Times New Roman" w:cs="Times New Roman" w:eastAsia="Times New Roman" w:hAnsi="Times New Roman"/>
-              </w:rPr>
-            </w:pPr>
-            <w:r>
-              <w:rPr>
-                <w:rFonts w:ascii="Cardo" w:cs="Cardo" w:eastAsia="Cardo" w:hAnsi="Cardo"/>
-                <w:rtl w:val="0"/>
-              </w:rPr>
-              <w:t xml:space="preserve">Harvest – Operator updates progress → harvest ready → Customer requests → schedule &amp; record</w:t>
-            </w:r>
-            <w:r>
-              <w:rPr>
-                <w:rtl w:val="0"/>
-              </w:rPr>
-            </w:r>
+                <w:rFonts w:ascii="Tahoma" w:cs="Tahoma" w:eastAsia="Tahoma" w:hAnsi="Tahoma"/>
+              </w:rPr>
+            </w:pPr>
+            <w:sdt>
+              <w:sdtPr>
+                <w:id w:val="1694547828"/>
+                <w:tag w:val="goog_rdk_11"/>
+              </w:sdtPr>
+              <w:sdtContent>
+                <w:r>
+                  <w:rPr>
+                    <w:rFonts w:ascii="Arial Unicode MS" w:cs="Arial Unicode MS" w:eastAsia="Arial Unicode MS" w:hAnsi="Arial Unicode MS"/>
+                    <w:rtl w:val="0"/>
+                  </w:rPr>
+                  <w:t xml:space="preserve">Harvest – Operator updates progress → harvest ready → Customer requests → schedule &amp; record</w:t>
+                </w:r>
+              </w:sdtContent>
+            </w:sdt>
           </w:p>
         </w:tc>
         <w:tc>
@@ -16120,12 +16187,12 @@
               <w:spacing w:after="80" w:before="80" w:lineRule="auto"/>
               <w:ind w:left="80" w:firstLine="0"/>
               <w:rPr>
-                <w:rFonts w:ascii="Times New Roman" w:cs="Times New Roman" w:eastAsia="Times New Roman" w:hAnsi="Times New Roman"/>
-              </w:rPr>
-            </w:pPr>
-            <w:r>
-              <w:rPr>
-                <w:rFonts w:ascii="Times New Roman" w:cs="Times New Roman" w:eastAsia="Times New Roman" w:hAnsi="Times New Roman"/>
+                <w:rFonts w:ascii="Tahoma" w:cs="Tahoma" w:eastAsia="Tahoma" w:hAnsi="Tahoma"/>
+              </w:rPr>
+            </w:pPr>
+            <w:r>
+              <w:rPr>
+                <w:rFonts w:ascii="Tahoma" w:cs="Tahoma" w:eastAsia="Tahoma" w:hAnsi="Tahoma"/>
                 <w:rtl w:val="0"/>
               </w:rPr>
               <w:t xml:space="preserve">Farm Operator, Customer, System</w:t>
@@ -16157,14 +16224,14 @@
               <w:spacing w:after="80" w:before="80" w:lineRule="auto"/>
               <w:ind w:left="80" w:firstLine="0"/>
               <w:rPr>
-                <w:rFonts w:ascii="Times New Roman" w:cs="Times New Roman" w:eastAsia="Times New Roman" w:hAnsi="Times New Roman"/>
-                <w:b w:val="1"/>
-                <w:bCs w:val="1"/>
-              </w:rPr>
-            </w:pPr>
-            <w:r>
-              <w:rPr>
-                <w:rFonts w:ascii="Times New Roman" w:cs="Times New Roman" w:eastAsia="Times New Roman" w:hAnsi="Times New Roman"/>
+                <w:rFonts w:ascii="Tahoma" w:cs="Tahoma" w:eastAsia="Tahoma" w:hAnsi="Tahoma"/>
+                <w:b w:val="1"/>
+                <w:bCs w:val="1"/>
+              </w:rPr>
+            </w:pPr>
+            <w:r>
+              <w:rPr>
+                <w:rFonts w:ascii="Tahoma" w:cs="Tahoma" w:eastAsia="Tahoma" w:hAnsi="Tahoma"/>
                 <w:b w:val="1"/>
                 <w:bCs w:val="1"/>
                 <w:rtl w:val="0"/>
@@ -16191,21 +16258,24 @@
               <w:spacing w:after="80" w:before="80" w:lineRule="auto"/>
               <w:ind w:left="80" w:firstLine="0"/>
               <w:rPr>
-                <w:rFonts w:ascii="Times New Roman" w:cs="Times New Roman" w:eastAsia="Times New Roman" w:hAnsi="Times New Roman"/>
-              </w:rPr>
-            </w:pPr>
-            <w:r>
-              <w:rPr>
-                <w:rFonts w:ascii="Cardo" w:cs="Cardo" w:eastAsia="Cardo" w:hAnsi="Cardo"/>
-                <w:rtl w:val="0"/>
-              </w:rPr>
-              <w:t xml:space="preserve">Delivery – Customer requests → assign Shipper → pickup → deliver → confirm</w:t>
-            </w:r>
-            <w:r>
-              <w:rPr>
-                <w:rtl w:val="0"/>
-              </w:rPr>
-            </w:r>
+                <w:rFonts w:ascii="Tahoma" w:cs="Tahoma" w:eastAsia="Tahoma" w:hAnsi="Tahoma"/>
+              </w:rPr>
+            </w:pPr>
+            <w:sdt>
+              <w:sdtPr>
+                <w:id w:val="-418655850"/>
+                <w:tag w:val="goog_rdk_12"/>
+              </w:sdtPr>
+              <w:sdtContent>
+                <w:r>
+                  <w:rPr>
+                    <w:rFonts w:ascii="Arial Unicode MS" w:cs="Arial Unicode MS" w:eastAsia="Arial Unicode MS" w:hAnsi="Arial Unicode MS"/>
+                    <w:rtl w:val="0"/>
+                  </w:rPr>
+                  <w:t xml:space="preserve">Delivery – Customer requests → assign Shipper → pickup → deliver → confirm</w:t>
+                </w:r>
+              </w:sdtContent>
+            </w:sdt>
           </w:p>
         </w:tc>
         <w:tc>
@@ -16226,12 +16296,12 @@
               <w:spacing w:after="80" w:before="80" w:lineRule="auto"/>
               <w:ind w:left="80" w:firstLine="0"/>
               <w:rPr>
-                <w:rFonts w:ascii="Times New Roman" w:cs="Times New Roman" w:eastAsia="Times New Roman" w:hAnsi="Times New Roman"/>
-              </w:rPr>
-            </w:pPr>
-            <w:r>
-              <w:rPr>
-                <w:rFonts w:ascii="Times New Roman" w:cs="Times New Roman" w:eastAsia="Times New Roman" w:hAnsi="Times New Roman"/>
+                <w:rFonts w:ascii="Tahoma" w:cs="Tahoma" w:eastAsia="Tahoma" w:hAnsi="Tahoma"/>
+              </w:rPr>
+            </w:pPr>
+            <w:r>
+              <w:rPr>
+                <w:rFonts w:ascii="Tahoma" w:cs="Tahoma" w:eastAsia="Tahoma" w:hAnsi="Tahoma"/>
                 <w:rtl w:val="0"/>
               </w:rPr>
               <w:t xml:space="preserve">Customer, Shipper, Admin, System</w:t>
@@ -16263,14 +16333,14 @@
               <w:spacing w:after="80" w:before="80" w:lineRule="auto"/>
               <w:ind w:left="80" w:firstLine="0"/>
               <w:rPr>
-                <w:rFonts w:ascii="Times New Roman" w:cs="Times New Roman" w:eastAsia="Times New Roman" w:hAnsi="Times New Roman"/>
-                <w:b w:val="1"/>
-                <w:bCs w:val="1"/>
-              </w:rPr>
-            </w:pPr>
-            <w:r>
-              <w:rPr>
-                <w:rFonts w:ascii="Times New Roman" w:cs="Times New Roman" w:eastAsia="Times New Roman" w:hAnsi="Times New Roman"/>
+                <w:rFonts w:ascii="Tahoma" w:cs="Tahoma" w:eastAsia="Tahoma" w:hAnsi="Tahoma"/>
+                <w:b w:val="1"/>
+                <w:bCs w:val="1"/>
+              </w:rPr>
+            </w:pPr>
+            <w:r>
+              <w:rPr>
+                <w:rFonts w:ascii="Tahoma" w:cs="Tahoma" w:eastAsia="Tahoma" w:hAnsi="Tahoma"/>
                 <w:b w:val="1"/>
                 <w:bCs w:val="1"/>
                 <w:rtl w:val="0"/>
@@ -16297,21 +16367,24 @@
               <w:spacing w:after="80" w:before="80" w:lineRule="auto"/>
               <w:ind w:left="80" w:firstLine="0"/>
               <w:rPr>
-                <w:rFonts w:ascii="Times New Roman" w:cs="Times New Roman" w:eastAsia="Times New Roman" w:hAnsi="Times New Roman"/>
-              </w:rPr>
-            </w:pPr>
-            <w:r>
-              <w:rPr>
-                <w:rFonts w:ascii="Cardo" w:cs="Cardo" w:eastAsia="Cardo" w:hAnsi="Cardo"/>
-                <w:rtl w:val="0"/>
-              </w:rPr>
-              <w:t xml:space="preserve">Reporting – Admin accesses → system aggregates → display/export</w:t>
-            </w:r>
-            <w:r>
-              <w:rPr>
-                <w:rtl w:val="0"/>
-              </w:rPr>
-            </w:r>
+                <w:rFonts w:ascii="Tahoma" w:cs="Tahoma" w:eastAsia="Tahoma" w:hAnsi="Tahoma"/>
+              </w:rPr>
+            </w:pPr>
+            <w:sdt>
+              <w:sdtPr>
+                <w:id w:val="-191258167"/>
+                <w:tag w:val="goog_rdk_13"/>
+              </w:sdtPr>
+              <w:sdtContent>
+                <w:r>
+                  <w:rPr>
+                    <w:rFonts w:ascii="Arial Unicode MS" w:cs="Arial Unicode MS" w:eastAsia="Arial Unicode MS" w:hAnsi="Arial Unicode MS"/>
+                    <w:rtl w:val="0"/>
+                  </w:rPr>
+                  <w:t xml:space="preserve">Reporting – Admin accesses → system aggregates → display/export</w:t>
+                </w:r>
+              </w:sdtContent>
+            </w:sdt>
           </w:p>
         </w:tc>
         <w:tc>
@@ -16332,12 +16405,12 @@
               <w:spacing w:after="80" w:before="80" w:lineRule="auto"/>
               <w:ind w:left="80" w:firstLine="0"/>
               <w:rPr>
-                <w:rFonts w:ascii="Times New Roman" w:cs="Times New Roman" w:eastAsia="Times New Roman" w:hAnsi="Times New Roman"/>
-              </w:rPr>
-            </w:pPr>
-            <w:r>
-              <w:rPr>
-                <w:rFonts w:ascii="Times New Roman" w:cs="Times New Roman" w:eastAsia="Times New Roman" w:hAnsi="Times New Roman"/>
+                <w:rFonts w:ascii="Tahoma" w:cs="Tahoma" w:eastAsia="Tahoma" w:hAnsi="Tahoma"/>
+              </w:rPr>
+            </w:pPr>
+            <w:r>
+              <w:rPr>
+                <w:rFonts w:ascii="Tahoma" w:cs="Tahoma" w:eastAsia="Tahoma" w:hAnsi="Tahoma"/>
                 <w:rtl w:val="0"/>
               </w:rPr>
               <w:t xml:space="preserve">Admin, System</w:t>
@@ -16351,7 +16424,7 @@
         <w:pStyle w:val="Heading3"/>
         <w:spacing w:after="0" w:before="40" w:line="259" w:lineRule="auto"/>
         <w:rPr>
-          <w:rFonts w:ascii="Times New Roman" w:cs="Times New Roman" w:eastAsia="Times New Roman" w:hAnsi="Times New Roman"/>
+          <w:rFonts w:ascii="Tahoma" w:cs="Tahoma" w:eastAsia="Tahoma" w:hAnsi="Tahoma"/>
         </w:rPr>
       </w:pPr>
       <w:bookmarkStart w:colFirst="0" w:colLast="0" w:name="_heading=h.y39u3ao2ilx3" w:id="23"/>
@@ -16367,7 +16440,7 @@
         <w:pStyle w:val="Heading3"/>
         <w:spacing w:after="0" w:before="40" w:line="259" w:lineRule="auto"/>
         <w:rPr>
-          <w:rFonts w:ascii="Times New Roman" w:cs="Times New Roman" w:eastAsia="Times New Roman" w:hAnsi="Times New Roman"/>
+          <w:rFonts w:ascii="Tahoma" w:cs="Tahoma" w:eastAsia="Tahoma" w:hAnsi="Tahoma"/>
           <w:b w:val="1"/>
           <w:bCs w:val="1"/>
           <w:color w:val="c00000"/>
@@ -16379,7 +16452,7 @@
       <w:bookmarkEnd w:id="24"/>
       <w:r>
         <w:rPr>
-          <w:rFonts w:ascii="Calibri" w:cs="Calibri" w:eastAsia="Calibri" w:hAnsi="Calibri"/>
+          <w:rFonts w:ascii="Tahoma" w:cs="Tahoma" w:eastAsia="Tahoma" w:hAnsi="Tahoma"/>
           <w:b w:val="1"/>
           <w:bCs w:val="1"/>
           <w:color w:val="000000"/>
@@ -16447,7 +16520,7 @@
               <w:spacing w:after="60" w:before="120" w:lineRule="auto"/>
               <w:ind w:left="80" w:firstLine="0"/>
               <w:rPr>
-                <w:rFonts w:ascii="Times New Roman" w:cs="Times New Roman" w:eastAsia="Times New Roman" w:hAnsi="Times New Roman"/>
+                <w:rFonts w:ascii="Tahoma" w:cs="Tahoma" w:eastAsia="Tahoma" w:hAnsi="Tahoma"/>
                 <w:b w:val="1"/>
                 <w:bCs w:val="1"/>
                 <w:sz w:val="20"/>
@@ -16456,7 +16529,7 @@
             </w:pPr>
             <w:r>
               <w:rPr>
-                <w:rFonts w:ascii="Times New Roman" w:cs="Times New Roman" w:eastAsia="Times New Roman" w:hAnsi="Times New Roman"/>
+                <w:rFonts w:ascii="Tahoma" w:cs="Tahoma" w:eastAsia="Tahoma" w:hAnsi="Tahoma"/>
                 <w:b w:val="1"/>
                 <w:bCs w:val="1"/>
                 <w:sz w:val="20"/>
@@ -16486,7 +16559,7 @@
               <w:spacing w:after="60" w:before="120" w:lineRule="auto"/>
               <w:ind w:left="80" w:firstLine="0"/>
               <w:rPr>
-                <w:rFonts w:ascii="Times New Roman" w:cs="Times New Roman" w:eastAsia="Times New Roman" w:hAnsi="Times New Roman"/>
+                <w:rFonts w:ascii="Tahoma" w:cs="Tahoma" w:eastAsia="Tahoma" w:hAnsi="Tahoma"/>
                 <w:b w:val="1"/>
                 <w:bCs w:val="1"/>
                 <w:sz w:val="20"/>
@@ -16495,7 +16568,7 @@
             </w:pPr>
             <w:r>
               <w:rPr>
-                <w:rFonts w:ascii="Times New Roman" w:cs="Times New Roman" w:eastAsia="Times New Roman" w:hAnsi="Times New Roman"/>
+                <w:rFonts w:ascii="Tahoma" w:cs="Tahoma" w:eastAsia="Tahoma" w:hAnsi="Tahoma"/>
                 <w:b w:val="1"/>
                 <w:bCs w:val="1"/>
                 <w:sz w:val="20"/>
@@ -16531,14 +16604,14 @@
               <w:spacing w:after="80" w:before="80" w:lineRule="auto"/>
               <w:ind w:left="80" w:firstLine="0"/>
               <w:rPr>
-                <w:rFonts w:ascii="Times New Roman" w:cs="Times New Roman" w:eastAsia="Times New Roman" w:hAnsi="Times New Roman"/>
-                <w:b w:val="1"/>
-                <w:bCs w:val="1"/>
-              </w:rPr>
-            </w:pPr>
-            <w:r>
-              <w:rPr>
-                <w:rFonts w:ascii="Times New Roman" w:cs="Times New Roman" w:eastAsia="Times New Roman" w:hAnsi="Times New Roman"/>
+                <w:rFonts w:ascii="Tahoma" w:cs="Tahoma" w:eastAsia="Tahoma" w:hAnsi="Tahoma"/>
+                <w:b w:val="1"/>
+                <w:bCs w:val="1"/>
+              </w:rPr>
+            </w:pPr>
+            <w:r>
+              <w:rPr>
+                <w:rFonts w:ascii="Tahoma" w:cs="Tahoma" w:eastAsia="Tahoma" w:hAnsi="Tahoma"/>
                 <w:b w:val="1"/>
                 <w:bCs w:val="1"/>
                 <w:rtl w:val="0"/>
@@ -16565,12 +16638,12 @@
               <w:spacing w:after="80" w:before="80" w:lineRule="auto"/>
               <w:ind w:left="80" w:firstLine="0"/>
               <w:rPr>
-                <w:rFonts w:ascii="Times New Roman" w:cs="Times New Roman" w:eastAsia="Times New Roman" w:hAnsi="Times New Roman"/>
-              </w:rPr>
-            </w:pPr>
-            <w:r>
-              <w:rPr>
-                <w:rFonts w:ascii="Times New Roman" w:cs="Times New Roman" w:eastAsia="Times New Roman" w:hAnsi="Times New Roman"/>
+                <w:rFonts w:ascii="Tahoma" w:cs="Tahoma" w:eastAsia="Tahoma" w:hAnsi="Tahoma"/>
+              </w:rPr>
+            </w:pPr>
+            <w:r>
+              <w:rPr>
+                <w:rFonts w:ascii="Tahoma" w:cs="Tahoma" w:eastAsia="Tahoma" w:hAnsi="Tahoma"/>
                 <w:rtl w:val="0"/>
               </w:rPr>
               <w:t xml:space="preserve">User ID, name, email, phone, role, password hash, status</w:t>
@@ -16602,14 +16675,14 @@
               <w:spacing w:after="80" w:before="80" w:lineRule="auto"/>
               <w:ind w:left="80" w:firstLine="0"/>
               <w:rPr>
-                <w:rFonts w:ascii="Times New Roman" w:cs="Times New Roman" w:eastAsia="Times New Roman" w:hAnsi="Times New Roman"/>
-                <w:b w:val="1"/>
-                <w:bCs w:val="1"/>
-              </w:rPr>
-            </w:pPr>
-            <w:r>
-              <w:rPr>
-                <w:rFonts w:ascii="Times New Roman" w:cs="Times New Roman" w:eastAsia="Times New Roman" w:hAnsi="Times New Roman"/>
+                <w:rFonts w:ascii="Tahoma" w:cs="Tahoma" w:eastAsia="Tahoma" w:hAnsi="Tahoma"/>
+                <w:b w:val="1"/>
+                <w:bCs w:val="1"/>
+              </w:rPr>
+            </w:pPr>
+            <w:r>
+              <w:rPr>
+                <w:rFonts w:ascii="Tahoma" w:cs="Tahoma" w:eastAsia="Tahoma" w:hAnsi="Tahoma"/>
                 <w:b w:val="1"/>
                 <w:bCs w:val="1"/>
                 <w:rtl w:val="0"/>
@@ -16636,12 +16709,12 @@
               <w:spacing w:after="80" w:before="80" w:lineRule="auto"/>
               <w:ind w:left="80" w:firstLine="0"/>
               <w:rPr>
-                <w:rFonts w:ascii="Times New Roman" w:cs="Times New Roman" w:eastAsia="Times New Roman" w:hAnsi="Times New Roman"/>
-              </w:rPr>
-            </w:pPr>
-            <w:r>
-              <w:rPr>
-                <w:rFonts w:ascii="Times New Roman" w:cs="Times New Roman" w:eastAsia="Times New Roman" w:hAnsi="Times New Roman"/>
+                <w:rFonts w:ascii="Tahoma" w:cs="Tahoma" w:eastAsia="Tahoma" w:hAnsi="Tahoma"/>
+              </w:rPr>
+            </w:pPr>
+            <w:r>
+              <w:rPr>
+                <w:rFonts w:ascii="Tahoma" w:cs="Tahoma" w:eastAsia="Tahoma" w:hAnsi="Tahoma"/>
                 <w:rtl w:val="0"/>
               </w:rPr>
               <w:t xml:space="preserve">Room ID, name, location, capacity, status</w:t>
@@ -16673,14 +16746,14 @@
               <w:spacing w:after="80" w:before="80" w:lineRule="auto"/>
               <w:ind w:left="80" w:firstLine="0"/>
               <w:rPr>
-                <w:rFonts w:ascii="Times New Roman" w:cs="Times New Roman" w:eastAsia="Times New Roman" w:hAnsi="Times New Roman"/>
-                <w:b w:val="1"/>
-                <w:bCs w:val="1"/>
-              </w:rPr>
-            </w:pPr>
-            <w:r>
-              <w:rPr>
-                <w:rFonts w:ascii="Times New Roman" w:cs="Times New Roman" w:eastAsia="Times New Roman" w:hAnsi="Times New Roman"/>
+                <w:rFonts w:ascii="Tahoma" w:cs="Tahoma" w:eastAsia="Tahoma" w:hAnsi="Tahoma"/>
+                <w:b w:val="1"/>
+                <w:bCs w:val="1"/>
+              </w:rPr>
+            </w:pPr>
+            <w:r>
+              <w:rPr>
+                <w:rFonts w:ascii="Tahoma" w:cs="Tahoma" w:eastAsia="Tahoma" w:hAnsi="Tahoma"/>
                 <w:b w:val="1"/>
                 <w:bCs w:val="1"/>
                 <w:rtl w:val="0"/>
@@ -16714,12 +16787,12 @@
               <w:spacing w:after="80" w:before="80" w:lineRule="auto"/>
               <w:ind w:left="80" w:firstLine="0"/>
               <w:rPr>
-                <w:rFonts w:ascii="Times New Roman" w:cs="Times New Roman" w:eastAsia="Times New Roman" w:hAnsi="Times New Roman"/>
-              </w:rPr>
-            </w:pPr>
-            <w:r>
-              <w:rPr>
-                <w:rFonts w:ascii="Times New Roman" w:cs="Times New Roman" w:eastAsia="Times New Roman" w:hAnsi="Times New Roman"/>
+                <w:rFonts w:ascii="Tahoma" w:cs="Tahoma" w:eastAsia="Tahoma" w:hAnsi="Tahoma"/>
+              </w:rPr>
+            </w:pPr>
+            <w:r>
+              <w:rPr>
+                <w:rFonts w:ascii="Tahoma" w:cs="Tahoma" w:eastAsia="Tahoma" w:hAnsi="Tahoma"/>
                 <w:rtl w:val="0"/>
               </w:rPr>
               <w:t xml:space="preserve">Tray ID, unique code, room ID, status, stage, assigned customer</w:t>
@@ -16751,14 +16824,14 @@
               <w:spacing w:after="80" w:before="80" w:lineRule="auto"/>
               <w:ind w:left="80" w:firstLine="0"/>
               <w:rPr>
-                <w:rFonts w:ascii="Times New Roman" w:cs="Times New Roman" w:eastAsia="Times New Roman" w:hAnsi="Times New Roman"/>
-                <w:b w:val="1"/>
-                <w:bCs w:val="1"/>
-              </w:rPr>
-            </w:pPr>
-            <w:r>
-              <w:rPr>
-                <w:rFonts w:ascii="Times New Roman" w:cs="Times New Roman" w:eastAsia="Times New Roman" w:hAnsi="Times New Roman"/>
+                <w:rFonts w:ascii="Tahoma" w:cs="Tahoma" w:eastAsia="Tahoma" w:hAnsi="Tahoma"/>
+                <w:b w:val="1"/>
+                <w:bCs w:val="1"/>
+              </w:rPr>
+            </w:pPr>
+            <w:r>
+              <w:rPr>
+                <w:rFonts w:ascii="Tahoma" w:cs="Tahoma" w:eastAsia="Tahoma" w:hAnsi="Tahoma"/>
                 <w:b w:val="1"/>
                 <w:bCs w:val="1"/>
                 <w:rtl w:val="0"/>
@@ -16785,12 +16858,12 @@
               <w:spacing w:after="80" w:before="80" w:lineRule="auto"/>
               <w:ind w:left="80" w:firstLine="0"/>
               <w:rPr>
-                <w:rFonts w:ascii="Times New Roman" w:cs="Times New Roman" w:eastAsia="Times New Roman" w:hAnsi="Times New Roman"/>
-              </w:rPr>
-            </w:pPr>
-            <w:r>
-              <w:rPr>
-                <w:rFonts w:ascii="Times New Roman" w:cs="Times New Roman" w:eastAsia="Times New Roman" w:hAnsi="Times New Roman"/>
+                <w:rFonts w:ascii="Tahoma" w:cs="Tahoma" w:eastAsia="Tahoma" w:hAnsi="Tahoma"/>
+              </w:rPr>
+            </w:pPr>
+            <w:r>
+              <w:rPr>
+                <w:rFonts w:ascii="Tahoma" w:cs="Tahoma" w:eastAsia="Tahoma" w:hAnsi="Tahoma"/>
                 <w:rtl w:val="0"/>
               </w:rPr>
               <w:t xml:space="preserve">Package ID, name, description, price, duration</w:t>
@@ -16822,7 +16895,7 @@
               <w:spacing w:after="80" w:before="80" w:lineRule="auto"/>
               <w:ind w:left="80" w:firstLine="0"/>
               <w:rPr>
-                <w:rFonts w:ascii="Times New Roman" w:cs="Times New Roman" w:eastAsia="Times New Roman" w:hAnsi="Times New Roman"/>
+                <w:rFonts w:ascii="Tahoma" w:cs="Tahoma" w:eastAsia="Tahoma" w:hAnsi="Tahoma"/>
                 <w:b w:val="1"/>
                 <w:bCs w:val="1"/>
               </w:rPr>
@@ -16852,7 +16925,7 @@
               <w:spacing w:after="80" w:before="80" w:lineRule="auto"/>
               <w:ind w:left="80" w:firstLine="0"/>
               <w:rPr>
-                <w:rFonts w:ascii="Times New Roman" w:cs="Times New Roman" w:eastAsia="Times New Roman" w:hAnsi="Times New Roman"/>
+                <w:rFonts w:ascii="Tahoma" w:cs="Tahoma" w:eastAsia="Tahoma" w:hAnsi="Tahoma"/>
               </w:rPr>
             </w:pPr>
             <w:r>
@@ -16887,14 +16960,14 @@
               <w:spacing w:after="80" w:before="80" w:lineRule="auto"/>
               <w:ind w:left="80" w:firstLine="0"/>
               <w:rPr>
-                <w:rFonts w:ascii="Times New Roman" w:cs="Times New Roman" w:eastAsia="Times New Roman" w:hAnsi="Times New Roman"/>
-                <w:b w:val="1"/>
-                <w:bCs w:val="1"/>
-              </w:rPr>
-            </w:pPr>
-            <w:r>
-              <w:rPr>
-                <w:rFonts w:ascii="Times New Roman" w:cs="Times New Roman" w:eastAsia="Times New Roman" w:hAnsi="Times New Roman"/>
+                <w:rFonts w:ascii="Tahoma" w:cs="Tahoma" w:eastAsia="Tahoma" w:hAnsi="Tahoma"/>
+                <w:b w:val="1"/>
+                <w:bCs w:val="1"/>
+              </w:rPr>
+            </w:pPr>
+            <w:r>
+              <w:rPr>
+                <w:rFonts w:ascii="Tahoma" w:cs="Tahoma" w:eastAsia="Tahoma" w:hAnsi="Tahoma"/>
                 <w:b w:val="1"/>
                 <w:bCs w:val="1"/>
                 <w:rtl w:val="0"/>
@@ -16921,12 +16994,12 @@
               <w:spacing w:after="80" w:before="80" w:lineRule="auto"/>
               <w:ind w:left="80" w:firstLine="0"/>
               <w:rPr>
-                <w:rFonts w:ascii="Times New Roman" w:cs="Times New Roman" w:eastAsia="Times New Roman" w:hAnsi="Times New Roman"/>
-              </w:rPr>
-            </w:pPr>
-            <w:r>
-              <w:rPr>
-                <w:rFonts w:ascii="Times New Roman" w:cs="Times New Roman" w:eastAsia="Times New Roman" w:hAnsi="Times New Roman"/>
+                <w:rFonts w:ascii="Tahoma" w:cs="Tahoma" w:eastAsia="Tahoma" w:hAnsi="Tahoma"/>
+              </w:rPr>
+            </w:pPr>
+            <w:r>
+              <w:rPr>
+                <w:rFonts w:ascii="Tahoma" w:cs="Tahoma" w:eastAsia="Tahoma" w:hAnsi="Tahoma"/>
                 <w:rtl w:val="0"/>
               </w:rPr>
               <w:t xml:space="preserve">Rental ID, customer ID, tray ID, package ID, dates, status</w:t>
@@ -16958,14 +17031,14 @@
               <w:spacing w:after="80" w:before="80" w:lineRule="auto"/>
               <w:ind w:left="80" w:firstLine="0"/>
               <w:rPr>
-                <w:rFonts w:ascii="Times New Roman" w:cs="Times New Roman" w:eastAsia="Times New Roman" w:hAnsi="Times New Roman"/>
-                <w:b w:val="1"/>
-                <w:bCs w:val="1"/>
-              </w:rPr>
-            </w:pPr>
-            <w:r>
-              <w:rPr>
-                <w:rFonts w:ascii="Times New Roman" w:cs="Times New Roman" w:eastAsia="Times New Roman" w:hAnsi="Times New Roman"/>
+                <w:rFonts w:ascii="Tahoma" w:cs="Tahoma" w:eastAsia="Tahoma" w:hAnsi="Tahoma"/>
+                <w:b w:val="1"/>
+                <w:bCs w:val="1"/>
+              </w:rPr>
+            </w:pPr>
+            <w:r>
+              <w:rPr>
+                <w:rFonts w:ascii="Tahoma" w:cs="Tahoma" w:eastAsia="Tahoma" w:hAnsi="Tahoma"/>
                 <w:b w:val="1"/>
                 <w:bCs w:val="1"/>
                 <w:rtl w:val="0"/>
@@ -16992,15 +17065,15 @@
               <w:spacing w:after="80" w:before="80" w:lineRule="auto"/>
               <w:ind w:left="80" w:firstLine="0"/>
               <w:rPr>
-                <w:rFonts w:ascii="Times New Roman" w:cs="Times New Roman" w:eastAsia="Times New Roman" w:hAnsi="Times New Roman"/>
-              </w:rPr>
-            </w:pPr>
-            <w:r>
-              <w:rPr>
-                <w:rFonts w:ascii="Times New Roman" w:cs="Times New Roman" w:eastAsia="Times New Roman" w:hAnsi="Times New Roman"/>
-                <w:rtl w:val="0"/>
-              </w:rPr>
-              <w:t xml:space="preserve">Record ID, room ID, temp, humidity, CO₂, timestamp</w:t>
+                <w:rFonts w:ascii="Tahoma" w:cs="Tahoma" w:eastAsia="Tahoma" w:hAnsi="Tahoma"/>
+              </w:rPr>
+            </w:pPr>
+            <w:r>
+              <w:rPr>
+                <w:rFonts w:ascii="Tahoma" w:cs="Tahoma" w:eastAsia="Tahoma" w:hAnsi="Tahoma"/>
+                <w:rtl w:val="0"/>
+              </w:rPr>
+              <w:t xml:space="preserve">Record ID, room ID, temp, humidity, timestamp</w:t>
             </w:r>
           </w:p>
         </w:tc>
@@ -17029,14 +17102,14 @@
               <w:spacing w:after="80" w:before="80" w:lineRule="auto"/>
               <w:ind w:left="80" w:firstLine="0"/>
               <w:rPr>
-                <w:rFonts w:ascii="Times New Roman" w:cs="Times New Roman" w:eastAsia="Times New Roman" w:hAnsi="Times New Roman"/>
-                <w:b w:val="1"/>
-                <w:bCs w:val="1"/>
-              </w:rPr>
-            </w:pPr>
-            <w:r>
-              <w:rPr>
-                <w:rFonts w:ascii="Times New Roman" w:cs="Times New Roman" w:eastAsia="Times New Roman" w:hAnsi="Times New Roman"/>
+                <w:rFonts w:ascii="Tahoma" w:cs="Tahoma" w:eastAsia="Tahoma" w:hAnsi="Tahoma"/>
+                <w:b w:val="1"/>
+                <w:bCs w:val="1"/>
+              </w:rPr>
+            </w:pPr>
+            <w:r>
+              <w:rPr>
+                <w:rFonts w:ascii="Tahoma" w:cs="Tahoma" w:eastAsia="Tahoma" w:hAnsi="Tahoma"/>
                 <w:b w:val="1"/>
                 <w:bCs w:val="1"/>
                 <w:rtl w:val="0"/>
@@ -17063,12 +17136,12 @@
               <w:spacing w:after="80" w:before="80" w:lineRule="auto"/>
               <w:ind w:left="80" w:firstLine="0"/>
               <w:rPr>
-                <w:rFonts w:ascii="Times New Roman" w:cs="Times New Roman" w:eastAsia="Times New Roman" w:hAnsi="Times New Roman"/>
-              </w:rPr>
-            </w:pPr>
-            <w:r>
-              <w:rPr>
-                <w:rFonts w:ascii="Times New Roman" w:cs="Times New Roman" w:eastAsia="Times New Roman" w:hAnsi="Times New Roman"/>
+                <w:rFonts w:ascii="Tahoma" w:cs="Tahoma" w:eastAsia="Tahoma" w:hAnsi="Tahoma"/>
+              </w:rPr>
+            </w:pPr>
+            <w:r>
+              <w:rPr>
+                <w:rFonts w:ascii="Tahoma" w:cs="Tahoma" w:eastAsia="Tahoma" w:hAnsi="Tahoma"/>
                 <w:rtl w:val="0"/>
               </w:rPr>
               <w:t xml:space="preserve">Device ID, type, room ID, status, config</w:t>
@@ -17100,14 +17173,14 @@
               <w:spacing w:after="80" w:before="80" w:lineRule="auto"/>
               <w:ind w:left="80" w:firstLine="0"/>
               <w:rPr>
-                <w:rFonts w:ascii="Times New Roman" w:cs="Times New Roman" w:eastAsia="Times New Roman" w:hAnsi="Times New Roman"/>
-                <w:b w:val="1"/>
-                <w:bCs w:val="1"/>
-              </w:rPr>
-            </w:pPr>
-            <w:r>
-              <w:rPr>
-                <w:rFonts w:ascii="Times New Roman" w:cs="Times New Roman" w:eastAsia="Times New Roman" w:hAnsi="Times New Roman"/>
+                <w:rFonts w:ascii="Tahoma" w:cs="Tahoma" w:eastAsia="Tahoma" w:hAnsi="Tahoma"/>
+                <w:b w:val="1"/>
+                <w:bCs w:val="1"/>
+              </w:rPr>
+            </w:pPr>
+            <w:r>
+              <w:rPr>
+                <w:rFonts w:ascii="Tahoma" w:cs="Tahoma" w:eastAsia="Tahoma" w:hAnsi="Tahoma"/>
                 <w:b w:val="1"/>
                 <w:bCs w:val="1"/>
                 <w:rtl w:val="0"/>
@@ -17134,12 +17207,12 @@
               <w:spacing w:after="80" w:before="80" w:lineRule="auto"/>
               <w:ind w:left="80" w:firstLine="0"/>
               <w:rPr>
-                <w:rFonts w:ascii="Times New Roman" w:cs="Times New Roman" w:eastAsia="Times New Roman" w:hAnsi="Times New Roman"/>
-              </w:rPr>
-            </w:pPr>
-            <w:r>
-              <w:rPr>
-                <w:rFonts w:ascii="Times New Roman" w:cs="Times New Roman" w:eastAsia="Times New Roman" w:hAnsi="Times New Roman"/>
+                <w:rFonts w:ascii="Tahoma" w:cs="Tahoma" w:eastAsia="Tahoma" w:hAnsi="Tahoma"/>
+              </w:rPr>
+            </w:pPr>
+            <w:r>
+              <w:rPr>
+                <w:rFonts w:ascii="Tahoma" w:cs="Tahoma" w:eastAsia="Tahoma" w:hAnsi="Tahoma"/>
                 <w:rtl w:val="0"/>
               </w:rPr>
               <w:t xml:space="preserve">Camera ID, room ID, stream URL, status</w:t>
@@ -17171,14 +17244,14 @@
               <w:spacing w:after="80" w:before="80" w:lineRule="auto"/>
               <w:ind w:left="80" w:firstLine="0"/>
               <w:rPr>
-                <w:rFonts w:ascii="Times New Roman" w:cs="Times New Roman" w:eastAsia="Times New Roman" w:hAnsi="Times New Roman"/>
-                <w:b w:val="1"/>
-                <w:bCs w:val="1"/>
-              </w:rPr>
-            </w:pPr>
-            <w:r>
-              <w:rPr>
-                <w:rFonts w:ascii="Times New Roman" w:cs="Times New Roman" w:eastAsia="Times New Roman" w:hAnsi="Times New Roman"/>
+                <w:rFonts w:ascii="Tahoma" w:cs="Tahoma" w:eastAsia="Tahoma" w:hAnsi="Tahoma"/>
+                <w:b w:val="1"/>
+                <w:bCs w:val="1"/>
+              </w:rPr>
+            </w:pPr>
+            <w:r>
+              <w:rPr>
+                <w:rFonts w:ascii="Tahoma" w:cs="Tahoma" w:eastAsia="Tahoma" w:hAnsi="Tahoma"/>
                 <w:b w:val="1"/>
                 <w:bCs w:val="1"/>
                 <w:rtl w:val="0"/>
@@ -17205,12 +17278,12 @@
               <w:spacing w:after="80" w:before="80" w:lineRule="auto"/>
               <w:ind w:left="80" w:firstLine="0"/>
               <w:rPr>
-                <w:rFonts w:ascii="Times New Roman" w:cs="Times New Roman" w:eastAsia="Times New Roman" w:hAnsi="Times New Roman"/>
-              </w:rPr>
-            </w:pPr>
-            <w:r>
-              <w:rPr>
-                <w:rFonts w:ascii="Times New Roman" w:cs="Times New Roman" w:eastAsia="Times New Roman" w:hAnsi="Times New Roman"/>
+                <w:rFonts w:ascii="Tahoma" w:cs="Tahoma" w:eastAsia="Tahoma" w:hAnsi="Tahoma"/>
+              </w:rPr>
+            </w:pPr>
+            <w:r>
+              <w:rPr>
+                <w:rFonts w:ascii="Tahoma" w:cs="Tahoma" w:eastAsia="Tahoma" w:hAnsi="Tahoma"/>
                 <w:rtl w:val="0"/>
               </w:rPr>
               <w:t xml:space="preserve">Notification ID, user ID, type, message, timestamp, read status</w:t>
@@ -17242,14 +17315,14 @@
               <w:spacing w:after="80" w:before="80" w:lineRule="auto"/>
               <w:ind w:left="80" w:firstLine="0"/>
               <w:rPr>
-                <w:rFonts w:ascii="Times New Roman" w:cs="Times New Roman" w:eastAsia="Times New Roman" w:hAnsi="Times New Roman"/>
-                <w:b w:val="1"/>
-                <w:bCs w:val="1"/>
-              </w:rPr>
-            </w:pPr>
-            <w:r>
-              <w:rPr>
-                <w:rFonts w:ascii="Times New Roman" w:cs="Times New Roman" w:eastAsia="Times New Roman" w:hAnsi="Times New Roman"/>
+                <w:rFonts w:ascii="Tahoma" w:cs="Tahoma" w:eastAsia="Tahoma" w:hAnsi="Tahoma"/>
+                <w:b w:val="1"/>
+                <w:bCs w:val="1"/>
+              </w:rPr>
+            </w:pPr>
+            <w:r>
+              <w:rPr>
+                <w:rFonts w:ascii="Tahoma" w:cs="Tahoma" w:eastAsia="Tahoma" w:hAnsi="Tahoma"/>
                 <w:b w:val="1"/>
                 <w:bCs w:val="1"/>
                 <w:rtl w:val="0"/>
@@ -17276,12 +17349,12 @@
               <w:spacing w:after="80" w:before="80" w:lineRule="auto"/>
               <w:ind w:left="80" w:firstLine="0"/>
               <w:rPr>
-                <w:rFonts w:ascii="Times New Roman" w:cs="Times New Roman" w:eastAsia="Times New Roman" w:hAnsi="Times New Roman"/>
-              </w:rPr>
-            </w:pPr>
-            <w:r>
-              <w:rPr>
-                <w:rFonts w:ascii="Times New Roman" w:cs="Times New Roman" w:eastAsia="Times New Roman" w:hAnsi="Times New Roman"/>
+                <w:rFonts w:ascii="Tahoma" w:cs="Tahoma" w:eastAsia="Tahoma" w:hAnsi="Tahoma"/>
+              </w:rPr>
+            </w:pPr>
+            <w:r>
+              <w:rPr>
+                <w:rFonts w:ascii="Tahoma" w:cs="Tahoma" w:eastAsia="Tahoma" w:hAnsi="Tahoma"/>
                 <w:rtl w:val="0"/>
               </w:rPr>
               <w:t xml:space="preserve">Harvest ID, tray ID, scheduled date, actual date, yield, status</w:t>
@@ -17313,14 +17386,14 @@
               <w:spacing w:after="80" w:before="80" w:lineRule="auto"/>
               <w:ind w:left="80" w:firstLine="0"/>
               <w:rPr>
-                <w:rFonts w:ascii="Times New Roman" w:cs="Times New Roman" w:eastAsia="Times New Roman" w:hAnsi="Times New Roman"/>
-                <w:b w:val="1"/>
-                <w:bCs w:val="1"/>
-              </w:rPr>
-            </w:pPr>
-            <w:r>
-              <w:rPr>
-                <w:rFonts w:ascii="Times New Roman" w:cs="Times New Roman" w:eastAsia="Times New Roman" w:hAnsi="Times New Roman"/>
+                <w:rFonts w:ascii="Tahoma" w:cs="Tahoma" w:eastAsia="Tahoma" w:hAnsi="Tahoma"/>
+                <w:b w:val="1"/>
+                <w:bCs w:val="1"/>
+              </w:rPr>
+            </w:pPr>
+            <w:r>
+              <w:rPr>
+                <w:rFonts w:ascii="Tahoma" w:cs="Tahoma" w:eastAsia="Tahoma" w:hAnsi="Tahoma"/>
                 <w:b w:val="1"/>
                 <w:bCs w:val="1"/>
                 <w:rtl w:val="0"/>
@@ -17347,12 +17420,12 @@
               <w:spacing w:after="80" w:before="80" w:lineRule="auto"/>
               <w:ind w:left="80" w:firstLine="0"/>
               <w:rPr>
-                <w:rFonts w:ascii="Times New Roman" w:cs="Times New Roman" w:eastAsia="Times New Roman" w:hAnsi="Times New Roman"/>
-              </w:rPr>
-            </w:pPr>
-            <w:r>
-              <w:rPr>
-                <w:rFonts w:ascii="Times New Roman" w:cs="Times New Roman" w:eastAsia="Times New Roman" w:hAnsi="Times New Roman"/>
+                <w:rFonts w:ascii="Tahoma" w:cs="Tahoma" w:eastAsia="Tahoma" w:hAnsi="Tahoma"/>
+              </w:rPr>
+            </w:pPr>
+            <w:r>
+              <w:rPr>
+                <w:rFonts w:ascii="Tahoma" w:cs="Tahoma" w:eastAsia="Tahoma" w:hAnsi="Tahoma"/>
                 <w:rtl w:val="0"/>
               </w:rPr>
               <w:t xml:space="preserve">Order ID, customer ID, shipper ID, pickup, delivery address, status, timestamps</w:t>
@@ -17366,7 +17439,7 @@
         <w:pStyle w:val="Heading3"/>
         <w:spacing w:after="0" w:before="40" w:line="259" w:lineRule="auto"/>
         <w:rPr>
-          <w:rFonts w:ascii="Times New Roman" w:cs="Times New Roman" w:eastAsia="Times New Roman" w:hAnsi="Times New Roman"/>
+          <w:rFonts w:ascii="Tahoma" w:cs="Tahoma" w:eastAsia="Tahoma" w:hAnsi="Tahoma"/>
         </w:rPr>
       </w:pPr>
       <w:bookmarkStart w:colFirst="0" w:colLast="0" w:name="_heading=h.t4k9jmujbmw4" w:id="25"/>
@@ -17382,7 +17455,7 @@
         <w:pStyle w:val="Heading3"/>
         <w:spacing w:after="0" w:before="40" w:line="259" w:lineRule="auto"/>
         <w:rPr>
-          <w:rFonts w:ascii="Times New Roman" w:cs="Times New Roman" w:eastAsia="Times New Roman" w:hAnsi="Times New Roman"/>
+          <w:rFonts w:ascii="Tahoma" w:cs="Tahoma" w:eastAsia="Tahoma" w:hAnsi="Tahoma"/>
           <w:b w:val="1"/>
           <w:bCs w:val="1"/>
           <w:color w:val="c00000"/>
@@ -17394,7 +17467,7 @@
       <w:bookmarkEnd w:id="26"/>
       <w:r>
         <w:rPr>
-          <w:rFonts w:ascii="Calibri" w:cs="Calibri" w:eastAsia="Calibri" w:hAnsi="Calibri"/>
+          <w:rFonts w:ascii="Tahoma" w:cs="Tahoma" w:eastAsia="Tahoma" w:hAnsi="Tahoma"/>
           <w:b w:val="1"/>
           <w:bCs w:val="1"/>
           <w:color w:val="000000"/>
@@ -17462,7 +17535,7 @@
               <w:spacing w:after="60" w:before="120" w:lineRule="auto"/>
               <w:ind w:left="80" w:firstLine="0"/>
               <w:rPr>
-                <w:rFonts w:ascii="Times New Roman" w:cs="Times New Roman" w:eastAsia="Times New Roman" w:hAnsi="Times New Roman"/>
+                <w:rFonts w:ascii="Tahoma" w:cs="Tahoma" w:eastAsia="Tahoma" w:hAnsi="Tahoma"/>
                 <w:b w:val="1"/>
                 <w:bCs w:val="1"/>
                 <w:sz w:val="20"/>
@@ -17471,7 +17544,7 @@
             </w:pPr>
             <w:r>
               <w:rPr>
-                <w:rFonts w:ascii="Times New Roman" w:cs="Times New Roman" w:eastAsia="Times New Roman" w:hAnsi="Times New Roman"/>
+                <w:rFonts w:ascii="Tahoma" w:cs="Tahoma" w:eastAsia="Tahoma" w:hAnsi="Tahoma"/>
                 <w:b w:val="1"/>
                 <w:bCs w:val="1"/>
                 <w:sz w:val="20"/>
@@ -17501,7 +17574,7 @@
               <w:spacing w:after="60" w:before="120" w:lineRule="auto"/>
               <w:ind w:left="80" w:firstLine="0"/>
               <w:rPr>
-                <w:rFonts w:ascii="Times New Roman" w:cs="Times New Roman" w:eastAsia="Times New Roman" w:hAnsi="Times New Roman"/>
+                <w:rFonts w:ascii="Tahoma" w:cs="Tahoma" w:eastAsia="Tahoma" w:hAnsi="Tahoma"/>
                 <w:b w:val="1"/>
                 <w:bCs w:val="1"/>
                 <w:sz w:val="20"/>
@@ -17510,7 +17583,7 @@
             </w:pPr>
             <w:r>
               <w:rPr>
-                <w:rFonts w:ascii="Times New Roman" w:cs="Times New Roman" w:eastAsia="Times New Roman" w:hAnsi="Times New Roman"/>
+                <w:rFonts w:ascii="Tahoma" w:cs="Tahoma" w:eastAsia="Tahoma" w:hAnsi="Tahoma"/>
                 <w:b w:val="1"/>
                 <w:bCs w:val="1"/>
                 <w:sz w:val="20"/>
@@ -17546,14 +17619,14 @@
               <w:spacing w:after="80" w:before="80" w:lineRule="auto"/>
               <w:ind w:left="80" w:firstLine="0"/>
               <w:rPr>
-                <w:rFonts w:ascii="Times New Roman" w:cs="Times New Roman" w:eastAsia="Times New Roman" w:hAnsi="Times New Roman"/>
-                <w:b w:val="1"/>
-                <w:bCs w:val="1"/>
-              </w:rPr>
-            </w:pPr>
-            <w:r>
-              <w:rPr>
-                <w:rFonts w:ascii="Times New Roman" w:cs="Times New Roman" w:eastAsia="Times New Roman" w:hAnsi="Times New Roman"/>
+                <w:rFonts w:ascii="Tahoma" w:cs="Tahoma" w:eastAsia="Tahoma" w:hAnsi="Tahoma"/>
+                <w:b w:val="1"/>
+                <w:bCs w:val="1"/>
+              </w:rPr>
+            </w:pPr>
+            <w:r>
+              <w:rPr>
+                <w:rFonts w:ascii="Tahoma" w:cs="Tahoma" w:eastAsia="Tahoma" w:hAnsi="Tahoma"/>
                 <w:b w:val="1"/>
                 <w:bCs w:val="1"/>
                 <w:rtl w:val="0"/>
@@ -17580,12 +17653,12 @@
               <w:spacing w:after="80" w:before="80" w:lineRule="auto"/>
               <w:ind w:left="80" w:firstLine="0"/>
               <w:rPr>
-                <w:rFonts w:ascii="Times New Roman" w:cs="Times New Roman" w:eastAsia="Times New Roman" w:hAnsi="Times New Roman"/>
-              </w:rPr>
-            </w:pPr>
-            <w:r>
-              <w:rPr>
-                <w:rFonts w:ascii="Times New Roman" w:cs="Times New Roman" w:eastAsia="Times New Roman" w:hAnsi="Times New Roman"/>
+                <w:rFonts w:ascii="Tahoma" w:cs="Tahoma" w:eastAsia="Tahoma" w:hAnsi="Tahoma"/>
+              </w:rPr>
+            </w:pPr>
+            <w:r>
+              <w:rPr>
+                <w:rFonts w:ascii="Tahoma" w:cs="Tahoma" w:eastAsia="Tahoma" w:hAnsi="Tahoma"/>
                 <w:rtl w:val="0"/>
               </w:rPr>
               <w:t xml:space="preserve">Stable Internet required for remote monitoring &amp; control</w:t>
@@ -17617,14 +17690,14 @@
               <w:spacing w:after="80" w:before="80" w:lineRule="auto"/>
               <w:ind w:left="80" w:firstLine="0"/>
               <w:rPr>
-                <w:rFonts w:ascii="Times New Roman" w:cs="Times New Roman" w:eastAsia="Times New Roman" w:hAnsi="Times New Roman"/>
-                <w:b w:val="1"/>
-                <w:bCs w:val="1"/>
-              </w:rPr>
-            </w:pPr>
-            <w:r>
-              <w:rPr>
-                <w:rFonts w:ascii="Times New Roman" w:cs="Times New Roman" w:eastAsia="Times New Roman" w:hAnsi="Times New Roman"/>
+                <w:rFonts w:ascii="Tahoma" w:cs="Tahoma" w:eastAsia="Tahoma" w:hAnsi="Tahoma"/>
+                <w:b w:val="1"/>
+                <w:bCs w:val="1"/>
+              </w:rPr>
+            </w:pPr>
+            <w:r>
+              <w:rPr>
+                <w:rFonts w:ascii="Tahoma" w:cs="Tahoma" w:eastAsia="Tahoma" w:hAnsi="Tahoma"/>
                 <w:b w:val="1"/>
                 <w:bCs w:val="1"/>
                 <w:rtl w:val="0"/>
@@ -17651,12 +17724,12 @@
               <w:spacing w:after="80" w:before="80" w:lineRule="auto"/>
               <w:ind w:left="80" w:firstLine="0"/>
               <w:rPr>
-                <w:rFonts w:ascii="Times New Roman" w:cs="Times New Roman" w:eastAsia="Times New Roman" w:hAnsi="Times New Roman"/>
-              </w:rPr>
-            </w:pPr>
-            <w:r>
-              <w:rPr>
-                <w:rFonts w:ascii="Times New Roman" w:cs="Times New Roman" w:eastAsia="Times New Roman" w:hAnsi="Times New Roman"/>
+                <w:rFonts w:ascii="Tahoma" w:cs="Tahoma" w:eastAsia="Tahoma" w:hAnsi="Tahoma"/>
+              </w:rPr>
+            </w:pPr>
+            <w:r>
+              <w:rPr>
+                <w:rFonts w:ascii="Tahoma" w:cs="Tahoma" w:eastAsia="Tahoma" w:hAnsi="Tahoma"/>
                 <w:rtl w:val="0"/>
               </w:rPr>
               <w:t xml:space="preserve">Data accuracy depends on sensor quality.</w:t>
@@ -17688,14 +17761,14 @@
               <w:spacing w:after="80" w:before="80" w:lineRule="auto"/>
               <w:ind w:left="80" w:firstLine="0"/>
               <w:rPr>
-                <w:rFonts w:ascii="Times New Roman" w:cs="Times New Roman" w:eastAsia="Times New Roman" w:hAnsi="Times New Roman"/>
-                <w:b w:val="1"/>
-                <w:bCs w:val="1"/>
-              </w:rPr>
-            </w:pPr>
-            <w:r>
-              <w:rPr>
-                <w:rFonts w:ascii="Times New Roman" w:cs="Times New Roman" w:eastAsia="Times New Roman" w:hAnsi="Times New Roman"/>
+                <w:rFonts w:ascii="Tahoma" w:cs="Tahoma" w:eastAsia="Tahoma" w:hAnsi="Tahoma"/>
+                <w:b w:val="1"/>
+                <w:bCs w:val="1"/>
+              </w:rPr>
+            </w:pPr>
+            <w:r>
+              <w:rPr>
+                <w:rFonts w:ascii="Tahoma" w:cs="Tahoma" w:eastAsia="Tahoma" w:hAnsi="Tahoma"/>
                 <w:b w:val="1"/>
                 <w:bCs w:val="1"/>
                 <w:rtl w:val="0"/>
@@ -17729,12 +17802,12 @@
               <w:spacing w:after="80" w:before="80" w:lineRule="auto"/>
               <w:ind w:left="80" w:firstLine="0"/>
               <w:rPr>
-                <w:rFonts w:ascii="Times New Roman" w:cs="Times New Roman" w:eastAsia="Times New Roman" w:hAnsi="Times New Roman"/>
-              </w:rPr>
-            </w:pPr>
-            <w:r>
-              <w:rPr>
-                <w:rFonts w:ascii="Times New Roman" w:cs="Times New Roman" w:eastAsia="Times New Roman" w:hAnsi="Times New Roman"/>
+                <w:rFonts w:ascii="Tahoma" w:cs="Tahoma" w:eastAsia="Tahoma" w:hAnsi="Tahoma"/>
+              </w:rPr>
+            </w:pPr>
+            <w:r>
+              <w:rPr>
+                <w:rFonts w:ascii="Tahoma" w:cs="Tahoma" w:eastAsia="Tahoma" w:hAnsi="Tahoma"/>
                 <w:rtl w:val="0"/>
               </w:rPr>
               <w:t xml:space="preserve">Camera quality depends on hardware &amp; bandwidth.</w:t>
@@ -17766,14 +17839,14 @@
               <w:spacing w:after="80" w:before="80" w:lineRule="auto"/>
               <w:ind w:left="80" w:firstLine="0"/>
               <w:rPr>
-                <w:rFonts w:ascii="Times New Roman" w:cs="Times New Roman" w:eastAsia="Times New Roman" w:hAnsi="Times New Roman"/>
-                <w:b w:val="1"/>
-                <w:bCs w:val="1"/>
-              </w:rPr>
-            </w:pPr>
-            <w:r>
-              <w:rPr>
-                <w:rFonts w:ascii="Times New Roman" w:cs="Times New Roman" w:eastAsia="Times New Roman" w:hAnsi="Times New Roman"/>
+                <w:rFonts w:ascii="Tahoma" w:cs="Tahoma" w:eastAsia="Tahoma" w:hAnsi="Tahoma"/>
+                <w:b w:val="1"/>
+                <w:bCs w:val="1"/>
+              </w:rPr>
+            </w:pPr>
+            <w:r>
+              <w:rPr>
+                <w:rFonts w:ascii="Tahoma" w:cs="Tahoma" w:eastAsia="Tahoma" w:hAnsi="Tahoma"/>
                 <w:b w:val="1"/>
                 <w:bCs w:val="1"/>
                 <w:rtl w:val="0"/>
@@ -17800,12 +17873,12 @@
               <w:spacing w:after="80" w:before="80" w:lineRule="auto"/>
               <w:ind w:left="80" w:firstLine="0"/>
               <w:rPr>
-                <w:rFonts w:ascii="Times New Roman" w:cs="Times New Roman" w:eastAsia="Times New Roman" w:hAnsi="Times New Roman"/>
-              </w:rPr>
-            </w:pPr>
-            <w:r>
-              <w:rPr>
-                <w:rFonts w:ascii="Times New Roman" w:cs="Times New Roman" w:eastAsia="Times New Roman" w:hAnsi="Times New Roman"/>
+                <w:rFonts w:ascii="Tahoma" w:cs="Tahoma" w:eastAsia="Tahoma" w:hAnsi="Tahoma"/>
+              </w:rPr>
+            </w:pPr>
+            <w:r>
+              <w:rPr>
+                <w:rFonts w:ascii="Tahoma" w:cs="Tahoma" w:eastAsia="Tahoma" w:hAnsi="Tahoma"/>
                 <w:rtl w:val="0"/>
               </w:rPr>
               <w:t xml:space="preserve">IoT control may experience delays due to network/device communication.</w:t>
@@ -17837,14 +17910,14 @@
               <w:spacing w:after="80" w:before="80" w:lineRule="auto"/>
               <w:ind w:left="80" w:firstLine="0"/>
               <w:rPr>
-                <w:rFonts w:ascii="Times New Roman" w:cs="Times New Roman" w:eastAsia="Times New Roman" w:hAnsi="Times New Roman"/>
-                <w:b w:val="1"/>
-                <w:bCs w:val="1"/>
-              </w:rPr>
-            </w:pPr>
-            <w:r>
-              <w:rPr>
-                <w:rFonts w:ascii="Times New Roman" w:cs="Times New Roman" w:eastAsia="Times New Roman" w:hAnsi="Times New Roman"/>
+                <w:rFonts w:ascii="Tahoma" w:cs="Tahoma" w:eastAsia="Tahoma" w:hAnsi="Tahoma"/>
+                <w:b w:val="1"/>
+                <w:bCs w:val="1"/>
+              </w:rPr>
+            </w:pPr>
+            <w:r>
+              <w:rPr>
+                <w:rFonts w:ascii="Tahoma" w:cs="Tahoma" w:eastAsia="Tahoma" w:hAnsi="Tahoma"/>
                 <w:b w:val="1"/>
                 <w:bCs w:val="1"/>
                 <w:rtl w:val="0"/>
@@ -17871,12 +17944,12 @@
               <w:spacing w:after="80" w:before="80" w:lineRule="auto"/>
               <w:ind w:left="80" w:firstLine="0"/>
               <w:rPr>
-                <w:rFonts w:ascii="Times New Roman" w:cs="Times New Roman" w:eastAsia="Times New Roman" w:hAnsi="Times New Roman"/>
-              </w:rPr>
-            </w:pPr>
-            <w:r>
-              <w:rPr>
-                <w:rFonts w:ascii="Times New Roman" w:cs="Times New Roman" w:eastAsia="Times New Roman" w:hAnsi="Times New Roman"/>
+                <w:rFonts w:ascii="Tahoma" w:cs="Tahoma" w:eastAsia="Tahoma" w:hAnsi="Tahoma"/>
+              </w:rPr>
+            </w:pPr>
+            <w:r>
+              <w:rPr>
+                <w:rFonts w:ascii="Tahoma" w:cs="Tahoma" w:eastAsia="Tahoma" w:hAnsi="Tahoma"/>
                 <w:rtl w:val="0"/>
               </w:rPr>
               <w:t xml:space="preserve">Delivery status depends on the Shipper updating correctly.</w:t>
@@ -17908,14 +17981,14 @@
               <w:spacing w:after="80" w:before="80" w:lineRule="auto"/>
               <w:ind w:left="80" w:firstLine="0"/>
               <w:rPr>
-                <w:rFonts w:ascii="Times New Roman" w:cs="Times New Roman" w:eastAsia="Times New Roman" w:hAnsi="Times New Roman"/>
-                <w:b w:val="1"/>
-                <w:bCs w:val="1"/>
-              </w:rPr>
-            </w:pPr>
-            <w:r>
-              <w:rPr>
-                <w:rFonts w:ascii="Times New Roman" w:cs="Times New Roman" w:eastAsia="Times New Roman" w:hAnsi="Times New Roman"/>
+                <w:rFonts w:ascii="Tahoma" w:cs="Tahoma" w:eastAsia="Tahoma" w:hAnsi="Tahoma"/>
+                <w:b w:val="1"/>
+                <w:bCs w:val="1"/>
+              </w:rPr>
+            </w:pPr>
+            <w:r>
+              <w:rPr>
+                <w:rFonts w:ascii="Tahoma" w:cs="Tahoma" w:eastAsia="Tahoma" w:hAnsi="Tahoma"/>
                 <w:b w:val="1"/>
                 <w:bCs w:val="1"/>
                 <w:rtl w:val="0"/>
@@ -17942,12 +18015,12 @@
               <w:spacing w:after="80" w:before="80" w:lineRule="auto"/>
               <w:ind w:left="80" w:firstLine="0"/>
               <w:rPr>
-                <w:rFonts w:ascii="Times New Roman" w:cs="Times New Roman" w:eastAsia="Times New Roman" w:hAnsi="Times New Roman"/>
-              </w:rPr>
-            </w:pPr>
-            <w:r>
-              <w:rPr>
-                <w:rFonts w:ascii="Times New Roman" w:cs="Times New Roman" w:eastAsia="Times New Roman" w:hAnsi="Times New Roman"/>
+                <w:rFonts w:ascii="Tahoma" w:cs="Tahoma" w:eastAsia="Tahoma" w:hAnsi="Tahoma"/>
+              </w:rPr>
+            </w:pPr>
+            <w:r>
+              <w:rPr>
+                <w:rFonts w:ascii="Tahoma" w:cs="Tahoma" w:eastAsia="Tahoma" w:hAnsi="Tahoma"/>
                 <w:rtl w:val="0"/>
               </w:rPr>
               <w:t xml:space="preserve">The system does not fully replace Farm Operator decisions.</w:t>
@@ -17979,14 +18052,14 @@
               <w:spacing w:after="80" w:before="80" w:lineRule="auto"/>
               <w:ind w:left="80" w:firstLine="0"/>
               <w:rPr>
-                <w:rFonts w:ascii="Times New Roman" w:cs="Times New Roman" w:eastAsia="Times New Roman" w:hAnsi="Times New Roman"/>
-                <w:b w:val="1"/>
-                <w:bCs w:val="1"/>
-              </w:rPr>
-            </w:pPr>
-            <w:r>
-              <w:rPr>
-                <w:rFonts w:ascii="Times New Roman" w:cs="Times New Roman" w:eastAsia="Times New Roman" w:hAnsi="Times New Roman"/>
+                <w:rFonts w:ascii="Tahoma" w:cs="Tahoma" w:eastAsia="Tahoma" w:hAnsi="Tahoma"/>
+                <w:b w:val="1"/>
+                <w:bCs w:val="1"/>
+              </w:rPr>
+            </w:pPr>
+            <w:r>
+              <w:rPr>
+                <w:rFonts w:ascii="Tahoma" w:cs="Tahoma" w:eastAsia="Tahoma" w:hAnsi="Tahoma"/>
                 <w:b w:val="1"/>
                 <w:bCs w:val="1"/>
                 <w:rtl w:val="0"/>
@@ -18013,12 +18086,12 @@
               <w:spacing w:after="80" w:before="80" w:lineRule="auto"/>
               <w:ind w:left="80" w:firstLine="0"/>
               <w:rPr>
-                <w:rFonts w:ascii="Times New Roman" w:cs="Times New Roman" w:eastAsia="Times New Roman" w:hAnsi="Times New Roman"/>
-              </w:rPr>
-            </w:pPr>
-            <w:r>
-              <w:rPr>
-                <w:rFonts w:ascii="Times New Roman" w:cs="Times New Roman" w:eastAsia="Times New Roman" w:hAnsi="Times New Roman"/>
+                <w:rFonts w:ascii="Tahoma" w:cs="Tahoma" w:eastAsia="Tahoma" w:hAnsi="Tahoma"/>
+              </w:rPr>
+            </w:pPr>
+            <w:r>
+              <w:rPr>
+                <w:rFonts w:ascii="Tahoma" w:cs="Tahoma" w:eastAsia="Tahoma" w:hAnsi="Tahoma"/>
                 <w:rtl w:val="0"/>
               </w:rPr>
               <w:t xml:space="preserve">The PCB fabrication (ESP32-S3 Gateway &amp; STM32 RS485 Nodes) and hardware assembly timeline directly affect the overall project schedule. </w:t>
@@ -18029,7 +18102,9 @@
     </w:tbl>
     <w:p>
       <w:pPr>
-        <w:rPr/>
+        <w:rPr>
+          <w:rFonts w:ascii="Tahoma" w:cs="Tahoma" w:eastAsia="Tahoma" w:hAnsi="Tahoma"/>
+        </w:rPr>
       </w:pPr>
       <w:r>
         <w:rPr>
@@ -18038,12 +18113,12 @@
       </w:r>
     </w:p>
     <w:sectPr>
-      <w:headerReference r:id="rId11" w:type="default"/>
-      <w:headerReference r:id="rId12" w:type="first"/>
-      <w:headerReference r:id="rId13" w:type="even"/>
-      <w:footerReference r:id="rId14" w:type="default"/>
-      <w:footerReference r:id="rId15" w:type="first"/>
-      <w:footerReference r:id="rId16" w:type="even"/>
+      <w:headerReference r:id="rId12" w:type="default"/>
+      <w:headerReference r:id="rId13" w:type="first"/>
+      <w:headerReference r:id="rId14" w:type="even"/>
+      <w:footerReference r:id="rId15" w:type="default"/>
+      <w:footerReference r:id="rId16" w:type="first"/>
+      <w:footerReference r:id="rId17" w:type="even"/>
       <w:pgSz w:h="16834" w:w="11909" w:orient="portrait"/>
       <w:pgMar w:bottom="1440" w:top="1440" w:left="1440" w:right="1440" w:header="720" w:footer="720"/>
       <w:pgNumType w:start="1"/>
@@ -20056,7 +20131,7 @@
 
 <file path=customXML/item1.xml><?xml version="1.0" encoding="utf-8"?>
 <go:gDocsCustomXmlDataStorage xmlns:go="http://customooxmlschemas.google.com/" xmlns:r="http://schemas.openxmlformats.org/officeDocument/2006/relationships" uri="GoogleDocsCustomDataVersion2">
-  <go:docsCustomData xmlns:go="http://customooxmlschemas.google.com/" roundtripDataSignature="AMtx7mgwI4Y5Fjc6ZdBuUwDX1p00HqWvLw==">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</go:docsCustomData>
+  <go:docsCustomData xmlns:go="http://customooxmlschemas.google.com/" roundtripDataSignature="AMtx7mizGQdtrvdQqbLyXBuHvgnpTdGmcg==">CgMxLjAaJQoBMBIgCh4IB0IaCgZUYWhvbWESEEFyaWFsIFVuaWNvZGUgTVMaJQoBMRIgCh4IB0IaCgZUYWhvbWESEEFyaWFsIFVuaWNvZGUgTVMaJQoBMhIgCh4IB0IaCgZUYWhvbWESEEFyaWFsIFVuaWNvZGUgTVMaJQoBMxIgCh4IB0IaCgZUYWhvbWESEEFyaWFsIFVuaWNvZGUgTVMaJQoBNBIgCh4IB0IaCgZUYWhvbWESEEFyaWFsIFVuaWNvZGUgTVMaJQoBNRIgCh4IB0IaCgZUYWhvbWESEEFyaWFsIFVuaWNvZGUgTVMaJQoBNhIgCh4IB0IaCgZUYWhvbWESEEFyaWFsIFVuaWNvZGUgTVMaJQoBNxIgCh4IB0IaCgZUYWhvbWESEEFyaWFsIFVuaWNvZGUgTVMaJQoBOBIgCh4IB0IaCgZUYWhvbWESEEFyaWFsIFVuaWNvZGUgTVMaJQoBORIgCh4IB0IaCgZUYWhvbWESEEFyaWFsIFVuaWNvZGUgTVMaJgoCMTASIAoeCAdCGgoGVGFob21hEhBBcmlhbCBVbmljb2RlIE1TGiYKAjExEiAKHggHQhoKBlRhaG9tYRIQQXJpYWwgVW5pY29kZSBNUxomCgIxMhIgCh4IB0IaCgZUYWhvbWESEEFyaWFsIFVuaWNvZGUgTVMaJgoCMTMSIAoeCAdCGgoGVGFob21hEhBBcmlhbCBVbmljb2RlIE1TMg1oLnliMWprMWFrbDlkMg5oLjV2cGQya3g4NXM0NzIOaC50Yzg0aGVubzN1NzgyDmgueXNheWx6OHRqcWluMg5oLjVzbTYxejV1a2F5ODIOaC5wOHV3OXNqYnNzeDYyDmguZ24xOHNoemgwdTBsMg5oLjZjMnVlNm11ZTFubDIOaC5ndDB1dWJ6Z3J6dGwyDmguYWZ0aGttZnA5dmFmMg5oLjV3YXhtbjY3Mmt0cjIOaC51dzRuZzF3dnF3dWcyDmgubnFqMjk4NGl5ZTZ6Mg5oLjFqb3AzZjFva3IzcDIOaC5hZ2V1N2phcjd1djMyDmgudzd1NHE0ajBnZW10Mg5oLjZlcmtocnR1bHNseTIOaC5tMXlnODd2eWszbzUyDmguZHA2bTV0YjB5ZGdxMg5oLnZtOHg5dndiam16aDIOaC5hZ3JlMzNnYXRqYXcyDmguam1qem55MzduMzJmMg5oLjZub2tpdnl2NG9jbzIOaC55Mzl1M2FvMmlseDMyDmguaDdsODY5dGJraWZ2Mg5oLnQ0azlqbXVqYm13NDIOaC5pYWk3Y3JpdmwzdXU4AHIhMVNFUld0eDA2ZVFVSC1pRHRwUTQwUTJvZGQtd19xbGZZ</go:docsCustomData>
 </go:gDocsCustomXmlDataStorage>
 </file>
 
